--- a/Lab-Cycle-Php.docx
+++ b/Lab-Cycle-Php.docx
@@ -1,6 +1,6 @@
 
 <file path=word/document.xml><?xml version="1.0" encoding="utf-8"?>
-<w:document xmlns:wpc="http://schemas.microsoft.com/office/word/2010/wordprocessingCanvas" xmlns:cx="http://schemas.microsoft.com/office/drawing/2014/chartex" xmlns:cx1="http://schemas.microsoft.com/office/drawing/2015/9/8/chartex" xmlns:cx2="http://schemas.microsoft.com/office/drawing/2015/10/21/chartex" xmlns:cx3="http://schemas.microsoft.com/office/drawing/2016/5/9/chartex" xmlns:cx4="http://schemas.microsoft.com/office/drawing/2016/5/10/chartex" xmlns:cx5="http://schemas.microsoft.com/office/drawing/2016/5/11/chartex" xmlns:cx6="http://schemas.microsoft.com/office/drawing/2016/5/12/chartex" xmlns:cx7="http://schemas.microsoft.com/office/drawing/2016/5/13/chartex" xmlns:cx8="http://schemas.microsoft.com/office/drawing/2016/5/14/chartex" xmlns:mc="http://schemas.openxmlformats.org/markup-compatibility/2006" xmlns:aink="http://schemas.microsoft.com/office/drawing/2016/ink" xmlns:am3d="http://schemas.microsoft.com/office/drawing/2017/model3d" xmlns:o="urn:schemas-microsoft-com:office:office" xmlns:oel="http://schemas.microsoft.com/office/2019/extlst" xmlns:r="http://schemas.openxmlformats.org/officeDocument/2006/relationships" xmlns:m="http://schemas.openxmlformats.org/officeDocument/2006/math" xmlns:v="urn:schemas-microsoft-com:vml" xmlns:wp14="http://schemas.microsoft.com/office/word/2010/wordprocessingDrawing" xmlns:wp="http://schemas.openxmlformats.org/drawingml/2006/wordprocessingDrawing" xmlns:w10="urn:schemas-microsoft-com:office:word" xmlns:w="http://schemas.openxmlformats.org/wordprocessingml/2006/main" xmlns:w14="http://schemas.microsoft.com/office/word/2010/wordml" xmlns:w15="http://schemas.microsoft.com/office/word/2012/wordml" xmlns:w16cex="http://schemas.microsoft.com/office/word/2018/wordml/cex" xmlns:w16cid="http://schemas.microsoft.com/office/word/2016/wordml/cid" xmlns:w16="http://schemas.microsoft.com/office/word/2018/wordml" xmlns:w16du="http://schemas.microsoft.com/office/word/2023/wordml/word16du" xmlns:w16sdtdh="http://schemas.microsoft.com/office/word/2020/wordml/sdtdatahash" xmlns:w16se="http://schemas.microsoft.com/office/word/2015/wordml/symex" xmlns:wpg="http://schemas.microsoft.com/office/word/2010/wordprocessingGroup" xmlns:wpi="http://schemas.microsoft.com/office/word/2010/wordprocessingInk" xmlns:wne="http://schemas.microsoft.com/office/word/2006/wordml" xmlns:wps="http://schemas.microsoft.com/office/word/2010/wordprocessingShape" mc:Ignorable="w14 w15 w16se w16cid w16 w16cex w16sdtdh w16du wp14">
+<w:document xmlns:wpc="http://schemas.microsoft.com/office/word/2010/wordprocessingCanvas" xmlns:cx="http://schemas.microsoft.com/office/drawing/2014/chartex" xmlns:cx1="http://schemas.microsoft.com/office/drawing/2015/9/8/chartex" xmlns:cx2="http://schemas.microsoft.com/office/drawing/2015/10/21/chartex" xmlns:cx3="http://schemas.microsoft.com/office/drawing/2016/5/9/chartex" xmlns:cx4="http://schemas.microsoft.com/office/drawing/2016/5/10/chartex" xmlns:cx5="http://schemas.microsoft.com/office/drawing/2016/5/11/chartex" xmlns:cx6="http://schemas.microsoft.com/office/drawing/2016/5/12/chartex" xmlns:cx7="http://schemas.microsoft.com/office/drawing/2016/5/13/chartex" xmlns:cx8="http://schemas.microsoft.com/office/drawing/2016/5/14/chartex" xmlns:mc="http://schemas.openxmlformats.org/markup-compatibility/2006" xmlns:aink="http://schemas.microsoft.com/office/drawing/2016/ink" xmlns:am3d="http://schemas.microsoft.com/office/drawing/2017/model3d" xmlns:o="urn:schemas-microsoft-com:office:office" xmlns:oel="http://schemas.microsoft.com/office/2019/extlst" xmlns:r="http://schemas.openxmlformats.org/officeDocument/2006/relationships" xmlns:m="http://schemas.openxmlformats.org/officeDocument/2006/math" xmlns:v="urn:schemas-microsoft-com:vml" xmlns:wp14="http://schemas.microsoft.com/office/word/2010/wordprocessingDrawing" xmlns:wp="http://schemas.openxmlformats.org/drawingml/2006/wordprocessingDrawing" xmlns:w10="urn:schemas-microsoft-com:office:word" xmlns:w="http://schemas.openxmlformats.org/wordprocessingml/2006/main" xmlns:w14="http://schemas.microsoft.com/office/word/2010/wordml" xmlns:w15="http://schemas.microsoft.com/office/word/2012/wordml" xmlns:w16cex="http://schemas.microsoft.com/office/word/2018/wordml/cex" xmlns:w16cid="http://schemas.microsoft.com/office/word/2016/wordml/cid" xmlns:w16="http://schemas.microsoft.com/office/word/2018/wordml" xmlns:w16du="http://schemas.microsoft.com/office/word/2023/wordml/word16du" xmlns:w16sdtdh="http://schemas.microsoft.com/office/word/2020/wordml/sdtdatahash" xmlns:w16sdtfl="http://schemas.microsoft.com/office/word/2024/wordml/sdtformatlock" xmlns:w16se="http://schemas.microsoft.com/office/word/2015/wordml/symex" xmlns:wpg="http://schemas.microsoft.com/office/word/2010/wordprocessingGroup" xmlns:wpi="http://schemas.microsoft.com/office/word/2010/wordprocessingInk" xmlns:wne="http://schemas.microsoft.com/office/word/2006/wordml" xmlns:wps="http://schemas.microsoft.com/office/word/2010/wordprocessingShape" mc:Ignorable="w14 w15 w16se w16cid w16 w16cex w16sdtdh w16sdtfl w16du wp14">
   <w:body>
     <w:p>
       <w:pPr>
@@ -99,6 +99,7 @@
         <w:tc>
           <w:tcPr>
             <w:tcW w:w="5497" w:type="dxa"/>
+            <w:vAlign w:val="center"/>
           </w:tcPr>
           <w:p>
             <w:pPr>
@@ -197,6 +198,7 @@
         <w:tc>
           <w:tcPr>
             <w:tcW w:w="5497" w:type="dxa"/>
+            <w:vAlign w:val="center"/>
           </w:tcPr>
           <w:p>
             <w:pPr>
@@ -294,6 +296,7 @@
         <w:tc>
           <w:tcPr>
             <w:tcW w:w="5497" w:type="dxa"/>
+            <w:vAlign w:val="center"/>
           </w:tcPr>
           <w:p>
             <w:pPr>
@@ -393,6 +396,7 @@
         <w:tc>
           <w:tcPr>
             <w:tcW w:w="5497" w:type="dxa"/>
+            <w:vAlign w:val="center"/>
           </w:tcPr>
           <w:p>
             <w:pPr>
@@ -490,6 +494,7 @@
         <w:tc>
           <w:tcPr>
             <w:tcW w:w="5497" w:type="dxa"/>
+            <w:vAlign w:val="center"/>
           </w:tcPr>
           <w:p>
             <w:pPr>
@@ -587,6 +592,7 @@
         <w:tc>
           <w:tcPr>
             <w:tcW w:w="5497" w:type="dxa"/>
+            <w:vAlign w:val="center"/>
           </w:tcPr>
           <w:p>
             <w:pPr>
@@ -684,6 +690,7 @@
         <w:tc>
           <w:tcPr>
             <w:tcW w:w="5497" w:type="dxa"/>
+            <w:vAlign w:val="center"/>
           </w:tcPr>
           <w:p>
             <w:pPr>
@@ -874,6 +881,7 @@
         <w:tc>
           <w:tcPr>
             <w:tcW w:w="5497" w:type="dxa"/>
+            <w:vAlign w:val="center"/>
           </w:tcPr>
           <w:p>
             <w:pPr>
@@ -885,6 +893,12 @@
                 <w:sz w:val="24"/>
               </w:rPr>
             </w:pPr>
+            <w:r>
+              <w:rPr>
+                <w:sz w:val="24"/>
+              </w:rPr>
+              <w:t>Factorial using functions</w:t>
+            </w:r>
           </w:p>
         </w:tc>
         <w:tc>
@@ -900,6 +914,12 @@
                 <w:sz w:val="24"/>
               </w:rPr>
             </w:pPr>
+            <w:r>
+              <w:rPr>
+                <w:sz w:val="24"/>
+              </w:rPr>
+              <w:t>13/02/2026</w:t>
+            </w:r>
           </w:p>
         </w:tc>
         <w:tc>
@@ -915,6 +935,12 @@
                 <w:sz w:val="24"/>
               </w:rPr>
             </w:pPr>
+            <w:r>
+              <w:rPr>
+                <w:sz w:val="24"/>
+              </w:rPr>
+              <w:t>18</w:t>
+            </w:r>
           </w:p>
         </w:tc>
       </w:tr>
@@ -947,6 +973,7 @@
         <w:tc>
           <w:tcPr>
             <w:tcW w:w="5497" w:type="dxa"/>
+            <w:vAlign w:val="center"/>
           </w:tcPr>
           <w:p>
             <w:pPr>
@@ -958,6 +985,12 @@
                 <w:sz w:val="24"/>
               </w:rPr>
             </w:pPr>
+            <w:r>
+              <w:rPr>
+                <w:sz w:val="24"/>
+              </w:rPr>
+              <w:t>Leap year or not program</w:t>
+            </w:r>
           </w:p>
         </w:tc>
         <w:tc>
@@ -973,6 +1006,12 @@
                 <w:sz w:val="24"/>
               </w:rPr>
             </w:pPr>
+            <w:r>
+              <w:rPr>
+                <w:sz w:val="24"/>
+              </w:rPr>
+              <w:t>13/02/2026</w:t>
+            </w:r>
           </w:p>
         </w:tc>
         <w:tc>
@@ -988,6 +1027,12 @@
                 <w:sz w:val="24"/>
               </w:rPr>
             </w:pPr>
+            <w:r>
+              <w:rPr>
+                <w:sz w:val="24"/>
+              </w:rPr>
+              <w:t>20</w:t>
+            </w:r>
           </w:p>
         </w:tc>
       </w:tr>
@@ -1020,6 +1065,489 @@
         <w:tc>
           <w:tcPr>
             <w:tcW w:w="5497" w:type="dxa"/>
+            <w:vAlign w:val="center"/>
+          </w:tcPr>
+          <w:p>
+            <w:pPr>
+              <w:pStyle w:val="TableParagraph"/>
+              <w:spacing w:line="276" w:lineRule="auto"/>
+              <w:ind w:left="0"/>
+              <w:jc w:val="left"/>
+              <w:rPr>
+                <w:sz w:val="24"/>
+              </w:rPr>
+            </w:pPr>
+            <w:r>
+              <w:rPr>
+                <w:sz w:val="24"/>
+              </w:rPr>
+              <w:t>Program to demonstrate class and objects</w:t>
+            </w:r>
+          </w:p>
+        </w:tc>
+        <w:tc>
+          <w:tcPr>
+            <w:tcW w:w="1448" w:type="dxa"/>
+            <w:vAlign w:val="center"/>
+          </w:tcPr>
+          <w:p>
+            <w:pPr>
+              <w:pStyle w:val="TableParagraph"/>
+              <w:ind w:left="0"/>
+              <w:rPr>
+                <w:sz w:val="24"/>
+              </w:rPr>
+            </w:pPr>
+            <w:r>
+              <w:rPr>
+                <w:sz w:val="24"/>
+              </w:rPr>
+              <w:t>17/02/2026</w:t>
+            </w:r>
+          </w:p>
+        </w:tc>
+        <w:tc>
+          <w:tcPr>
+            <w:tcW w:w="1134" w:type="dxa"/>
+            <w:vAlign w:val="center"/>
+          </w:tcPr>
+          <w:p>
+            <w:pPr>
+              <w:pStyle w:val="TableParagraph"/>
+              <w:ind w:left="0"/>
+              <w:rPr>
+                <w:sz w:val="24"/>
+              </w:rPr>
+            </w:pPr>
+            <w:r>
+              <w:rPr>
+                <w:sz w:val="24"/>
+              </w:rPr>
+              <w:t>22</w:t>
+            </w:r>
+          </w:p>
+        </w:tc>
+      </w:tr>
+      <w:tr>
+        <w:trPr>
+          <w:trHeight w:val="480"/>
+          <w:jc w:val="center"/>
+        </w:trPr>
+        <w:tc>
+          <w:tcPr>
+            <w:tcW w:w="983" w:type="dxa"/>
+          </w:tcPr>
+          <w:p>
+            <w:pPr>
+              <w:pStyle w:val="TableParagraph"/>
+              <w:spacing w:before="113"/>
+              <w:rPr>
+                <w:sz w:val="24"/>
+              </w:rPr>
+            </w:pPr>
+            <w:r>
+              <w:rPr>
+                <w:spacing w:val="-5"/>
+                <w:sz w:val="24"/>
+              </w:rPr>
+              <w:t>11</w:t>
+            </w:r>
+          </w:p>
+        </w:tc>
+        <w:tc>
+          <w:tcPr>
+            <w:tcW w:w="5497" w:type="dxa"/>
+            <w:vAlign w:val="center"/>
+          </w:tcPr>
+          <w:p>
+            <w:pPr>
+              <w:pStyle w:val="TableParagraph"/>
+              <w:spacing w:line="276" w:lineRule="auto"/>
+              <w:ind w:left="0"/>
+              <w:jc w:val="left"/>
+              <w:rPr>
+                <w:sz w:val="24"/>
+              </w:rPr>
+            </w:pPr>
+            <w:r>
+              <w:rPr>
+                <w:sz w:val="24"/>
+              </w:rPr>
+              <w:t>Program t</w:t>
+            </w:r>
+            <w:r>
+              <w:rPr>
+                <w:sz w:val="24"/>
+              </w:rPr>
+              <w:t>o demonstrate the inheritance</w:t>
+            </w:r>
+          </w:p>
+        </w:tc>
+        <w:tc>
+          <w:tcPr>
+            <w:tcW w:w="1448" w:type="dxa"/>
+            <w:vAlign w:val="center"/>
+          </w:tcPr>
+          <w:p>
+            <w:pPr>
+              <w:pStyle w:val="TableParagraph"/>
+              <w:ind w:left="0"/>
+              <w:rPr>
+                <w:sz w:val="24"/>
+              </w:rPr>
+            </w:pPr>
+            <w:r>
+              <w:rPr>
+                <w:sz w:val="24"/>
+              </w:rPr>
+              <w:t>17/02/2026</w:t>
+            </w:r>
+          </w:p>
+        </w:tc>
+        <w:tc>
+          <w:tcPr>
+            <w:tcW w:w="1134" w:type="dxa"/>
+            <w:vAlign w:val="center"/>
+          </w:tcPr>
+          <w:p>
+            <w:pPr>
+              <w:pStyle w:val="TableParagraph"/>
+              <w:ind w:left="0"/>
+              <w:rPr>
+                <w:sz w:val="24"/>
+              </w:rPr>
+            </w:pPr>
+            <w:r>
+              <w:rPr>
+                <w:sz w:val="24"/>
+              </w:rPr>
+              <w:t>24</w:t>
+            </w:r>
+          </w:p>
+        </w:tc>
+      </w:tr>
+      <w:tr>
+        <w:trPr>
+          <w:trHeight w:val="480"/>
+          <w:jc w:val="center"/>
+        </w:trPr>
+        <w:tc>
+          <w:tcPr>
+            <w:tcW w:w="983" w:type="dxa"/>
+          </w:tcPr>
+          <w:p>
+            <w:pPr>
+              <w:pStyle w:val="TableParagraph"/>
+              <w:spacing w:before="113"/>
+              <w:rPr>
+                <w:spacing w:val="-5"/>
+                <w:sz w:val="24"/>
+              </w:rPr>
+            </w:pPr>
+            <w:r>
+              <w:rPr>
+                <w:spacing w:val="-5"/>
+                <w:sz w:val="24"/>
+              </w:rPr>
+              <w:t>12</w:t>
+            </w:r>
+          </w:p>
+        </w:tc>
+        <w:tc>
+          <w:tcPr>
+            <w:tcW w:w="5497" w:type="dxa"/>
+            <w:vAlign w:val="center"/>
+          </w:tcPr>
+          <w:p>
+            <w:pPr>
+              <w:pStyle w:val="TableParagraph"/>
+              <w:spacing w:line="276" w:lineRule="auto"/>
+              <w:ind w:left="0"/>
+              <w:jc w:val="left"/>
+              <w:rPr>
+                <w:sz w:val="24"/>
+              </w:rPr>
+            </w:pPr>
+            <w:r>
+              <w:rPr>
+                <w:sz w:val="24"/>
+              </w:rPr>
+              <w:t>Program t</w:t>
+            </w:r>
+            <w:r>
+              <w:rPr>
+                <w:sz w:val="24"/>
+              </w:rPr>
+              <w:t xml:space="preserve">o demonstrate </w:t>
+            </w:r>
+            <w:r>
+              <w:rPr>
+                <w:sz w:val="24"/>
+              </w:rPr>
+              <w:t>interface</w:t>
+            </w:r>
+          </w:p>
+        </w:tc>
+        <w:tc>
+          <w:tcPr>
+            <w:tcW w:w="1448" w:type="dxa"/>
+            <w:vAlign w:val="center"/>
+          </w:tcPr>
+          <w:p>
+            <w:pPr>
+              <w:pStyle w:val="TableParagraph"/>
+              <w:ind w:left="0"/>
+              <w:rPr>
+                <w:sz w:val="24"/>
+              </w:rPr>
+            </w:pPr>
+            <w:r>
+              <w:rPr>
+                <w:sz w:val="24"/>
+              </w:rPr>
+              <w:t>20/02/2026</w:t>
+            </w:r>
+          </w:p>
+        </w:tc>
+        <w:tc>
+          <w:tcPr>
+            <w:tcW w:w="1134" w:type="dxa"/>
+            <w:vAlign w:val="center"/>
+          </w:tcPr>
+          <w:p>
+            <w:pPr>
+              <w:pStyle w:val="TableParagraph"/>
+              <w:ind w:left="0"/>
+              <w:rPr>
+                <w:sz w:val="24"/>
+              </w:rPr>
+            </w:pPr>
+            <w:r>
+              <w:rPr>
+                <w:sz w:val="24"/>
+              </w:rPr>
+              <w:t>26</w:t>
+            </w:r>
+          </w:p>
+        </w:tc>
+      </w:tr>
+      <w:tr>
+        <w:trPr>
+          <w:trHeight w:val="480"/>
+          <w:jc w:val="center"/>
+        </w:trPr>
+        <w:tc>
+          <w:tcPr>
+            <w:tcW w:w="983" w:type="dxa"/>
+          </w:tcPr>
+          <w:p>
+            <w:pPr>
+              <w:pStyle w:val="TableParagraph"/>
+              <w:spacing w:before="113"/>
+              <w:rPr>
+                <w:spacing w:val="-5"/>
+                <w:sz w:val="24"/>
+              </w:rPr>
+            </w:pPr>
+            <w:r>
+              <w:rPr>
+                <w:spacing w:val="-5"/>
+                <w:sz w:val="24"/>
+              </w:rPr>
+              <w:t>13</w:t>
+            </w:r>
+          </w:p>
+        </w:tc>
+        <w:tc>
+          <w:tcPr>
+            <w:tcW w:w="5497" w:type="dxa"/>
+            <w:vAlign w:val="center"/>
+          </w:tcPr>
+          <w:p>
+            <w:pPr>
+              <w:pStyle w:val="TableParagraph"/>
+              <w:spacing w:line="276" w:lineRule="auto"/>
+              <w:ind w:left="0"/>
+              <w:jc w:val="left"/>
+              <w:rPr>
+                <w:sz w:val="24"/>
+              </w:rPr>
+            </w:pPr>
+            <w:r>
+              <w:rPr>
+                <w:sz w:val="24"/>
+              </w:rPr>
+              <w:t>Demonstrating Constructor and Destructor</w:t>
+            </w:r>
+          </w:p>
+        </w:tc>
+        <w:tc>
+          <w:tcPr>
+            <w:tcW w:w="1448" w:type="dxa"/>
+            <w:vAlign w:val="center"/>
+          </w:tcPr>
+          <w:p>
+            <w:pPr>
+              <w:pStyle w:val="TableParagraph"/>
+              <w:ind w:left="0"/>
+              <w:rPr>
+                <w:sz w:val="24"/>
+              </w:rPr>
+            </w:pPr>
+            <w:r>
+              <w:rPr>
+                <w:sz w:val="24"/>
+              </w:rPr>
+              <w:t>20/02/2026</w:t>
+            </w:r>
+          </w:p>
+        </w:tc>
+        <w:tc>
+          <w:tcPr>
+            <w:tcW w:w="1134" w:type="dxa"/>
+            <w:vAlign w:val="center"/>
+          </w:tcPr>
+          <w:p>
+            <w:pPr>
+              <w:pStyle w:val="TableParagraph"/>
+              <w:ind w:left="0"/>
+              <w:rPr>
+                <w:sz w:val="24"/>
+              </w:rPr>
+            </w:pPr>
+            <w:r>
+              <w:rPr>
+                <w:sz w:val="24"/>
+              </w:rPr>
+              <w:t>28</w:t>
+            </w:r>
+          </w:p>
+        </w:tc>
+      </w:tr>
+      <w:tr>
+        <w:trPr>
+          <w:trHeight w:val="480"/>
+          <w:jc w:val="center"/>
+        </w:trPr>
+        <w:tc>
+          <w:tcPr>
+            <w:tcW w:w="983" w:type="dxa"/>
+          </w:tcPr>
+          <w:p>
+            <w:pPr>
+              <w:pStyle w:val="TableParagraph"/>
+              <w:spacing w:before="113"/>
+              <w:rPr>
+                <w:spacing w:val="-5"/>
+                <w:sz w:val="24"/>
+              </w:rPr>
+            </w:pPr>
+            <w:r>
+              <w:rPr>
+                <w:spacing w:val="-5"/>
+                <w:sz w:val="24"/>
+              </w:rPr>
+              <w:t>14</w:t>
+            </w:r>
+          </w:p>
+        </w:tc>
+        <w:tc>
+          <w:tcPr>
+            <w:tcW w:w="5497" w:type="dxa"/>
+            <w:vAlign w:val="center"/>
+          </w:tcPr>
+          <w:p>
+            <w:pPr>
+              <w:pStyle w:val="TableParagraph"/>
+              <w:spacing w:line="276" w:lineRule="auto"/>
+              <w:ind w:left="0"/>
+              <w:jc w:val="left"/>
+              <w:rPr>
+                <w:sz w:val="24"/>
+              </w:rPr>
+            </w:pPr>
+            <w:r>
+              <w:rPr>
+                <w:sz w:val="24"/>
+              </w:rPr>
+              <w:t>Demonstrating Access Specifiers in PHP</w:t>
+            </w:r>
+          </w:p>
+        </w:tc>
+        <w:tc>
+          <w:tcPr>
+            <w:tcW w:w="1448" w:type="dxa"/>
+            <w:vAlign w:val="center"/>
+          </w:tcPr>
+          <w:p>
+            <w:pPr>
+              <w:pStyle w:val="TableParagraph"/>
+              <w:ind w:left="0"/>
+              <w:rPr>
+                <w:sz w:val="24"/>
+              </w:rPr>
+            </w:pPr>
+            <w:r>
+              <w:rPr>
+                <w:sz w:val="24"/>
+              </w:rPr>
+              <w:t>20/02/2026</w:t>
+            </w:r>
+          </w:p>
+        </w:tc>
+        <w:tc>
+          <w:tcPr>
+            <w:tcW w:w="1134" w:type="dxa"/>
+            <w:vAlign w:val="center"/>
+          </w:tcPr>
+          <w:p>
+            <w:pPr>
+              <w:pStyle w:val="TableParagraph"/>
+              <w:ind w:left="0"/>
+              <w:rPr>
+                <w:sz w:val="24"/>
+              </w:rPr>
+            </w:pPr>
+            <w:r>
+              <w:rPr>
+                <w:sz w:val="24"/>
+              </w:rPr>
+              <w:t>30</w:t>
+            </w:r>
+          </w:p>
+        </w:tc>
+      </w:tr>
+      <w:tr>
+        <w:trPr>
+          <w:trHeight w:val="480"/>
+          <w:jc w:val="center"/>
+        </w:trPr>
+        <w:tc>
+          <w:tcPr>
+            <w:tcW w:w="983" w:type="dxa"/>
+          </w:tcPr>
+          <w:p>
+            <w:pPr>
+              <w:pStyle w:val="TableParagraph"/>
+              <w:spacing w:before="113"/>
+              <w:rPr>
+                <w:spacing w:val="-5"/>
+                <w:sz w:val="24"/>
+              </w:rPr>
+            </w:pPr>
+            <w:r>
+              <w:rPr>
+                <w:spacing w:val="-5"/>
+                <w:sz w:val="24"/>
+              </w:rPr>
+              <w:t>15</w:t>
+            </w:r>
+          </w:p>
+        </w:tc>
+        <w:tc>
+          <w:tcPr>
+            <w:tcW w:w="5497" w:type="dxa"/>
+            <w:vAlign w:val="center"/>
           </w:tcPr>
           <w:p>
             <w:pPr>
@@ -1078,6 +1606,7 @@
               <w:pStyle w:val="TableParagraph"/>
               <w:spacing w:before="113"/>
               <w:rPr>
+                <w:spacing w:val="-5"/>
                 <w:sz w:val="24"/>
               </w:rPr>
             </w:pPr>
@@ -1086,13 +1615,14 @@
                 <w:spacing w:val="-5"/>
                 <w:sz w:val="24"/>
               </w:rPr>
-              <w:t>11</w:t>
+              <w:t>16</w:t>
             </w:r>
           </w:p>
         </w:tc>
         <w:tc>
           <w:tcPr>
             <w:tcW w:w="5497" w:type="dxa"/>
+            <w:vAlign w:val="center"/>
           </w:tcPr>
           <w:p>
             <w:pPr>
@@ -1160,13 +1690,14 @@
                 <w:spacing w:val="-5"/>
                 <w:sz w:val="24"/>
               </w:rPr>
-              <w:t>12</w:t>
+              <w:t>17</w:t>
             </w:r>
           </w:p>
         </w:tc>
         <w:tc>
           <w:tcPr>
             <w:tcW w:w="5497" w:type="dxa"/>
+            <w:vAlign w:val="center"/>
           </w:tcPr>
           <w:p>
             <w:pPr>
@@ -1234,13 +1765,14 @@
                 <w:spacing w:val="-5"/>
                 <w:sz w:val="24"/>
               </w:rPr>
-              <w:t>13</w:t>
+              <w:t>18</w:t>
             </w:r>
           </w:p>
         </w:tc>
         <w:tc>
           <w:tcPr>
             <w:tcW w:w="5497" w:type="dxa"/>
+            <w:vAlign w:val="center"/>
           </w:tcPr>
           <w:p>
             <w:pPr>
@@ -1308,13 +1840,14 @@
                 <w:spacing w:val="-5"/>
                 <w:sz w:val="24"/>
               </w:rPr>
-              <w:t>14</w:t>
+              <w:t>18</w:t>
             </w:r>
           </w:p>
         </w:tc>
         <w:tc>
           <w:tcPr>
             <w:tcW w:w="5497" w:type="dxa"/>
+            <w:vAlign w:val="center"/>
           </w:tcPr>
           <w:p>
             <w:pPr>
@@ -1382,13 +1915,14 @@
                 <w:spacing w:val="-5"/>
                 <w:sz w:val="24"/>
               </w:rPr>
-              <w:t>15</w:t>
+              <w:t>20</w:t>
             </w:r>
           </w:p>
         </w:tc>
         <w:tc>
           <w:tcPr>
             <w:tcW w:w="5497" w:type="dxa"/>
+            <w:vAlign w:val="center"/>
           </w:tcPr>
           <w:p>
             <w:pPr>
@@ -1456,13 +1990,14 @@
                 <w:spacing w:val="-5"/>
                 <w:sz w:val="24"/>
               </w:rPr>
-              <w:t>16</w:t>
+              <w:t>21</w:t>
             </w:r>
           </w:p>
         </w:tc>
         <w:tc>
           <w:tcPr>
             <w:tcW w:w="5497" w:type="dxa"/>
+            <w:vAlign w:val="center"/>
           </w:tcPr>
           <w:p>
             <w:pPr>
@@ -1530,13 +2065,14 @@
                 <w:spacing w:val="-5"/>
                 <w:sz w:val="24"/>
               </w:rPr>
-              <w:t>17</w:t>
+              <w:t>22</w:t>
             </w:r>
           </w:p>
         </w:tc>
         <w:tc>
           <w:tcPr>
             <w:tcW w:w="5497" w:type="dxa"/>
+            <w:vAlign w:val="center"/>
           </w:tcPr>
           <w:p>
             <w:pPr>
@@ -1604,13 +2140,14 @@
                 <w:spacing w:val="-5"/>
                 <w:sz w:val="24"/>
               </w:rPr>
-              <w:t>18</w:t>
+              <w:t>23</w:t>
             </w:r>
           </w:p>
         </w:tc>
         <w:tc>
           <w:tcPr>
             <w:tcW w:w="5497" w:type="dxa"/>
+            <w:vAlign w:val="center"/>
           </w:tcPr>
           <w:p>
             <w:pPr>
@@ -1678,13 +2215,14 @@
                 <w:spacing w:val="-5"/>
                 <w:sz w:val="24"/>
               </w:rPr>
-              <w:t>18</w:t>
+              <w:t>24</w:t>
             </w:r>
           </w:p>
         </w:tc>
         <w:tc>
           <w:tcPr>
             <w:tcW w:w="5497" w:type="dxa"/>
+            <w:vAlign w:val="center"/>
           </w:tcPr>
           <w:p>
             <w:pPr>
@@ -1752,13 +2290,14 @@
                 <w:spacing w:val="-5"/>
                 <w:sz w:val="24"/>
               </w:rPr>
-              <w:t>20</w:t>
+              <w:t>25</w:t>
             </w:r>
           </w:p>
         </w:tc>
         <w:tc>
           <w:tcPr>
             <w:tcW w:w="5497" w:type="dxa"/>
+            <w:vAlign w:val="center"/>
           </w:tcPr>
           <w:p>
             <w:pPr>
@@ -1826,13 +2365,15 @@
                 <w:spacing w:val="-5"/>
                 <w:sz w:val="24"/>
               </w:rPr>
-              <w:t>21</w:t>
+              <w:lastRenderedPageBreak/>
+              <w:t>26</w:t>
             </w:r>
           </w:p>
         </w:tc>
         <w:tc>
           <w:tcPr>
             <w:tcW w:w="5497" w:type="dxa"/>
+            <w:vAlign w:val="center"/>
           </w:tcPr>
           <w:p>
             <w:pPr>
@@ -1900,13 +2441,14 @@
                 <w:spacing w:val="-5"/>
                 <w:sz w:val="24"/>
               </w:rPr>
-              <w:t>22</w:t>
+              <w:t>27</w:t>
             </w:r>
           </w:p>
         </w:tc>
         <w:tc>
           <w:tcPr>
             <w:tcW w:w="5497" w:type="dxa"/>
+            <w:vAlign w:val="center"/>
           </w:tcPr>
           <w:p>
             <w:pPr>
@@ -1974,13 +2516,14 @@
                 <w:spacing w:val="-5"/>
                 <w:sz w:val="24"/>
               </w:rPr>
-              <w:t>23</w:t>
+              <w:t>28</w:t>
             </w:r>
           </w:p>
         </w:tc>
         <w:tc>
           <w:tcPr>
             <w:tcW w:w="5497" w:type="dxa"/>
+            <w:vAlign w:val="center"/>
           </w:tcPr>
           <w:p>
             <w:pPr>
@@ -2048,13 +2591,14 @@
                 <w:spacing w:val="-5"/>
                 <w:sz w:val="24"/>
               </w:rPr>
-              <w:t>24</w:t>
+              <w:t>29</w:t>
             </w:r>
           </w:p>
         </w:tc>
         <w:tc>
           <w:tcPr>
             <w:tcW w:w="5497" w:type="dxa"/>
+            <w:vAlign w:val="center"/>
           </w:tcPr>
           <w:p>
             <w:pPr>
@@ -2122,13 +2666,14 @@
                 <w:spacing w:val="-5"/>
                 <w:sz w:val="24"/>
               </w:rPr>
-              <w:t>25</w:t>
+              <w:t>30</w:t>
             </w:r>
           </w:p>
         </w:tc>
         <w:tc>
           <w:tcPr>
             <w:tcW w:w="5497" w:type="dxa"/>
+            <w:vAlign w:val="center"/>
           </w:tcPr>
           <w:p>
             <w:pPr>
@@ -2191,19 +2736,12 @@
                 <w:sz w:val="24"/>
               </w:rPr>
             </w:pPr>
-            <w:r>
-              <w:rPr>
-                <w:spacing w:val="-5"/>
-                <w:sz w:val="24"/>
-              </w:rPr>
-              <w:lastRenderedPageBreak/>
-              <w:t>26</w:t>
-            </w:r>
           </w:p>
         </w:tc>
         <w:tc>
           <w:tcPr>
             <w:tcW w:w="5497" w:type="dxa"/>
+            <w:vAlign w:val="center"/>
           </w:tcPr>
           <w:p>
             <w:pPr>
@@ -2266,18 +2804,12 @@
                 <w:sz w:val="24"/>
               </w:rPr>
             </w:pPr>
-            <w:r>
-              <w:rPr>
-                <w:spacing w:val="-5"/>
-                <w:sz w:val="24"/>
-              </w:rPr>
-              <w:t>27</w:t>
-            </w:r>
           </w:p>
         </w:tc>
         <w:tc>
           <w:tcPr>
             <w:tcW w:w="5497" w:type="dxa"/>
+            <w:vAlign w:val="center"/>
           </w:tcPr>
           <w:p>
             <w:pPr>
@@ -2340,18 +2872,12 @@
                 <w:sz w:val="24"/>
               </w:rPr>
             </w:pPr>
-            <w:r>
-              <w:rPr>
-                <w:spacing w:val="-5"/>
-                <w:sz w:val="24"/>
-              </w:rPr>
-              <w:t>28</w:t>
-            </w:r>
           </w:p>
         </w:tc>
         <w:tc>
           <w:tcPr>
             <w:tcW w:w="5497" w:type="dxa"/>
+            <w:vAlign w:val="center"/>
           </w:tcPr>
           <w:p>
             <w:pPr>
@@ -2414,18 +2940,12 @@
                 <w:sz w:val="24"/>
               </w:rPr>
             </w:pPr>
-            <w:r>
-              <w:rPr>
-                <w:spacing w:val="-5"/>
-                <w:sz w:val="24"/>
-              </w:rPr>
-              <w:t>29</w:t>
-            </w:r>
           </w:p>
         </w:tc>
         <w:tc>
           <w:tcPr>
             <w:tcW w:w="5497" w:type="dxa"/>
+            <w:vAlign w:val="center"/>
           </w:tcPr>
           <w:p>
             <w:pPr>
@@ -2488,18 +3008,12 @@
                 <w:sz w:val="24"/>
               </w:rPr>
             </w:pPr>
-            <w:r>
-              <w:rPr>
-                <w:spacing w:val="-5"/>
-                <w:sz w:val="24"/>
-              </w:rPr>
-              <w:t>30</w:t>
-            </w:r>
           </w:p>
         </w:tc>
         <w:tc>
           <w:tcPr>
             <w:tcW w:w="5497" w:type="dxa"/>
+            <w:vAlign w:val="center"/>
           </w:tcPr>
           <w:p>
             <w:pPr>
@@ -2567,6 +3081,7 @@
         <w:tc>
           <w:tcPr>
             <w:tcW w:w="5497" w:type="dxa"/>
+            <w:vAlign w:val="center"/>
           </w:tcPr>
           <w:p>
             <w:pPr>
@@ -2634,6 +3149,7 @@
         <w:tc>
           <w:tcPr>
             <w:tcW w:w="5497" w:type="dxa"/>
+            <w:vAlign w:val="center"/>
           </w:tcPr>
           <w:p>
             <w:pPr>
@@ -2701,6 +3217,7 @@
         <w:tc>
           <w:tcPr>
             <w:tcW w:w="5497" w:type="dxa"/>
+            <w:vAlign w:val="center"/>
           </w:tcPr>
           <w:p>
             <w:pPr>
@@ -2768,6 +3285,7 @@
         <w:tc>
           <w:tcPr>
             <w:tcW w:w="5497" w:type="dxa"/>
+            <w:vAlign w:val="center"/>
           </w:tcPr>
           <w:p>
             <w:pPr>
@@ -2835,6 +3353,7 @@
         <w:tc>
           <w:tcPr>
             <w:tcW w:w="5497" w:type="dxa"/>
+            <w:vAlign w:val="center"/>
           </w:tcPr>
           <w:p>
             <w:pPr>
@@ -2902,6 +3421,7 @@
         <w:tc>
           <w:tcPr>
             <w:tcW w:w="5497" w:type="dxa"/>
+            <w:vAlign w:val="center"/>
           </w:tcPr>
           <w:p>
             <w:pPr>
@@ -2969,6 +3489,7 @@
         <w:tc>
           <w:tcPr>
             <w:tcW w:w="5497" w:type="dxa"/>
+            <w:vAlign w:val="center"/>
           </w:tcPr>
           <w:p>
             <w:pPr>
@@ -3036,6 +3557,7 @@
         <w:tc>
           <w:tcPr>
             <w:tcW w:w="5497" w:type="dxa"/>
+            <w:vAlign w:val="center"/>
           </w:tcPr>
           <w:p>
             <w:pPr>
@@ -3103,6 +3625,7 @@
         <w:tc>
           <w:tcPr>
             <w:tcW w:w="5497" w:type="dxa"/>
+            <w:vAlign w:val="center"/>
           </w:tcPr>
           <w:p>
             <w:pPr>
@@ -3170,6 +3693,7 @@
         <w:tc>
           <w:tcPr>
             <w:tcW w:w="5497" w:type="dxa"/>
+            <w:vAlign w:val="center"/>
           </w:tcPr>
           <w:p>
             <w:pPr>
@@ -3237,6 +3761,7 @@
         <w:tc>
           <w:tcPr>
             <w:tcW w:w="5497" w:type="dxa"/>
+            <w:vAlign w:val="center"/>
           </w:tcPr>
           <w:p>
             <w:pPr>
@@ -3304,6 +3829,7 @@
         <w:tc>
           <w:tcPr>
             <w:tcW w:w="5497" w:type="dxa"/>
+            <w:vAlign w:val="center"/>
           </w:tcPr>
           <w:p>
             <w:pPr>
@@ -3371,6 +3897,7 @@
         <w:tc>
           <w:tcPr>
             <w:tcW w:w="5497" w:type="dxa"/>
+            <w:vAlign w:val="center"/>
           </w:tcPr>
           <w:p>
             <w:pPr>
@@ -3438,341 +3965,7 @@
         <w:tc>
           <w:tcPr>
             <w:tcW w:w="5497" w:type="dxa"/>
-          </w:tcPr>
-          <w:p>
-            <w:pPr>
-              <w:pStyle w:val="TableParagraph"/>
-              <w:spacing w:line="276" w:lineRule="auto"/>
-              <w:ind w:left="0"/>
-              <w:jc w:val="left"/>
-              <w:rPr>
-                <w:sz w:val="24"/>
-              </w:rPr>
-            </w:pPr>
-          </w:p>
-        </w:tc>
-        <w:tc>
-          <w:tcPr>
-            <w:tcW w:w="1448" w:type="dxa"/>
             <w:vAlign w:val="center"/>
-          </w:tcPr>
-          <w:p>
-            <w:pPr>
-              <w:pStyle w:val="TableParagraph"/>
-              <w:ind w:left="0"/>
-              <w:rPr>
-                <w:sz w:val="24"/>
-              </w:rPr>
-            </w:pPr>
-          </w:p>
-        </w:tc>
-        <w:tc>
-          <w:tcPr>
-            <w:tcW w:w="1134" w:type="dxa"/>
-            <w:vAlign w:val="center"/>
-          </w:tcPr>
-          <w:p>
-            <w:pPr>
-              <w:pStyle w:val="TableParagraph"/>
-              <w:ind w:left="0"/>
-              <w:rPr>
-                <w:sz w:val="24"/>
-              </w:rPr>
-            </w:pPr>
-          </w:p>
-        </w:tc>
-      </w:tr>
-      <w:tr>
-        <w:trPr>
-          <w:trHeight w:val="480"/>
-          <w:jc w:val="center"/>
-        </w:trPr>
-        <w:tc>
-          <w:tcPr>
-            <w:tcW w:w="983" w:type="dxa"/>
-          </w:tcPr>
-          <w:p>
-            <w:pPr>
-              <w:pStyle w:val="TableParagraph"/>
-              <w:spacing w:before="113"/>
-              <w:rPr>
-                <w:spacing w:val="-5"/>
-                <w:sz w:val="24"/>
-              </w:rPr>
-            </w:pPr>
-          </w:p>
-        </w:tc>
-        <w:tc>
-          <w:tcPr>
-            <w:tcW w:w="5497" w:type="dxa"/>
-          </w:tcPr>
-          <w:p>
-            <w:pPr>
-              <w:pStyle w:val="TableParagraph"/>
-              <w:spacing w:line="276" w:lineRule="auto"/>
-              <w:ind w:left="0"/>
-              <w:jc w:val="left"/>
-              <w:rPr>
-                <w:sz w:val="24"/>
-              </w:rPr>
-            </w:pPr>
-          </w:p>
-        </w:tc>
-        <w:tc>
-          <w:tcPr>
-            <w:tcW w:w="1448" w:type="dxa"/>
-            <w:vAlign w:val="center"/>
-          </w:tcPr>
-          <w:p>
-            <w:pPr>
-              <w:pStyle w:val="TableParagraph"/>
-              <w:ind w:left="0"/>
-              <w:rPr>
-                <w:sz w:val="24"/>
-              </w:rPr>
-            </w:pPr>
-          </w:p>
-        </w:tc>
-        <w:tc>
-          <w:tcPr>
-            <w:tcW w:w="1134" w:type="dxa"/>
-            <w:vAlign w:val="center"/>
-          </w:tcPr>
-          <w:p>
-            <w:pPr>
-              <w:pStyle w:val="TableParagraph"/>
-              <w:ind w:left="0"/>
-              <w:rPr>
-                <w:sz w:val="24"/>
-              </w:rPr>
-            </w:pPr>
-          </w:p>
-        </w:tc>
-      </w:tr>
-      <w:tr>
-        <w:trPr>
-          <w:trHeight w:val="480"/>
-          <w:jc w:val="center"/>
-        </w:trPr>
-        <w:tc>
-          <w:tcPr>
-            <w:tcW w:w="983" w:type="dxa"/>
-          </w:tcPr>
-          <w:p>
-            <w:pPr>
-              <w:pStyle w:val="TableParagraph"/>
-              <w:spacing w:before="113"/>
-              <w:rPr>
-                <w:spacing w:val="-5"/>
-                <w:sz w:val="24"/>
-              </w:rPr>
-            </w:pPr>
-          </w:p>
-        </w:tc>
-        <w:tc>
-          <w:tcPr>
-            <w:tcW w:w="5497" w:type="dxa"/>
-          </w:tcPr>
-          <w:p>
-            <w:pPr>
-              <w:pStyle w:val="TableParagraph"/>
-              <w:spacing w:line="276" w:lineRule="auto"/>
-              <w:ind w:left="0"/>
-              <w:jc w:val="left"/>
-              <w:rPr>
-                <w:sz w:val="24"/>
-              </w:rPr>
-            </w:pPr>
-          </w:p>
-        </w:tc>
-        <w:tc>
-          <w:tcPr>
-            <w:tcW w:w="1448" w:type="dxa"/>
-            <w:vAlign w:val="center"/>
-          </w:tcPr>
-          <w:p>
-            <w:pPr>
-              <w:pStyle w:val="TableParagraph"/>
-              <w:ind w:left="0"/>
-              <w:rPr>
-                <w:sz w:val="24"/>
-              </w:rPr>
-            </w:pPr>
-          </w:p>
-        </w:tc>
-        <w:tc>
-          <w:tcPr>
-            <w:tcW w:w="1134" w:type="dxa"/>
-            <w:vAlign w:val="center"/>
-          </w:tcPr>
-          <w:p>
-            <w:pPr>
-              <w:pStyle w:val="TableParagraph"/>
-              <w:ind w:left="0"/>
-              <w:rPr>
-                <w:sz w:val="24"/>
-              </w:rPr>
-            </w:pPr>
-          </w:p>
-        </w:tc>
-      </w:tr>
-      <w:tr>
-        <w:trPr>
-          <w:trHeight w:val="480"/>
-          <w:jc w:val="center"/>
-        </w:trPr>
-        <w:tc>
-          <w:tcPr>
-            <w:tcW w:w="983" w:type="dxa"/>
-          </w:tcPr>
-          <w:p>
-            <w:pPr>
-              <w:pStyle w:val="TableParagraph"/>
-              <w:spacing w:before="113"/>
-              <w:rPr>
-                <w:spacing w:val="-5"/>
-                <w:sz w:val="24"/>
-              </w:rPr>
-            </w:pPr>
-          </w:p>
-        </w:tc>
-        <w:tc>
-          <w:tcPr>
-            <w:tcW w:w="5497" w:type="dxa"/>
-          </w:tcPr>
-          <w:p>
-            <w:pPr>
-              <w:pStyle w:val="TableParagraph"/>
-              <w:spacing w:line="276" w:lineRule="auto"/>
-              <w:ind w:left="0"/>
-              <w:jc w:val="left"/>
-              <w:rPr>
-                <w:sz w:val="24"/>
-              </w:rPr>
-            </w:pPr>
-          </w:p>
-        </w:tc>
-        <w:tc>
-          <w:tcPr>
-            <w:tcW w:w="1448" w:type="dxa"/>
-            <w:vAlign w:val="center"/>
-          </w:tcPr>
-          <w:p>
-            <w:pPr>
-              <w:pStyle w:val="TableParagraph"/>
-              <w:ind w:left="0"/>
-              <w:rPr>
-                <w:sz w:val="24"/>
-              </w:rPr>
-            </w:pPr>
-          </w:p>
-        </w:tc>
-        <w:tc>
-          <w:tcPr>
-            <w:tcW w:w="1134" w:type="dxa"/>
-            <w:vAlign w:val="center"/>
-          </w:tcPr>
-          <w:p>
-            <w:pPr>
-              <w:pStyle w:val="TableParagraph"/>
-              <w:ind w:left="0"/>
-              <w:rPr>
-                <w:sz w:val="24"/>
-              </w:rPr>
-            </w:pPr>
-          </w:p>
-        </w:tc>
-      </w:tr>
-      <w:tr>
-        <w:trPr>
-          <w:trHeight w:val="480"/>
-          <w:jc w:val="center"/>
-        </w:trPr>
-        <w:tc>
-          <w:tcPr>
-            <w:tcW w:w="983" w:type="dxa"/>
-          </w:tcPr>
-          <w:p>
-            <w:pPr>
-              <w:pStyle w:val="TableParagraph"/>
-              <w:spacing w:before="113"/>
-              <w:rPr>
-                <w:spacing w:val="-5"/>
-                <w:sz w:val="24"/>
-              </w:rPr>
-            </w:pPr>
-          </w:p>
-        </w:tc>
-        <w:tc>
-          <w:tcPr>
-            <w:tcW w:w="5497" w:type="dxa"/>
-          </w:tcPr>
-          <w:p>
-            <w:pPr>
-              <w:pStyle w:val="TableParagraph"/>
-              <w:spacing w:line="276" w:lineRule="auto"/>
-              <w:ind w:left="0"/>
-              <w:jc w:val="left"/>
-              <w:rPr>
-                <w:sz w:val="24"/>
-              </w:rPr>
-            </w:pPr>
-          </w:p>
-        </w:tc>
-        <w:tc>
-          <w:tcPr>
-            <w:tcW w:w="1448" w:type="dxa"/>
-            <w:vAlign w:val="center"/>
-          </w:tcPr>
-          <w:p>
-            <w:pPr>
-              <w:pStyle w:val="TableParagraph"/>
-              <w:ind w:left="0"/>
-              <w:rPr>
-                <w:sz w:val="24"/>
-              </w:rPr>
-            </w:pPr>
-          </w:p>
-        </w:tc>
-        <w:tc>
-          <w:tcPr>
-            <w:tcW w:w="1134" w:type="dxa"/>
-            <w:vAlign w:val="center"/>
-          </w:tcPr>
-          <w:p>
-            <w:pPr>
-              <w:pStyle w:val="TableParagraph"/>
-              <w:ind w:left="0"/>
-              <w:rPr>
-                <w:sz w:val="24"/>
-              </w:rPr>
-            </w:pPr>
-          </w:p>
-        </w:tc>
-      </w:tr>
-      <w:tr>
-        <w:trPr>
-          <w:trHeight w:val="480"/>
-          <w:jc w:val="center"/>
-        </w:trPr>
-        <w:tc>
-          <w:tcPr>
-            <w:tcW w:w="983" w:type="dxa"/>
-          </w:tcPr>
-          <w:p>
-            <w:pPr>
-              <w:pStyle w:val="TableParagraph"/>
-              <w:spacing w:before="113"/>
-              <w:rPr>
-                <w:spacing w:val="-5"/>
-                <w:sz w:val="24"/>
-              </w:rPr>
-            </w:pPr>
-          </w:p>
-        </w:tc>
-        <w:tc>
-          <w:tcPr>
-            <w:tcW w:w="5497" w:type="dxa"/>
           </w:tcPr>
           <w:p>
             <w:pPr>
@@ -4070,8 +4263,13 @@
         </w:rPr>
         <w:t xml:space="preserve"> </w:t>
       </w:r>
-      <w:r>
-        <w:t>functions.. --</w:t>
+      <w:proofErr w:type="gramStart"/>
+      <w:r>
+        <w:t>functions..</w:t>
+      </w:r>
+      <w:proofErr w:type="gramEnd"/>
+      <w:r>
+        <w:t xml:space="preserve"> --</w:t>
       </w:r>
       <w:r>
         <w:rPr>
@@ -4499,7 +4697,11 @@
         <w:t xml:space="preserve"> </w:t>
       </w:r>
       <w:r>
-        <w:t>$string)</w:t>
+        <w:t>$string</w:t>
+      </w:r>
+      <w:proofErr w:type="gramStart"/>
+      <w:r>
+        <w:t>)</w:t>
       </w:r>
       <w:r>
         <w:rPr>
@@ -4508,7 +4710,11 @@
         <w:t xml:space="preserve"> </w:t>
       </w:r>
       <w:r>
-        <w:t xml:space="preserve">. </w:t>
+        <w:t>.</w:t>
+      </w:r>
+      <w:proofErr w:type="gramEnd"/>
+      <w:r>
+        <w:t xml:space="preserve"> </w:t>
       </w:r>
       <w:r>
         <w:rPr>
@@ -4573,7 +4779,15 @@
       </w:r>
       <w:proofErr w:type="gramEnd"/>
       <w:r>
-        <w:t xml:space="preserve">$string, 0, 5) . </w:t>
+        <w:t>$string, 0, 5</w:t>
+      </w:r>
+      <w:proofErr w:type="gramStart"/>
+      <w:r>
+        <w:t>) .</w:t>
+      </w:r>
+      <w:proofErr w:type="gramEnd"/>
+      <w:r>
+        <w:t xml:space="preserve"> </w:t>
       </w:r>
       <w:r>
         <w:rPr>
@@ -4692,7 +4906,11 @@
         <w:t xml:space="preserve"> </w:t>
       </w:r>
       <w:r>
-        <w:t>"World")</w:t>
+        <w:t>"World"</w:t>
+      </w:r>
+      <w:proofErr w:type="gramStart"/>
+      <w:r>
+        <w:t>)</w:t>
       </w:r>
       <w:r>
         <w:rPr>
@@ -4703,6 +4921,7 @@
       <w:r>
         <w:t>.</w:t>
       </w:r>
+      <w:proofErr w:type="gramEnd"/>
       <w:r>
         <w:rPr>
           <w:spacing w:val="-1"/>
@@ -8601,7 +8820,7 @@
         </w:rPr>
         <w:lastRenderedPageBreak/>
         <w:drawing>
-          <wp:anchor distT="0" distB="0" distL="114300" distR="114300" simplePos="0" relativeHeight="251658240" behindDoc="1" locked="0" layoutInCell="1" allowOverlap="1" wp14:anchorId="2BCFF2B3" wp14:editId="7565C7B2">
+          <wp:anchor distT="0" distB="0" distL="114300" distR="114300" simplePos="0" relativeHeight="251658240" behindDoc="1" locked="0" layoutInCell="1" allowOverlap="1" wp14:anchorId="2BCFF2B3" wp14:editId="4A0D0B32">
             <wp:simplePos x="0" y="0"/>
             <wp:positionH relativeFrom="column">
               <wp:posOffset>13123</wp:posOffset>
@@ -9753,6 +9972,7 @@
       <w:r>
         <w:rPr>
           <w:rFonts w:ascii="Calibri"/>
+          <w:noProof/>
           <w:spacing w:val="-5"/>
           <w:sz w:val="24"/>
         </w:rPr>
@@ -10422,6 +10642,7 @@
           <w:rFonts w:ascii="Calibri"/>
           <w:b/>
           <w:bCs/>
+          <w:noProof/>
           <w:spacing w:val="-5"/>
           <w:sz w:val="24"/>
         </w:rPr>
@@ -11158,6 +11379,6597 @@
         </w:rPr>
       </w:pPr>
     </w:p>
+    <w:p>
+      <w:pPr>
+        <w:rPr>
+          <w:rFonts w:ascii="Calibri"/>
+          <w:b/>
+          <w:bCs/>
+          <w:spacing w:val="-5"/>
+          <w:sz w:val="24"/>
+        </w:rPr>
+      </w:pPr>
+      <w:r>
+        <w:rPr>
+          <w:rFonts w:ascii="Calibri"/>
+          <w:b/>
+          <w:bCs/>
+          <w:spacing w:val="-5"/>
+          <w:sz w:val="24"/>
+        </w:rPr>
+        <w:br w:type="page"/>
+      </w:r>
+    </w:p>
+    <w:p>
+      <w:pPr>
+        <w:spacing w:line="276" w:lineRule="auto"/>
+        <w:ind w:left="85"/>
+        <w:rPr>
+          <w:rFonts w:ascii="Calibri"/>
+          <w:b/>
+          <w:bCs/>
+          <w:spacing w:val="-5"/>
+          <w:sz w:val="24"/>
+        </w:rPr>
+      </w:pPr>
+    </w:p>
+    <w:p>
+      <w:pPr>
+        <w:rPr>
+          <w:rFonts w:ascii="Calibri"/>
+          <w:b/>
+          <w:bCs/>
+          <w:spacing w:val="-5"/>
+          <w:sz w:val="24"/>
+        </w:rPr>
+      </w:pPr>
+      <w:r>
+        <w:rPr>
+          <w:rFonts w:ascii="Calibri"/>
+          <w:b/>
+          <w:bCs/>
+          <w:spacing w:val="-5"/>
+          <w:sz w:val="24"/>
+        </w:rPr>
+        <w:drawing>
+          <wp:inline distT="0" distB="0" distL="0" distR="0" wp14:anchorId="224C9E10" wp14:editId="63B3D032">
+            <wp:extent cx="6309360" cy="3549015"/>
+            <wp:effectExtent l="0" t="0" r="0" b="0"/>
+            <wp:docPr id="467895467" name="Picture 1"/>
+            <wp:cNvGraphicFramePr>
+              <a:graphicFrameLocks xmlns:a="http://schemas.openxmlformats.org/drawingml/2006/main" noChangeAspect="1"/>
+            </wp:cNvGraphicFramePr>
+            <a:graphic xmlns:a="http://schemas.openxmlformats.org/drawingml/2006/main">
+              <a:graphicData uri="http://schemas.openxmlformats.org/drawingml/2006/picture">
+                <pic:pic xmlns:pic="http://schemas.openxmlformats.org/drawingml/2006/picture">
+                  <pic:nvPicPr>
+                    <pic:cNvPr id="467895467" name=""/>
+                    <pic:cNvPicPr/>
+                  </pic:nvPicPr>
+                  <pic:blipFill>
+                    <a:blip r:embed="rId19"/>
+                    <a:stretch>
+                      <a:fillRect/>
+                    </a:stretch>
+                  </pic:blipFill>
+                  <pic:spPr>
+                    <a:xfrm>
+                      <a:off x="0" y="0"/>
+                      <a:ext cx="6309360" cy="3549015"/>
+                    </a:xfrm>
+                    <a:prstGeom prst="rect">
+                      <a:avLst/>
+                    </a:prstGeom>
+                  </pic:spPr>
+                </pic:pic>
+              </a:graphicData>
+            </a:graphic>
+          </wp:inline>
+        </w:drawing>
+      </w:r>
+      <w:r>
+        <w:rPr>
+          <w:rFonts w:ascii="Calibri"/>
+          <w:b/>
+          <w:bCs/>
+          <w:spacing w:val="-5"/>
+          <w:sz w:val="24"/>
+        </w:rPr>
+        <w:br w:type="page"/>
+      </w:r>
+    </w:p>
+    <w:p>
+      <w:pPr>
+        <w:spacing w:line="276" w:lineRule="auto"/>
+        <w:ind w:left="85"/>
+        <w:rPr>
+          <w:rFonts w:ascii="Calibri"/>
+          <w:spacing w:val="-5"/>
+          <w:sz w:val="24"/>
+          <w:lang w:val="en-IN"/>
+        </w:rPr>
+      </w:pPr>
+    </w:p>
+    <w:p>
+      <w:pPr>
+        <w:spacing w:line="276" w:lineRule="auto"/>
+        <w:ind w:left="85"/>
+        <w:rPr>
+          <w:rFonts w:ascii="Calibri"/>
+          <w:b/>
+          <w:bCs/>
+          <w:spacing w:val="-5"/>
+          <w:lang w:val="en-IN"/>
+        </w:rPr>
+      </w:pPr>
+      <w:r>
+        <w:rPr>
+          <w:rFonts w:ascii="Calibri"/>
+          <w:b/>
+          <w:bCs/>
+          <w:spacing w:val="-5"/>
+          <w:sz w:val="24"/>
+          <w:lang w:val="en-IN"/>
+        </w:rPr>
+        <w:t xml:space="preserve">10. </w:t>
+      </w:r>
+      <w:r>
+        <w:rPr>
+          <w:rFonts w:ascii="Calibri"/>
+          <w:b/>
+          <w:bCs/>
+          <w:spacing w:val="-5"/>
+          <w:lang w:val="en-IN"/>
+        </w:rPr>
+        <w:t> </w:t>
+      </w:r>
+      <w:r>
+        <w:rPr>
+          <w:rFonts w:ascii="Calibri"/>
+          <w:b/>
+          <w:bCs/>
+          <w:spacing w:val="-5"/>
+          <w:lang w:val="en-IN"/>
+        </w:rPr>
+        <w:t>Write a PHP script to demonstrate class and object.</w:t>
+      </w:r>
+    </w:p>
+    <w:p>
+      <w:pPr>
+        <w:spacing w:line="276" w:lineRule="auto"/>
+        <w:ind w:left="85"/>
+        <w:rPr>
+          <w:rFonts w:ascii="Calibri"/>
+          <w:spacing w:val="-5"/>
+          <w:sz w:val="24"/>
+          <w:lang w:val="en-IN"/>
+        </w:rPr>
+      </w:pPr>
+    </w:p>
+    <w:p>
+      <w:pPr>
+        <w:spacing w:line="360" w:lineRule="auto"/>
+        <w:ind w:left="85"/>
+        <w:rPr>
+          <w:rFonts w:ascii="Calibri"/>
+          <w:spacing w:val="-5"/>
+          <w:sz w:val="24"/>
+          <w:lang w:val="en-IN"/>
+        </w:rPr>
+      </w:pPr>
+      <w:r>
+        <w:rPr>
+          <w:rFonts w:ascii="Calibri"/>
+          <w:spacing w:val="-5"/>
+          <w:sz w:val="24"/>
+          <w:lang w:val="en-IN"/>
+        </w:rPr>
+        <w:t>&lt;?</w:t>
+      </w:r>
+      <w:proofErr w:type="spellStart"/>
+      <w:r>
+        <w:rPr>
+          <w:rFonts w:ascii="Calibri"/>
+          <w:spacing w:val="-5"/>
+          <w:sz w:val="24"/>
+          <w:lang w:val="en-IN"/>
+        </w:rPr>
+        <w:t>php</w:t>
+      </w:r>
+      <w:proofErr w:type="spellEnd"/>
+    </w:p>
+    <w:p>
+      <w:pPr>
+        <w:spacing w:line="360" w:lineRule="auto"/>
+        <w:ind w:left="85"/>
+        <w:rPr>
+          <w:rFonts w:ascii="Calibri"/>
+          <w:spacing w:val="-5"/>
+          <w:sz w:val="24"/>
+          <w:lang w:val="en-IN"/>
+        </w:rPr>
+      </w:pPr>
+      <w:r>
+        <w:rPr>
+          <w:rFonts w:ascii="Calibri"/>
+          <w:spacing w:val="-5"/>
+          <w:sz w:val="24"/>
+          <w:lang w:val="en-IN"/>
+        </w:rPr>
+        <w:t>echo "&lt;h2&gt;Demonstrating Class and Object in PHP&lt;/h2&gt;";</w:t>
+      </w:r>
+    </w:p>
+    <w:p>
+      <w:pPr>
+        <w:spacing w:line="360" w:lineRule="auto"/>
+        <w:ind w:left="85"/>
+        <w:rPr>
+          <w:rFonts w:ascii="Calibri"/>
+          <w:spacing w:val="-5"/>
+          <w:sz w:val="24"/>
+          <w:lang w:val="en-IN"/>
+        </w:rPr>
+      </w:pPr>
+      <w:r>
+        <w:rPr>
+          <w:rFonts w:ascii="Calibri"/>
+          <w:spacing w:val="-5"/>
+          <w:sz w:val="24"/>
+          <w:lang w:val="en-IN"/>
+        </w:rPr>
+        <w:t>class Car {</w:t>
+      </w:r>
+    </w:p>
+    <w:p>
+      <w:pPr>
+        <w:spacing w:line="360" w:lineRule="auto"/>
+        <w:ind w:left="85"/>
+        <w:rPr>
+          <w:rFonts w:ascii="Calibri"/>
+          <w:spacing w:val="-5"/>
+          <w:sz w:val="24"/>
+          <w:lang w:val="en-IN"/>
+        </w:rPr>
+      </w:pPr>
+      <w:r>
+        <w:rPr>
+          <w:rFonts w:ascii="Calibri"/>
+          <w:spacing w:val="-5"/>
+          <w:sz w:val="24"/>
+          <w:lang w:val="en-IN"/>
+        </w:rPr>
+        <w:t> </w:t>
+      </w:r>
+      <w:r>
+        <w:rPr>
+          <w:rFonts w:ascii="Calibri"/>
+          <w:spacing w:val="-5"/>
+          <w:sz w:val="24"/>
+          <w:lang w:val="en-IN"/>
+        </w:rPr>
+        <w:t xml:space="preserve"> </w:t>
+      </w:r>
+      <w:r>
+        <w:rPr>
+          <w:rFonts w:ascii="Calibri"/>
+          <w:spacing w:val="-5"/>
+          <w:sz w:val="24"/>
+          <w:lang w:val="en-IN"/>
+        </w:rPr>
+        <w:t> </w:t>
+      </w:r>
+      <w:r>
+        <w:rPr>
+          <w:rFonts w:ascii="Calibri"/>
+          <w:spacing w:val="-5"/>
+          <w:sz w:val="24"/>
+          <w:lang w:val="en-IN"/>
+        </w:rPr>
+        <w:t xml:space="preserve"> public $make;</w:t>
+      </w:r>
+    </w:p>
+    <w:p>
+      <w:pPr>
+        <w:spacing w:line="360" w:lineRule="auto"/>
+        <w:ind w:left="85"/>
+        <w:rPr>
+          <w:rFonts w:ascii="Calibri"/>
+          <w:spacing w:val="-5"/>
+          <w:sz w:val="24"/>
+          <w:lang w:val="en-IN"/>
+        </w:rPr>
+      </w:pPr>
+      <w:r>
+        <w:rPr>
+          <w:rFonts w:ascii="Calibri"/>
+          <w:spacing w:val="-5"/>
+          <w:sz w:val="24"/>
+          <w:lang w:val="en-IN"/>
+        </w:rPr>
+        <w:t> </w:t>
+      </w:r>
+      <w:r>
+        <w:rPr>
+          <w:rFonts w:ascii="Calibri"/>
+          <w:spacing w:val="-5"/>
+          <w:sz w:val="24"/>
+          <w:lang w:val="en-IN"/>
+        </w:rPr>
+        <w:t xml:space="preserve"> </w:t>
+      </w:r>
+      <w:r>
+        <w:rPr>
+          <w:rFonts w:ascii="Calibri"/>
+          <w:spacing w:val="-5"/>
+          <w:sz w:val="24"/>
+          <w:lang w:val="en-IN"/>
+        </w:rPr>
+        <w:t> </w:t>
+      </w:r>
+      <w:r>
+        <w:rPr>
+          <w:rFonts w:ascii="Calibri"/>
+          <w:spacing w:val="-5"/>
+          <w:sz w:val="24"/>
+          <w:lang w:val="en-IN"/>
+        </w:rPr>
+        <w:t xml:space="preserve"> public $model;</w:t>
+      </w:r>
+    </w:p>
+    <w:p>
+      <w:pPr>
+        <w:spacing w:line="360" w:lineRule="auto"/>
+        <w:ind w:left="85"/>
+        <w:rPr>
+          <w:rFonts w:ascii="Calibri"/>
+          <w:spacing w:val="-5"/>
+          <w:sz w:val="24"/>
+          <w:lang w:val="en-IN"/>
+        </w:rPr>
+      </w:pPr>
+      <w:r>
+        <w:rPr>
+          <w:rFonts w:ascii="Calibri"/>
+          <w:spacing w:val="-5"/>
+          <w:sz w:val="24"/>
+          <w:lang w:val="en-IN"/>
+        </w:rPr>
+        <w:t> </w:t>
+      </w:r>
+      <w:r>
+        <w:rPr>
+          <w:rFonts w:ascii="Calibri"/>
+          <w:spacing w:val="-5"/>
+          <w:sz w:val="24"/>
+          <w:lang w:val="en-IN"/>
+        </w:rPr>
+        <w:t xml:space="preserve"> </w:t>
+      </w:r>
+      <w:r>
+        <w:rPr>
+          <w:rFonts w:ascii="Calibri"/>
+          <w:spacing w:val="-5"/>
+          <w:sz w:val="24"/>
+          <w:lang w:val="en-IN"/>
+        </w:rPr>
+        <w:t> </w:t>
+      </w:r>
+      <w:r>
+        <w:rPr>
+          <w:rFonts w:ascii="Calibri"/>
+          <w:spacing w:val="-5"/>
+          <w:sz w:val="24"/>
+          <w:lang w:val="en-IN"/>
+        </w:rPr>
+        <w:t xml:space="preserve"> public $year;</w:t>
+      </w:r>
+    </w:p>
+    <w:p>
+      <w:pPr>
+        <w:spacing w:line="360" w:lineRule="auto"/>
+        <w:ind w:left="85"/>
+        <w:rPr>
+          <w:rFonts w:ascii="Calibri"/>
+          <w:spacing w:val="-5"/>
+          <w:sz w:val="24"/>
+          <w:lang w:val="en-IN"/>
+        </w:rPr>
+      </w:pPr>
+    </w:p>
+    <w:p>
+      <w:pPr>
+        <w:spacing w:line="360" w:lineRule="auto"/>
+        <w:ind w:left="85"/>
+        <w:rPr>
+          <w:rFonts w:ascii="Calibri"/>
+          <w:spacing w:val="-5"/>
+          <w:sz w:val="24"/>
+          <w:lang w:val="en-IN"/>
+        </w:rPr>
+      </w:pPr>
+      <w:r>
+        <w:rPr>
+          <w:rFonts w:ascii="Calibri"/>
+          <w:spacing w:val="-5"/>
+          <w:sz w:val="24"/>
+          <w:lang w:val="en-IN"/>
+        </w:rPr>
+        <w:t> </w:t>
+      </w:r>
+      <w:r>
+        <w:rPr>
+          <w:rFonts w:ascii="Calibri"/>
+          <w:spacing w:val="-5"/>
+          <w:sz w:val="24"/>
+          <w:lang w:val="en-IN"/>
+        </w:rPr>
+        <w:t xml:space="preserve"> </w:t>
+      </w:r>
+      <w:r>
+        <w:rPr>
+          <w:rFonts w:ascii="Calibri"/>
+          <w:spacing w:val="-5"/>
+          <w:sz w:val="24"/>
+          <w:lang w:val="en-IN"/>
+        </w:rPr>
+        <w:t> </w:t>
+      </w:r>
+      <w:r>
+        <w:rPr>
+          <w:rFonts w:ascii="Calibri"/>
+          <w:spacing w:val="-5"/>
+          <w:sz w:val="24"/>
+          <w:lang w:val="en-IN"/>
+        </w:rPr>
+        <w:t xml:space="preserve"> function __</w:t>
+      </w:r>
+      <w:proofErr w:type="gramStart"/>
+      <w:r>
+        <w:rPr>
+          <w:rFonts w:ascii="Calibri"/>
+          <w:spacing w:val="-5"/>
+          <w:sz w:val="24"/>
+          <w:lang w:val="en-IN"/>
+        </w:rPr>
+        <w:t>construct(</w:t>
+      </w:r>
+      <w:proofErr w:type="gramEnd"/>
+      <w:r>
+        <w:rPr>
+          <w:rFonts w:ascii="Calibri"/>
+          <w:spacing w:val="-5"/>
+          <w:sz w:val="24"/>
+          <w:lang w:val="en-IN"/>
+        </w:rPr>
+        <w:t>$make, $model, $year) {</w:t>
+      </w:r>
+    </w:p>
+    <w:p>
+      <w:pPr>
+        <w:spacing w:line="360" w:lineRule="auto"/>
+        <w:ind w:left="85"/>
+        <w:rPr>
+          <w:rFonts w:ascii="Calibri"/>
+          <w:spacing w:val="-5"/>
+          <w:sz w:val="24"/>
+          <w:lang w:val="en-IN"/>
+        </w:rPr>
+      </w:pPr>
+      <w:r>
+        <w:rPr>
+          <w:rFonts w:ascii="Calibri"/>
+          <w:spacing w:val="-5"/>
+          <w:sz w:val="24"/>
+          <w:lang w:val="en-IN"/>
+        </w:rPr>
+        <w:t> </w:t>
+      </w:r>
+      <w:r>
+        <w:rPr>
+          <w:rFonts w:ascii="Calibri"/>
+          <w:spacing w:val="-5"/>
+          <w:sz w:val="24"/>
+          <w:lang w:val="en-IN"/>
+        </w:rPr>
+        <w:t xml:space="preserve"> </w:t>
+      </w:r>
+      <w:r>
+        <w:rPr>
+          <w:rFonts w:ascii="Calibri"/>
+          <w:spacing w:val="-5"/>
+          <w:sz w:val="24"/>
+          <w:lang w:val="en-IN"/>
+        </w:rPr>
+        <w:t> </w:t>
+      </w:r>
+      <w:r>
+        <w:rPr>
+          <w:rFonts w:ascii="Calibri"/>
+          <w:spacing w:val="-5"/>
+          <w:sz w:val="24"/>
+          <w:lang w:val="en-IN"/>
+        </w:rPr>
+        <w:t xml:space="preserve"> </w:t>
+      </w:r>
+      <w:r>
+        <w:rPr>
+          <w:rFonts w:ascii="Calibri"/>
+          <w:spacing w:val="-5"/>
+          <w:sz w:val="24"/>
+          <w:lang w:val="en-IN"/>
+        </w:rPr>
+        <w:t> </w:t>
+      </w:r>
+      <w:r>
+        <w:rPr>
+          <w:rFonts w:ascii="Calibri"/>
+          <w:spacing w:val="-5"/>
+          <w:sz w:val="24"/>
+          <w:lang w:val="en-IN"/>
+        </w:rPr>
+        <w:t xml:space="preserve"> </w:t>
+      </w:r>
+      <w:r>
+        <w:rPr>
+          <w:rFonts w:ascii="Calibri"/>
+          <w:spacing w:val="-5"/>
+          <w:sz w:val="24"/>
+          <w:lang w:val="en-IN"/>
+        </w:rPr>
+        <w:t> </w:t>
+      </w:r>
+      <w:r>
+        <w:rPr>
+          <w:rFonts w:ascii="Calibri"/>
+          <w:spacing w:val="-5"/>
+          <w:sz w:val="24"/>
+          <w:lang w:val="en-IN"/>
+        </w:rPr>
+        <w:t xml:space="preserve"> $this-&gt;make = $make;</w:t>
+      </w:r>
+    </w:p>
+    <w:p>
+      <w:pPr>
+        <w:spacing w:line="360" w:lineRule="auto"/>
+        <w:ind w:left="85"/>
+        <w:rPr>
+          <w:rFonts w:ascii="Calibri"/>
+          <w:spacing w:val="-5"/>
+          <w:sz w:val="24"/>
+          <w:lang w:val="en-IN"/>
+        </w:rPr>
+      </w:pPr>
+      <w:r>
+        <w:rPr>
+          <w:rFonts w:ascii="Calibri"/>
+          <w:spacing w:val="-5"/>
+          <w:sz w:val="24"/>
+          <w:lang w:val="en-IN"/>
+        </w:rPr>
+        <w:t> </w:t>
+      </w:r>
+      <w:r>
+        <w:rPr>
+          <w:rFonts w:ascii="Calibri"/>
+          <w:spacing w:val="-5"/>
+          <w:sz w:val="24"/>
+          <w:lang w:val="en-IN"/>
+        </w:rPr>
+        <w:t xml:space="preserve"> </w:t>
+      </w:r>
+      <w:r>
+        <w:rPr>
+          <w:rFonts w:ascii="Calibri"/>
+          <w:spacing w:val="-5"/>
+          <w:sz w:val="24"/>
+          <w:lang w:val="en-IN"/>
+        </w:rPr>
+        <w:t> </w:t>
+      </w:r>
+      <w:r>
+        <w:rPr>
+          <w:rFonts w:ascii="Calibri"/>
+          <w:spacing w:val="-5"/>
+          <w:sz w:val="24"/>
+          <w:lang w:val="en-IN"/>
+        </w:rPr>
+        <w:t xml:space="preserve"> </w:t>
+      </w:r>
+      <w:r>
+        <w:rPr>
+          <w:rFonts w:ascii="Calibri"/>
+          <w:spacing w:val="-5"/>
+          <w:sz w:val="24"/>
+          <w:lang w:val="en-IN"/>
+        </w:rPr>
+        <w:t> </w:t>
+      </w:r>
+      <w:r>
+        <w:rPr>
+          <w:rFonts w:ascii="Calibri"/>
+          <w:spacing w:val="-5"/>
+          <w:sz w:val="24"/>
+          <w:lang w:val="en-IN"/>
+        </w:rPr>
+        <w:t xml:space="preserve"> </w:t>
+      </w:r>
+      <w:r>
+        <w:rPr>
+          <w:rFonts w:ascii="Calibri"/>
+          <w:spacing w:val="-5"/>
+          <w:sz w:val="24"/>
+          <w:lang w:val="en-IN"/>
+        </w:rPr>
+        <w:t> </w:t>
+      </w:r>
+      <w:r>
+        <w:rPr>
+          <w:rFonts w:ascii="Calibri"/>
+          <w:spacing w:val="-5"/>
+          <w:sz w:val="24"/>
+          <w:lang w:val="en-IN"/>
+        </w:rPr>
+        <w:t xml:space="preserve"> $this-&gt;model = $model;</w:t>
+      </w:r>
+    </w:p>
+    <w:p>
+      <w:pPr>
+        <w:spacing w:line="360" w:lineRule="auto"/>
+        <w:ind w:left="85"/>
+        <w:rPr>
+          <w:rFonts w:ascii="Calibri"/>
+          <w:spacing w:val="-5"/>
+          <w:sz w:val="24"/>
+          <w:lang w:val="en-IN"/>
+        </w:rPr>
+      </w:pPr>
+      <w:r>
+        <w:rPr>
+          <w:rFonts w:ascii="Calibri"/>
+          <w:spacing w:val="-5"/>
+          <w:sz w:val="24"/>
+          <w:lang w:val="en-IN"/>
+        </w:rPr>
+        <w:t> </w:t>
+      </w:r>
+      <w:r>
+        <w:rPr>
+          <w:rFonts w:ascii="Calibri"/>
+          <w:spacing w:val="-5"/>
+          <w:sz w:val="24"/>
+          <w:lang w:val="en-IN"/>
+        </w:rPr>
+        <w:t xml:space="preserve"> </w:t>
+      </w:r>
+      <w:r>
+        <w:rPr>
+          <w:rFonts w:ascii="Calibri"/>
+          <w:spacing w:val="-5"/>
+          <w:sz w:val="24"/>
+          <w:lang w:val="en-IN"/>
+        </w:rPr>
+        <w:t> </w:t>
+      </w:r>
+      <w:r>
+        <w:rPr>
+          <w:rFonts w:ascii="Calibri"/>
+          <w:spacing w:val="-5"/>
+          <w:sz w:val="24"/>
+          <w:lang w:val="en-IN"/>
+        </w:rPr>
+        <w:t xml:space="preserve"> </w:t>
+      </w:r>
+      <w:r>
+        <w:rPr>
+          <w:rFonts w:ascii="Calibri"/>
+          <w:spacing w:val="-5"/>
+          <w:sz w:val="24"/>
+          <w:lang w:val="en-IN"/>
+        </w:rPr>
+        <w:t> </w:t>
+      </w:r>
+      <w:r>
+        <w:rPr>
+          <w:rFonts w:ascii="Calibri"/>
+          <w:spacing w:val="-5"/>
+          <w:sz w:val="24"/>
+          <w:lang w:val="en-IN"/>
+        </w:rPr>
+        <w:t xml:space="preserve"> </w:t>
+      </w:r>
+      <w:r>
+        <w:rPr>
+          <w:rFonts w:ascii="Calibri"/>
+          <w:spacing w:val="-5"/>
+          <w:sz w:val="24"/>
+          <w:lang w:val="en-IN"/>
+        </w:rPr>
+        <w:t> </w:t>
+      </w:r>
+      <w:r>
+        <w:rPr>
+          <w:rFonts w:ascii="Calibri"/>
+          <w:spacing w:val="-5"/>
+          <w:sz w:val="24"/>
+          <w:lang w:val="en-IN"/>
+        </w:rPr>
+        <w:t xml:space="preserve"> $this-&gt;year = $year;</w:t>
+      </w:r>
+    </w:p>
+    <w:p>
+      <w:pPr>
+        <w:spacing w:line="360" w:lineRule="auto"/>
+        <w:ind w:left="85"/>
+        <w:rPr>
+          <w:rFonts w:ascii="Calibri"/>
+          <w:spacing w:val="-5"/>
+          <w:sz w:val="24"/>
+          <w:lang w:val="en-IN"/>
+        </w:rPr>
+      </w:pPr>
+      <w:r>
+        <w:rPr>
+          <w:rFonts w:ascii="Calibri"/>
+          <w:spacing w:val="-5"/>
+          <w:sz w:val="24"/>
+          <w:lang w:val="en-IN"/>
+        </w:rPr>
+        <w:t> </w:t>
+      </w:r>
+      <w:r>
+        <w:rPr>
+          <w:rFonts w:ascii="Calibri"/>
+          <w:spacing w:val="-5"/>
+          <w:sz w:val="24"/>
+          <w:lang w:val="en-IN"/>
+        </w:rPr>
+        <w:t xml:space="preserve"> </w:t>
+      </w:r>
+      <w:r>
+        <w:rPr>
+          <w:rFonts w:ascii="Calibri"/>
+          <w:spacing w:val="-5"/>
+          <w:sz w:val="24"/>
+          <w:lang w:val="en-IN"/>
+        </w:rPr>
+        <w:t> </w:t>
+      </w:r>
+      <w:r>
+        <w:rPr>
+          <w:rFonts w:ascii="Calibri"/>
+          <w:spacing w:val="-5"/>
+          <w:sz w:val="24"/>
+          <w:lang w:val="en-IN"/>
+        </w:rPr>
+        <w:t xml:space="preserve"> }</w:t>
+      </w:r>
+    </w:p>
+    <w:p>
+      <w:pPr>
+        <w:spacing w:line="360" w:lineRule="auto"/>
+        <w:ind w:left="85"/>
+        <w:rPr>
+          <w:rFonts w:ascii="Calibri"/>
+          <w:spacing w:val="-5"/>
+          <w:sz w:val="24"/>
+          <w:lang w:val="en-IN"/>
+        </w:rPr>
+      </w:pPr>
+    </w:p>
+    <w:p>
+      <w:pPr>
+        <w:spacing w:line="360" w:lineRule="auto"/>
+        <w:ind w:left="85"/>
+        <w:rPr>
+          <w:rFonts w:ascii="Calibri"/>
+          <w:spacing w:val="-5"/>
+          <w:sz w:val="24"/>
+          <w:lang w:val="en-IN"/>
+        </w:rPr>
+      </w:pPr>
+      <w:r>
+        <w:rPr>
+          <w:rFonts w:ascii="Calibri"/>
+          <w:spacing w:val="-5"/>
+          <w:sz w:val="24"/>
+          <w:lang w:val="en-IN"/>
+        </w:rPr>
+        <w:t> </w:t>
+      </w:r>
+      <w:r>
+        <w:rPr>
+          <w:rFonts w:ascii="Calibri"/>
+          <w:spacing w:val="-5"/>
+          <w:sz w:val="24"/>
+          <w:lang w:val="en-IN"/>
+        </w:rPr>
+        <w:t xml:space="preserve"> </w:t>
+      </w:r>
+      <w:r>
+        <w:rPr>
+          <w:rFonts w:ascii="Calibri"/>
+          <w:spacing w:val="-5"/>
+          <w:sz w:val="24"/>
+          <w:lang w:val="en-IN"/>
+        </w:rPr>
+        <w:t> </w:t>
+      </w:r>
+      <w:r>
+        <w:rPr>
+          <w:rFonts w:ascii="Calibri"/>
+          <w:spacing w:val="-5"/>
+          <w:sz w:val="24"/>
+          <w:lang w:val="en-IN"/>
+        </w:rPr>
+        <w:t xml:space="preserve"> function </w:t>
+      </w:r>
+      <w:proofErr w:type="spellStart"/>
+      <w:proofErr w:type="gramStart"/>
+      <w:r>
+        <w:rPr>
+          <w:rFonts w:ascii="Calibri"/>
+          <w:spacing w:val="-5"/>
+          <w:sz w:val="24"/>
+          <w:lang w:val="en-IN"/>
+        </w:rPr>
+        <w:t>displayInfo</w:t>
+      </w:r>
+      <w:proofErr w:type="spellEnd"/>
+      <w:r>
+        <w:rPr>
+          <w:rFonts w:ascii="Calibri"/>
+          <w:spacing w:val="-5"/>
+          <w:sz w:val="24"/>
+          <w:lang w:val="en-IN"/>
+        </w:rPr>
+        <w:t>(</w:t>
+      </w:r>
+      <w:proofErr w:type="gramEnd"/>
+      <w:r>
+        <w:rPr>
+          <w:rFonts w:ascii="Calibri"/>
+          <w:spacing w:val="-5"/>
+          <w:sz w:val="24"/>
+          <w:lang w:val="en-IN"/>
+        </w:rPr>
+        <w:t>) {</w:t>
+      </w:r>
+    </w:p>
+    <w:p>
+      <w:pPr>
+        <w:spacing w:line="360" w:lineRule="auto"/>
+        <w:ind w:left="85"/>
+        <w:rPr>
+          <w:rFonts w:ascii="Calibri"/>
+          <w:spacing w:val="-5"/>
+          <w:sz w:val="24"/>
+          <w:lang w:val="en-IN"/>
+        </w:rPr>
+      </w:pPr>
+      <w:r>
+        <w:rPr>
+          <w:rFonts w:ascii="Calibri"/>
+          <w:spacing w:val="-5"/>
+          <w:sz w:val="24"/>
+          <w:lang w:val="en-IN"/>
+        </w:rPr>
+        <w:t> </w:t>
+      </w:r>
+      <w:r>
+        <w:rPr>
+          <w:rFonts w:ascii="Calibri"/>
+          <w:spacing w:val="-5"/>
+          <w:sz w:val="24"/>
+          <w:lang w:val="en-IN"/>
+        </w:rPr>
+        <w:t xml:space="preserve"> </w:t>
+      </w:r>
+      <w:r>
+        <w:rPr>
+          <w:rFonts w:ascii="Calibri"/>
+          <w:spacing w:val="-5"/>
+          <w:sz w:val="24"/>
+          <w:lang w:val="en-IN"/>
+        </w:rPr>
+        <w:t> </w:t>
+      </w:r>
+      <w:r>
+        <w:rPr>
+          <w:rFonts w:ascii="Calibri"/>
+          <w:spacing w:val="-5"/>
+          <w:sz w:val="24"/>
+          <w:lang w:val="en-IN"/>
+        </w:rPr>
+        <w:t xml:space="preserve"> </w:t>
+      </w:r>
+      <w:r>
+        <w:rPr>
+          <w:rFonts w:ascii="Calibri"/>
+          <w:spacing w:val="-5"/>
+          <w:sz w:val="24"/>
+          <w:lang w:val="en-IN"/>
+        </w:rPr>
+        <w:t> </w:t>
+      </w:r>
+      <w:r>
+        <w:rPr>
+          <w:rFonts w:ascii="Calibri"/>
+          <w:spacing w:val="-5"/>
+          <w:sz w:val="24"/>
+          <w:lang w:val="en-IN"/>
+        </w:rPr>
+        <w:t xml:space="preserve"> </w:t>
+      </w:r>
+      <w:r>
+        <w:rPr>
+          <w:rFonts w:ascii="Calibri"/>
+          <w:spacing w:val="-5"/>
+          <w:sz w:val="24"/>
+          <w:lang w:val="en-IN"/>
+        </w:rPr>
+        <w:t> </w:t>
+      </w:r>
+      <w:r>
+        <w:rPr>
+          <w:rFonts w:ascii="Calibri"/>
+          <w:spacing w:val="-5"/>
+          <w:sz w:val="24"/>
+          <w:lang w:val="en-IN"/>
+        </w:rPr>
+        <w:t xml:space="preserve"> echo "Car: </w:t>
+      </w:r>
+      <w:proofErr w:type="gramStart"/>
+      <w:r>
+        <w:rPr>
+          <w:rFonts w:ascii="Calibri"/>
+          <w:spacing w:val="-5"/>
+          <w:sz w:val="24"/>
+          <w:lang w:val="en-IN"/>
+        </w:rPr>
+        <w:t>" .</w:t>
+      </w:r>
+      <w:proofErr w:type="gramEnd"/>
+      <w:r>
+        <w:rPr>
+          <w:rFonts w:ascii="Calibri"/>
+          <w:spacing w:val="-5"/>
+          <w:sz w:val="24"/>
+          <w:lang w:val="en-IN"/>
+        </w:rPr>
+        <w:t xml:space="preserve"> $this-&gt;</w:t>
+      </w:r>
+      <w:proofErr w:type="gramStart"/>
+      <w:r>
+        <w:rPr>
+          <w:rFonts w:ascii="Calibri"/>
+          <w:spacing w:val="-5"/>
+          <w:sz w:val="24"/>
+          <w:lang w:val="en-IN"/>
+        </w:rPr>
+        <w:t>make .</w:t>
+      </w:r>
+      <w:proofErr w:type="gramEnd"/>
+      <w:r>
+        <w:rPr>
+          <w:rFonts w:ascii="Calibri"/>
+          <w:spacing w:val="-5"/>
+          <w:sz w:val="24"/>
+          <w:lang w:val="en-IN"/>
+        </w:rPr>
+        <w:t xml:space="preserve"> " " . $this-&gt;</w:t>
+      </w:r>
+      <w:proofErr w:type="gramStart"/>
+      <w:r>
+        <w:rPr>
+          <w:rFonts w:ascii="Calibri"/>
+          <w:spacing w:val="-5"/>
+          <w:sz w:val="24"/>
+          <w:lang w:val="en-IN"/>
+        </w:rPr>
+        <w:t>model .</w:t>
+      </w:r>
+      <w:proofErr w:type="gramEnd"/>
+      <w:r>
+        <w:rPr>
+          <w:rFonts w:ascii="Calibri"/>
+          <w:spacing w:val="-5"/>
+          <w:sz w:val="24"/>
+          <w:lang w:val="en-IN"/>
+        </w:rPr>
+        <w:t xml:space="preserve"> " (" . $this-&gt;</w:t>
+      </w:r>
+      <w:proofErr w:type="gramStart"/>
+      <w:r>
+        <w:rPr>
+          <w:rFonts w:ascii="Calibri"/>
+          <w:spacing w:val="-5"/>
+          <w:sz w:val="24"/>
+          <w:lang w:val="en-IN"/>
+        </w:rPr>
+        <w:t>year .</w:t>
+      </w:r>
+      <w:proofErr w:type="gramEnd"/>
+      <w:r>
+        <w:rPr>
+          <w:rFonts w:ascii="Calibri"/>
+          <w:spacing w:val="-5"/>
+          <w:sz w:val="24"/>
+          <w:lang w:val="en-IN"/>
+        </w:rPr>
+        <w:t xml:space="preserve"> </w:t>
+      </w:r>
+      <w:proofErr w:type="gramStart"/>
+      <w:r>
+        <w:rPr>
+          <w:rFonts w:ascii="Calibri"/>
+          <w:spacing w:val="-5"/>
+          <w:sz w:val="24"/>
+          <w:lang w:val="en-IN"/>
+        </w:rPr>
+        <w:t>")&lt;</w:t>
+      </w:r>
+      <w:proofErr w:type="spellStart"/>
+      <w:proofErr w:type="gramEnd"/>
+      <w:r>
+        <w:rPr>
+          <w:rFonts w:ascii="Calibri"/>
+          <w:spacing w:val="-5"/>
+          <w:sz w:val="24"/>
+          <w:lang w:val="en-IN"/>
+        </w:rPr>
+        <w:t>br</w:t>
+      </w:r>
+      <w:proofErr w:type="spellEnd"/>
+      <w:r>
+        <w:rPr>
+          <w:rFonts w:ascii="Calibri"/>
+          <w:spacing w:val="-5"/>
+          <w:sz w:val="24"/>
+          <w:lang w:val="en-IN"/>
+        </w:rPr>
+        <w:t>&gt;";</w:t>
+      </w:r>
+    </w:p>
+    <w:p>
+      <w:pPr>
+        <w:spacing w:line="360" w:lineRule="auto"/>
+        <w:ind w:left="85"/>
+        <w:rPr>
+          <w:rFonts w:ascii="Calibri"/>
+          <w:spacing w:val="-5"/>
+          <w:sz w:val="24"/>
+          <w:lang w:val="en-IN"/>
+        </w:rPr>
+      </w:pPr>
+      <w:r>
+        <w:rPr>
+          <w:rFonts w:ascii="Calibri"/>
+          <w:spacing w:val="-5"/>
+          <w:sz w:val="24"/>
+          <w:lang w:val="en-IN"/>
+        </w:rPr>
+        <w:t> </w:t>
+      </w:r>
+      <w:r>
+        <w:rPr>
+          <w:rFonts w:ascii="Calibri"/>
+          <w:spacing w:val="-5"/>
+          <w:sz w:val="24"/>
+          <w:lang w:val="en-IN"/>
+        </w:rPr>
+        <w:t xml:space="preserve"> </w:t>
+      </w:r>
+      <w:r>
+        <w:rPr>
+          <w:rFonts w:ascii="Calibri"/>
+          <w:spacing w:val="-5"/>
+          <w:sz w:val="24"/>
+          <w:lang w:val="en-IN"/>
+        </w:rPr>
+        <w:t> </w:t>
+      </w:r>
+      <w:r>
+        <w:rPr>
+          <w:rFonts w:ascii="Calibri"/>
+          <w:spacing w:val="-5"/>
+          <w:sz w:val="24"/>
+          <w:lang w:val="en-IN"/>
+        </w:rPr>
+        <w:t xml:space="preserve"> }</w:t>
+      </w:r>
+    </w:p>
+    <w:p>
+      <w:pPr>
+        <w:spacing w:line="360" w:lineRule="auto"/>
+        <w:ind w:left="85"/>
+        <w:rPr>
+          <w:rFonts w:ascii="Calibri"/>
+          <w:spacing w:val="-5"/>
+          <w:sz w:val="24"/>
+          <w:lang w:val="en-IN"/>
+        </w:rPr>
+      </w:pPr>
+      <w:r>
+        <w:rPr>
+          <w:rFonts w:ascii="Calibri"/>
+          <w:spacing w:val="-5"/>
+          <w:sz w:val="24"/>
+          <w:lang w:val="en-IN"/>
+        </w:rPr>
+        <w:t>}</w:t>
+      </w:r>
+    </w:p>
+    <w:p>
+      <w:pPr>
+        <w:spacing w:line="360" w:lineRule="auto"/>
+        <w:ind w:left="85"/>
+        <w:rPr>
+          <w:rFonts w:ascii="Calibri"/>
+          <w:spacing w:val="-5"/>
+          <w:sz w:val="24"/>
+          <w:lang w:val="en-IN"/>
+        </w:rPr>
+      </w:pPr>
+      <w:r>
+        <w:rPr>
+          <w:rFonts w:ascii="Calibri"/>
+          <w:spacing w:val="-5"/>
+          <w:sz w:val="24"/>
+          <w:lang w:val="en-IN"/>
+        </w:rPr>
+        <w:t xml:space="preserve">$car1 = new </w:t>
+      </w:r>
+      <w:proofErr w:type="gramStart"/>
+      <w:r>
+        <w:rPr>
+          <w:rFonts w:ascii="Calibri"/>
+          <w:spacing w:val="-5"/>
+          <w:sz w:val="24"/>
+          <w:lang w:val="en-IN"/>
+        </w:rPr>
+        <w:t>Car(</w:t>
+      </w:r>
+      <w:proofErr w:type="gramEnd"/>
+      <w:r>
+        <w:rPr>
+          <w:rFonts w:ascii="Calibri"/>
+          <w:spacing w:val="-5"/>
+          <w:sz w:val="24"/>
+          <w:lang w:val="en-IN"/>
+        </w:rPr>
+        <w:t>"Toyota", "Camry", 2020);</w:t>
+      </w:r>
+    </w:p>
+    <w:p>
+      <w:pPr>
+        <w:spacing w:line="360" w:lineRule="auto"/>
+        <w:ind w:left="85"/>
+        <w:rPr>
+          <w:rFonts w:ascii="Calibri"/>
+          <w:spacing w:val="-5"/>
+          <w:sz w:val="24"/>
+          <w:lang w:val="en-IN"/>
+        </w:rPr>
+      </w:pPr>
+      <w:r>
+        <w:rPr>
+          <w:rFonts w:ascii="Calibri"/>
+          <w:spacing w:val="-5"/>
+          <w:sz w:val="24"/>
+          <w:lang w:val="en-IN"/>
+        </w:rPr>
+        <w:t xml:space="preserve">$car2 = new </w:t>
+      </w:r>
+      <w:proofErr w:type="gramStart"/>
+      <w:r>
+        <w:rPr>
+          <w:rFonts w:ascii="Calibri"/>
+          <w:spacing w:val="-5"/>
+          <w:sz w:val="24"/>
+          <w:lang w:val="en-IN"/>
+        </w:rPr>
+        <w:t>Car(</w:t>
+      </w:r>
+      <w:proofErr w:type="gramEnd"/>
+      <w:r>
+        <w:rPr>
+          <w:rFonts w:ascii="Calibri"/>
+          <w:spacing w:val="-5"/>
+          <w:sz w:val="24"/>
+          <w:lang w:val="en-IN"/>
+        </w:rPr>
+        <w:t>"Honda", "Civic", 2019);</w:t>
+      </w:r>
+    </w:p>
+    <w:p>
+      <w:pPr>
+        <w:spacing w:line="360" w:lineRule="auto"/>
+        <w:ind w:left="85"/>
+        <w:rPr>
+          <w:rFonts w:ascii="Calibri"/>
+          <w:spacing w:val="-5"/>
+          <w:sz w:val="24"/>
+          <w:lang w:val="en-IN"/>
+        </w:rPr>
+      </w:pPr>
+      <w:r>
+        <w:rPr>
+          <w:rFonts w:ascii="Calibri"/>
+          <w:spacing w:val="-5"/>
+          <w:sz w:val="24"/>
+          <w:lang w:val="en-IN"/>
+        </w:rPr>
+        <w:t>$car1-&gt;</w:t>
+      </w:r>
+      <w:proofErr w:type="spellStart"/>
+      <w:proofErr w:type="gramStart"/>
+      <w:r>
+        <w:rPr>
+          <w:rFonts w:ascii="Calibri"/>
+          <w:spacing w:val="-5"/>
+          <w:sz w:val="24"/>
+          <w:lang w:val="en-IN"/>
+        </w:rPr>
+        <w:t>displayInfo</w:t>
+      </w:r>
+      <w:proofErr w:type="spellEnd"/>
+      <w:r>
+        <w:rPr>
+          <w:rFonts w:ascii="Calibri"/>
+          <w:spacing w:val="-5"/>
+          <w:sz w:val="24"/>
+          <w:lang w:val="en-IN"/>
+        </w:rPr>
+        <w:t>(</w:t>
+      </w:r>
+      <w:proofErr w:type="gramEnd"/>
+      <w:r>
+        <w:rPr>
+          <w:rFonts w:ascii="Calibri"/>
+          <w:spacing w:val="-5"/>
+          <w:sz w:val="24"/>
+          <w:lang w:val="en-IN"/>
+        </w:rPr>
+        <w:t>);</w:t>
+      </w:r>
+    </w:p>
+    <w:p>
+      <w:pPr>
+        <w:spacing w:line="360" w:lineRule="auto"/>
+        <w:ind w:left="85"/>
+        <w:rPr>
+          <w:rFonts w:ascii="Calibri"/>
+          <w:spacing w:val="-5"/>
+          <w:sz w:val="24"/>
+          <w:lang w:val="en-IN"/>
+        </w:rPr>
+      </w:pPr>
+      <w:r>
+        <w:rPr>
+          <w:rFonts w:ascii="Calibri"/>
+          <w:spacing w:val="-5"/>
+          <w:sz w:val="24"/>
+          <w:lang w:val="en-IN"/>
+        </w:rPr>
+        <w:t>$car2-&gt;</w:t>
+      </w:r>
+      <w:proofErr w:type="spellStart"/>
+      <w:proofErr w:type="gramStart"/>
+      <w:r>
+        <w:rPr>
+          <w:rFonts w:ascii="Calibri"/>
+          <w:spacing w:val="-5"/>
+          <w:sz w:val="24"/>
+          <w:lang w:val="en-IN"/>
+        </w:rPr>
+        <w:t>displayInfo</w:t>
+      </w:r>
+      <w:proofErr w:type="spellEnd"/>
+      <w:r>
+        <w:rPr>
+          <w:rFonts w:ascii="Calibri"/>
+          <w:spacing w:val="-5"/>
+          <w:sz w:val="24"/>
+          <w:lang w:val="en-IN"/>
+        </w:rPr>
+        <w:t>(</w:t>
+      </w:r>
+      <w:proofErr w:type="gramEnd"/>
+      <w:r>
+        <w:rPr>
+          <w:rFonts w:ascii="Calibri"/>
+          <w:spacing w:val="-5"/>
+          <w:sz w:val="24"/>
+          <w:lang w:val="en-IN"/>
+        </w:rPr>
+        <w:t>);</w:t>
+      </w:r>
+    </w:p>
+    <w:p>
+      <w:pPr>
+        <w:spacing w:line="360" w:lineRule="auto"/>
+        <w:ind w:left="85"/>
+        <w:rPr>
+          <w:rFonts w:ascii="Calibri"/>
+          <w:spacing w:val="-5"/>
+          <w:sz w:val="24"/>
+          <w:lang w:val="en-IN"/>
+        </w:rPr>
+      </w:pPr>
+      <w:r>
+        <w:rPr>
+          <w:rFonts w:ascii="Calibri"/>
+          <w:spacing w:val="-5"/>
+          <w:sz w:val="24"/>
+          <w:lang w:val="en-IN"/>
+        </w:rPr>
+        <w:t>?&gt;</w:t>
+      </w:r>
+    </w:p>
+    <w:p>
+      <w:pPr>
+        <w:spacing w:line="276" w:lineRule="auto"/>
+        <w:ind w:left="85"/>
+        <w:rPr>
+          <w:rFonts w:ascii="Calibri"/>
+          <w:b/>
+          <w:bCs/>
+          <w:spacing w:val="-5"/>
+          <w:sz w:val="24"/>
+        </w:rPr>
+      </w:pPr>
+    </w:p>
+    <w:p>
+      <w:pPr>
+        <w:rPr>
+          <w:rFonts w:ascii="Calibri"/>
+          <w:b/>
+          <w:bCs/>
+          <w:spacing w:val="-5"/>
+          <w:sz w:val="24"/>
+        </w:rPr>
+      </w:pPr>
+      <w:r>
+        <w:rPr>
+          <w:rFonts w:ascii="Calibri"/>
+          <w:b/>
+          <w:bCs/>
+          <w:spacing w:val="-5"/>
+          <w:sz w:val="24"/>
+        </w:rPr>
+        <w:br w:type="page"/>
+      </w:r>
+    </w:p>
+    <w:p>
+      <w:pPr>
+        <w:spacing w:line="276" w:lineRule="auto"/>
+        <w:ind w:left="85"/>
+        <w:rPr>
+          <w:rFonts w:ascii="Calibri"/>
+          <w:b/>
+          <w:bCs/>
+          <w:spacing w:val="-5"/>
+          <w:sz w:val="24"/>
+        </w:rPr>
+      </w:pPr>
+    </w:p>
+    <w:p>
+      <w:pPr>
+        <w:rPr>
+          <w:rFonts w:ascii="Calibri"/>
+          <w:b/>
+          <w:bCs/>
+          <w:spacing w:val="-5"/>
+          <w:sz w:val="24"/>
+        </w:rPr>
+      </w:pPr>
+      <w:r>
+        <w:rPr>
+          <w:rFonts w:ascii="Calibri"/>
+          <w:b/>
+          <w:bCs/>
+          <w:spacing w:val="-5"/>
+          <w:sz w:val="24"/>
+        </w:rPr>
+        <w:drawing>
+          <wp:inline distT="0" distB="0" distL="0" distR="0" wp14:anchorId="7D6A4881" wp14:editId="6468BE5E">
+            <wp:extent cx="6309360" cy="3549015"/>
+            <wp:effectExtent l="0" t="0" r="0" b="0"/>
+            <wp:docPr id="118246668" name="Picture 1"/>
+            <wp:cNvGraphicFramePr>
+              <a:graphicFrameLocks xmlns:a="http://schemas.openxmlformats.org/drawingml/2006/main" noChangeAspect="1"/>
+            </wp:cNvGraphicFramePr>
+            <a:graphic xmlns:a="http://schemas.openxmlformats.org/drawingml/2006/main">
+              <a:graphicData uri="http://schemas.openxmlformats.org/drawingml/2006/picture">
+                <pic:pic xmlns:pic="http://schemas.openxmlformats.org/drawingml/2006/picture">
+                  <pic:nvPicPr>
+                    <pic:cNvPr id="118246668" name=""/>
+                    <pic:cNvPicPr/>
+                  </pic:nvPicPr>
+                  <pic:blipFill>
+                    <a:blip r:embed="rId20"/>
+                    <a:stretch>
+                      <a:fillRect/>
+                    </a:stretch>
+                  </pic:blipFill>
+                  <pic:spPr>
+                    <a:xfrm>
+                      <a:off x="0" y="0"/>
+                      <a:ext cx="6309360" cy="3549015"/>
+                    </a:xfrm>
+                    <a:prstGeom prst="rect">
+                      <a:avLst/>
+                    </a:prstGeom>
+                  </pic:spPr>
+                </pic:pic>
+              </a:graphicData>
+            </a:graphic>
+          </wp:inline>
+        </w:drawing>
+      </w:r>
+      <w:r>
+        <w:rPr>
+          <w:rFonts w:ascii="Calibri"/>
+          <w:b/>
+          <w:bCs/>
+          <w:spacing w:val="-5"/>
+          <w:sz w:val="24"/>
+        </w:rPr>
+        <w:br w:type="page"/>
+      </w:r>
+    </w:p>
+    <w:p>
+      <w:pPr>
+        <w:spacing w:line="276" w:lineRule="auto"/>
+        <w:ind w:left="85"/>
+        <w:rPr>
+          <w:rFonts w:ascii="Calibri"/>
+          <w:b/>
+          <w:bCs/>
+          <w:spacing w:val="-5"/>
+          <w:sz w:val="24"/>
+          <w:lang w:val="en-IN"/>
+        </w:rPr>
+      </w:pPr>
+      <w:r>
+        <w:rPr>
+          <w:rFonts w:ascii="Calibri"/>
+          <w:b/>
+          <w:bCs/>
+          <w:spacing w:val="-5"/>
+          <w:sz w:val="24"/>
+        </w:rPr>
+        <w:lastRenderedPageBreak/>
+        <w:t xml:space="preserve">11. </w:t>
+      </w:r>
+      <w:r>
+        <w:rPr>
+          <w:rFonts w:ascii="Calibri"/>
+          <w:b/>
+          <w:bCs/>
+          <w:spacing w:val="-5"/>
+          <w:sz w:val="24"/>
+          <w:lang w:val="en-IN"/>
+        </w:rPr>
+        <w:t>Write a PHP script to demonstrate the inheritance.</w:t>
+      </w:r>
+    </w:p>
+    <w:p>
+      <w:pPr>
+        <w:spacing w:line="276" w:lineRule="auto"/>
+        <w:ind w:left="85"/>
+        <w:rPr>
+          <w:rFonts w:ascii="Calibri"/>
+          <w:b/>
+          <w:bCs/>
+          <w:spacing w:val="-5"/>
+          <w:sz w:val="24"/>
+        </w:rPr>
+      </w:pPr>
+    </w:p>
+    <w:p>
+      <w:pPr>
+        <w:spacing w:line="360" w:lineRule="auto"/>
+        <w:ind w:left="85"/>
+        <w:rPr>
+          <w:rFonts w:ascii="Calibri"/>
+          <w:spacing w:val="-5"/>
+          <w:sz w:val="24"/>
+          <w:lang w:val="en-IN"/>
+        </w:rPr>
+      </w:pPr>
+      <w:r>
+        <w:rPr>
+          <w:rFonts w:ascii="Calibri"/>
+          <w:spacing w:val="-5"/>
+          <w:sz w:val="24"/>
+          <w:lang w:val="en-IN"/>
+        </w:rPr>
+        <w:t>&lt;?</w:t>
+      </w:r>
+      <w:proofErr w:type="spellStart"/>
+      <w:r>
+        <w:rPr>
+          <w:rFonts w:ascii="Calibri"/>
+          <w:spacing w:val="-5"/>
+          <w:sz w:val="24"/>
+          <w:lang w:val="en-IN"/>
+        </w:rPr>
+        <w:t>php</w:t>
+      </w:r>
+      <w:proofErr w:type="spellEnd"/>
+    </w:p>
+    <w:p>
+      <w:pPr>
+        <w:spacing w:line="360" w:lineRule="auto"/>
+        <w:ind w:left="85"/>
+        <w:rPr>
+          <w:rFonts w:ascii="Calibri"/>
+          <w:spacing w:val="-5"/>
+          <w:sz w:val="24"/>
+          <w:lang w:val="en-IN"/>
+        </w:rPr>
+      </w:pPr>
+      <w:r>
+        <w:rPr>
+          <w:rFonts w:ascii="Calibri"/>
+          <w:spacing w:val="-5"/>
+          <w:sz w:val="24"/>
+          <w:lang w:val="en-IN"/>
+        </w:rPr>
+        <w:t>echo "&lt;h2&gt;Demonstrating Inheritance in PHP&lt;/h2&gt;";</w:t>
+      </w:r>
+    </w:p>
+    <w:p>
+      <w:pPr>
+        <w:spacing w:line="360" w:lineRule="auto"/>
+        <w:ind w:left="85"/>
+        <w:rPr>
+          <w:rFonts w:ascii="Calibri"/>
+          <w:spacing w:val="-5"/>
+          <w:sz w:val="24"/>
+          <w:lang w:val="en-IN"/>
+        </w:rPr>
+      </w:pPr>
+      <w:r>
+        <w:rPr>
+          <w:rFonts w:ascii="Calibri"/>
+          <w:spacing w:val="-5"/>
+          <w:sz w:val="24"/>
+          <w:lang w:val="en-IN"/>
+        </w:rPr>
+        <w:t>class Animal {</w:t>
+      </w:r>
+    </w:p>
+    <w:p>
+      <w:pPr>
+        <w:spacing w:line="360" w:lineRule="auto"/>
+        <w:ind w:left="85"/>
+        <w:rPr>
+          <w:rFonts w:ascii="Calibri"/>
+          <w:spacing w:val="-5"/>
+          <w:sz w:val="24"/>
+          <w:lang w:val="en-IN"/>
+        </w:rPr>
+      </w:pPr>
+      <w:r>
+        <w:rPr>
+          <w:rFonts w:ascii="Calibri"/>
+          <w:spacing w:val="-5"/>
+          <w:sz w:val="24"/>
+          <w:lang w:val="en-IN"/>
+        </w:rPr>
+        <w:t> </w:t>
+      </w:r>
+      <w:r>
+        <w:rPr>
+          <w:rFonts w:ascii="Calibri"/>
+          <w:spacing w:val="-5"/>
+          <w:sz w:val="24"/>
+          <w:lang w:val="en-IN"/>
+        </w:rPr>
+        <w:t xml:space="preserve"> </w:t>
+      </w:r>
+      <w:r>
+        <w:rPr>
+          <w:rFonts w:ascii="Calibri"/>
+          <w:spacing w:val="-5"/>
+          <w:sz w:val="24"/>
+          <w:lang w:val="en-IN"/>
+        </w:rPr>
+        <w:t> </w:t>
+      </w:r>
+      <w:r>
+        <w:rPr>
+          <w:rFonts w:ascii="Calibri"/>
+          <w:spacing w:val="-5"/>
+          <w:sz w:val="24"/>
+          <w:lang w:val="en-IN"/>
+        </w:rPr>
+        <w:t xml:space="preserve"> public function </w:t>
+      </w:r>
+      <w:proofErr w:type="spellStart"/>
+      <w:proofErr w:type="gramStart"/>
+      <w:r>
+        <w:rPr>
+          <w:rFonts w:ascii="Calibri"/>
+          <w:spacing w:val="-5"/>
+          <w:sz w:val="24"/>
+          <w:lang w:val="en-IN"/>
+        </w:rPr>
+        <w:t>makeSound</w:t>
+      </w:r>
+      <w:proofErr w:type="spellEnd"/>
+      <w:r>
+        <w:rPr>
+          <w:rFonts w:ascii="Calibri"/>
+          <w:spacing w:val="-5"/>
+          <w:sz w:val="24"/>
+          <w:lang w:val="en-IN"/>
+        </w:rPr>
+        <w:t>(</w:t>
+      </w:r>
+      <w:proofErr w:type="gramEnd"/>
+      <w:r>
+        <w:rPr>
+          <w:rFonts w:ascii="Calibri"/>
+          <w:spacing w:val="-5"/>
+          <w:sz w:val="24"/>
+          <w:lang w:val="en-IN"/>
+        </w:rPr>
+        <w:t>) {</w:t>
+      </w:r>
+    </w:p>
+    <w:p>
+      <w:pPr>
+        <w:spacing w:line="360" w:lineRule="auto"/>
+        <w:ind w:left="85"/>
+        <w:rPr>
+          <w:rFonts w:ascii="Calibri"/>
+          <w:spacing w:val="-5"/>
+          <w:sz w:val="24"/>
+          <w:lang w:val="en-IN"/>
+        </w:rPr>
+      </w:pPr>
+      <w:r>
+        <w:rPr>
+          <w:rFonts w:ascii="Calibri"/>
+          <w:spacing w:val="-5"/>
+          <w:sz w:val="24"/>
+          <w:lang w:val="en-IN"/>
+        </w:rPr>
+        <w:t> </w:t>
+      </w:r>
+      <w:r>
+        <w:rPr>
+          <w:rFonts w:ascii="Calibri"/>
+          <w:spacing w:val="-5"/>
+          <w:sz w:val="24"/>
+          <w:lang w:val="en-IN"/>
+        </w:rPr>
+        <w:t xml:space="preserve"> </w:t>
+      </w:r>
+      <w:r>
+        <w:rPr>
+          <w:rFonts w:ascii="Calibri"/>
+          <w:spacing w:val="-5"/>
+          <w:sz w:val="24"/>
+          <w:lang w:val="en-IN"/>
+        </w:rPr>
+        <w:t> </w:t>
+      </w:r>
+      <w:r>
+        <w:rPr>
+          <w:rFonts w:ascii="Calibri"/>
+          <w:spacing w:val="-5"/>
+          <w:sz w:val="24"/>
+          <w:lang w:val="en-IN"/>
+        </w:rPr>
+        <w:t xml:space="preserve"> </w:t>
+      </w:r>
+      <w:r>
+        <w:rPr>
+          <w:rFonts w:ascii="Calibri"/>
+          <w:spacing w:val="-5"/>
+          <w:sz w:val="24"/>
+          <w:lang w:val="en-IN"/>
+        </w:rPr>
+        <w:t> </w:t>
+      </w:r>
+      <w:r>
+        <w:rPr>
+          <w:rFonts w:ascii="Calibri"/>
+          <w:spacing w:val="-5"/>
+          <w:sz w:val="24"/>
+          <w:lang w:val="en-IN"/>
+        </w:rPr>
+        <w:t xml:space="preserve"> </w:t>
+      </w:r>
+      <w:r>
+        <w:rPr>
+          <w:rFonts w:ascii="Calibri"/>
+          <w:spacing w:val="-5"/>
+          <w:sz w:val="24"/>
+          <w:lang w:val="en-IN"/>
+        </w:rPr>
+        <w:t> </w:t>
+      </w:r>
+      <w:r>
+        <w:rPr>
+          <w:rFonts w:ascii="Calibri"/>
+          <w:spacing w:val="-5"/>
+          <w:sz w:val="24"/>
+          <w:lang w:val="en-IN"/>
+        </w:rPr>
+        <w:t xml:space="preserve"> echo "Animal makes a sound &lt;</w:t>
+      </w:r>
+      <w:proofErr w:type="spellStart"/>
+      <w:r>
+        <w:rPr>
+          <w:rFonts w:ascii="Calibri"/>
+          <w:spacing w:val="-5"/>
+          <w:sz w:val="24"/>
+          <w:lang w:val="en-IN"/>
+        </w:rPr>
+        <w:t>br</w:t>
+      </w:r>
+      <w:proofErr w:type="spellEnd"/>
+      <w:r>
+        <w:rPr>
+          <w:rFonts w:ascii="Calibri"/>
+          <w:spacing w:val="-5"/>
+          <w:sz w:val="24"/>
+          <w:lang w:val="en-IN"/>
+        </w:rPr>
+        <w:t>&gt;";</w:t>
+      </w:r>
+    </w:p>
+    <w:p>
+      <w:pPr>
+        <w:spacing w:line="360" w:lineRule="auto"/>
+        <w:ind w:left="85"/>
+        <w:rPr>
+          <w:rFonts w:ascii="Calibri"/>
+          <w:spacing w:val="-5"/>
+          <w:sz w:val="24"/>
+          <w:lang w:val="en-IN"/>
+        </w:rPr>
+      </w:pPr>
+      <w:r>
+        <w:rPr>
+          <w:rFonts w:ascii="Calibri"/>
+          <w:spacing w:val="-5"/>
+          <w:sz w:val="24"/>
+          <w:lang w:val="en-IN"/>
+        </w:rPr>
+        <w:t> </w:t>
+      </w:r>
+      <w:r>
+        <w:rPr>
+          <w:rFonts w:ascii="Calibri"/>
+          <w:spacing w:val="-5"/>
+          <w:sz w:val="24"/>
+          <w:lang w:val="en-IN"/>
+        </w:rPr>
+        <w:t xml:space="preserve"> </w:t>
+      </w:r>
+      <w:r>
+        <w:rPr>
+          <w:rFonts w:ascii="Calibri"/>
+          <w:spacing w:val="-5"/>
+          <w:sz w:val="24"/>
+          <w:lang w:val="en-IN"/>
+        </w:rPr>
+        <w:t> </w:t>
+      </w:r>
+      <w:r>
+        <w:rPr>
+          <w:rFonts w:ascii="Calibri"/>
+          <w:spacing w:val="-5"/>
+          <w:sz w:val="24"/>
+          <w:lang w:val="en-IN"/>
+        </w:rPr>
+        <w:t xml:space="preserve"> }</w:t>
+      </w:r>
+    </w:p>
+    <w:p>
+      <w:pPr>
+        <w:spacing w:line="360" w:lineRule="auto"/>
+        <w:ind w:left="85"/>
+        <w:rPr>
+          <w:rFonts w:ascii="Calibri"/>
+          <w:spacing w:val="-5"/>
+          <w:sz w:val="24"/>
+          <w:lang w:val="en-IN"/>
+        </w:rPr>
+      </w:pPr>
+      <w:r>
+        <w:rPr>
+          <w:rFonts w:ascii="Calibri"/>
+          <w:spacing w:val="-5"/>
+          <w:sz w:val="24"/>
+          <w:lang w:val="en-IN"/>
+        </w:rPr>
+        <w:t>}</w:t>
+      </w:r>
+    </w:p>
+    <w:p>
+      <w:pPr>
+        <w:spacing w:line="360" w:lineRule="auto"/>
+        <w:ind w:left="85"/>
+        <w:rPr>
+          <w:rFonts w:ascii="Calibri"/>
+          <w:spacing w:val="-5"/>
+          <w:sz w:val="24"/>
+          <w:lang w:val="en-IN"/>
+        </w:rPr>
+      </w:pPr>
+      <w:r>
+        <w:rPr>
+          <w:rFonts w:ascii="Calibri"/>
+          <w:spacing w:val="-5"/>
+          <w:sz w:val="24"/>
+          <w:lang w:val="en-IN"/>
+        </w:rPr>
+        <w:t>class Dog extends Animal {</w:t>
+      </w:r>
+    </w:p>
+    <w:p>
+      <w:pPr>
+        <w:spacing w:line="360" w:lineRule="auto"/>
+        <w:ind w:left="85"/>
+        <w:rPr>
+          <w:rFonts w:ascii="Calibri"/>
+          <w:spacing w:val="-5"/>
+          <w:sz w:val="24"/>
+          <w:lang w:val="en-IN"/>
+        </w:rPr>
+      </w:pPr>
+      <w:r>
+        <w:rPr>
+          <w:rFonts w:ascii="Calibri"/>
+          <w:spacing w:val="-5"/>
+          <w:sz w:val="24"/>
+          <w:lang w:val="en-IN"/>
+        </w:rPr>
+        <w:t> </w:t>
+      </w:r>
+      <w:r>
+        <w:rPr>
+          <w:rFonts w:ascii="Calibri"/>
+          <w:spacing w:val="-5"/>
+          <w:sz w:val="24"/>
+          <w:lang w:val="en-IN"/>
+        </w:rPr>
+        <w:t xml:space="preserve"> </w:t>
+      </w:r>
+      <w:r>
+        <w:rPr>
+          <w:rFonts w:ascii="Calibri"/>
+          <w:spacing w:val="-5"/>
+          <w:sz w:val="24"/>
+          <w:lang w:val="en-IN"/>
+        </w:rPr>
+        <w:t> </w:t>
+      </w:r>
+      <w:r>
+        <w:rPr>
+          <w:rFonts w:ascii="Calibri"/>
+          <w:spacing w:val="-5"/>
+          <w:sz w:val="24"/>
+          <w:lang w:val="en-IN"/>
+        </w:rPr>
+        <w:t xml:space="preserve"> public function </w:t>
+      </w:r>
+      <w:proofErr w:type="spellStart"/>
+      <w:proofErr w:type="gramStart"/>
+      <w:r>
+        <w:rPr>
+          <w:rFonts w:ascii="Calibri"/>
+          <w:spacing w:val="-5"/>
+          <w:sz w:val="24"/>
+          <w:lang w:val="en-IN"/>
+        </w:rPr>
+        <w:t>makeSound</w:t>
+      </w:r>
+      <w:proofErr w:type="spellEnd"/>
+      <w:r>
+        <w:rPr>
+          <w:rFonts w:ascii="Calibri"/>
+          <w:spacing w:val="-5"/>
+          <w:sz w:val="24"/>
+          <w:lang w:val="en-IN"/>
+        </w:rPr>
+        <w:t>(</w:t>
+      </w:r>
+      <w:proofErr w:type="gramEnd"/>
+      <w:r>
+        <w:rPr>
+          <w:rFonts w:ascii="Calibri"/>
+          <w:spacing w:val="-5"/>
+          <w:sz w:val="24"/>
+          <w:lang w:val="en-IN"/>
+        </w:rPr>
+        <w:t>) {</w:t>
+      </w:r>
+    </w:p>
+    <w:p>
+      <w:pPr>
+        <w:spacing w:line="360" w:lineRule="auto"/>
+        <w:ind w:left="85"/>
+        <w:rPr>
+          <w:rFonts w:ascii="Calibri"/>
+          <w:spacing w:val="-5"/>
+          <w:sz w:val="24"/>
+          <w:lang w:val="en-IN"/>
+        </w:rPr>
+      </w:pPr>
+      <w:r>
+        <w:rPr>
+          <w:rFonts w:ascii="Calibri"/>
+          <w:spacing w:val="-5"/>
+          <w:sz w:val="24"/>
+          <w:lang w:val="en-IN"/>
+        </w:rPr>
+        <w:t> </w:t>
+      </w:r>
+      <w:r>
+        <w:rPr>
+          <w:rFonts w:ascii="Calibri"/>
+          <w:spacing w:val="-5"/>
+          <w:sz w:val="24"/>
+          <w:lang w:val="en-IN"/>
+        </w:rPr>
+        <w:t xml:space="preserve"> </w:t>
+      </w:r>
+      <w:r>
+        <w:rPr>
+          <w:rFonts w:ascii="Calibri"/>
+          <w:spacing w:val="-5"/>
+          <w:sz w:val="24"/>
+          <w:lang w:val="en-IN"/>
+        </w:rPr>
+        <w:t> </w:t>
+      </w:r>
+      <w:r>
+        <w:rPr>
+          <w:rFonts w:ascii="Calibri"/>
+          <w:spacing w:val="-5"/>
+          <w:sz w:val="24"/>
+          <w:lang w:val="en-IN"/>
+        </w:rPr>
+        <w:t xml:space="preserve"> </w:t>
+      </w:r>
+      <w:r>
+        <w:rPr>
+          <w:rFonts w:ascii="Calibri"/>
+          <w:spacing w:val="-5"/>
+          <w:sz w:val="24"/>
+          <w:lang w:val="en-IN"/>
+        </w:rPr>
+        <w:t> </w:t>
+      </w:r>
+      <w:r>
+        <w:rPr>
+          <w:rFonts w:ascii="Calibri"/>
+          <w:spacing w:val="-5"/>
+          <w:sz w:val="24"/>
+          <w:lang w:val="en-IN"/>
+        </w:rPr>
+        <w:t xml:space="preserve"> </w:t>
+      </w:r>
+      <w:r>
+        <w:rPr>
+          <w:rFonts w:ascii="Calibri"/>
+          <w:spacing w:val="-5"/>
+          <w:sz w:val="24"/>
+          <w:lang w:val="en-IN"/>
+        </w:rPr>
+        <w:t> </w:t>
+      </w:r>
+      <w:r>
+        <w:rPr>
+          <w:rFonts w:ascii="Calibri"/>
+          <w:spacing w:val="-5"/>
+          <w:sz w:val="24"/>
+          <w:lang w:val="en-IN"/>
+        </w:rPr>
+        <w:t xml:space="preserve"> echo "Dog barks &lt;</w:t>
+      </w:r>
+      <w:proofErr w:type="spellStart"/>
+      <w:r>
+        <w:rPr>
+          <w:rFonts w:ascii="Calibri"/>
+          <w:spacing w:val="-5"/>
+          <w:sz w:val="24"/>
+          <w:lang w:val="en-IN"/>
+        </w:rPr>
+        <w:t>br</w:t>
+      </w:r>
+      <w:proofErr w:type="spellEnd"/>
+      <w:r>
+        <w:rPr>
+          <w:rFonts w:ascii="Calibri"/>
+          <w:spacing w:val="-5"/>
+          <w:sz w:val="24"/>
+          <w:lang w:val="en-IN"/>
+        </w:rPr>
+        <w:t>&gt;";</w:t>
+      </w:r>
+    </w:p>
+    <w:p>
+      <w:pPr>
+        <w:spacing w:line="360" w:lineRule="auto"/>
+        <w:ind w:left="85"/>
+        <w:rPr>
+          <w:rFonts w:ascii="Calibri"/>
+          <w:spacing w:val="-5"/>
+          <w:sz w:val="24"/>
+          <w:lang w:val="en-IN"/>
+        </w:rPr>
+      </w:pPr>
+      <w:r>
+        <w:rPr>
+          <w:rFonts w:ascii="Calibri"/>
+          <w:spacing w:val="-5"/>
+          <w:sz w:val="24"/>
+          <w:lang w:val="en-IN"/>
+        </w:rPr>
+        <w:t> </w:t>
+      </w:r>
+      <w:r>
+        <w:rPr>
+          <w:rFonts w:ascii="Calibri"/>
+          <w:spacing w:val="-5"/>
+          <w:sz w:val="24"/>
+          <w:lang w:val="en-IN"/>
+        </w:rPr>
+        <w:t xml:space="preserve"> </w:t>
+      </w:r>
+      <w:r>
+        <w:rPr>
+          <w:rFonts w:ascii="Calibri"/>
+          <w:spacing w:val="-5"/>
+          <w:sz w:val="24"/>
+          <w:lang w:val="en-IN"/>
+        </w:rPr>
+        <w:t> </w:t>
+      </w:r>
+      <w:r>
+        <w:rPr>
+          <w:rFonts w:ascii="Calibri"/>
+          <w:spacing w:val="-5"/>
+          <w:sz w:val="24"/>
+          <w:lang w:val="en-IN"/>
+        </w:rPr>
+        <w:t xml:space="preserve"> }</w:t>
+      </w:r>
+    </w:p>
+    <w:p>
+      <w:pPr>
+        <w:spacing w:line="360" w:lineRule="auto"/>
+        <w:ind w:left="85"/>
+        <w:rPr>
+          <w:rFonts w:ascii="Calibri"/>
+          <w:spacing w:val="-5"/>
+          <w:sz w:val="24"/>
+          <w:lang w:val="en-IN"/>
+        </w:rPr>
+      </w:pPr>
+      <w:r>
+        <w:rPr>
+          <w:rFonts w:ascii="Calibri"/>
+          <w:spacing w:val="-5"/>
+          <w:sz w:val="24"/>
+          <w:lang w:val="en-IN"/>
+        </w:rPr>
+        <w:t>}</w:t>
+      </w:r>
+    </w:p>
+    <w:p>
+      <w:pPr>
+        <w:spacing w:line="360" w:lineRule="auto"/>
+        <w:ind w:left="85"/>
+        <w:rPr>
+          <w:rFonts w:ascii="Calibri"/>
+          <w:spacing w:val="-5"/>
+          <w:sz w:val="24"/>
+          <w:lang w:val="en-IN"/>
+        </w:rPr>
+      </w:pPr>
+      <w:r>
+        <w:rPr>
+          <w:rFonts w:ascii="Calibri"/>
+          <w:spacing w:val="-5"/>
+          <w:sz w:val="24"/>
+          <w:lang w:val="en-IN"/>
+        </w:rPr>
+        <w:t>class Cat extends Animal {</w:t>
+      </w:r>
+    </w:p>
+    <w:p>
+      <w:pPr>
+        <w:spacing w:line="360" w:lineRule="auto"/>
+        <w:ind w:left="85"/>
+        <w:rPr>
+          <w:rFonts w:ascii="Calibri"/>
+          <w:spacing w:val="-5"/>
+          <w:sz w:val="24"/>
+          <w:lang w:val="en-IN"/>
+        </w:rPr>
+      </w:pPr>
+      <w:r>
+        <w:rPr>
+          <w:rFonts w:ascii="Calibri"/>
+          <w:spacing w:val="-5"/>
+          <w:sz w:val="24"/>
+          <w:lang w:val="en-IN"/>
+        </w:rPr>
+        <w:t> </w:t>
+      </w:r>
+      <w:r>
+        <w:rPr>
+          <w:rFonts w:ascii="Calibri"/>
+          <w:spacing w:val="-5"/>
+          <w:sz w:val="24"/>
+          <w:lang w:val="en-IN"/>
+        </w:rPr>
+        <w:t xml:space="preserve"> </w:t>
+      </w:r>
+      <w:r>
+        <w:rPr>
+          <w:rFonts w:ascii="Calibri"/>
+          <w:spacing w:val="-5"/>
+          <w:sz w:val="24"/>
+          <w:lang w:val="en-IN"/>
+        </w:rPr>
+        <w:t> </w:t>
+      </w:r>
+      <w:r>
+        <w:rPr>
+          <w:rFonts w:ascii="Calibri"/>
+          <w:spacing w:val="-5"/>
+          <w:sz w:val="24"/>
+          <w:lang w:val="en-IN"/>
+        </w:rPr>
+        <w:t xml:space="preserve"> public function </w:t>
+      </w:r>
+      <w:proofErr w:type="spellStart"/>
+      <w:proofErr w:type="gramStart"/>
+      <w:r>
+        <w:rPr>
+          <w:rFonts w:ascii="Calibri"/>
+          <w:spacing w:val="-5"/>
+          <w:sz w:val="24"/>
+          <w:lang w:val="en-IN"/>
+        </w:rPr>
+        <w:t>makeSound</w:t>
+      </w:r>
+      <w:proofErr w:type="spellEnd"/>
+      <w:r>
+        <w:rPr>
+          <w:rFonts w:ascii="Calibri"/>
+          <w:spacing w:val="-5"/>
+          <w:sz w:val="24"/>
+          <w:lang w:val="en-IN"/>
+        </w:rPr>
+        <w:t>(</w:t>
+      </w:r>
+      <w:proofErr w:type="gramEnd"/>
+      <w:r>
+        <w:rPr>
+          <w:rFonts w:ascii="Calibri"/>
+          <w:spacing w:val="-5"/>
+          <w:sz w:val="24"/>
+          <w:lang w:val="en-IN"/>
+        </w:rPr>
+        <w:t>) {</w:t>
+      </w:r>
+    </w:p>
+    <w:p>
+      <w:pPr>
+        <w:spacing w:line="360" w:lineRule="auto"/>
+        <w:ind w:left="85"/>
+        <w:rPr>
+          <w:rFonts w:ascii="Calibri"/>
+          <w:spacing w:val="-5"/>
+          <w:sz w:val="24"/>
+          <w:lang w:val="en-IN"/>
+        </w:rPr>
+      </w:pPr>
+      <w:r>
+        <w:rPr>
+          <w:rFonts w:ascii="Calibri"/>
+          <w:spacing w:val="-5"/>
+          <w:sz w:val="24"/>
+          <w:lang w:val="en-IN"/>
+        </w:rPr>
+        <w:t> </w:t>
+      </w:r>
+      <w:r>
+        <w:rPr>
+          <w:rFonts w:ascii="Calibri"/>
+          <w:spacing w:val="-5"/>
+          <w:sz w:val="24"/>
+          <w:lang w:val="en-IN"/>
+        </w:rPr>
+        <w:t xml:space="preserve"> </w:t>
+      </w:r>
+      <w:r>
+        <w:rPr>
+          <w:rFonts w:ascii="Calibri"/>
+          <w:spacing w:val="-5"/>
+          <w:sz w:val="24"/>
+          <w:lang w:val="en-IN"/>
+        </w:rPr>
+        <w:t> </w:t>
+      </w:r>
+      <w:r>
+        <w:rPr>
+          <w:rFonts w:ascii="Calibri"/>
+          <w:spacing w:val="-5"/>
+          <w:sz w:val="24"/>
+          <w:lang w:val="en-IN"/>
+        </w:rPr>
+        <w:t xml:space="preserve"> </w:t>
+      </w:r>
+      <w:r>
+        <w:rPr>
+          <w:rFonts w:ascii="Calibri"/>
+          <w:spacing w:val="-5"/>
+          <w:sz w:val="24"/>
+          <w:lang w:val="en-IN"/>
+        </w:rPr>
+        <w:t> </w:t>
+      </w:r>
+      <w:r>
+        <w:rPr>
+          <w:rFonts w:ascii="Calibri"/>
+          <w:spacing w:val="-5"/>
+          <w:sz w:val="24"/>
+          <w:lang w:val="en-IN"/>
+        </w:rPr>
+        <w:t xml:space="preserve"> </w:t>
+      </w:r>
+      <w:r>
+        <w:rPr>
+          <w:rFonts w:ascii="Calibri"/>
+          <w:spacing w:val="-5"/>
+          <w:sz w:val="24"/>
+          <w:lang w:val="en-IN"/>
+        </w:rPr>
+        <w:t> </w:t>
+      </w:r>
+      <w:r>
+        <w:rPr>
+          <w:rFonts w:ascii="Calibri"/>
+          <w:spacing w:val="-5"/>
+          <w:sz w:val="24"/>
+          <w:lang w:val="en-IN"/>
+        </w:rPr>
+        <w:t xml:space="preserve"> echo "Cat meows &lt;</w:t>
+      </w:r>
+      <w:proofErr w:type="spellStart"/>
+      <w:r>
+        <w:rPr>
+          <w:rFonts w:ascii="Calibri"/>
+          <w:spacing w:val="-5"/>
+          <w:sz w:val="24"/>
+          <w:lang w:val="en-IN"/>
+        </w:rPr>
+        <w:t>br</w:t>
+      </w:r>
+      <w:proofErr w:type="spellEnd"/>
+      <w:r>
+        <w:rPr>
+          <w:rFonts w:ascii="Calibri"/>
+          <w:spacing w:val="-5"/>
+          <w:sz w:val="24"/>
+          <w:lang w:val="en-IN"/>
+        </w:rPr>
+        <w:t>&gt;";</w:t>
+      </w:r>
+    </w:p>
+    <w:p>
+      <w:pPr>
+        <w:spacing w:line="360" w:lineRule="auto"/>
+        <w:ind w:left="85"/>
+        <w:rPr>
+          <w:rFonts w:ascii="Calibri"/>
+          <w:spacing w:val="-5"/>
+          <w:sz w:val="24"/>
+          <w:lang w:val="en-IN"/>
+        </w:rPr>
+      </w:pPr>
+      <w:r>
+        <w:rPr>
+          <w:rFonts w:ascii="Calibri"/>
+          <w:spacing w:val="-5"/>
+          <w:sz w:val="24"/>
+          <w:lang w:val="en-IN"/>
+        </w:rPr>
+        <w:t> </w:t>
+      </w:r>
+      <w:r>
+        <w:rPr>
+          <w:rFonts w:ascii="Calibri"/>
+          <w:spacing w:val="-5"/>
+          <w:sz w:val="24"/>
+          <w:lang w:val="en-IN"/>
+        </w:rPr>
+        <w:t xml:space="preserve"> </w:t>
+      </w:r>
+      <w:r>
+        <w:rPr>
+          <w:rFonts w:ascii="Calibri"/>
+          <w:spacing w:val="-5"/>
+          <w:sz w:val="24"/>
+          <w:lang w:val="en-IN"/>
+        </w:rPr>
+        <w:t> </w:t>
+      </w:r>
+      <w:r>
+        <w:rPr>
+          <w:rFonts w:ascii="Calibri"/>
+          <w:spacing w:val="-5"/>
+          <w:sz w:val="24"/>
+          <w:lang w:val="en-IN"/>
+        </w:rPr>
+        <w:t xml:space="preserve"> }</w:t>
+      </w:r>
+    </w:p>
+    <w:p>
+      <w:pPr>
+        <w:spacing w:line="360" w:lineRule="auto"/>
+        <w:ind w:left="85"/>
+        <w:rPr>
+          <w:rFonts w:ascii="Calibri"/>
+          <w:spacing w:val="-5"/>
+          <w:sz w:val="24"/>
+          <w:lang w:val="en-IN"/>
+        </w:rPr>
+      </w:pPr>
+      <w:r>
+        <w:rPr>
+          <w:rFonts w:ascii="Calibri"/>
+          <w:spacing w:val="-5"/>
+          <w:sz w:val="24"/>
+          <w:lang w:val="en-IN"/>
+        </w:rPr>
+        <w:t>}</w:t>
+      </w:r>
+    </w:p>
+    <w:p>
+      <w:pPr>
+        <w:spacing w:line="360" w:lineRule="auto"/>
+        <w:ind w:left="85"/>
+        <w:rPr>
+          <w:rFonts w:ascii="Calibri"/>
+          <w:spacing w:val="-5"/>
+          <w:sz w:val="24"/>
+          <w:lang w:val="en-IN"/>
+        </w:rPr>
+      </w:pPr>
+      <w:r>
+        <w:rPr>
+          <w:rFonts w:ascii="Calibri"/>
+          <w:spacing w:val="-5"/>
+          <w:sz w:val="24"/>
+          <w:lang w:val="en-IN"/>
+        </w:rPr>
+        <w:t xml:space="preserve">$dog = new </w:t>
+      </w:r>
+      <w:proofErr w:type="gramStart"/>
+      <w:r>
+        <w:rPr>
+          <w:rFonts w:ascii="Calibri"/>
+          <w:spacing w:val="-5"/>
+          <w:sz w:val="24"/>
+          <w:lang w:val="en-IN"/>
+        </w:rPr>
+        <w:t>Dog(</w:t>
+      </w:r>
+      <w:proofErr w:type="gramEnd"/>
+      <w:r>
+        <w:rPr>
+          <w:rFonts w:ascii="Calibri"/>
+          <w:spacing w:val="-5"/>
+          <w:sz w:val="24"/>
+          <w:lang w:val="en-IN"/>
+        </w:rPr>
+        <w:t>);</w:t>
+      </w:r>
+    </w:p>
+    <w:p>
+      <w:pPr>
+        <w:spacing w:line="360" w:lineRule="auto"/>
+        <w:ind w:left="85"/>
+        <w:rPr>
+          <w:rFonts w:ascii="Calibri"/>
+          <w:spacing w:val="-5"/>
+          <w:sz w:val="24"/>
+          <w:lang w:val="en-IN"/>
+        </w:rPr>
+      </w:pPr>
+      <w:r>
+        <w:rPr>
+          <w:rFonts w:ascii="Calibri"/>
+          <w:spacing w:val="-5"/>
+          <w:sz w:val="24"/>
+          <w:lang w:val="en-IN"/>
+        </w:rPr>
+        <w:t xml:space="preserve">$cat = new </w:t>
+      </w:r>
+      <w:proofErr w:type="gramStart"/>
+      <w:r>
+        <w:rPr>
+          <w:rFonts w:ascii="Calibri"/>
+          <w:spacing w:val="-5"/>
+          <w:sz w:val="24"/>
+          <w:lang w:val="en-IN"/>
+        </w:rPr>
+        <w:t>Cat(</w:t>
+      </w:r>
+      <w:proofErr w:type="gramEnd"/>
+      <w:r>
+        <w:rPr>
+          <w:rFonts w:ascii="Calibri"/>
+          <w:spacing w:val="-5"/>
+          <w:sz w:val="24"/>
+          <w:lang w:val="en-IN"/>
+        </w:rPr>
+        <w:t>);</w:t>
+      </w:r>
+    </w:p>
+    <w:p>
+      <w:pPr>
+        <w:spacing w:line="360" w:lineRule="auto"/>
+        <w:ind w:left="85"/>
+        <w:rPr>
+          <w:rFonts w:ascii="Calibri"/>
+          <w:spacing w:val="-5"/>
+          <w:sz w:val="24"/>
+          <w:lang w:val="en-IN"/>
+        </w:rPr>
+      </w:pPr>
+      <w:r>
+        <w:rPr>
+          <w:rFonts w:ascii="Calibri"/>
+          <w:spacing w:val="-5"/>
+          <w:sz w:val="24"/>
+          <w:lang w:val="en-IN"/>
+        </w:rPr>
+        <w:t>$dog-&gt;</w:t>
+      </w:r>
+      <w:proofErr w:type="spellStart"/>
+      <w:proofErr w:type="gramStart"/>
+      <w:r>
+        <w:rPr>
+          <w:rFonts w:ascii="Calibri"/>
+          <w:spacing w:val="-5"/>
+          <w:sz w:val="24"/>
+          <w:lang w:val="en-IN"/>
+        </w:rPr>
+        <w:t>makeSound</w:t>
+      </w:r>
+      <w:proofErr w:type="spellEnd"/>
+      <w:r>
+        <w:rPr>
+          <w:rFonts w:ascii="Calibri"/>
+          <w:spacing w:val="-5"/>
+          <w:sz w:val="24"/>
+          <w:lang w:val="en-IN"/>
+        </w:rPr>
+        <w:t>(</w:t>
+      </w:r>
+      <w:proofErr w:type="gramEnd"/>
+      <w:r>
+        <w:rPr>
+          <w:rFonts w:ascii="Calibri"/>
+          <w:spacing w:val="-5"/>
+          <w:sz w:val="24"/>
+          <w:lang w:val="en-IN"/>
+        </w:rPr>
+        <w:t>);</w:t>
+      </w:r>
+    </w:p>
+    <w:p>
+      <w:pPr>
+        <w:spacing w:line="360" w:lineRule="auto"/>
+        <w:ind w:left="85"/>
+        <w:rPr>
+          <w:rFonts w:ascii="Calibri"/>
+          <w:spacing w:val="-5"/>
+          <w:sz w:val="24"/>
+          <w:lang w:val="en-IN"/>
+        </w:rPr>
+      </w:pPr>
+      <w:r>
+        <w:rPr>
+          <w:rFonts w:ascii="Calibri"/>
+          <w:spacing w:val="-5"/>
+          <w:sz w:val="24"/>
+          <w:lang w:val="en-IN"/>
+        </w:rPr>
+        <w:t>$cat-&gt;</w:t>
+      </w:r>
+      <w:proofErr w:type="spellStart"/>
+      <w:proofErr w:type="gramStart"/>
+      <w:r>
+        <w:rPr>
+          <w:rFonts w:ascii="Calibri"/>
+          <w:spacing w:val="-5"/>
+          <w:sz w:val="24"/>
+          <w:lang w:val="en-IN"/>
+        </w:rPr>
+        <w:t>makeSound</w:t>
+      </w:r>
+      <w:proofErr w:type="spellEnd"/>
+      <w:r>
+        <w:rPr>
+          <w:rFonts w:ascii="Calibri"/>
+          <w:spacing w:val="-5"/>
+          <w:sz w:val="24"/>
+          <w:lang w:val="en-IN"/>
+        </w:rPr>
+        <w:t>(</w:t>
+      </w:r>
+      <w:proofErr w:type="gramEnd"/>
+      <w:r>
+        <w:rPr>
+          <w:rFonts w:ascii="Calibri"/>
+          <w:spacing w:val="-5"/>
+          <w:sz w:val="24"/>
+          <w:lang w:val="en-IN"/>
+        </w:rPr>
+        <w:t>);</w:t>
+      </w:r>
+    </w:p>
+    <w:p>
+      <w:pPr>
+        <w:spacing w:line="360" w:lineRule="auto"/>
+        <w:ind w:left="85"/>
+        <w:rPr>
+          <w:rFonts w:ascii="Calibri"/>
+          <w:spacing w:val="-5"/>
+          <w:sz w:val="24"/>
+          <w:lang w:val="en-IN"/>
+        </w:rPr>
+      </w:pPr>
+      <w:r>
+        <w:rPr>
+          <w:rFonts w:ascii="Calibri"/>
+          <w:spacing w:val="-5"/>
+          <w:sz w:val="24"/>
+          <w:lang w:val="en-IN"/>
+        </w:rPr>
+        <w:t>?&gt;</w:t>
+      </w:r>
+    </w:p>
+    <w:p>
+      <w:pPr>
+        <w:spacing w:line="360" w:lineRule="auto"/>
+        <w:ind w:left="85"/>
+        <w:rPr>
+          <w:rFonts w:ascii="Calibri"/>
+          <w:spacing w:val="-5"/>
+          <w:sz w:val="24"/>
+        </w:rPr>
+      </w:pPr>
+    </w:p>
+    <w:p>
+      <w:pPr>
+        <w:rPr>
+          <w:rFonts w:ascii="Calibri"/>
+          <w:spacing w:val="-5"/>
+          <w:sz w:val="24"/>
+        </w:rPr>
+      </w:pPr>
+      <w:r>
+        <w:rPr>
+          <w:rFonts w:ascii="Calibri"/>
+          <w:spacing w:val="-5"/>
+          <w:sz w:val="24"/>
+        </w:rPr>
+        <w:br w:type="page"/>
+      </w:r>
+    </w:p>
+    <w:p>
+      <w:pPr>
+        <w:spacing w:line="360" w:lineRule="auto"/>
+        <w:ind w:left="85"/>
+        <w:rPr>
+          <w:rFonts w:ascii="Calibri"/>
+          <w:spacing w:val="-5"/>
+          <w:sz w:val="24"/>
+        </w:rPr>
+      </w:pPr>
+    </w:p>
+    <w:p>
+      <w:pPr>
+        <w:rPr>
+          <w:rFonts w:ascii="Calibri"/>
+          <w:spacing w:val="-5"/>
+          <w:sz w:val="24"/>
+        </w:rPr>
+      </w:pPr>
+      <w:r>
+        <w:rPr>
+          <w:rFonts w:ascii="Calibri"/>
+          <w:spacing w:val="-5"/>
+          <w:sz w:val="24"/>
+        </w:rPr>
+        <w:drawing>
+          <wp:inline distT="0" distB="0" distL="0" distR="0" wp14:anchorId="53904EC7" wp14:editId="33F1AEBC">
+            <wp:extent cx="6309360" cy="3549015"/>
+            <wp:effectExtent l="0" t="0" r="0" b="0"/>
+            <wp:docPr id="116261288" name="Picture 1"/>
+            <wp:cNvGraphicFramePr>
+              <a:graphicFrameLocks xmlns:a="http://schemas.openxmlformats.org/drawingml/2006/main" noChangeAspect="1"/>
+            </wp:cNvGraphicFramePr>
+            <a:graphic xmlns:a="http://schemas.openxmlformats.org/drawingml/2006/main">
+              <a:graphicData uri="http://schemas.openxmlformats.org/drawingml/2006/picture">
+                <pic:pic xmlns:pic="http://schemas.openxmlformats.org/drawingml/2006/picture">
+                  <pic:nvPicPr>
+                    <pic:cNvPr id="116261288" name=""/>
+                    <pic:cNvPicPr/>
+                  </pic:nvPicPr>
+                  <pic:blipFill>
+                    <a:blip r:embed="rId21"/>
+                    <a:stretch>
+                      <a:fillRect/>
+                    </a:stretch>
+                  </pic:blipFill>
+                  <pic:spPr>
+                    <a:xfrm>
+                      <a:off x="0" y="0"/>
+                      <a:ext cx="6309360" cy="3549015"/>
+                    </a:xfrm>
+                    <a:prstGeom prst="rect">
+                      <a:avLst/>
+                    </a:prstGeom>
+                  </pic:spPr>
+                </pic:pic>
+              </a:graphicData>
+            </a:graphic>
+          </wp:inline>
+        </w:drawing>
+      </w:r>
+      <w:r>
+        <w:rPr>
+          <w:rFonts w:ascii="Calibri"/>
+          <w:spacing w:val="-5"/>
+          <w:sz w:val="24"/>
+        </w:rPr>
+        <w:br w:type="page"/>
+      </w:r>
+    </w:p>
+    <w:p>
+      <w:pPr>
+        <w:spacing w:line="360" w:lineRule="auto"/>
+        <w:ind w:left="85"/>
+        <w:rPr>
+          <w:rFonts w:ascii="Calibri"/>
+          <w:spacing w:val="-5"/>
+          <w:sz w:val="24"/>
+        </w:rPr>
+      </w:pPr>
+    </w:p>
+    <w:p>
+      <w:pPr>
+        <w:rPr>
+          <w:rFonts w:ascii="Calibri"/>
+          <w:b/>
+          <w:bCs/>
+          <w:spacing w:val="-5"/>
+          <w:sz w:val="24"/>
+          <w:lang w:val="en-IN"/>
+        </w:rPr>
+      </w:pPr>
+      <w:r>
+        <w:rPr>
+          <w:rFonts w:ascii="Calibri"/>
+          <w:b/>
+          <w:bCs/>
+          <w:spacing w:val="-5"/>
+          <w:sz w:val="24"/>
+        </w:rPr>
+        <w:t xml:space="preserve">12. </w:t>
+      </w:r>
+      <w:r>
+        <w:rPr>
+          <w:rFonts w:ascii="Calibri"/>
+          <w:b/>
+          <w:bCs/>
+          <w:spacing w:val="-5"/>
+          <w:sz w:val="24"/>
+          <w:lang w:val="en-IN"/>
+        </w:rPr>
+        <w:t>Write a PHP script to demonstrate interface.</w:t>
+      </w:r>
+    </w:p>
+    <w:p>
+      <w:pPr>
+        <w:spacing w:line="360" w:lineRule="auto"/>
+        <w:ind w:left="85"/>
+        <w:rPr>
+          <w:rFonts w:ascii="Calibri"/>
+          <w:spacing w:val="-5"/>
+          <w:sz w:val="24"/>
+        </w:rPr>
+      </w:pPr>
+    </w:p>
+    <w:p>
+      <w:pPr>
+        <w:spacing w:line="360" w:lineRule="auto"/>
+        <w:ind w:left="85"/>
+        <w:rPr>
+          <w:rFonts w:ascii="Calibri"/>
+          <w:spacing w:val="-5"/>
+          <w:sz w:val="24"/>
+          <w:lang w:val="en-IN"/>
+        </w:rPr>
+      </w:pPr>
+      <w:r>
+        <w:rPr>
+          <w:rFonts w:ascii="Calibri"/>
+          <w:spacing w:val="-5"/>
+          <w:sz w:val="24"/>
+          <w:lang w:val="en-IN"/>
+        </w:rPr>
+        <w:t>&lt;?</w:t>
+      </w:r>
+      <w:proofErr w:type="spellStart"/>
+      <w:r>
+        <w:rPr>
+          <w:rFonts w:ascii="Calibri"/>
+          <w:spacing w:val="-5"/>
+          <w:sz w:val="24"/>
+          <w:lang w:val="en-IN"/>
+        </w:rPr>
+        <w:t>php</w:t>
+      </w:r>
+      <w:proofErr w:type="spellEnd"/>
+    </w:p>
+    <w:p>
+      <w:pPr>
+        <w:spacing w:line="360" w:lineRule="auto"/>
+        <w:ind w:left="85"/>
+        <w:rPr>
+          <w:rFonts w:ascii="Calibri"/>
+          <w:spacing w:val="-5"/>
+          <w:sz w:val="24"/>
+          <w:lang w:val="en-IN"/>
+        </w:rPr>
+      </w:pPr>
+      <w:r>
+        <w:rPr>
+          <w:rFonts w:ascii="Calibri"/>
+          <w:spacing w:val="-5"/>
+          <w:sz w:val="24"/>
+          <w:lang w:val="en-IN"/>
+        </w:rPr>
+        <w:t>echo "&lt;h2&gt;Demonstrating Interface in PHP&lt;/h2&gt;";</w:t>
+      </w:r>
+    </w:p>
+    <w:p>
+      <w:pPr>
+        <w:spacing w:line="360" w:lineRule="auto"/>
+        <w:ind w:left="85"/>
+        <w:rPr>
+          <w:rFonts w:ascii="Calibri"/>
+          <w:spacing w:val="-5"/>
+          <w:sz w:val="24"/>
+          <w:lang w:val="en-IN"/>
+        </w:rPr>
+      </w:pPr>
+      <w:r>
+        <w:rPr>
+          <w:rFonts w:ascii="Calibri"/>
+          <w:spacing w:val="-5"/>
+          <w:sz w:val="24"/>
+          <w:lang w:val="en-IN"/>
+        </w:rPr>
+        <w:t>interface Shape {</w:t>
+      </w:r>
+    </w:p>
+    <w:p>
+      <w:pPr>
+        <w:spacing w:line="360" w:lineRule="auto"/>
+        <w:ind w:left="85"/>
+        <w:rPr>
+          <w:rFonts w:ascii="Calibri"/>
+          <w:spacing w:val="-5"/>
+          <w:sz w:val="24"/>
+          <w:lang w:val="en-IN"/>
+        </w:rPr>
+      </w:pPr>
+      <w:r>
+        <w:rPr>
+          <w:rFonts w:ascii="Calibri"/>
+          <w:spacing w:val="-5"/>
+          <w:sz w:val="24"/>
+          <w:lang w:val="en-IN"/>
+        </w:rPr>
+        <w:t> </w:t>
+      </w:r>
+      <w:r>
+        <w:rPr>
+          <w:rFonts w:ascii="Calibri"/>
+          <w:spacing w:val="-5"/>
+          <w:sz w:val="24"/>
+          <w:lang w:val="en-IN"/>
+        </w:rPr>
+        <w:t xml:space="preserve"> </w:t>
+      </w:r>
+      <w:r>
+        <w:rPr>
+          <w:rFonts w:ascii="Calibri"/>
+          <w:spacing w:val="-5"/>
+          <w:sz w:val="24"/>
+          <w:lang w:val="en-IN"/>
+        </w:rPr>
+        <w:t> </w:t>
+      </w:r>
+      <w:r>
+        <w:rPr>
+          <w:rFonts w:ascii="Calibri"/>
+          <w:spacing w:val="-5"/>
+          <w:sz w:val="24"/>
+          <w:lang w:val="en-IN"/>
+        </w:rPr>
+        <w:t xml:space="preserve"> public function </w:t>
+      </w:r>
+      <w:proofErr w:type="gramStart"/>
+      <w:r>
+        <w:rPr>
+          <w:rFonts w:ascii="Calibri"/>
+          <w:spacing w:val="-5"/>
+          <w:sz w:val="24"/>
+          <w:lang w:val="en-IN"/>
+        </w:rPr>
+        <w:t>area(</w:t>
+      </w:r>
+      <w:proofErr w:type="gramEnd"/>
+      <w:r>
+        <w:rPr>
+          <w:rFonts w:ascii="Calibri"/>
+          <w:spacing w:val="-5"/>
+          <w:sz w:val="24"/>
+          <w:lang w:val="en-IN"/>
+        </w:rPr>
+        <w:t>);</w:t>
+      </w:r>
+    </w:p>
+    <w:p>
+      <w:pPr>
+        <w:spacing w:line="360" w:lineRule="auto"/>
+        <w:ind w:left="85"/>
+        <w:rPr>
+          <w:rFonts w:ascii="Calibri"/>
+          <w:spacing w:val="-5"/>
+          <w:sz w:val="24"/>
+          <w:lang w:val="en-IN"/>
+        </w:rPr>
+      </w:pPr>
+      <w:r>
+        <w:rPr>
+          <w:rFonts w:ascii="Calibri"/>
+          <w:spacing w:val="-5"/>
+          <w:sz w:val="24"/>
+          <w:lang w:val="en-IN"/>
+        </w:rPr>
+        <w:t>}</w:t>
+      </w:r>
+    </w:p>
+    <w:p>
+      <w:pPr>
+        <w:spacing w:line="360" w:lineRule="auto"/>
+        <w:ind w:left="85"/>
+        <w:rPr>
+          <w:rFonts w:ascii="Calibri"/>
+          <w:spacing w:val="-5"/>
+          <w:sz w:val="24"/>
+          <w:lang w:val="en-IN"/>
+        </w:rPr>
+      </w:pPr>
+      <w:r>
+        <w:rPr>
+          <w:rFonts w:ascii="Calibri"/>
+          <w:spacing w:val="-5"/>
+          <w:sz w:val="24"/>
+          <w:lang w:val="en-IN"/>
+        </w:rPr>
+        <w:t>class Circle implements Shape {</w:t>
+      </w:r>
+    </w:p>
+    <w:p>
+      <w:pPr>
+        <w:spacing w:line="360" w:lineRule="auto"/>
+        <w:ind w:left="85"/>
+        <w:rPr>
+          <w:rFonts w:ascii="Calibri"/>
+          <w:spacing w:val="-5"/>
+          <w:sz w:val="24"/>
+          <w:lang w:val="en-IN"/>
+        </w:rPr>
+      </w:pPr>
+      <w:r>
+        <w:rPr>
+          <w:rFonts w:ascii="Calibri"/>
+          <w:spacing w:val="-5"/>
+          <w:sz w:val="24"/>
+          <w:lang w:val="en-IN"/>
+        </w:rPr>
+        <w:t> </w:t>
+      </w:r>
+      <w:r>
+        <w:rPr>
+          <w:rFonts w:ascii="Calibri"/>
+          <w:spacing w:val="-5"/>
+          <w:sz w:val="24"/>
+          <w:lang w:val="en-IN"/>
+        </w:rPr>
+        <w:t xml:space="preserve"> </w:t>
+      </w:r>
+      <w:r>
+        <w:rPr>
+          <w:rFonts w:ascii="Calibri"/>
+          <w:spacing w:val="-5"/>
+          <w:sz w:val="24"/>
+          <w:lang w:val="en-IN"/>
+        </w:rPr>
+        <w:t> </w:t>
+      </w:r>
+      <w:r>
+        <w:rPr>
+          <w:rFonts w:ascii="Calibri"/>
+          <w:spacing w:val="-5"/>
+          <w:sz w:val="24"/>
+          <w:lang w:val="en-IN"/>
+        </w:rPr>
+        <w:t xml:space="preserve"> private $radius;</w:t>
+      </w:r>
+    </w:p>
+    <w:p>
+      <w:pPr>
+        <w:spacing w:line="360" w:lineRule="auto"/>
+        <w:ind w:left="85"/>
+        <w:rPr>
+          <w:rFonts w:ascii="Calibri"/>
+          <w:spacing w:val="-5"/>
+          <w:sz w:val="24"/>
+          <w:lang w:val="en-IN"/>
+        </w:rPr>
+      </w:pPr>
+      <w:r>
+        <w:rPr>
+          <w:rFonts w:ascii="Calibri"/>
+          <w:spacing w:val="-5"/>
+          <w:sz w:val="24"/>
+          <w:lang w:val="en-IN"/>
+        </w:rPr>
+        <w:t> </w:t>
+      </w:r>
+      <w:r>
+        <w:rPr>
+          <w:rFonts w:ascii="Calibri"/>
+          <w:spacing w:val="-5"/>
+          <w:sz w:val="24"/>
+          <w:lang w:val="en-IN"/>
+        </w:rPr>
+        <w:t xml:space="preserve"> </w:t>
+      </w:r>
+      <w:r>
+        <w:rPr>
+          <w:rFonts w:ascii="Calibri"/>
+          <w:spacing w:val="-5"/>
+          <w:sz w:val="24"/>
+          <w:lang w:val="en-IN"/>
+        </w:rPr>
+        <w:t> </w:t>
+      </w:r>
+      <w:r>
+        <w:rPr>
+          <w:rFonts w:ascii="Calibri"/>
+          <w:spacing w:val="-5"/>
+          <w:sz w:val="24"/>
+          <w:lang w:val="en-IN"/>
+        </w:rPr>
+        <w:t xml:space="preserve"> public function __construct($radius) {</w:t>
+      </w:r>
+    </w:p>
+    <w:p>
+      <w:pPr>
+        <w:spacing w:line="360" w:lineRule="auto"/>
+        <w:ind w:left="85"/>
+        <w:rPr>
+          <w:rFonts w:ascii="Calibri"/>
+          <w:spacing w:val="-5"/>
+          <w:sz w:val="24"/>
+          <w:lang w:val="en-IN"/>
+        </w:rPr>
+      </w:pPr>
+      <w:r>
+        <w:rPr>
+          <w:rFonts w:ascii="Calibri"/>
+          <w:spacing w:val="-5"/>
+          <w:sz w:val="24"/>
+          <w:lang w:val="en-IN"/>
+        </w:rPr>
+        <w:t> </w:t>
+      </w:r>
+      <w:r>
+        <w:rPr>
+          <w:rFonts w:ascii="Calibri"/>
+          <w:spacing w:val="-5"/>
+          <w:sz w:val="24"/>
+          <w:lang w:val="en-IN"/>
+        </w:rPr>
+        <w:t xml:space="preserve"> </w:t>
+      </w:r>
+      <w:r>
+        <w:rPr>
+          <w:rFonts w:ascii="Calibri"/>
+          <w:spacing w:val="-5"/>
+          <w:sz w:val="24"/>
+          <w:lang w:val="en-IN"/>
+        </w:rPr>
+        <w:t> </w:t>
+      </w:r>
+      <w:r>
+        <w:rPr>
+          <w:rFonts w:ascii="Calibri"/>
+          <w:spacing w:val="-5"/>
+          <w:sz w:val="24"/>
+          <w:lang w:val="en-IN"/>
+        </w:rPr>
+        <w:t xml:space="preserve"> </w:t>
+      </w:r>
+      <w:r>
+        <w:rPr>
+          <w:rFonts w:ascii="Calibri"/>
+          <w:spacing w:val="-5"/>
+          <w:sz w:val="24"/>
+          <w:lang w:val="en-IN"/>
+        </w:rPr>
+        <w:t> </w:t>
+      </w:r>
+      <w:r>
+        <w:rPr>
+          <w:rFonts w:ascii="Calibri"/>
+          <w:spacing w:val="-5"/>
+          <w:sz w:val="24"/>
+          <w:lang w:val="en-IN"/>
+        </w:rPr>
+        <w:t xml:space="preserve"> </w:t>
+      </w:r>
+      <w:r>
+        <w:rPr>
+          <w:rFonts w:ascii="Calibri"/>
+          <w:spacing w:val="-5"/>
+          <w:sz w:val="24"/>
+          <w:lang w:val="en-IN"/>
+        </w:rPr>
+        <w:t> </w:t>
+      </w:r>
+      <w:r>
+        <w:rPr>
+          <w:rFonts w:ascii="Calibri"/>
+          <w:spacing w:val="-5"/>
+          <w:sz w:val="24"/>
+          <w:lang w:val="en-IN"/>
+        </w:rPr>
+        <w:t xml:space="preserve"> $this-&gt;radius = $radius;</w:t>
+      </w:r>
+    </w:p>
+    <w:p>
+      <w:pPr>
+        <w:spacing w:line="360" w:lineRule="auto"/>
+        <w:ind w:left="85"/>
+        <w:rPr>
+          <w:rFonts w:ascii="Calibri"/>
+          <w:spacing w:val="-5"/>
+          <w:sz w:val="24"/>
+          <w:lang w:val="en-IN"/>
+        </w:rPr>
+      </w:pPr>
+      <w:r>
+        <w:rPr>
+          <w:rFonts w:ascii="Calibri"/>
+          <w:spacing w:val="-5"/>
+          <w:sz w:val="24"/>
+          <w:lang w:val="en-IN"/>
+        </w:rPr>
+        <w:t> </w:t>
+      </w:r>
+      <w:r>
+        <w:rPr>
+          <w:rFonts w:ascii="Calibri"/>
+          <w:spacing w:val="-5"/>
+          <w:sz w:val="24"/>
+          <w:lang w:val="en-IN"/>
+        </w:rPr>
+        <w:t xml:space="preserve"> </w:t>
+      </w:r>
+      <w:r>
+        <w:rPr>
+          <w:rFonts w:ascii="Calibri"/>
+          <w:spacing w:val="-5"/>
+          <w:sz w:val="24"/>
+          <w:lang w:val="en-IN"/>
+        </w:rPr>
+        <w:t> </w:t>
+      </w:r>
+      <w:r>
+        <w:rPr>
+          <w:rFonts w:ascii="Calibri"/>
+          <w:spacing w:val="-5"/>
+          <w:sz w:val="24"/>
+          <w:lang w:val="en-IN"/>
+        </w:rPr>
+        <w:t xml:space="preserve"> }</w:t>
+      </w:r>
+    </w:p>
+    <w:p>
+      <w:pPr>
+        <w:spacing w:line="360" w:lineRule="auto"/>
+        <w:ind w:left="85"/>
+        <w:rPr>
+          <w:rFonts w:ascii="Calibri"/>
+          <w:spacing w:val="-5"/>
+          <w:sz w:val="24"/>
+          <w:lang w:val="en-IN"/>
+        </w:rPr>
+      </w:pPr>
+      <w:r>
+        <w:rPr>
+          <w:rFonts w:ascii="Calibri"/>
+          <w:spacing w:val="-5"/>
+          <w:sz w:val="24"/>
+          <w:lang w:val="en-IN"/>
+        </w:rPr>
+        <w:t> </w:t>
+      </w:r>
+      <w:r>
+        <w:rPr>
+          <w:rFonts w:ascii="Calibri"/>
+          <w:spacing w:val="-5"/>
+          <w:sz w:val="24"/>
+          <w:lang w:val="en-IN"/>
+        </w:rPr>
+        <w:t xml:space="preserve"> </w:t>
+      </w:r>
+      <w:r>
+        <w:rPr>
+          <w:rFonts w:ascii="Calibri"/>
+          <w:spacing w:val="-5"/>
+          <w:sz w:val="24"/>
+          <w:lang w:val="en-IN"/>
+        </w:rPr>
+        <w:t> </w:t>
+      </w:r>
+      <w:r>
+        <w:rPr>
+          <w:rFonts w:ascii="Calibri"/>
+          <w:spacing w:val="-5"/>
+          <w:sz w:val="24"/>
+          <w:lang w:val="en-IN"/>
+        </w:rPr>
+        <w:t xml:space="preserve"> public function </w:t>
+      </w:r>
+      <w:proofErr w:type="gramStart"/>
+      <w:r>
+        <w:rPr>
+          <w:rFonts w:ascii="Calibri"/>
+          <w:spacing w:val="-5"/>
+          <w:sz w:val="24"/>
+          <w:lang w:val="en-IN"/>
+        </w:rPr>
+        <w:t>area(</w:t>
+      </w:r>
+      <w:proofErr w:type="gramEnd"/>
+      <w:r>
+        <w:rPr>
+          <w:rFonts w:ascii="Calibri"/>
+          <w:spacing w:val="-5"/>
+          <w:sz w:val="24"/>
+          <w:lang w:val="en-IN"/>
+        </w:rPr>
+        <w:t>) {</w:t>
+      </w:r>
+    </w:p>
+    <w:p>
+      <w:pPr>
+        <w:spacing w:line="360" w:lineRule="auto"/>
+        <w:ind w:left="85"/>
+        <w:rPr>
+          <w:rFonts w:ascii="Calibri"/>
+          <w:spacing w:val="-5"/>
+          <w:sz w:val="24"/>
+          <w:lang w:val="en-IN"/>
+        </w:rPr>
+      </w:pPr>
+      <w:r>
+        <w:rPr>
+          <w:rFonts w:ascii="Calibri"/>
+          <w:spacing w:val="-5"/>
+          <w:sz w:val="24"/>
+          <w:lang w:val="en-IN"/>
+        </w:rPr>
+        <w:t> </w:t>
+      </w:r>
+      <w:r>
+        <w:rPr>
+          <w:rFonts w:ascii="Calibri"/>
+          <w:spacing w:val="-5"/>
+          <w:sz w:val="24"/>
+          <w:lang w:val="en-IN"/>
+        </w:rPr>
+        <w:t xml:space="preserve"> </w:t>
+      </w:r>
+      <w:r>
+        <w:rPr>
+          <w:rFonts w:ascii="Calibri"/>
+          <w:spacing w:val="-5"/>
+          <w:sz w:val="24"/>
+          <w:lang w:val="en-IN"/>
+        </w:rPr>
+        <w:t> </w:t>
+      </w:r>
+      <w:r>
+        <w:rPr>
+          <w:rFonts w:ascii="Calibri"/>
+          <w:spacing w:val="-5"/>
+          <w:sz w:val="24"/>
+          <w:lang w:val="en-IN"/>
+        </w:rPr>
+        <w:t xml:space="preserve"> </w:t>
+      </w:r>
+      <w:r>
+        <w:rPr>
+          <w:rFonts w:ascii="Calibri"/>
+          <w:spacing w:val="-5"/>
+          <w:sz w:val="24"/>
+          <w:lang w:val="en-IN"/>
+        </w:rPr>
+        <w:t> </w:t>
+      </w:r>
+      <w:r>
+        <w:rPr>
+          <w:rFonts w:ascii="Calibri"/>
+          <w:spacing w:val="-5"/>
+          <w:sz w:val="24"/>
+          <w:lang w:val="en-IN"/>
+        </w:rPr>
+        <w:t xml:space="preserve"> </w:t>
+      </w:r>
+      <w:r>
+        <w:rPr>
+          <w:rFonts w:ascii="Calibri"/>
+          <w:spacing w:val="-5"/>
+          <w:sz w:val="24"/>
+          <w:lang w:val="en-IN"/>
+        </w:rPr>
+        <w:t> </w:t>
+      </w:r>
+      <w:r>
+        <w:rPr>
+          <w:rFonts w:ascii="Calibri"/>
+          <w:spacing w:val="-5"/>
+          <w:sz w:val="24"/>
+          <w:lang w:val="en-IN"/>
+        </w:rPr>
+        <w:t xml:space="preserve"> return </w:t>
+      </w:r>
+      <w:proofErr w:type="gramStart"/>
+      <w:r>
+        <w:rPr>
+          <w:rFonts w:ascii="Calibri"/>
+          <w:spacing w:val="-5"/>
+          <w:sz w:val="24"/>
+          <w:lang w:val="en-IN"/>
+        </w:rPr>
+        <w:t>pi(</w:t>
+      </w:r>
+      <w:proofErr w:type="gramEnd"/>
+      <w:r>
+        <w:rPr>
+          <w:rFonts w:ascii="Calibri"/>
+          <w:spacing w:val="-5"/>
+          <w:sz w:val="24"/>
+          <w:lang w:val="en-IN"/>
+        </w:rPr>
+        <w:t>) * pow($this-&gt;radius, 2);</w:t>
+      </w:r>
+    </w:p>
+    <w:p>
+      <w:pPr>
+        <w:spacing w:line="360" w:lineRule="auto"/>
+        <w:ind w:left="85"/>
+        <w:rPr>
+          <w:rFonts w:ascii="Calibri"/>
+          <w:spacing w:val="-5"/>
+          <w:sz w:val="24"/>
+          <w:lang w:val="en-IN"/>
+        </w:rPr>
+      </w:pPr>
+      <w:r>
+        <w:rPr>
+          <w:rFonts w:ascii="Calibri"/>
+          <w:spacing w:val="-5"/>
+          <w:sz w:val="24"/>
+          <w:lang w:val="en-IN"/>
+        </w:rPr>
+        <w:t> </w:t>
+      </w:r>
+      <w:r>
+        <w:rPr>
+          <w:rFonts w:ascii="Calibri"/>
+          <w:spacing w:val="-5"/>
+          <w:sz w:val="24"/>
+          <w:lang w:val="en-IN"/>
+        </w:rPr>
+        <w:t xml:space="preserve"> </w:t>
+      </w:r>
+      <w:r>
+        <w:rPr>
+          <w:rFonts w:ascii="Calibri"/>
+          <w:spacing w:val="-5"/>
+          <w:sz w:val="24"/>
+          <w:lang w:val="en-IN"/>
+        </w:rPr>
+        <w:t> </w:t>
+      </w:r>
+      <w:r>
+        <w:rPr>
+          <w:rFonts w:ascii="Calibri"/>
+          <w:spacing w:val="-5"/>
+          <w:sz w:val="24"/>
+          <w:lang w:val="en-IN"/>
+        </w:rPr>
+        <w:t xml:space="preserve"> }</w:t>
+      </w:r>
+    </w:p>
+    <w:p>
+      <w:pPr>
+        <w:spacing w:line="360" w:lineRule="auto"/>
+        <w:ind w:left="85"/>
+        <w:rPr>
+          <w:rFonts w:ascii="Calibri"/>
+          <w:spacing w:val="-5"/>
+          <w:sz w:val="24"/>
+          <w:lang w:val="en-IN"/>
+        </w:rPr>
+      </w:pPr>
+      <w:r>
+        <w:rPr>
+          <w:rFonts w:ascii="Calibri"/>
+          <w:spacing w:val="-5"/>
+          <w:sz w:val="24"/>
+          <w:lang w:val="en-IN"/>
+        </w:rPr>
+        <w:t>}</w:t>
+      </w:r>
+    </w:p>
+    <w:p>
+      <w:pPr>
+        <w:spacing w:line="360" w:lineRule="auto"/>
+        <w:ind w:left="85"/>
+        <w:rPr>
+          <w:rFonts w:ascii="Calibri"/>
+          <w:spacing w:val="-5"/>
+          <w:sz w:val="24"/>
+          <w:lang w:val="en-IN"/>
+        </w:rPr>
+      </w:pPr>
+      <w:r>
+        <w:rPr>
+          <w:rFonts w:ascii="Calibri"/>
+          <w:spacing w:val="-5"/>
+          <w:sz w:val="24"/>
+          <w:lang w:val="en-IN"/>
+        </w:rPr>
+        <w:t>class Rectangle implements Shape {</w:t>
+      </w:r>
+    </w:p>
+    <w:p>
+      <w:pPr>
+        <w:spacing w:line="360" w:lineRule="auto"/>
+        <w:ind w:left="85"/>
+        <w:rPr>
+          <w:rFonts w:ascii="Calibri"/>
+          <w:spacing w:val="-5"/>
+          <w:sz w:val="24"/>
+          <w:lang w:val="en-IN"/>
+        </w:rPr>
+      </w:pPr>
+      <w:r>
+        <w:rPr>
+          <w:rFonts w:ascii="Calibri"/>
+          <w:spacing w:val="-5"/>
+          <w:sz w:val="24"/>
+          <w:lang w:val="en-IN"/>
+        </w:rPr>
+        <w:t> </w:t>
+      </w:r>
+      <w:r>
+        <w:rPr>
+          <w:rFonts w:ascii="Calibri"/>
+          <w:spacing w:val="-5"/>
+          <w:sz w:val="24"/>
+          <w:lang w:val="en-IN"/>
+        </w:rPr>
+        <w:t xml:space="preserve"> </w:t>
+      </w:r>
+      <w:r>
+        <w:rPr>
+          <w:rFonts w:ascii="Calibri"/>
+          <w:spacing w:val="-5"/>
+          <w:sz w:val="24"/>
+          <w:lang w:val="en-IN"/>
+        </w:rPr>
+        <w:t> </w:t>
+      </w:r>
+      <w:r>
+        <w:rPr>
+          <w:rFonts w:ascii="Calibri"/>
+          <w:spacing w:val="-5"/>
+          <w:sz w:val="24"/>
+          <w:lang w:val="en-IN"/>
+        </w:rPr>
+        <w:t xml:space="preserve"> private $width;</w:t>
+      </w:r>
+    </w:p>
+    <w:p>
+      <w:pPr>
+        <w:spacing w:line="360" w:lineRule="auto"/>
+        <w:ind w:left="85"/>
+        <w:rPr>
+          <w:rFonts w:ascii="Calibri"/>
+          <w:spacing w:val="-5"/>
+          <w:sz w:val="24"/>
+          <w:lang w:val="en-IN"/>
+        </w:rPr>
+      </w:pPr>
+      <w:r>
+        <w:rPr>
+          <w:rFonts w:ascii="Calibri"/>
+          <w:spacing w:val="-5"/>
+          <w:sz w:val="24"/>
+          <w:lang w:val="en-IN"/>
+        </w:rPr>
+        <w:t> </w:t>
+      </w:r>
+      <w:r>
+        <w:rPr>
+          <w:rFonts w:ascii="Calibri"/>
+          <w:spacing w:val="-5"/>
+          <w:sz w:val="24"/>
+          <w:lang w:val="en-IN"/>
+        </w:rPr>
+        <w:t xml:space="preserve"> </w:t>
+      </w:r>
+      <w:r>
+        <w:rPr>
+          <w:rFonts w:ascii="Calibri"/>
+          <w:spacing w:val="-5"/>
+          <w:sz w:val="24"/>
+          <w:lang w:val="en-IN"/>
+        </w:rPr>
+        <w:t> </w:t>
+      </w:r>
+      <w:r>
+        <w:rPr>
+          <w:rFonts w:ascii="Calibri"/>
+          <w:spacing w:val="-5"/>
+          <w:sz w:val="24"/>
+          <w:lang w:val="en-IN"/>
+        </w:rPr>
+        <w:t xml:space="preserve"> private $height;</w:t>
+      </w:r>
+    </w:p>
+    <w:p>
+      <w:pPr>
+        <w:spacing w:line="360" w:lineRule="auto"/>
+        <w:ind w:left="85"/>
+        <w:rPr>
+          <w:rFonts w:ascii="Calibri"/>
+          <w:spacing w:val="-5"/>
+          <w:sz w:val="24"/>
+          <w:lang w:val="en-IN"/>
+        </w:rPr>
+      </w:pPr>
+      <w:r>
+        <w:rPr>
+          <w:rFonts w:ascii="Calibri"/>
+          <w:spacing w:val="-5"/>
+          <w:sz w:val="24"/>
+          <w:lang w:val="en-IN"/>
+        </w:rPr>
+        <w:t> </w:t>
+      </w:r>
+      <w:r>
+        <w:rPr>
+          <w:rFonts w:ascii="Calibri"/>
+          <w:spacing w:val="-5"/>
+          <w:sz w:val="24"/>
+          <w:lang w:val="en-IN"/>
+        </w:rPr>
+        <w:t xml:space="preserve"> </w:t>
+      </w:r>
+      <w:r>
+        <w:rPr>
+          <w:rFonts w:ascii="Calibri"/>
+          <w:spacing w:val="-5"/>
+          <w:sz w:val="24"/>
+          <w:lang w:val="en-IN"/>
+        </w:rPr>
+        <w:t> </w:t>
+      </w:r>
+      <w:r>
+        <w:rPr>
+          <w:rFonts w:ascii="Calibri"/>
+          <w:spacing w:val="-5"/>
+          <w:sz w:val="24"/>
+          <w:lang w:val="en-IN"/>
+        </w:rPr>
+        <w:t xml:space="preserve"> public function __</w:t>
+      </w:r>
+      <w:proofErr w:type="gramStart"/>
+      <w:r>
+        <w:rPr>
+          <w:rFonts w:ascii="Calibri"/>
+          <w:spacing w:val="-5"/>
+          <w:sz w:val="24"/>
+          <w:lang w:val="en-IN"/>
+        </w:rPr>
+        <w:t>construct(</w:t>
+      </w:r>
+      <w:proofErr w:type="gramEnd"/>
+      <w:r>
+        <w:rPr>
+          <w:rFonts w:ascii="Calibri"/>
+          <w:spacing w:val="-5"/>
+          <w:sz w:val="24"/>
+          <w:lang w:val="en-IN"/>
+        </w:rPr>
+        <w:t>$width, $height) {</w:t>
+      </w:r>
+    </w:p>
+    <w:p>
+      <w:pPr>
+        <w:spacing w:line="360" w:lineRule="auto"/>
+        <w:ind w:left="85"/>
+        <w:rPr>
+          <w:rFonts w:ascii="Calibri"/>
+          <w:spacing w:val="-5"/>
+          <w:sz w:val="24"/>
+          <w:lang w:val="en-IN"/>
+        </w:rPr>
+      </w:pPr>
+      <w:r>
+        <w:rPr>
+          <w:rFonts w:ascii="Calibri"/>
+          <w:spacing w:val="-5"/>
+          <w:sz w:val="24"/>
+          <w:lang w:val="en-IN"/>
+        </w:rPr>
+        <w:t> </w:t>
+      </w:r>
+      <w:r>
+        <w:rPr>
+          <w:rFonts w:ascii="Calibri"/>
+          <w:spacing w:val="-5"/>
+          <w:sz w:val="24"/>
+          <w:lang w:val="en-IN"/>
+        </w:rPr>
+        <w:t xml:space="preserve"> </w:t>
+      </w:r>
+      <w:r>
+        <w:rPr>
+          <w:rFonts w:ascii="Calibri"/>
+          <w:spacing w:val="-5"/>
+          <w:sz w:val="24"/>
+          <w:lang w:val="en-IN"/>
+        </w:rPr>
+        <w:t> </w:t>
+      </w:r>
+      <w:r>
+        <w:rPr>
+          <w:rFonts w:ascii="Calibri"/>
+          <w:spacing w:val="-5"/>
+          <w:sz w:val="24"/>
+          <w:lang w:val="en-IN"/>
+        </w:rPr>
+        <w:t xml:space="preserve"> </w:t>
+      </w:r>
+      <w:r>
+        <w:rPr>
+          <w:rFonts w:ascii="Calibri"/>
+          <w:spacing w:val="-5"/>
+          <w:sz w:val="24"/>
+          <w:lang w:val="en-IN"/>
+        </w:rPr>
+        <w:t> </w:t>
+      </w:r>
+      <w:r>
+        <w:rPr>
+          <w:rFonts w:ascii="Calibri"/>
+          <w:spacing w:val="-5"/>
+          <w:sz w:val="24"/>
+          <w:lang w:val="en-IN"/>
+        </w:rPr>
+        <w:t xml:space="preserve"> </w:t>
+      </w:r>
+      <w:r>
+        <w:rPr>
+          <w:rFonts w:ascii="Calibri"/>
+          <w:spacing w:val="-5"/>
+          <w:sz w:val="24"/>
+          <w:lang w:val="en-IN"/>
+        </w:rPr>
+        <w:t> </w:t>
+      </w:r>
+      <w:r>
+        <w:rPr>
+          <w:rFonts w:ascii="Calibri"/>
+          <w:spacing w:val="-5"/>
+          <w:sz w:val="24"/>
+          <w:lang w:val="en-IN"/>
+        </w:rPr>
+        <w:t xml:space="preserve"> $this-&gt;width = $width;</w:t>
+      </w:r>
+    </w:p>
+    <w:p>
+      <w:pPr>
+        <w:spacing w:line="360" w:lineRule="auto"/>
+        <w:ind w:left="85"/>
+        <w:rPr>
+          <w:rFonts w:ascii="Calibri"/>
+          <w:spacing w:val="-5"/>
+          <w:sz w:val="24"/>
+          <w:lang w:val="en-IN"/>
+        </w:rPr>
+      </w:pPr>
+      <w:r>
+        <w:rPr>
+          <w:rFonts w:ascii="Calibri"/>
+          <w:spacing w:val="-5"/>
+          <w:sz w:val="24"/>
+          <w:lang w:val="en-IN"/>
+        </w:rPr>
+        <w:t> </w:t>
+      </w:r>
+      <w:r>
+        <w:rPr>
+          <w:rFonts w:ascii="Calibri"/>
+          <w:spacing w:val="-5"/>
+          <w:sz w:val="24"/>
+          <w:lang w:val="en-IN"/>
+        </w:rPr>
+        <w:t xml:space="preserve"> </w:t>
+      </w:r>
+      <w:r>
+        <w:rPr>
+          <w:rFonts w:ascii="Calibri"/>
+          <w:spacing w:val="-5"/>
+          <w:sz w:val="24"/>
+          <w:lang w:val="en-IN"/>
+        </w:rPr>
+        <w:t> </w:t>
+      </w:r>
+      <w:r>
+        <w:rPr>
+          <w:rFonts w:ascii="Calibri"/>
+          <w:spacing w:val="-5"/>
+          <w:sz w:val="24"/>
+          <w:lang w:val="en-IN"/>
+        </w:rPr>
+        <w:t xml:space="preserve"> </w:t>
+      </w:r>
+      <w:r>
+        <w:rPr>
+          <w:rFonts w:ascii="Calibri"/>
+          <w:spacing w:val="-5"/>
+          <w:sz w:val="24"/>
+          <w:lang w:val="en-IN"/>
+        </w:rPr>
+        <w:t> </w:t>
+      </w:r>
+      <w:r>
+        <w:rPr>
+          <w:rFonts w:ascii="Calibri"/>
+          <w:spacing w:val="-5"/>
+          <w:sz w:val="24"/>
+          <w:lang w:val="en-IN"/>
+        </w:rPr>
+        <w:t xml:space="preserve"> </w:t>
+      </w:r>
+      <w:r>
+        <w:rPr>
+          <w:rFonts w:ascii="Calibri"/>
+          <w:spacing w:val="-5"/>
+          <w:sz w:val="24"/>
+          <w:lang w:val="en-IN"/>
+        </w:rPr>
+        <w:t> </w:t>
+      </w:r>
+      <w:r>
+        <w:rPr>
+          <w:rFonts w:ascii="Calibri"/>
+          <w:spacing w:val="-5"/>
+          <w:sz w:val="24"/>
+          <w:lang w:val="en-IN"/>
+        </w:rPr>
+        <w:t xml:space="preserve"> $this-&gt;height = $height;</w:t>
+      </w:r>
+    </w:p>
+    <w:p>
+      <w:pPr>
+        <w:spacing w:line="360" w:lineRule="auto"/>
+        <w:ind w:left="85"/>
+        <w:rPr>
+          <w:rFonts w:ascii="Calibri"/>
+          <w:spacing w:val="-5"/>
+          <w:sz w:val="24"/>
+          <w:lang w:val="en-IN"/>
+        </w:rPr>
+      </w:pPr>
+      <w:r>
+        <w:rPr>
+          <w:rFonts w:ascii="Calibri"/>
+          <w:spacing w:val="-5"/>
+          <w:sz w:val="24"/>
+          <w:lang w:val="en-IN"/>
+        </w:rPr>
+        <w:t> </w:t>
+      </w:r>
+      <w:r>
+        <w:rPr>
+          <w:rFonts w:ascii="Calibri"/>
+          <w:spacing w:val="-5"/>
+          <w:sz w:val="24"/>
+          <w:lang w:val="en-IN"/>
+        </w:rPr>
+        <w:t xml:space="preserve"> </w:t>
+      </w:r>
+      <w:r>
+        <w:rPr>
+          <w:rFonts w:ascii="Calibri"/>
+          <w:spacing w:val="-5"/>
+          <w:sz w:val="24"/>
+          <w:lang w:val="en-IN"/>
+        </w:rPr>
+        <w:t> </w:t>
+      </w:r>
+      <w:r>
+        <w:rPr>
+          <w:rFonts w:ascii="Calibri"/>
+          <w:spacing w:val="-5"/>
+          <w:sz w:val="24"/>
+          <w:lang w:val="en-IN"/>
+        </w:rPr>
+        <w:t xml:space="preserve"> }</w:t>
+      </w:r>
+    </w:p>
+    <w:p>
+      <w:pPr>
+        <w:spacing w:line="360" w:lineRule="auto"/>
+        <w:ind w:left="85"/>
+        <w:rPr>
+          <w:rFonts w:ascii="Calibri"/>
+          <w:spacing w:val="-5"/>
+          <w:sz w:val="24"/>
+          <w:lang w:val="en-IN"/>
+        </w:rPr>
+      </w:pPr>
+      <w:r>
+        <w:rPr>
+          <w:rFonts w:ascii="Calibri"/>
+          <w:spacing w:val="-5"/>
+          <w:sz w:val="24"/>
+          <w:lang w:val="en-IN"/>
+        </w:rPr>
+        <w:t> </w:t>
+      </w:r>
+      <w:r>
+        <w:rPr>
+          <w:rFonts w:ascii="Calibri"/>
+          <w:spacing w:val="-5"/>
+          <w:sz w:val="24"/>
+          <w:lang w:val="en-IN"/>
+        </w:rPr>
+        <w:t xml:space="preserve"> </w:t>
+      </w:r>
+      <w:r>
+        <w:rPr>
+          <w:rFonts w:ascii="Calibri"/>
+          <w:spacing w:val="-5"/>
+          <w:sz w:val="24"/>
+          <w:lang w:val="en-IN"/>
+        </w:rPr>
+        <w:t> </w:t>
+      </w:r>
+      <w:r>
+        <w:rPr>
+          <w:rFonts w:ascii="Calibri"/>
+          <w:spacing w:val="-5"/>
+          <w:sz w:val="24"/>
+          <w:lang w:val="en-IN"/>
+        </w:rPr>
+        <w:t xml:space="preserve"> public function </w:t>
+      </w:r>
+      <w:proofErr w:type="gramStart"/>
+      <w:r>
+        <w:rPr>
+          <w:rFonts w:ascii="Calibri"/>
+          <w:spacing w:val="-5"/>
+          <w:sz w:val="24"/>
+          <w:lang w:val="en-IN"/>
+        </w:rPr>
+        <w:t>area(</w:t>
+      </w:r>
+      <w:proofErr w:type="gramEnd"/>
+      <w:r>
+        <w:rPr>
+          <w:rFonts w:ascii="Calibri"/>
+          <w:spacing w:val="-5"/>
+          <w:sz w:val="24"/>
+          <w:lang w:val="en-IN"/>
+        </w:rPr>
+        <w:t>) {</w:t>
+      </w:r>
+    </w:p>
+    <w:p>
+      <w:pPr>
+        <w:spacing w:line="360" w:lineRule="auto"/>
+        <w:ind w:left="85"/>
+        <w:rPr>
+          <w:rFonts w:ascii="Calibri"/>
+          <w:spacing w:val="-5"/>
+          <w:sz w:val="24"/>
+          <w:lang w:val="en-IN"/>
+        </w:rPr>
+      </w:pPr>
+      <w:r>
+        <w:rPr>
+          <w:rFonts w:ascii="Calibri"/>
+          <w:spacing w:val="-5"/>
+          <w:sz w:val="24"/>
+          <w:lang w:val="en-IN"/>
+        </w:rPr>
+        <w:t> </w:t>
+      </w:r>
+      <w:r>
+        <w:rPr>
+          <w:rFonts w:ascii="Calibri"/>
+          <w:spacing w:val="-5"/>
+          <w:sz w:val="24"/>
+          <w:lang w:val="en-IN"/>
+        </w:rPr>
+        <w:t xml:space="preserve"> </w:t>
+      </w:r>
+      <w:r>
+        <w:rPr>
+          <w:rFonts w:ascii="Calibri"/>
+          <w:spacing w:val="-5"/>
+          <w:sz w:val="24"/>
+          <w:lang w:val="en-IN"/>
+        </w:rPr>
+        <w:t> </w:t>
+      </w:r>
+      <w:r>
+        <w:rPr>
+          <w:rFonts w:ascii="Calibri"/>
+          <w:spacing w:val="-5"/>
+          <w:sz w:val="24"/>
+          <w:lang w:val="en-IN"/>
+        </w:rPr>
+        <w:t xml:space="preserve"> </w:t>
+      </w:r>
+      <w:r>
+        <w:rPr>
+          <w:rFonts w:ascii="Calibri"/>
+          <w:spacing w:val="-5"/>
+          <w:sz w:val="24"/>
+          <w:lang w:val="en-IN"/>
+        </w:rPr>
+        <w:t> </w:t>
+      </w:r>
+      <w:r>
+        <w:rPr>
+          <w:rFonts w:ascii="Calibri"/>
+          <w:spacing w:val="-5"/>
+          <w:sz w:val="24"/>
+          <w:lang w:val="en-IN"/>
+        </w:rPr>
+        <w:t xml:space="preserve"> </w:t>
+      </w:r>
+      <w:r>
+        <w:rPr>
+          <w:rFonts w:ascii="Calibri"/>
+          <w:spacing w:val="-5"/>
+          <w:sz w:val="24"/>
+          <w:lang w:val="en-IN"/>
+        </w:rPr>
+        <w:t> </w:t>
+      </w:r>
+      <w:r>
+        <w:rPr>
+          <w:rFonts w:ascii="Calibri"/>
+          <w:spacing w:val="-5"/>
+          <w:sz w:val="24"/>
+          <w:lang w:val="en-IN"/>
+        </w:rPr>
+        <w:t xml:space="preserve"> return $this-&gt;width * $this-&gt;height;</w:t>
+      </w:r>
+    </w:p>
+    <w:p>
+      <w:pPr>
+        <w:spacing w:line="360" w:lineRule="auto"/>
+        <w:ind w:left="85"/>
+        <w:rPr>
+          <w:rFonts w:ascii="Calibri"/>
+          <w:spacing w:val="-5"/>
+          <w:sz w:val="24"/>
+          <w:lang w:val="en-IN"/>
+        </w:rPr>
+      </w:pPr>
+      <w:r>
+        <w:rPr>
+          <w:rFonts w:ascii="Calibri"/>
+          <w:spacing w:val="-5"/>
+          <w:sz w:val="24"/>
+          <w:lang w:val="en-IN"/>
+        </w:rPr>
+        <w:t> </w:t>
+      </w:r>
+      <w:r>
+        <w:rPr>
+          <w:rFonts w:ascii="Calibri"/>
+          <w:spacing w:val="-5"/>
+          <w:sz w:val="24"/>
+          <w:lang w:val="en-IN"/>
+        </w:rPr>
+        <w:t xml:space="preserve"> </w:t>
+      </w:r>
+      <w:r>
+        <w:rPr>
+          <w:rFonts w:ascii="Calibri"/>
+          <w:spacing w:val="-5"/>
+          <w:sz w:val="24"/>
+          <w:lang w:val="en-IN"/>
+        </w:rPr>
+        <w:t> </w:t>
+      </w:r>
+      <w:r>
+        <w:rPr>
+          <w:rFonts w:ascii="Calibri"/>
+          <w:spacing w:val="-5"/>
+          <w:sz w:val="24"/>
+          <w:lang w:val="en-IN"/>
+        </w:rPr>
+        <w:t xml:space="preserve"> }</w:t>
+      </w:r>
+    </w:p>
+    <w:p>
+      <w:pPr>
+        <w:spacing w:line="360" w:lineRule="auto"/>
+        <w:ind w:left="85"/>
+        <w:rPr>
+          <w:rFonts w:ascii="Calibri"/>
+          <w:spacing w:val="-5"/>
+          <w:sz w:val="24"/>
+          <w:lang w:val="en-IN"/>
+        </w:rPr>
+      </w:pPr>
+      <w:r>
+        <w:rPr>
+          <w:rFonts w:ascii="Calibri"/>
+          <w:spacing w:val="-5"/>
+          <w:sz w:val="24"/>
+          <w:lang w:val="en-IN"/>
+        </w:rPr>
+        <w:t>}</w:t>
+      </w:r>
+    </w:p>
+    <w:p>
+      <w:pPr>
+        <w:spacing w:line="360" w:lineRule="auto"/>
+        <w:ind w:left="85"/>
+        <w:rPr>
+          <w:rFonts w:ascii="Calibri"/>
+          <w:spacing w:val="-5"/>
+          <w:sz w:val="24"/>
+          <w:lang w:val="en-IN"/>
+        </w:rPr>
+      </w:pPr>
+      <w:r>
+        <w:rPr>
+          <w:rFonts w:ascii="Calibri"/>
+          <w:spacing w:val="-5"/>
+          <w:sz w:val="24"/>
+          <w:lang w:val="en-IN"/>
+        </w:rPr>
+        <w:t xml:space="preserve">$circle = new </w:t>
+      </w:r>
+      <w:proofErr w:type="gramStart"/>
+      <w:r>
+        <w:rPr>
+          <w:rFonts w:ascii="Calibri"/>
+          <w:spacing w:val="-5"/>
+          <w:sz w:val="24"/>
+          <w:lang w:val="en-IN"/>
+        </w:rPr>
+        <w:t>Circle(</w:t>
+      </w:r>
+      <w:proofErr w:type="gramEnd"/>
+      <w:r>
+        <w:rPr>
+          <w:rFonts w:ascii="Calibri"/>
+          <w:spacing w:val="-5"/>
+          <w:sz w:val="24"/>
+          <w:lang w:val="en-IN"/>
+        </w:rPr>
+        <w:t>5);</w:t>
+      </w:r>
+    </w:p>
+    <w:p>
+      <w:pPr>
+        <w:spacing w:line="360" w:lineRule="auto"/>
+        <w:ind w:left="85"/>
+        <w:rPr>
+          <w:rFonts w:ascii="Calibri"/>
+          <w:spacing w:val="-5"/>
+          <w:sz w:val="24"/>
+          <w:lang w:val="en-IN"/>
+        </w:rPr>
+      </w:pPr>
+      <w:r>
+        <w:rPr>
+          <w:rFonts w:ascii="Calibri"/>
+          <w:spacing w:val="-5"/>
+          <w:sz w:val="24"/>
+          <w:lang w:val="en-IN"/>
+        </w:rPr>
+        <w:t xml:space="preserve">$rectangle = new </w:t>
+      </w:r>
+      <w:proofErr w:type="gramStart"/>
+      <w:r>
+        <w:rPr>
+          <w:rFonts w:ascii="Calibri"/>
+          <w:spacing w:val="-5"/>
+          <w:sz w:val="24"/>
+          <w:lang w:val="en-IN"/>
+        </w:rPr>
+        <w:t>Rectangle(</w:t>
+      </w:r>
+      <w:proofErr w:type="gramEnd"/>
+      <w:r>
+        <w:rPr>
+          <w:rFonts w:ascii="Calibri"/>
+          <w:spacing w:val="-5"/>
+          <w:sz w:val="24"/>
+          <w:lang w:val="en-IN"/>
+        </w:rPr>
+        <w:t>4, 6);</w:t>
+      </w:r>
+    </w:p>
+    <w:p>
+      <w:pPr>
+        <w:spacing w:line="360" w:lineRule="auto"/>
+        <w:ind w:left="85"/>
+        <w:rPr>
+          <w:rFonts w:ascii="Calibri"/>
+          <w:spacing w:val="-5"/>
+          <w:sz w:val="24"/>
+          <w:lang w:val="en-IN"/>
+        </w:rPr>
+      </w:pPr>
+      <w:r>
+        <w:rPr>
+          <w:rFonts w:ascii="Calibri"/>
+          <w:spacing w:val="-5"/>
+          <w:sz w:val="24"/>
+          <w:lang w:val="en-IN"/>
+        </w:rPr>
+        <w:t xml:space="preserve">echo "Area of Circle: </w:t>
+      </w:r>
+      <w:proofErr w:type="gramStart"/>
+      <w:r>
+        <w:rPr>
+          <w:rFonts w:ascii="Calibri"/>
+          <w:spacing w:val="-5"/>
+          <w:sz w:val="24"/>
+          <w:lang w:val="en-IN"/>
+        </w:rPr>
+        <w:t>" .</w:t>
+      </w:r>
+      <w:proofErr w:type="gramEnd"/>
+      <w:r>
+        <w:rPr>
+          <w:rFonts w:ascii="Calibri"/>
+          <w:spacing w:val="-5"/>
+          <w:sz w:val="24"/>
+          <w:lang w:val="en-IN"/>
+        </w:rPr>
+        <w:t xml:space="preserve"> $circle-&gt;</w:t>
+      </w:r>
+      <w:proofErr w:type="gramStart"/>
+      <w:r>
+        <w:rPr>
+          <w:rFonts w:ascii="Calibri"/>
+          <w:spacing w:val="-5"/>
+          <w:sz w:val="24"/>
+          <w:lang w:val="en-IN"/>
+        </w:rPr>
+        <w:t>area() .</w:t>
+      </w:r>
+      <w:proofErr w:type="gramEnd"/>
+      <w:r>
+        <w:rPr>
+          <w:rFonts w:ascii="Calibri"/>
+          <w:spacing w:val="-5"/>
+          <w:sz w:val="24"/>
+          <w:lang w:val="en-IN"/>
+        </w:rPr>
+        <w:t xml:space="preserve"> "&lt;</w:t>
+      </w:r>
+      <w:proofErr w:type="spellStart"/>
+      <w:r>
+        <w:rPr>
+          <w:rFonts w:ascii="Calibri"/>
+          <w:spacing w:val="-5"/>
+          <w:sz w:val="24"/>
+          <w:lang w:val="en-IN"/>
+        </w:rPr>
+        <w:t>br</w:t>
+      </w:r>
+      <w:proofErr w:type="spellEnd"/>
+      <w:r>
+        <w:rPr>
+          <w:rFonts w:ascii="Calibri"/>
+          <w:spacing w:val="-5"/>
+          <w:sz w:val="24"/>
+          <w:lang w:val="en-IN"/>
+        </w:rPr>
+        <w:t>&gt;";</w:t>
+      </w:r>
+    </w:p>
+    <w:p>
+      <w:pPr>
+        <w:spacing w:line="360" w:lineRule="auto"/>
+        <w:ind w:left="85"/>
+        <w:rPr>
+          <w:rFonts w:ascii="Calibri"/>
+          <w:spacing w:val="-5"/>
+          <w:sz w:val="24"/>
+          <w:lang w:val="en-IN"/>
+        </w:rPr>
+      </w:pPr>
+      <w:r>
+        <w:rPr>
+          <w:rFonts w:ascii="Calibri"/>
+          <w:spacing w:val="-5"/>
+          <w:sz w:val="24"/>
+          <w:lang w:val="en-IN"/>
+        </w:rPr>
+        <w:t xml:space="preserve">echo "Area of Rectangle: </w:t>
+      </w:r>
+      <w:proofErr w:type="gramStart"/>
+      <w:r>
+        <w:rPr>
+          <w:rFonts w:ascii="Calibri"/>
+          <w:spacing w:val="-5"/>
+          <w:sz w:val="24"/>
+          <w:lang w:val="en-IN"/>
+        </w:rPr>
+        <w:t>" .</w:t>
+      </w:r>
+      <w:proofErr w:type="gramEnd"/>
+      <w:r>
+        <w:rPr>
+          <w:rFonts w:ascii="Calibri"/>
+          <w:spacing w:val="-5"/>
+          <w:sz w:val="24"/>
+          <w:lang w:val="en-IN"/>
+        </w:rPr>
+        <w:t xml:space="preserve"> $rectangle-&gt;</w:t>
+      </w:r>
+      <w:proofErr w:type="gramStart"/>
+      <w:r>
+        <w:rPr>
+          <w:rFonts w:ascii="Calibri"/>
+          <w:spacing w:val="-5"/>
+          <w:sz w:val="24"/>
+          <w:lang w:val="en-IN"/>
+        </w:rPr>
+        <w:t>area() .</w:t>
+      </w:r>
+      <w:proofErr w:type="gramEnd"/>
+      <w:r>
+        <w:rPr>
+          <w:rFonts w:ascii="Calibri"/>
+          <w:spacing w:val="-5"/>
+          <w:sz w:val="24"/>
+          <w:lang w:val="en-IN"/>
+        </w:rPr>
+        <w:t xml:space="preserve"> "&lt;</w:t>
+      </w:r>
+      <w:proofErr w:type="spellStart"/>
+      <w:r>
+        <w:rPr>
+          <w:rFonts w:ascii="Calibri"/>
+          <w:spacing w:val="-5"/>
+          <w:sz w:val="24"/>
+          <w:lang w:val="en-IN"/>
+        </w:rPr>
+        <w:t>br</w:t>
+      </w:r>
+      <w:proofErr w:type="spellEnd"/>
+      <w:r>
+        <w:rPr>
+          <w:rFonts w:ascii="Calibri"/>
+          <w:spacing w:val="-5"/>
+          <w:sz w:val="24"/>
+          <w:lang w:val="en-IN"/>
+        </w:rPr>
+        <w:t>&gt;";</w:t>
+      </w:r>
+    </w:p>
+    <w:p>
+      <w:pPr>
+        <w:spacing w:line="360" w:lineRule="auto"/>
+        <w:ind w:left="85"/>
+        <w:rPr>
+          <w:rFonts w:ascii="Calibri"/>
+          <w:spacing w:val="-5"/>
+          <w:sz w:val="24"/>
+          <w:lang w:val="en-IN"/>
+        </w:rPr>
+      </w:pPr>
+      <w:r>
+        <w:rPr>
+          <w:rFonts w:ascii="Calibri"/>
+          <w:spacing w:val="-5"/>
+          <w:sz w:val="24"/>
+          <w:lang w:val="en-IN"/>
+        </w:rPr>
+        <w:t>?&gt;</w:t>
+      </w:r>
+    </w:p>
+    <w:p>
+      <w:pPr>
+        <w:spacing w:line="360" w:lineRule="auto"/>
+        <w:ind w:left="85"/>
+        <w:rPr>
+          <w:rFonts w:ascii="Calibri"/>
+          <w:spacing w:val="-5"/>
+          <w:sz w:val="24"/>
+        </w:rPr>
+      </w:pPr>
+      <w:r>
+        <w:rPr>
+          <w:rFonts w:ascii="Calibri"/>
+          <w:spacing w:val="-5"/>
+          <w:sz w:val="24"/>
+        </w:rPr>
+        <w:lastRenderedPageBreak/>
+        <w:drawing>
+          <wp:inline distT="0" distB="0" distL="0" distR="0" wp14:anchorId="798D7344" wp14:editId="2BAB9C71">
+            <wp:extent cx="6309360" cy="3549015"/>
+            <wp:effectExtent l="0" t="0" r="0" b="0"/>
+            <wp:docPr id="548475153" name="Picture 1"/>
+            <wp:cNvGraphicFramePr>
+              <a:graphicFrameLocks xmlns:a="http://schemas.openxmlformats.org/drawingml/2006/main" noChangeAspect="1"/>
+            </wp:cNvGraphicFramePr>
+            <a:graphic xmlns:a="http://schemas.openxmlformats.org/drawingml/2006/main">
+              <a:graphicData uri="http://schemas.openxmlformats.org/drawingml/2006/picture">
+                <pic:pic xmlns:pic="http://schemas.openxmlformats.org/drawingml/2006/picture">
+                  <pic:nvPicPr>
+                    <pic:cNvPr id="548475153" name=""/>
+                    <pic:cNvPicPr/>
+                  </pic:nvPicPr>
+                  <pic:blipFill>
+                    <a:blip r:embed="rId22"/>
+                    <a:stretch>
+                      <a:fillRect/>
+                    </a:stretch>
+                  </pic:blipFill>
+                  <pic:spPr>
+                    <a:xfrm>
+                      <a:off x="0" y="0"/>
+                      <a:ext cx="6309360" cy="3549015"/>
+                    </a:xfrm>
+                    <a:prstGeom prst="rect">
+                      <a:avLst/>
+                    </a:prstGeom>
+                  </pic:spPr>
+                </pic:pic>
+              </a:graphicData>
+            </a:graphic>
+          </wp:inline>
+        </w:drawing>
+      </w:r>
+    </w:p>
+    <w:p>
+      <w:pPr>
+        <w:rPr>
+          <w:rFonts w:ascii="Calibri"/>
+          <w:spacing w:val="-5"/>
+          <w:sz w:val="24"/>
+        </w:rPr>
+      </w:pPr>
+      <w:r>
+        <w:rPr>
+          <w:rFonts w:ascii="Calibri"/>
+          <w:spacing w:val="-5"/>
+          <w:sz w:val="24"/>
+        </w:rPr>
+        <w:br w:type="page"/>
+      </w:r>
+    </w:p>
+    <w:p>
+      <w:pPr>
+        <w:spacing w:line="360" w:lineRule="auto"/>
+        <w:ind w:left="85"/>
+        <w:rPr>
+          <w:rFonts w:ascii="Calibri"/>
+          <w:b/>
+          <w:bCs/>
+          <w:spacing w:val="-5"/>
+          <w:sz w:val="24"/>
+          <w:lang w:val="en-IN"/>
+        </w:rPr>
+      </w:pPr>
+      <w:r>
+        <w:rPr>
+          <w:rFonts w:ascii="Calibri"/>
+          <w:b/>
+          <w:bCs/>
+          <w:spacing w:val="-5"/>
+          <w:sz w:val="24"/>
+        </w:rPr>
+        <w:lastRenderedPageBreak/>
+        <w:t xml:space="preserve">13. </w:t>
+      </w:r>
+      <w:r>
+        <w:rPr>
+          <w:rFonts w:ascii="Calibri"/>
+          <w:b/>
+          <w:bCs/>
+          <w:spacing w:val="-5"/>
+          <w:sz w:val="24"/>
+          <w:lang w:val="en-IN"/>
+        </w:rPr>
+        <w:t>Write a PHP script to implement constructor and destructor.</w:t>
+      </w:r>
+    </w:p>
+    <w:p>
+      <w:pPr>
+        <w:spacing w:line="360" w:lineRule="auto"/>
+        <w:ind w:left="85"/>
+        <w:rPr>
+          <w:rFonts w:ascii="Calibri"/>
+          <w:b/>
+          <w:bCs/>
+          <w:spacing w:val="-5"/>
+          <w:sz w:val="24"/>
+          <w:lang w:val="en-IN"/>
+        </w:rPr>
+      </w:pPr>
+    </w:p>
+    <w:p>
+      <w:pPr>
+        <w:spacing w:line="360" w:lineRule="auto"/>
+        <w:ind w:left="85"/>
+        <w:rPr>
+          <w:rFonts w:ascii="Calibri"/>
+          <w:spacing w:val="-5"/>
+          <w:sz w:val="24"/>
+          <w:lang w:val="en-IN"/>
+        </w:rPr>
+      </w:pPr>
+      <w:r>
+        <w:rPr>
+          <w:rFonts w:ascii="Calibri"/>
+          <w:spacing w:val="-5"/>
+          <w:sz w:val="24"/>
+          <w:lang w:val="en-IN"/>
+        </w:rPr>
+        <w:t>&lt;?</w:t>
+      </w:r>
+      <w:proofErr w:type="spellStart"/>
+      <w:r>
+        <w:rPr>
+          <w:rFonts w:ascii="Calibri"/>
+          <w:spacing w:val="-5"/>
+          <w:sz w:val="24"/>
+          <w:lang w:val="en-IN"/>
+        </w:rPr>
+        <w:t>php</w:t>
+      </w:r>
+      <w:proofErr w:type="spellEnd"/>
+    </w:p>
+    <w:p>
+      <w:pPr>
+        <w:spacing w:line="360" w:lineRule="auto"/>
+        <w:ind w:left="85"/>
+        <w:rPr>
+          <w:rFonts w:ascii="Calibri"/>
+          <w:spacing w:val="-5"/>
+          <w:sz w:val="24"/>
+          <w:lang w:val="en-IN"/>
+        </w:rPr>
+      </w:pPr>
+      <w:r>
+        <w:rPr>
+          <w:rFonts w:ascii="Calibri"/>
+          <w:spacing w:val="-5"/>
+          <w:sz w:val="24"/>
+          <w:lang w:val="en-IN"/>
+        </w:rPr>
+        <w:t>echo "&lt;h2&gt;Demonstrating Constructor and Destructor in PHP&lt;/h2&gt;";</w:t>
+      </w:r>
+    </w:p>
+    <w:p>
+      <w:pPr>
+        <w:spacing w:line="360" w:lineRule="auto"/>
+        <w:ind w:left="85"/>
+        <w:rPr>
+          <w:rFonts w:ascii="Calibri"/>
+          <w:spacing w:val="-5"/>
+          <w:sz w:val="24"/>
+          <w:lang w:val="en-IN"/>
+        </w:rPr>
+      </w:pPr>
+      <w:r>
+        <w:rPr>
+          <w:rFonts w:ascii="Calibri"/>
+          <w:spacing w:val="-5"/>
+          <w:sz w:val="24"/>
+          <w:lang w:val="en-IN"/>
+        </w:rPr>
+        <w:t>class Person {</w:t>
+      </w:r>
+    </w:p>
+    <w:p>
+      <w:pPr>
+        <w:spacing w:line="360" w:lineRule="auto"/>
+        <w:ind w:left="85"/>
+        <w:rPr>
+          <w:rFonts w:ascii="Calibri"/>
+          <w:spacing w:val="-5"/>
+          <w:sz w:val="24"/>
+          <w:lang w:val="en-IN"/>
+        </w:rPr>
+      </w:pPr>
+      <w:r>
+        <w:rPr>
+          <w:rFonts w:ascii="Calibri"/>
+          <w:spacing w:val="-5"/>
+          <w:sz w:val="24"/>
+          <w:lang w:val="en-IN"/>
+        </w:rPr>
+        <w:t> </w:t>
+      </w:r>
+      <w:r>
+        <w:rPr>
+          <w:rFonts w:ascii="Calibri"/>
+          <w:spacing w:val="-5"/>
+          <w:sz w:val="24"/>
+          <w:lang w:val="en-IN"/>
+        </w:rPr>
+        <w:t xml:space="preserve"> </w:t>
+      </w:r>
+      <w:r>
+        <w:rPr>
+          <w:rFonts w:ascii="Calibri"/>
+          <w:spacing w:val="-5"/>
+          <w:sz w:val="24"/>
+          <w:lang w:val="en-IN"/>
+        </w:rPr>
+        <w:t> </w:t>
+      </w:r>
+      <w:r>
+        <w:rPr>
+          <w:rFonts w:ascii="Calibri"/>
+          <w:spacing w:val="-5"/>
+          <w:sz w:val="24"/>
+          <w:lang w:val="en-IN"/>
+        </w:rPr>
+        <w:t xml:space="preserve"> public $name;</w:t>
+      </w:r>
+    </w:p>
+    <w:p>
+      <w:pPr>
+        <w:spacing w:line="360" w:lineRule="auto"/>
+        <w:ind w:left="85"/>
+        <w:rPr>
+          <w:rFonts w:ascii="Calibri"/>
+          <w:spacing w:val="-5"/>
+          <w:sz w:val="24"/>
+          <w:lang w:val="en-IN"/>
+        </w:rPr>
+      </w:pPr>
+    </w:p>
+    <w:p>
+      <w:pPr>
+        <w:spacing w:line="360" w:lineRule="auto"/>
+        <w:ind w:left="85"/>
+        <w:rPr>
+          <w:rFonts w:ascii="Calibri"/>
+          <w:spacing w:val="-5"/>
+          <w:sz w:val="24"/>
+          <w:lang w:val="en-IN"/>
+        </w:rPr>
+      </w:pPr>
+      <w:r>
+        <w:rPr>
+          <w:rFonts w:ascii="Calibri"/>
+          <w:spacing w:val="-5"/>
+          <w:sz w:val="24"/>
+          <w:lang w:val="en-IN"/>
+        </w:rPr>
+        <w:t> </w:t>
+      </w:r>
+      <w:r>
+        <w:rPr>
+          <w:rFonts w:ascii="Calibri"/>
+          <w:spacing w:val="-5"/>
+          <w:sz w:val="24"/>
+          <w:lang w:val="en-IN"/>
+        </w:rPr>
+        <w:t xml:space="preserve"> </w:t>
+      </w:r>
+      <w:r>
+        <w:rPr>
+          <w:rFonts w:ascii="Calibri"/>
+          <w:spacing w:val="-5"/>
+          <w:sz w:val="24"/>
+          <w:lang w:val="en-IN"/>
+        </w:rPr>
+        <w:t> </w:t>
+      </w:r>
+      <w:r>
+        <w:rPr>
+          <w:rFonts w:ascii="Calibri"/>
+          <w:spacing w:val="-5"/>
+          <w:sz w:val="24"/>
+          <w:lang w:val="en-IN"/>
+        </w:rPr>
+        <w:t xml:space="preserve"> function __construct($name) {</w:t>
+      </w:r>
+    </w:p>
+    <w:p>
+      <w:pPr>
+        <w:spacing w:line="360" w:lineRule="auto"/>
+        <w:ind w:left="85"/>
+        <w:rPr>
+          <w:rFonts w:ascii="Calibri"/>
+          <w:spacing w:val="-5"/>
+          <w:sz w:val="24"/>
+          <w:lang w:val="en-IN"/>
+        </w:rPr>
+      </w:pPr>
+      <w:r>
+        <w:rPr>
+          <w:rFonts w:ascii="Calibri"/>
+          <w:spacing w:val="-5"/>
+          <w:sz w:val="24"/>
+          <w:lang w:val="en-IN"/>
+        </w:rPr>
+        <w:t> </w:t>
+      </w:r>
+      <w:r>
+        <w:rPr>
+          <w:rFonts w:ascii="Calibri"/>
+          <w:spacing w:val="-5"/>
+          <w:sz w:val="24"/>
+          <w:lang w:val="en-IN"/>
+        </w:rPr>
+        <w:t xml:space="preserve"> </w:t>
+      </w:r>
+      <w:r>
+        <w:rPr>
+          <w:rFonts w:ascii="Calibri"/>
+          <w:spacing w:val="-5"/>
+          <w:sz w:val="24"/>
+          <w:lang w:val="en-IN"/>
+        </w:rPr>
+        <w:t> </w:t>
+      </w:r>
+      <w:r>
+        <w:rPr>
+          <w:rFonts w:ascii="Calibri"/>
+          <w:spacing w:val="-5"/>
+          <w:sz w:val="24"/>
+          <w:lang w:val="en-IN"/>
+        </w:rPr>
+        <w:t xml:space="preserve"> </w:t>
+      </w:r>
+      <w:r>
+        <w:rPr>
+          <w:rFonts w:ascii="Calibri"/>
+          <w:spacing w:val="-5"/>
+          <w:sz w:val="24"/>
+          <w:lang w:val="en-IN"/>
+        </w:rPr>
+        <w:t> </w:t>
+      </w:r>
+      <w:r>
+        <w:rPr>
+          <w:rFonts w:ascii="Calibri"/>
+          <w:spacing w:val="-5"/>
+          <w:sz w:val="24"/>
+          <w:lang w:val="en-IN"/>
+        </w:rPr>
+        <w:t xml:space="preserve"> </w:t>
+      </w:r>
+      <w:r>
+        <w:rPr>
+          <w:rFonts w:ascii="Calibri"/>
+          <w:spacing w:val="-5"/>
+          <w:sz w:val="24"/>
+          <w:lang w:val="en-IN"/>
+        </w:rPr>
+        <w:t> </w:t>
+      </w:r>
+      <w:r>
+        <w:rPr>
+          <w:rFonts w:ascii="Calibri"/>
+          <w:spacing w:val="-5"/>
+          <w:sz w:val="24"/>
+          <w:lang w:val="en-IN"/>
+        </w:rPr>
+        <w:t xml:space="preserve"> $this-&gt;name = $name;</w:t>
+      </w:r>
+    </w:p>
+    <w:p>
+      <w:pPr>
+        <w:spacing w:line="360" w:lineRule="auto"/>
+        <w:ind w:left="85"/>
+        <w:rPr>
+          <w:rFonts w:ascii="Calibri"/>
+          <w:spacing w:val="-5"/>
+          <w:sz w:val="24"/>
+          <w:lang w:val="en-IN"/>
+        </w:rPr>
+      </w:pPr>
+      <w:r>
+        <w:rPr>
+          <w:rFonts w:ascii="Calibri"/>
+          <w:spacing w:val="-5"/>
+          <w:sz w:val="24"/>
+          <w:lang w:val="en-IN"/>
+        </w:rPr>
+        <w:t> </w:t>
+      </w:r>
+      <w:r>
+        <w:rPr>
+          <w:rFonts w:ascii="Calibri"/>
+          <w:spacing w:val="-5"/>
+          <w:sz w:val="24"/>
+          <w:lang w:val="en-IN"/>
+        </w:rPr>
+        <w:t xml:space="preserve"> </w:t>
+      </w:r>
+      <w:r>
+        <w:rPr>
+          <w:rFonts w:ascii="Calibri"/>
+          <w:spacing w:val="-5"/>
+          <w:sz w:val="24"/>
+          <w:lang w:val="en-IN"/>
+        </w:rPr>
+        <w:t> </w:t>
+      </w:r>
+      <w:r>
+        <w:rPr>
+          <w:rFonts w:ascii="Calibri"/>
+          <w:spacing w:val="-5"/>
+          <w:sz w:val="24"/>
+          <w:lang w:val="en-IN"/>
+        </w:rPr>
+        <w:t xml:space="preserve"> </w:t>
+      </w:r>
+      <w:r>
+        <w:rPr>
+          <w:rFonts w:ascii="Calibri"/>
+          <w:spacing w:val="-5"/>
+          <w:sz w:val="24"/>
+          <w:lang w:val="en-IN"/>
+        </w:rPr>
+        <w:t> </w:t>
+      </w:r>
+      <w:r>
+        <w:rPr>
+          <w:rFonts w:ascii="Calibri"/>
+          <w:spacing w:val="-5"/>
+          <w:sz w:val="24"/>
+          <w:lang w:val="en-IN"/>
+        </w:rPr>
+        <w:t xml:space="preserve"> </w:t>
+      </w:r>
+      <w:r>
+        <w:rPr>
+          <w:rFonts w:ascii="Calibri"/>
+          <w:spacing w:val="-5"/>
+          <w:sz w:val="24"/>
+          <w:lang w:val="en-IN"/>
+        </w:rPr>
+        <w:t> </w:t>
+      </w:r>
+      <w:r>
+        <w:rPr>
+          <w:rFonts w:ascii="Calibri"/>
+          <w:spacing w:val="-5"/>
+          <w:sz w:val="24"/>
+          <w:lang w:val="en-IN"/>
+        </w:rPr>
+        <w:t xml:space="preserve"> echo "Constructor called for $name &lt;</w:t>
+      </w:r>
+      <w:proofErr w:type="spellStart"/>
+      <w:r>
+        <w:rPr>
+          <w:rFonts w:ascii="Calibri"/>
+          <w:spacing w:val="-5"/>
+          <w:sz w:val="24"/>
+          <w:lang w:val="en-IN"/>
+        </w:rPr>
+        <w:t>br</w:t>
+      </w:r>
+      <w:proofErr w:type="spellEnd"/>
+      <w:r>
+        <w:rPr>
+          <w:rFonts w:ascii="Calibri"/>
+          <w:spacing w:val="-5"/>
+          <w:sz w:val="24"/>
+          <w:lang w:val="en-IN"/>
+        </w:rPr>
+        <w:t>&gt;";</w:t>
+      </w:r>
+    </w:p>
+    <w:p>
+      <w:pPr>
+        <w:spacing w:line="360" w:lineRule="auto"/>
+        <w:ind w:left="85"/>
+        <w:rPr>
+          <w:rFonts w:ascii="Calibri"/>
+          <w:spacing w:val="-5"/>
+          <w:sz w:val="24"/>
+          <w:lang w:val="en-IN"/>
+        </w:rPr>
+      </w:pPr>
+      <w:r>
+        <w:rPr>
+          <w:rFonts w:ascii="Calibri"/>
+          <w:spacing w:val="-5"/>
+          <w:sz w:val="24"/>
+          <w:lang w:val="en-IN"/>
+        </w:rPr>
+        <w:t> </w:t>
+      </w:r>
+      <w:r>
+        <w:rPr>
+          <w:rFonts w:ascii="Calibri"/>
+          <w:spacing w:val="-5"/>
+          <w:sz w:val="24"/>
+          <w:lang w:val="en-IN"/>
+        </w:rPr>
+        <w:t xml:space="preserve"> </w:t>
+      </w:r>
+      <w:r>
+        <w:rPr>
+          <w:rFonts w:ascii="Calibri"/>
+          <w:spacing w:val="-5"/>
+          <w:sz w:val="24"/>
+          <w:lang w:val="en-IN"/>
+        </w:rPr>
+        <w:t> </w:t>
+      </w:r>
+      <w:r>
+        <w:rPr>
+          <w:rFonts w:ascii="Calibri"/>
+          <w:spacing w:val="-5"/>
+          <w:sz w:val="24"/>
+          <w:lang w:val="en-IN"/>
+        </w:rPr>
+        <w:t xml:space="preserve"> }</w:t>
+      </w:r>
+    </w:p>
+    <w:p>
+      <w:pPr>
+        <w:spacing w:line="360" w:lineRule="auto"/>
+        <w:ind w:left="85"/>
+        <w:rPr>
+          <w:rFonts w:ascii="Calibri"/>
+          <w:spacing w:val="-5"/>
+          <w:sz w:val="24"/>
+          <w:lang w:val="en-IN"/>
+        </w:rPr>
+      </w:pPr>
+    </w:p>
+    <w:p>
+      <w:pPr>
+        <w:spacing w:line="360" w:lineRule="auto"/>
+        <w:ind w:left="85"/>
+        <w:rPr>
+          <w:rFonts w:ascii="Calibri"/>
+          <w:spacing w:val="-5"/>
+          <w:sz w:val="24"/>
+          <w:lang w:val="en-IN"/>
+        </w:rPr>
+      </w:pPr>
+      <w:r>
+        <w:rPr>
+          <w:rFonts w:ascii="Calibri"/>
+          <w:spacing w:val="-5"/>
+          <w:sz w:val="24"/>
+          <w:lang w:val="en-IN"/>
+        </w:rPr>
+        <w:t> </w:t>
+      </w:r>
+      <w:r>
+        <w:rPr>
+          <w:rFonts w:ascii="Calibri"/>
+          <w:spacing w:val="-5"/>
+          <w:sz w:val="24"/>
+          <w:lang w:val="en-IN"/>
+        </w:rPr>
+        <w:t xml:space="preserve"> </w:t>
+      </w:r>
+      <w:r>
+        <w:rPr>
+          <w:rFonts w:ascii="Calibri"/>
+          <w:spacing w:val="-5"/>
+          <w:sz w:val="24"/>
+          <w:lang w:val="en-IN"/>
+        </w:rPr>
+        <w:t> </w:t>
+      </w:r>
+      <w:r>
+        <w:rPr>
+          <w:rFonts w:ascii="Calibri"/>
+          <w:spacing w:val="-5"/>
+          <w:sz w:val="24"/>
+          <w:lang w:val="en-IN"/>
+        </w:rPr>
+        <w:t xml:space="preserve"> function __</w:t>
+      </w:r>
+      <w:proofErr w:type="gramStart"/>
+      <w:r>
+        <w:rPr>
+          <w:rFonts w:ascii="Calibri"/>
+          <w:spacing w:val="-5"/>
+          <w:sz w:val="24"/>
+          <w:lang w:val="en-IN"/>
+        </w:rPr>
+        <w:t>destruct(</w:t>
+      </w:r>
+      <w:proofErr w:type="gramEnd"/>
+      <w:r>
+        <w:rPr>
+          <w:rFonts w:ascii="Calibri"/>
+          <w:spacing w:val="-5"/>
+          <w:sz w:val="24"/>
+          <w:lang w:val="en-IN"/>
+        </w:rPr>
+        <w:t>) {</w:t>
+      </w:r>
+    </w:p>
+    <w:p>
+      <w:pPr>
+        <w:spacing w:line="360" w:lineRule="auto"/>
+        <w:ind w:left="85"/>
+        <w:rPr>
+          <w:rFonts w:ascii="Calibri"/>
+          <w:spacing w:val="-5"/>
+          <w:sz w:val="24"/>
+          <w:lang w:val="en-IN"/>
+        </w:rPr>
+      </w:pPr>
+      <w:r>
+        <w:rPr>
+          <w:rFonts w:ascii="Calibri"/>
+          <w:spacing w:val="-5"/>
+          <w:sz w:val="24"/>
+          <w:lang w:val="en-IN"/>
+        </w:rPr>
+        <w:t> </w:t>
+      </w:r>
+      <w:r>
+        <w:rPr>
+          <w:rFonts w:ascii="Calibri"/>
+          <w:spacing w:val="-5"/>
+          <w:sz w:val="24"/>
+          <w:lang w:val="en-IN"/>
+        </w:rPr>
+        <w:t xml:space="preserve"> </w:t>
+      </w:r>
+      <w:r>
+        <w:rPr>
+          <w:rFonts w:ascii="Calibri"/>
+          <w:spacing w:val="-5"/>
+          <w:sz w:val="24"/>
+          <w:lang w:val="en-IN"/>
+        </w:rPr>
+        <w:t> </w:t>
+      </w:r>
+      <w:r>
+        <w:rPr>
+          <w:rFonts w:ascii="Calibri"/>
+          <w:spacing w:val="-5"/>
+          <w:sz w:val="24"/>
+          <w:lang w:val="en-IN"/>
+        </w:rPr>
+        <w:t xml:space="preserve"> </w:t>
+      </w:r>
+      <w:r>
+        <w:rPr>
+          <w:rFonts w:ascii="Calibri"/>
+          <w:spacing w:val="-5"/>
+          <w:sz w:val="24"/>
+          <w:lang w:val="en-IN"/>
+        </w:rPr>
+        <w:t> </w:t>
+      </w:r>
+      <w:r>
+        <w:rPr>
+          <w:rFonts w:ascii="Calibri"/>
+          <w:spacing w:val="-5"/>
+          <w:sz w:val="24"/>
+          <w:lang w:val="en-IN"/>
+        </w:rPr>
+        <w:t xml:space="preserve"> </w:t>
+      </w:r>
+      <w:r>
+        <w:rPr>
+          <w:rFonts w:ascii="Calibri"/>
+          <w:spacing w:val="-5"/>
+          <w:sz w:val="24"/>
+          <w:lang w:val="en-IN"/>
+        </w:rPr>
+        <w:t> </w:t>
+      </w:r>
+      <w:r>
+        <w:rPr>
+          <w:rFonts w:ascii="Calibri"/>
+          <w:spacing w:val="-5"/>
+          <w:sz w:val="24"/>
+          <w:lang w:val="en-IN"/>
+        </w:rPr>
+        <w:t xml:space="preserve"> echo "Destructor called for $this-&gt;name &lt;</w:t>
+      </w:r>
+      <w:proofErr w:type="spellStart"/>
+      <w:r>
+        <w:rPr>
+          <w:rFonts w:ascii="Calibri"/>
+          <w:spacing w:val="-5"/>
+          <w:sz w:val="24"/>
+          <w:lang w:val="en-IN"/>
+        </w:rPr>
+        <w:t>br</w:t>
+      </w:r>
+      <w:proofErr w:type="spellEnd"/>
+      <w:r>
+        <w:rPr>
+          <w:rFonts w:ascii="Calibri"/>
+          <w:spacing w:val="-5"/>
+          <w:sz w:val="24"/>
+          <w:lang w:val="en-IN"/>
+        </w:rPr>
+        <w:t>&gt;";</w:t>
+      </w:r>
+    </w:p>
+    <w:p>
+      <w:pPr>
+        <w:spacing w:line="360" w:lineRule="auto"/>
+        <w:ind w:left="85"/>
+        <w:rPr>
+          <w:rFonts w:ascii="Calibri"/>
+          <w:spacing w:val="-5"/>
+          <w:sz w:val="24"/>
+          <w:lang w:val="en-IN"/>
+        </w:rPr>
+      </w:pPr>
+      <w:r>
+        <w:rPr>
+          <w:rFonts w:ascii="Calibri"/>
+          <w:spacing w:val="-5"/>
+          <w:sz w:val="24"/>
+          <w:lang w:val="en-IN"/>
+        </w:rPr>
+        <w:t> </w:t>
+      </w:r>
+      <w:r>
+        <w:rPr>
+          <w:rFonts w:ascii="Calibri"/>
+          <w:spacing w:val="-5"/>
+          <w:sz w:val="24"/>
+          <w:lang w:val="en-IN"/>
+        </w:rPr>
+        <w:t xml:space="preserve"> </w:t>
+      </w:r>
+      <w:r>
+        <w:rPr>
+          <w:rFonts w:ascii="Calibri"/>
+          <w:spacing w:val="-5"/>
+          <w:sz w:val="24"/>
+          <w:lang w:val="en-IN"/>
+        </w:rPr>
+        <w:t> </w:t>
+      </w:r>
+      <w:r>
+        <w:rPr>
+          <w:rFonts w:ascii="Calibri"/>
+          <w:spacing w:val="-5"/>
+          <w:sz w:val="24"/>
+          <w:lang w:val="en-IN"/>
+        </w:rPr>
+        <w:t xml:space="preserve"> }</w:t>
+      </w:r>
+    </w:p>
+    <w:p>
+      <w:pPr>
+        <w:spacing w:line="360" w:lineRule="auto"/>
+        <w:ind w:left="85"/>
+        <w:rPr>
+          <w:rFonts w:ascii="Calibri"/>
+          <w:spacing w:val="-5"/>
+          <w:sz w:val="24"/>
+          <w:lang w:val="en-IN"/>
+        </w:rPr>
+      </w:pPr>
+      <w:r>
+        <w:rPr>
+          <w:rFonts w:ascii="Calibri"/>
+          <w:spacing w:val="-5"/>
+          <w:sz w:val="24"/>
+          <w:lang w:val="en-IN"/>
+        </w:rPr>
+        <w:t>}</w:t>
+      </w:r>
+    </w:p>
+    <w:p>
+      <w:pPr>
+        <w:spacing w:line="360" w:lineRule="auto"/>
+        <w:ind w:left="85"/>
+        <w:rPr>
+          <w:rFonts w:ascii="Calibri"/>
+          <w:spacing w:val="-5"/>
+          <w:sz w:val="24"/>
+          <w:lang w:val="en-IN"/>
+        </w:rPr>
+      </w:pPr>
+      <w:r>
+        <w:rPr>
+          <w:rFonts w:ascii="Calibri"/>
+          <w:spacing w:val="-5"/>
+          <w:sz w:val="24"/>
+          <w:lang w:val="en-IN"/>
+        </w:rPr>
+        <w:t>$person1 = new Person("Alice");</w:t>
+      </w:r>
+    </w:p>
+    <w:p>
+      <w:pPr>
+        <w:spacing w:line="360" w:lineRule="auto"/>
+        <w:ind w:left="85"/>
+        <w:rPr>
+          <w:rFonts w:ascii="Calibri"/>
+          <w:spacing w:val="-5"/>
+          <w:sz w:val="24"/>
+          <w:lang w:val="en-IN"/>
+        </w:rPr>
+      </w:pPr>
+      <w:r>
+        <w:rPr>
+          <w:rFonts w:ascii="Calibri"/>
+          <w:spacing w:val="-5"/>
+          <w:sz w:val="24"/>
+          <w:lang w:val="en-IN"/>
+        </w:rPr>
+        <w:t>$person2 = new Person("Bob");</w:t>
+      </w:r>
+    </w:p>
+    <w:p>
+      <w:pPr>
+        <w:spacing w:line="360" w:lineRule="auto"/>
+        <w:ind w:left="85"/>
+        <w:rPr>
+          <w:rFonts w:ascii="Calibri"/>
+          <w:spacing w:val="-5"/>
+          <w:sz w:val="24"/>
+          <w:lang w:val="en-IN"/>
+        </w:rPr>
+      </w:pPr>
+      <w:r>
+        <w:rPr>
+          <w:rFonts w:ascii="Calibri"/>
+          <w:spacing w:val="-5"/>
+          <w:sz w:val="24"/>
+          <w:lang w:val="en-IN"/>
+        </w:rPr>
+        <w:t>?&gt;</w:t>
+      </w:r>
+    </w:p>
+    <w:p>
+      <w:pPr>
+        <w:spacing w:line="360" w:lineRule="auto"/>
+        <w:ind w:left="85"/>
+        <w:rPr>
+          <w:rFonts w:ascii="Calibri"/>
+          <w:b/>
+          <w:bCs/>
+          <w:spacing w:val="-5"/>
+          <w:sz w:val="24"/>
+          <w:lang w:val="en-IN"/>
+        </w:rPr>
+      </w:pPr>
+    </w:p>
+    <w:p>
+      <w:pPr>
+        <w:spacing w:line="360" w:lineRule="auto"/>
+        <w:ind w:left="85"/>
+        <w:rPr>
+          <w:rFonts w:ascii="Calibri"/>
+          <w:b/>
+          <w:bCs/>
+          <w:spacing w:val="-5"/>
+          <w:sz w:val="24"/>
+          <w:lang w:val="en-IN"/>
+        </w:rPr>
+      </w:pPr>
+    </w:p>
+    <w:p>
+      <w:pPr>
+        <w:spacing w:line="360" w:lineRule="auto"/>
+        <w:ind w:left="85"/>
+        <w:rPr>
+          <w:rFonts w:ascii="Calibri"/>
+          <w:spacing w:val="-5"/>
+          <w:sz w:val="24"/>
+        </w:rPr>
+      </w:pPr>
+    </w:p>
+    <w:p>
+      <w:pPr>
+        <w:rPr>
+          <w:rFonts w:ascii="Calibri"/>
+          <w:spacing w:val="-5"/>
+          <w:sz w:val="24"/>
+        </w:rPr>
+      </w:pPr>
+      <w:r>
+        <w:rPr>
+          <w:rFonts w:ascii="Calibri"/>
+          <w:spacing w:val="-5"/>
+          <w:sz w:val="24"/>
+        </w:rPr>
+        <w:br w:type="page"/>
+      </w:r>
+    </w:p>
+    <w:p>
+      <w:pPr>
+        <w:spacing w:line="360" w:lineRule="auto"/>
+        <w:ind w:left="85"/>
+        <w:rPr>
+          <w:rFonts w:ascii="Calibri"/>
+          <w:spacing w:val="-5"/>
+          <w:sz w:val="24"/>
+        </w:rPr>
+      </w:pPr>
+    </w:p>
+    <w:p>
+      <w:pPr>
+        <w:rPr>
+          <w:rFonts w:ascii="Calibri"/>
+          <w:spacing w:val="-5"/>
+          <w:sz w:val="24"/>
+        </w:rPr>
+      </w:pPr>
+      <w:r>
+        <w:rPr>
+          <w:rFonts w:ascii="Calibri"/>
+          <w:spacing w:val="-5"/>
+          <w:sz w:val="24"/>
+        </w:rPr>
+        <w:drawing>
+          <wp:inline distT="0" distB="0" distL="0" distR="0" wp14:anchorId="445DC63E" wp14:editId="0F27B325">
+            <wp:extent cx="6309360" cy="3549015"/>
+            <wp:effectExtent l="0" t="0" r="0" b="0"/>
+            <wp:docPr id="592671325" name="Picture 1"/>
+            <wp:cNvGraphicFramePr>
+              <a:graphicFrameLocks xmlns:a="http://schemas.openxmlformats.org/drawingml/2006/main" noChangeAspect="1"/>
+            </wp:cNvGraphicFramePr>
+            <a:graphic xmlns:a="http://schemas.openxmlformats.org/drawingml/2006/main">
+              <a:graphicData uri="http://schemas.openxmlformats.org/drawingml/2006/picture">
+                <pic:pic xmlns:pic="http://schemas.openxmlformats.org/drawingml/2006/picture">
+                  <pic:nvPicPr>
+                    <pic:cNvPr id="592671325" name=""/>
+                    <pic:cNvPicPr/>
+                  </pic:nvPicPr>
+                  <pic:blipFill>
+                    <a:blip r:embed="rId23"/>
+                    <a:stretch>
+                      <a:fillRect/>
+                    </a:stretch>
+                  </pic:blipFill>
+                  <pic:spPr>
+                    <a:xfrm>
+                      <a:off x="0" y="0"/>
+                      <a:ext cx="6309360" cy="3549015"/>
+                    </a:xfrm>
+                    <a:prstGeom prst="rect">
+                      <a:avLst/>
+                    </a:prstGeom>
+                  </pic:spPr>
+                </pic:pic>
+              </a:graphicData>
+            </a:graphic>
+          </wp:inline>
+        </w:drawing>
+      </w:r>
+      <w:r>
+        <w:rPr>
+          <w:rFonts w:ascii="Calibri"/>
+          <w:spacing w:val="-5"/>
+          <w:sz w:val="24"/>
+        </w:rPr>
+        <w:br w:type="page"/>
+      </w:r>
+    </w:p>
+    <w:p>
+      <w:pPr>
+        <w:spacing w:line="360" w:lineRule="auto"/>
+        <w:ind w:left="85"/>
+        <w:rPr>
+          <w:rFonts w:ascii="Calibri"/>
+          <w:b/>
+          <w:bCs/>
+          <w:spacing w:val="-5"/>
+          <w:sz w:val="24"/>
+          <w:lang w:val="en-IN"/>
+        </w:rPr>
+      </w:pPr>
+      <w:r>
+        <w:rPr>
+          <w:rFonts w:ascii="Calibri"/>
+          <w:b/>
+          <w:bCs/>
+          <w:spacing w:val="-5"/>
+          <w:sz w:val="24"/>
+        </w:rPr>
+        <w:lastRenderedPageBreak/>
+        <w:t xml:space="preserve">14. </w:t>
+      </w:r>
+      <w:r>
+        <w:rPr>
+          <w:rFonts w:ascii="Calibri"/>
+          <w:b/>
+          <w:bCs/>
+          <w:spacing w:val="-5"/>
+          <w:sz w:val="24"/>
+          <w:lang w:val="en-IN"/>
+        </w:rPr>
+        <w:t>Write a PHP program to demonstrate access specifiers.</w:t>
+      </w:r>
+    </w:p>
+    <w:p>
+      <w:pPr>
+        <w:spacing w:line="360" w:lineRule="auto"/>
+        <w:ind w:left="85"/>
+        <w:rPr>
+          <w:rFonts w:ascii="Calibri"/>
+          <w:spacing w:val="-5"/>
+          <w:sz w:val="24"/>
+        </w:rPr>
+      </w:pPr>
+    </w:p>
+    <w:p>
+      <w:pPr>
+        <w:spacing w:line="360" w:lineRule="auto"/>
+        <w:ind w:left="85"/>
+        <w:rPr>
+          <w:rFonts w:ascii="Calibri"/>
+          <w:spacing w:val="-5"/>
+          <w:sz w:val="24"/>
+          <w:lang w:val="en-IN"/>
+        </w:rPr>
+      </w:pPr>
+      <w:r>
+        <w:rPr>
+          <w:rFonts w:ascii="Calibri"/>
+          <w:spacing w:val="-5"/>
+          <w:sz w:val="24"/>
+          <w:lang w:val="en-IN"/>
+        </w:rPr>
+        <w:t>&lt;?</w:t>
+      </w:r>
+      <w:proofErr w:type="spellStart"/>
+      <w:r>
+        <w:rPr>
+          <w:rFonts w:ascii="Calibri"/>
+          <w:spacing w:val="-5"/>
+          <w:sz w:val="24"/>
+          <w:lang w:val="en-IN"/>
+        </w:rPr>
+        <w:t>php</w:t>
+      </w:r>
+      <w:proofErr w:type="spellEnd"/>
+    </w:p>
+    <w:p>
+      <w:pPr>
+        <w:spacing w:line="360" w:lineRule="auto"/>
+        <w:ind w:left="85"/>
+        <w:rPr>
+          <w:rFonts w:ascii="Calibri"/>
+          <w:spacing w:val="-5"/>
+          <w:sz w:val="24"/>
+          <w:lang w:val="en-IN"/>
+        </w:rPr>
+      </w:pPr>
+      <w:r>
+        <w:rPr>
+          <w:rFonts w:ascii="Calibri"/>
+          <w:spacing w:val="-5"/>
+          <w:sz w:val="24"/>
+          <w:lang w:val="en-IN"/>
+        </w:rPr>
+        <w:t>echo "&lt;h2&gt;Demonstrating Access Specifiers in PHP&lt;/h2&gt;";</w:t>
+      </w:r>
+    </w:p>
+    <w:p>
+      <w:pPr>
+        <w:spacing w:line="360" w:lineRule="auto"/>
+        <w:ind w:left="85"/>
+        <w:rPr>
+          <w:rFonts w:ascii="Calibri"/>
+          <w:spacing w:val="-5"/>
+          <w:sz w:val="24"/>
+          <w:lang w:val="en-IN"/>
+        </w:rPr>
+      </w:pPr>
+      <w:r>
+        <w:rPr>
+          <w:rFonts w:ascii="Calibri"/>
+          <w:spacing w:val="-5"/>
+          <w:sz w:val="24"/>
+          <w:lang w:val="en-IN"/>
+        </w:rPr>
+        <w:t xml:space="preserve">class </w:t>
+      </w:r>
+      <w:proofErr w:type="spellStart"/>
+      <w:r>
+        <w:rPr>
+          <w:rFonts w:ascii="Calibri"/>
+          <w:spacing w:val="-5"/>
+          <w:sz w:val="24"/>
+          <w:lang w:val="en-IN"/>
+        </w:rPr>
+        <w:t>MyClass</w:t>
+      </w:r>
+      <w:proofErr w:type="spellEnd"/>
+      <w:r>
+        <w:rPr>
+          <w:rFonts w:ascii="Calibri"/>
+          <w:spacing w:val="-5"/>
+          <w:sz w:val="24"/>
+          <w:lang w:val="en-IN"/>
+        </w:rPr>
+        <w:t xml:space="preserve"> {</w:t>
+      </w:r>
+    </w:p>
+    <w:p>
+      <w:pPr>
+        <w:spacing w:line="360" w:lineRule="auto"/>
+        <w:ind w:left="85"/>
+        <w:rPr>
+          <w:rFonts w:ascii="Calibri"/>
+          <w:spacing w:val="-5"/>
+          <w:sz w:val="24"/>
+          <w:lang w:val="en-IN"/>
+        </w:rPr>
+      </w:pPr>
+      <w:r>
+        <w:rPr>
+          <w:rFonts w:ascii="Calibri"/>
+          <w:spacing w:val="-5"/>
+          <w:sz w:val="24"/>
+          <w:lang w:val="en-IN"/>
+        </w:rPr>
+        <w:t> </w:t>
+      </w:r>
+      <w:r>
+        <w:rPr>
+          <w:rFonts w:ascii="Calibri"/>
+          <w:spacing w:val="-5"/>
+          <w:sz w:val="24"/>
+          <w:lang w:val="en-IN"/>
+        </w:rPr>
+        <w:t xml:space="preserve"> </w:t>
+      </w:r>
+      <w:r>
+        <w:rPr>
+          <w:rFonts w:ascii="Calibri"/>
+          <w:spacing w:val="-5"/>
+          <w:sz w:val="24"/>
+          <w:lang w:val="en-IN"/>
+        </w:rPr>
+        <w:t> </w:t>
+      </w:r>
+      <w:r>
+        <w:rPr>
+          <w:rFonts w:ascii="Calibri"/>
+          <w:spacing w:val="-5"/>
+          <w:sz w:val="24"/>
+          <w:lang w:val="en-IN"/>
+        </w:rPr>
+        <w:t xml:space="preserve"> public $</w:t>
+      </w:r>
+      <w:proofErr w:type="spellStart"/>
+      <w:r>
+        <w:rPr>
+          <w:rFonts w:ascii="Calibri"/>
+          <w:spacing w:val="-5"/>
+          <w:sz w:val="24"/>
+          <w:lang w:val="en-IN"/>
+        </w:rPr>
+        <w:t>publicVar</w:t>
+      </w:r>
+      <w:proofErr w:type="spellEnd"/>
+      <w:r>
+        <w:rPr>
+          <w:rFonts w:ascii="Calibri"/>
+          <w:spacing w:val="-5"/>
+          <w:sz w:val="24"/>
+          <w:lang w:val="en-IN"/>
+        </w:rPr>
+        <w:t xml:space="preserve"> = "This is a public variable.";</w:t>
+      </w:r>
+    </w:p>
+    <w:p>
+      <w:pPr>
+        <w:spacing w:line="360" w:lineRule="auto"/>
+        <w:ind w:left="85"/>
+        <w:rPr>
+          <w:rFonts w:ascii="Calibri"/>
+          <w:spacing w:val="-5"/>
+          <w:sz w:val="24"/>
+          <w:lang w:val="en-IN"/>
+        </w:rPr>
+      </w:pPr>
+      <w:r>
+        <w:rPr>
+          <w:rFonts w:ascii="Calibri"/>
+          <w:spacing w:val="-5"/>
+          <w:sz w:val="24"/>
+          <w:lang w:val="en-IN"/>
+        </w:rPr>
+        <w:t> </w:t>
+      </w:r>
+      <w:r>
+        <w:rPr>
+          <w:rFonts w:ascii="Calibri"/>
+          <w:spacing w:val="-5"/>
+          <w:sz w:val="24"/>
+          <w:lang w:val="en-IN"/>
+        </w:rPr>
+        <w:t xml:space="preserve"> </w:t>
+      </w:r>
+      <w:r>
+        <w:rPr>
+          <w:rFonts w:ascii="Calibri"/>
+          <w:spacing w:val="-5"/>
+          <w:sz w:val="24"/>
+          <w:lang w:val="en-IN"/>
+        </w:rPr>
+        <w:t> </w:t>
+      </w:r>
+      <w:r>
+        <w:rPr>
+          <w:rFonts w:ascii="Calibri"/>
+          <w:spacing w:val="-5"/>
+          <w:sz w:val="24"/>
+          <w:lang w:val="en-IN"/>
+        </w:rPr>
+        <w:t xml:space="preserve"> protected $</w:t>
+      </w:r>
+      <w:proofErr w:type="spellStart"/>
+      <w:r>
+        <w:rPr>
+          <w:rFonts w:ascii="Calibri"/>
+          <w:spacing w:val="-5"/>
+          <w:sz w:val="24"/>
+          <w:lang w:val="en-IN"/>
+        </w:rPr>
+        <w:t>protectedVar</w:t>
+      </w:r>
+      <w:proofErr w:type="spellEnd"/>
+      <w:r>
+        <w:rPr>
+          <w:rFonts w:ascii="Calibri"/>
+          <w:spacing w:val="-5"/>
+          <w:sz w:val="24"/>
+          <w:lang w:val="en-IN"/>
+        </w:rPr>
+        <w:t xml:space="preserve"> = "This is a protected variable.";</w:t>
+      </w:r>
+    </w:p>
+    <w:p>
+      <w:pPr>
+        <w:spacing w:line="360" w:lineRule="auto"/>
+        <w:ind w:left="85"/>
+        <w:rPr>
+          <w:rFonts w:ascii="Calibri"/>
+          <w:spacing w:val="-5"/>
+          <w:sz w:val="24"/>
+          <w:lang w:val="en-IN"/>
+        </w:rPr>
+      </w:pPr>
+      <w:r>
+        <w:rPr>
+          <w:rFonts w:ascii="Calibri"/>
+          <w:spacing w:val="-5"/>
+          <w:sz w:val="24"/>
+          <w:lang w:val="en-IN"/>
+        </w:rPr>
+        <w:t> </w:t>
+      </w:r>
+      <w:r>
+        <w:rPr>
+          <w:rFonts w:ascii="Calibri"/>
+          <w:spacing w:val="-5"/>
+          <w:sz w:val="24"/>
+          <w:lang w:val="en-IN"/>
+        </w:rPr>
+        <w:t xml:space="preserve"> </w:t>
+      </w:r>
+      <w:r>
+        <w:rPr>
+          <w:rFonts w:ascii="Calibri"/>
+          <w:spacing w:val="-5"/>
+          <w:sz w:val="24"/>
+          <w:lang w:val="en-IN"/>
+        </w:rPr>
+        <w:t> </w:t>
+      </w:r>
+      <w:r>
+        <w:rPr>
+          <w:rFonts w:ascii="Calibri"/>
+          <w:spacing w:val="-5"/>
+          <w:sz w:val="24"/>
+          <w:lang w:val="en-IN"/>
+        </w:rPr>
+        <w:t xml:space="preserve"> private $</w:t>
+      </w:r>
+      <w:proofErr w:type="spellStart"/>
+      <w:r>
+        <w:rPr>
+          <w:rFonts w:ascii="Calibri"/>
+          <w:spacing w:val="-5"/>
+          <w:sz w:val="24"/>
+          <w:lang w:val="en-IN"/>
+        </w:rPr>
+        <w:t>privateVar</w:t>
+      </w:r>
+      <w:proofErr w:type="spellEnd"/>
+      <w:r>
+        <w:rPr>
+          <w:rFonts w:ascii="Calibri"/>
+          <w:spacing w:val="-5"/>
+          <w:sz w:val="24"/>
+          <w:lang w:val="en-IN"/>
+        </w:rPr>
+        <w:t xml:space="preserve"> = "This is a private variable.";</w:t>
+      </w:r>
+    </w:p>
+    <w:p>
+      <w:pPr>
+        <w:spacing w:line="360" w:lineRule="auto"/>
+        <w:ind w:left="85"/>
+        <w:rPr>
+          <w:rFonts w:ascii="Calibri"/>
+          <w:spacing w:val="-5"/>
+          <w:sz w:val="24"/>
+          <w:lang w:val="en-IN"/>
+        </w:rPr>
+      </w:pPr>
+      <w:r>
+        <w:rPr>
+          <w:rFonts w:ascii="Calibri"/>
+          <w:spacing w:val="-5"/>
+          <w:sz w:val="24"/>
+          <w:lang w:val="en-IN"/>
+        </w:rPr>
+        <w:t> </w:t>
+      </w:r>
+      <w:r>
+        <w:rPr>
+          <w:rFonts w:ascii="Calibri"/>
+          <w:spacing w:val="-5"/>
+          <w:sz w:val="24"/>
+          <w:lang w:val="en-IN"/>
+        </w:rPr>
+        <w:t xml:space="preserve"> </w:t>
+      </w:r>
+      <w:r>
+        <w:rPr>
+          <w:rFonts w:ascii="Calibri"/>
+          <w:spacing w:val="-5"/>
+          <w:sz w:val="24"/>
+          <w:lang w:val="en-IN"/>
+        </w:rPr>
+        <w:t> </w:t>
+      </w:r>
+      <w:r>
+        <w:rPr>
+          <w:rFonts w:ascii="Calibri"/>
+          <w:spacing w:val="-5"/>
+          <w:sz w:val="24"/>
+          <w:lang w:val="en-IN"/>
+        </w:rPr>
+        <w:t xml:space="preserve"> public function </w:t>
+      </w:r>
+      <w:proofErr w:type="spellStart"/>
+      <w:proofErr w:type="gramStart"/>
+      <w:r>
+        <w:rPr>
+          <w:rFonts w:ascii="Calibri"/>
+          <w:spacing w:val="-5"/>
+          <w:sz w:val="24"/>
+          <w:lang w:val="en-IN"/>
+        </w:rPr>
+        <w:t>showVars</w:t>
+      </w:r>
+      <w:proofErr w:type="spellEnd"/>
+      <w:r>
+        <w:rPr>
+          <w:rFonts w:ascii="Calibri"/>
+          <w:spacing w:val="-5"/>
+          <w:sz w:val="24"/>
+          <w:lang w:val="en-IN"/>
+        </w:rPr>
+        <w:t>(</w:t>
+      </w:r>
+      <w:proofErr w:type="gramEnd"/>
+      <w:r>
+        <w:rPr>
+          <w:rFonts w:ascii="Calibri"/>
+          <w:spacing w:val="-5"/>
+          <w:sz w:val="24"/>
+          <w:lang w:val="en-IN"/>
+        </w:rPr>
+        <w:t>) {</w:t>
+      </w:r>
+    </w:p>
+    <w:p>
+      <w:pPr>
+        <w:spacing w:line="360" w:lineRule="auto"/>
+        <w:ind w:left="85"/>
+        <w:rPr>
+          <w:rFonts w:ascii="Calibri"/>
+          <w:spacing w:val="-5"/>
+          <w:sz w:val="24"/>
+          <w:lang w:val="en-IN"/>
+        </w:rPr>
+      </w:pPr>
+      <w:r>
+        <w:rPr>
+          <w:rFonts w:ascii="Calibri"/>
+          <w:spacing w:val="-5"/>
+          <w:sz w:val="24"/>
+          <w:lang w:val="en-IN"/>
+        </w:rPr>
+        <w:t> </w:t>
+      </w:r>
+      <w:r>
+        <w:rPr>
+          <w:rFonts w:ascii="Calibri"/>
+          <w:spacing w:val="-5"/>
+          <w:sz w:val="24"/>
+          <w:lang w:val="en-IN"/>
+        </w:rPr>
+        <w:t xml:space="preserve"> </w:t>
+      </w:r>
+      <w:r>
+        <w:rPr>
+          <w:rFonts w:ascii="Calibri"/>
+          <w:spacing w:val="-5"/>
+          <w:sz w:val="24"/>
+          <w:lang w:val="en-IN"/>
+        </w:rPr>
+        <w:t> </w:t>
+      </w:r>
+      <w:r>
+        <w:rPr>
+          <w:rFonts w:ascii="Calibri"/>
+          <w:spacing w:val="-5"/>
+          <w:sz w:val="24"/>
+          <w:lang w:val="en-IN"/>
+        </w:rPr>
+        <w:t xml:space="preserve"> </w:t>
+      </w:r>
+      <w:r>
+        <w:rPr>
+          <w:rFonts w:ascii="Calibri"/>
+          <w:spacing w:val="-5"/>
+          <w:sz w:val="24"/>
+          <w:lang w:val="en-IN"/>
+        </w:rPr>
+        <w:t> </w:t>
+      </w:r>
+      <w:r>
+        <w:rPr>
+          <w:rFonts w:ascii="Calibri"/>
+          <w:spacing w:val="-5"/>
+          <w:sz w:val="24"/>
+          <w:lang w:val="en-IN"/>
+        </w:rPr>
+        <w:t xml:space="preserve"> </w:t>
+      </w:r>
+      <w:r>
+        <w:rPr>
+          <w:rFonts w:ascii="Calibri"/>
+          <w:spacing w:val="-5"/>
+          <w:sz w:val="24"/>
+          <w:lang w:val="en-IN"/>
+        </w:rPr>
+        <w:t> </w:t>
+      </w:r>
+      <w:r>
+        <w:rPr>
+          <w:rFonts w:ascii="Calibri"/>
+          <w:spacing w:val="-5"/>
+          <w:sz w:val="24"/>
+          <w:lang w:val="en-IN"/>
+        </w:rPr>
+        <w:t xml:space="preserve"> echo $this-&gt;</w:t>
+      </w:r>
+      <w:proofErr w:type="spellStart"/>
+      <w:proofErr w:type="gramStart"/>
+      <w:r>
+        <w:rPr>
+          <w:rFonts w:ascii="Calibri"/>
+          <w:spacing w:val="-5"/>
+          <w:sz w:val="24"/>
+          <w:lang w:val="en-IN"/>
+        </w:rPr>
+        <w:t>publicVar</w:t>
+      </w:r>
+      <w:proofErr w:type="spellEnd"/>
+      <w:r>
+        <w:rPr>
+          <w:rFonts w:ascii="Calibri"/>
+          <w:spacing w:val="-5"/>
+          <w:sz w:val="24"/>
+          <w:lang w:val="en-IN"/>
+        </w:rPr>
+        <w:t xml:space="preserve"> .</w:t>
+      </w:r>
+      <w:proofErr w:type="gramEnd"/>
+      <w:r>
+        <w:rPr>
+          <w:rFonts w:ascii="Calibri"/>
+          <w:spacing w:val="-5"/>
+          <w:sz w:val="24"/>
+          <w:lang w:val="en-IN"/>
+        </w:rPr>
+        <w:t xml:space="preserve"> "&lt;</w:t>
+      </w:r>
+      <w:proofErr w:type="spellStart"/>
+      <w:r>
+        <w:rPr>
+          <w:rFonts w:ascii="Calibri"/>
+          <w:spacing w:val="-5"/>
+          <w:sz w:val="24"/>
+          <w:lang w:val="en-IN"/>
+        </w:rPr>
+        <w:t>br</w:t>
+      </w:r>
+      <w:proofErr w:type="spellEnd"/>
+      <w:r>
+        <w:rPr>
+          <w:rFonts w:ascii="Calibri"/>
+          <w:spacing w:val="-5"/>
+          <w:sz w:val="24"/>
+          <w:lang w:val="en-IN"/>
+        </w:rPr>
+        <w:t>&gt;";</w:t>
+      </w:r>
+    </w:p>
+    <w:p>
+      <w:pPr>
+        <w:spacing w:line="360" w:lineRule="auto"/>
+        <w:ind w:left="85"/>
+        <w:rPr>
+          <w:rFonts w:ascii="Calibri"/>
+          <w:spacing w:val="-5"/>
+          <w:sz w:val="24"/>
+          <w:lang w:val="en-IN"/>
+        </w:rPr>
+      </w:pPr>
+      <w:r>
+        <w:rPr>
+          <w:rFonts w:ascii="Calibri"/>
+          <w:spacing w:val="-5"/>
+          <w:sz w:val="24"/>
+          <w:lang w:val="en-IN"/>
+        </w:rPr>
+        <w:t> </w:t>
+      </w:r>
+      <w:r>
+        <w:rPr>
+          <w:rFonts w:ascii="Calibri"/>
+          <w:spacing w:val="-5"/>
+          <w:sz w:val="24"/>
+          <w:lang w:val="en-IN"/>
+        </w:rPr>
+        <w:t xml:space="preserve"> </w:t>
+      </w:r>
+      <w:r>
+        <w:rPr>
+          <w:rFonts w:ascii="Calibri"/>
+          <w:spacing w:val="-5"/>
+          <w:sz w:val="24"/>
+          <w:lang w:val="en-IN"/>
+        </w:rPr>
+        <w:t> </w:t>
+      </w:r>
+      <w:r>
+        <w:rPr>
+          <w:rFonts w:ascii="Calibri"/>
+          <w:spacing w:val="-5"/>
+          <w:sz w:val="24"/>
+          <w:lang w:val="en-IN"/>
+        </w:rPr>
+        <w:t xml:space="preserve"> </w:t>
+      </w:r>
+      <w:r>
+        <w:rPr>
+          <w:rFonts w:ascii="Calibri"/>
+          <w:spacing w:val="-5"/>
+          <w:sz w:val="24"/>
+          <w:lang w:val="en-IN"/>
+        </w:rPr>
+        <w:t> </w:t>
+      </w:r>
+      <w:r>
+        <w:rPr>
+          <w:rFonts w:ascii="Calibri"/>
+          <w:spacing w:val="-5"/>
+          <w:sz w:val="24"/>
+          <w:lang w:val="en-IN"/>
+        </w:rPr>
+        <w:t xml:space="preserve"> </w:t>
+      </w:r>
+      <w:r>
+        <w:rPr>
+          <w:rFonts w:ascii="Calibri"/>
+          <w:spacing w:val="-5"/>
+          <w:sz w:val="24"/>
+          <w:lang w:val="en-IN"/>
+        </w:rPr>
+        <w:t> </w:t>
+      </w:r>
+      <w:r>
+        <w:rPr>
+          <w:rFonts w:ascii="Calibri"/>
+          <w:spacing w:val="-5"/>
+          <w:sz w:val="24"/>
+          <w:lang w:val="en-IN"/>
+        </w:rPr>
+        <w:t xml:space="preserve"> echo $this-&gt;</w:t>
+      </w:r>
+      <w:proofErr w:type="spellStart"/>
+      <w:proofErr w:type="gramStart"/>
+      <w:r>
+        <w:rPr>
+          <w:rFonts w:ascii="Calibri"/>
+          <w:spacing w:val="-5"/>
+          <w:sz w:val="24"/>
+          <w:lang w:val="en-IN"/>
+        </w:rPr>
+        <w:t>protectedVar</w:t>
+      </w:r>
+      <w:proofErr w:type="spellEnd"/>
+      <w:r>
+        <w:rPr>
+          <w:rFonts w:ascii="Calibri"/>
+          <w:spacing w:val="-5"/>
+          <w:sz w:val="24"/>
+          <w:lang w:val="en-IN"/>
+        </w:rPr>
+        <w:t xml:space="preserve"> .</w:t>
+      </w:r>
+      <w:proofErr w:type="gramEnd"/>
+      <w:r>
+        <w:rPr>
+          <w:rFonts w:ascii="Calibri"/>
+          <w:spacing w:val="-5"/>
+          <w:sz w:val="24"/>
+          <w:lang w:val="en-IN"/>
+        </w:rPr>
+        <w:t xml:space="preserve"> "&lt;</w:t>
+      </w:r>
+      <w:proofErr w:type="spellStart"/>
+      <w:r>
+        <w:rPr>
+          <w:rFonts w:ascii="Calibri"/>
+          <w:spacing w:val="-5"/>
+          <w:sz w:val="24"/>
+          <w:lang w:val="en-IN"/>
+        </w:rPr>
+        <w:t>br</w:t>
+      </w:r>
+      <w:proofErr w:type="spellEnd"/>
+      <w:r>
+        <w:rPr>
+          <w:rFonts w:ascii="Calibri"/>
+          <w:spacing w:val="-5"/>
+          <w:sz w:val="24"/>
+          <w:lang w:val="en-IN"/>
+        </w:rPr>
+        <w:t>&gt;";</w:t>
+      </w:r>
+    </w:p>
+    <w:p>
+      <w:pPr>
+        <w:spacing w:line="360" w:lineRule="auto"/>
+        <w:ind w:left="85"/>
+        <w:rPr>
+          <w:rFonts w:ascii="Calibri"/>
+          <w:spacing w:val="-5"/>
+          <w:sz w:val="24"/>
+          <w:lang w:val="en-IN"/>
+        </w:rPr>
+      </w:pPr>
+      <w:r>
+        <w:rPr>
+          <w:rFonts w:ascii="Calibri"/>
+          <w:spacing w:val="-5"/>
+          <w:sz w:val="24"/>
+          <w:lang w:val="en-IN"/>
+        </w:rPr>
+        <w:t> </w:t>
+      </w:r>
+      <w:r>
+        <w:rPr>
+          <w:rFonts w:ascii="Calibri"/>
+          <w:spacing w:val="-5"/>
+          <w:sz w:val="24"/>
+          <w:lang w:val="en-IN"/>
+        </w:rPr>
+        <w:t xml:space="preserve"> </w:t>
+      </w:r>
+      <w:r>
+        <w:rPr>
+          <w:rFonts w:ascii="Calibri"/>
+          <w:spacing w:val="-5"/>
+          <w:sz w:val="24"/>
+          <w:lang w:val="en-IN"/>
+        </w:rPr>
+        <w:t> </w:t>
+      </w:r>
+      <w:r>
+        <w:rPr>
+          <w:rFonts w:ascii="Calibri"/>
+          <w:spacing w:val="-5"/>
+          <w:sz w:val="24"/>
+          <w:lang w:val="en-IN"/>
+        </w:rPr>
+        <w:t xml:space="preserve"> </w:t>
+      </w:r>
+      <w:r>
+        <w:rPr>
+          <w:rFonts w:ascii="Calibri"/>
+          <w:spacing w:val="-5"/>
+          <w:sz w:val="24"/>
+          <w:lang w:val="en-IN"/>
+        </w:rPr>
+        <w:t> </w:t>
+      </w:r>
+      <w:r>
+        <w:rPr>
+          <w:rFonts w:ascii="Calibri"/>
+          <w:spacing w:val="-5"/>
+          <w:sz w:val="24"/>
+          <w:lang w:val="en-IN"/>
+        </w:rPr>
+        <w:t xml:space="preserve"> </w:t>
+      </w:r>
+      <w:r>
+        <w:rPr>
+          <w:rFonts w:ascii="Calibri"/>
+          <w:spacing w:val="-5"/>
+          <w:sz w:val="24"/>
+          <w:lang w:val="en-IN"/>
+        </w:rPr>
+        <w:t> </w:t>
+      </w:r>
+      <w:r>
+        <w:rPr>
+          <w:rFonts w:ascii="Calibri"/>
+          <w:spacing w:val="-5"/>
+          <w:sz w:val="24"/>
+          <w:lang w:val="en-IN"/>
+        </w:rPr>
+        <w:t xml:space="preserve"> echo $this-&gt;</w:t>
+      </w:r>
+      <w:proofErr w:type="spellStart"/>
+      <w:proofErr w:type="gramStart"/>
+      <w:r>
+        <w:rPr>
+          <w:rFonts w:ascii="Calibri"/>
+          <w:spacing w:val="-5"/>
+          <w:sz w:val="24"/>
+          <w:lang w:val="en-IN"/>
+        </w:rPr>
+        <w:t>privateVar</w:t>
+      </w:r>
+      <w:proofErr w:type="spellEnd"/>
+      <w:r>
+        <w:rPr>
+          <w:rFonts w:ascii="Calibri"/>
+          <w:spacing w:val="-5"/>
+          <w:sz w:val="24"/>
+          <w:lang w:val="en-IN"/>
+        </w:rPr>
+        <w:t xml:space="preserve"> .</w:t>
+      </w:r>
+      <w:proofErr w:type="gramEnd"/>
+      <w:r>
+        <w:rPr>
+          <w:rFonts w:ascii="Calibri"/>
+          <w:spacing w:val="-5"/>
+          <w:sz w:val="24"/>
+          <w:lang w:val="en-IN"/>
+        </w:rPr>
+        <w:t xml:space="preserve"> "&lt;</w:t>
+      </w:r>
+      <w:proofErr w:type="spellStart"/>
+      <w:r>
+        <w:rPr>
+          <w:rFonts w:ascii="Calibri"/>
+          <w:spacing w:val="-5"/>
+          <w:sz w:val="24"/>
+          <w:lang w:val="en-IN"/>
+        </w:rPr>
+        <w:t>br</w:t>
+      </w:r>
+      <w:proofErr w:type="spellEnd"/>
+      <w:r>
+        <w:rPr>
+          <w:rFonts w:ascii="Calibri"/>
+          <w:spacing w:val="-5"/>
+          <w:sz w:val="24"/>
+          <w:lang w:val="en-IN"/>
+        </w:rPr>
+        <w:t>&gt;";</w:t>
+      </w:r>
+    </w:p>
+    <w:p>
+      <w:pPr>
+        <w:spacing w:line="360" w:lineRule="auto"/>
+        <w:ind w:left="85"/>
+        <w:rPr>
+          <w:rFonts w:ascii="Calibri"/>
+          <w:spacing w:val="-5"/>
+          <w:sz w:val="24"/>
+          <w:lang w:val="en-IN"/>
+        </w:rPr>
+      </w:pPr>
+      <w:r>
+        <w:rPr>
+          <w:rFonts w:ascii="Calibri"/>
+          <w:spacing w:val="-5"/>
+          <w:sz w:val="24"/>
+          <w:lang w:val="en-IN"/>
+        </w:rPr>
+        <w:t> </w:t>
+      </w:r>
+      <w:r>
+        <w:rPr>
+          <w:rFonts w:ascii="Calibri"/>
+          <w:spacing w:val="-5"/>
+          <w:sz w:val="24"/>
+          <w:lang w:val="en-IN"/>
+        </w:rPr>
+        <w:t xml:space="preserve"> </w:t>
+      </w:r>
+      <w:r>
+        <w:rPr>
+          <w:rFonts w:ascii="Calibri"/>
+          <w:spacing w:val="-5"/>
+          <w:sz w:val="24"/>
+          <w:lang w:val="en-IN"/>
+        </w:rPr>
+        <w:t> </w:t>
+      </w:r>
+      <w:r>
+        <w:rPr>
+          <w:rFonts w:ascii="Calibri"/>
+          <w:spacing w:val="-5"/>
+          <w:sz w:val="24"/>
+          <w:lang w:val="en-IN"/>
+        </w:rPr>
+        <w:t xml:space="preserve"> }</w:t>
+      </w:r>
+    </w:p>
+    <w:p>
+      <w:pPr>
+        <w:spacing w:line="360" w:lineRule="auto"/>
+        <w:ind w:left="85"/>
+        <w:rPr>
+          <w:rFonts w:ascii="Calibri"/>
+          <w:spacing w:val="-5"/>
+          <w:sz w:val="24"/>
+          <w:lang w:val="en-IN"/>
+        </w:rPr>
+      </w:pPr>
+      <w:r>
+        <w:rPr>
+          <w:rFonts w:ascii="Calibri"/>
+          <w:spacing w:val="-5"/>
+          <w:sz w:val="24"/>
+          <w:lang w:val="en-IN"/>
+        </w:rPr>
+        <w:t>}</w:t>
+      </w:r>
+    </w:p>
+    <w:p>
+      <w:pPr>
+        <w:spacing w:line="360" w:lineRule="auto"/>
+        <w:ind w:left="85"/>
+        <w:rPr>
+          <w:rFonts w:ascii="Calibri"/>
+          <w:spacing w:val="-5"/>
+          <w:sz w:val="24"/>
+          <w:lang w:val="en-IN"/>
+        </w:rPr>
+      </w:pPr>
+      <w:r>
+        <w:rPr>
+          <w:rFonts w:ascii="Calibri"/>
+          <w:spacing w:val="-5"/>
+          <w:sz w:val="24"/>
+          <w:lang w:val="en-IN"/>
+        </w:rPr>
+        <w:t>$</w:t>
+      </w:r>
+      <w:proofErr w:type="spellStart"/>
+      <w:r>
+        <w:rPr>
+          <w:rFonts w:ascii="Calibri"/>
+          <w:spacing w:val="-5"/>
+          <w:sz w:val="24"/>
+          <w:lang w:val="en-IN"/>
+        </w:rPr>
+        <w:t>obj</w:t>
+      </w:r>
+      <w:proofErr w:type="spellEnd"/>
+      <w:r>
+        <w:rPr>
+          <w:rFonts w:ascii="Calibri"/>
+          <w:spacing w:val="-5"/>
+          <w:sz w:val="24"/>
+          <w:lang w:val="en-IN"/>
+        </w:rPr>
+        <w:t xml:space="preserve"> = new </w:t>
+      </w:r>
+      <w:proofErr w:type="spellStart"/>
+      <w:proofErr w:type="gramStart"/>
+      <w:r>
+        <w:rPr>
+          <w:rFonts w:ascii="Calibri"/>
+          <w:spacing w:val="-5"/>
+          <w:sz w:val="24"/>
+          <w:lang w:val="en-IN"/>
+        </w:rPr>
+        <w:t>MyClass</w:t>
+      </w:r>
+      <w:proofErr w:type="spellEnd"/>
+      <w:r>
+        <w:rPr>
+          <w:rFonts w:ascii="Calibri"/>
+          <w:spacing w:val="-5"/>
+          <w:sz w:val="24"/>
+          <w:lang w:val="en-IN"/>
+        </w:rPr>
+        <w:t>(</w:t>
+      </w:r>
+      <w:proofErr w:type="gramEnd"/>
+      <w:r>
+        <w:rPr>
+          <w:rFonts w:ascii="Calibri"/>
+          <w:spacing w:val="-5"/>
+          <w:sz w:val="24"/>
+          <w:lang w:val="en-IN"/>
+        </w:rPr>
+        <w:t>);</w:t>
+      </w:r>
+    </w:p>
+    <w:p>
+      <w:pPr>
+        <w:spacing w:line="360" w:lineRule="auto"/>
+        <w:ind w:left="85"/>
+        <w:rPr>
+          <w:rFonts w:ascii="Calibri"/>
+          <w:spacing w:val="-5"/>
+          <w:sz w:val="24"/>
+          <w:lang w:val="en-IN"/>
+        </w:rPr>
+      </w:pPr>
+      <w:r>
+        <w:rPr>
+          <w:rFonts w:ascii="Calibri"/>
+          <w:spacing w:val="-5"/>
+          <w:sz w:val="24"/>
+          <w:lang w:val="en-IN"/>
+        </w:rPr>
+        <w:t>echo $</w:t>
+      </w:r>
+      <w:proofErr w:type="spellStart"/>
+      <w:r>
+        <w:rPr>
+          <w:rFonts w:ascii="Calibri"/>
+          <w:spacing w:val="-5"/>
+          <w:sz w:val="24"/>
+          <w:lang w:val="en-IN"/>
+        </w:rPr>
+        <w:t>obj</w:t>
+      </w:r>
+      <w:proofErr w:type="spellEnd"/>
+      <w:r>
+        <w:rPr>
+          <w:rFonts w:ascii="Calibri"/>
+          <w:spacing w:val="-5"/>
+          <w:sz w:val="24"/>
+          <w:lang w:val="en-IN"/>
+        </w:rPr>
+        <w:t>-&gt;</w:t>
+      </w:r>
+      <w:proofErr w:type="spellStart"/>
+      <w:proofErr w:type="gramStart"/>
+      <w:r>
+        <w:rPr>
+          <w:rFonts w:ascii="Calibri"/>
+          <w:spacing w:val="-5"/>
+          <w:sz w:val="24"/>
+          <w:lang w:val="en-IN"/>
+        </w:rPr>
+        <w:t>publicVar</w:t>
+      </w:r>
+      <w:proofErr w:type="spellEnd"/>
+      <w:r>
+        <w:rPr>
+          <w:rFonts w:ascii="Calibri"/>
+          <w:spacing w:val="-5"/>
+          <w:sz w:val="24"/>
+          <w:lang w:val="en-IN"/>
+        </w:rPr>
+        <w:t xml:space="preserve"> .</w:t>
+      </w:r>
+      <w:proofErr w:type="gramEnd"/>
+      <w:r>
+        <w:rPr>
+          <w:rFonts w:ascii="Calibri"/>
+          <w:spacing w:val="-5"/>
+          <w:sz w:val="24"/>
+          <w:lang w:val="en-IN"/>
+        </w:rPr>
+        <w:t xml:space="preserve"> "&lt;</w:t>
+      </w:r>
+      <w:proofErr w:type="spellStart"/>
+      <w:r>
+        <w:rPr>
+          <w:rFonts w:ascii="Calibri"/>
+          <w:spacing w:val="-5"/>
+          <w:sz w:val="24"/>
+          <w:lang w:val="en-IN"/>
+        </w:rPr>
+        <w:t>br</w:t>
+      </w:r>
+      <w:proofErr w:type="spellEnd"/>
+      <w:r>
+        <w:rPr>
+          <w:rFonts w:ascii="Calibri"/>
+          <w:spacing w:val="-5"/>
+          <w:sz w:val="24"/>
+          <w:lang w:val="en-IN"/>
+        </w:rPr>
+        <w:t>&gt;"; // Accessible</w:t>
+      </w:r>
+    </w:p>
+    <w:p>
+      <w:pPr>
+        <w:spacing w:line="360" w:lineRule="auto"/>
+        <w:ind w:left="85"/>
+        <w:rPr>
+          <w:rFonts w:ascii="Calibri"/>
+          <w:spacing w:val="-5"/>
+          <w:sz w:val="24"/>
+          <w:lang w:val="en-IN"/>
+        </w:rPr>
+      </w:pPr>
+      <w:r>
+        <w:rPr>
+          <w:rFonts w:ascii="Calibri"/>
+          <w:spacing w:val="-5"/>
+          <w:sz w:val="24"/>
+          <w:lang w:val="en-IN"/>
+        </w:rPr>
+        <w:t>echo $</w:t>
+      </w:r>
+      <w:proofErr w:type="spellStart"/>
+      <w:r>
+        <w:rPr>
+          <w:rFonts w:ascii="Calibri"/>
+          <w:spacing w:val="-5"/>
+          <w:sz w:val="24"/>
+          <w:lang w:val="en-IN"/>
+        </w:rPr>
+        <w:t>obj</w:t>
+      </w:r>
+      <w:proofErr w:type="spellEnd"/>
+      <w:r>
+        <w:rPr>
+          <w:rFonts w:ascii="Calibri"/>
+          <w:spacing w:val="-5"/>
+          <w:sz w:val="24"/>
+          <w:lang w:val="en-IN"/>
+        </w:rPr>
+        <w:t>-&gt;</w:t>
+      </w:r>
+      <w:proofErr w:type="spellStart"/>
+      <w:proofErr w:type="gramStart"/>
+      <w:r>
+        <w:rPr>
+          <w:rFonts w:ascii="Calibri"/>
+          <w:spacing w:val="-5"/>
+          <w:sz w:val="24"/>
+          <w:lang w:val="en-IN"/>
+        </w:rPr>
+        <w:t>protectedVar</w:t>
+      </w:r>
+      <w:proofErr w:type="spellEnd"/>
+      <w:r>
+        <w:rPr>
+          <w:rFonts w:ascii="Calibri"/>
+          <w:spacing w:val="-5"/>
+          <w:sz w:val="24"/>
+          <w:lang w:val="en-IN"/>
+        </w:rPr>
+        <w:t xml:space="preserve"> .</w:t>
+      </w:r>
+      <w:proofErr w:type="gramEnd"/>
+      <w:r>
+        <w:rPr>
+          <w:rFonts w:ascii="Calibri"/>
+          <w:spacing w:val="-5"/>
+          <w:sz w:val="24"/>
+          <w:lang w:val="en-IN"/>
+        </w:rPr>
+        <w:t xml:space="preserve"> "&lt;</w:t>
+      </w:r>
+      <w:proofErr w:type="spellStart"/>
+      <w:r>
+        <w:rPr>
+          <w:rFonts w:ascii="Calibri"/>
+          <w:spacing w:val="-5"/>
+          <w:sz w:val="24"/>
+          <w:lang w:val="en-IN"/>
+        </w:rPr>
+        <w:t>br</w:t>
+      </w:r>
+      <w:proofErr w:type="spellEnd"/>
+      <w:r>
+        <w:rPr>
+          <w:rFonts w:ascii="Calibri"/>
+          <w:spacing w:val="-5"/>
+          <w:sz w:val="24"/>
+          <w:lang w:val="en-IN"/>
+        </w:rPr>
+        <w:t>&gt;"; // Not accessible, will cause an error</w:t>
+      </w:r>
+    </w:p>
+    <w:p>
+      <w:pPr>
+        <w:spacing w:line="360" w:lineRule="auto"/>
+        <w:ind w:left="85"/>
+        <w:rPr>
+          <w:rFonts w:ascii="Calibri"/>
+          <w:spacing w:val="-5"/>
+          <w:sz w:val="24"/>
+          <w:lang w:val="en-IN"/>
+        </w:rPr>
+      </w:pPr>
+      <w:r>
+        <w:rPr>
+          <w:rFonts w:ascii="Calibri"/>
+          <w:spacing w:val="-5"/>
+          <w:sz w:val="24"/>
+          <w:lang w:val="en-IN"/>
+        </w:rPr>
+        <w:t>echo $</w:t>
+      </w:r>
+      <w:proofErr w:type="spellStart"/>
+      <w:r>
+        <w:rPr>
+          <w:rFonts w:ascii="Calibri"/>
+          <w:spacing w:val="-5"/>
+          <w:sz w:val="24"/>
+          <w:lang w:val="en-IN"/>
+        </w:rPr>
+        <w:t>obj</w:t>
+      </w:r>
+      <w:proofErr w:type="spellEnd"/>
+      <w:r>
+        <w:rPr>
+          <w:rFonts w:ascii="Calibri"/>
+          <w:spacing w:val="-5"/>
+          <w:sz w:val="24"/>
+          <w:lang w:val="en-IN"/>
+        </w:rPr>
+        <w:t>-&gt;</w:t>
+      </w:r>
+      <w:proofErr w:type="spellStart"/>
+      <w:proofErr w:type="gramStart"/>
+      <w:r>
+        <w:rPr>
+          <w:rFonts w:ascii="Calibri"/>
+          <w:spacing w:val="-5"/>
+          <w:sz w:val="24"/>
+          <w:lang w:val="en-IN"/>
+        </w:rPr>
+        <w:t>privateVar</w:t>
+      </w:r>
+      <w:proofErr w:type="spellEnd"/>
+      <w:r>
+        <w:rPr>
+          <w:rFonts w:ascii="Calibri"/>
+          <w:spacing w:val="-5"/>
+          <w:sz w:val="24"/>
+          <w:lang w:val="en-IN"/>
+        </w:rPr>
+        <w:t xml:space="preserve"> .</w:t>
+      </w:r>
+      <w:proofErr w:type="gramEnd"/>
+      <w:r>
+        <w:rPr>
+          <w:rFonts w:ascii="Calibri"/>
+          <w:spacing w:val="-5"/>
+          <w:sz w:val="24"/>
+          <w:lang w:val="en-IN"/>
+        </w:rPr>
+        <w:t xml:space="preserve"> "&lt;</w:t>
+      </w:r>
+      <w:proofErr w:type="spellStart"/>
+      <w:r>
+        <w:rPr>
+          <w:rFonts w:ascii="Calibri"/>
+          <w:spacing w:val="-5"/>
+          <w:sz w:val="24"/>
+          <w:lang w:val="en-IN"/>
+        </w:rPr>
+        <w:t>br</w:t>
+      </w:r>
+      <w:proofErr w:type="spellEnd"/>
+      <w:r>
+        <w:rPr>
+          <w:rFonts w:ascii="Calibri"/>
+          <w:spacing w:val="-5"/>
+          <w:sz w:val="24"/>
+          <w:lang w:val="en-IN"/>
+        </w:rPr>
+        <w:t>&gt;"; // Not accessible, will cause an error</w:t>
+      </w:r>
+    </w:p>
+    <w:p>
+      <w:pPr>
+        <w:spacing w:line="360" w:lineRule="auto"/>
+        <w:ind w:left="85"/>
+        <w:rPr>
+          <w:rFonts w:ascii="Calibri"/>
+          <w:spacing w:val="-5"/>
+          <w:sz w:val="24"/>
+          <w:lang w:val="en-IN"/>
+        </w:rPr>
+      </w:pPr>
+      <w:r>
+        <w:rPr>
+          <w:rFonts w:ascii="Calibri"/>
+          <w:spacing w:val="-5"/>
+          <w:sz w:val="24"/>
+          <w:lang w:val="en-IN"/>
+        </w:rPr>
+        <w:t>$</w:t>
+      </w:r>
+      <w:proofErr w:type="spellStart"/>
+      <w:r>
+        <w:rPr>
+          <w:rFonts w:ascii="Calibri"/>
+          <w:spacing w:val="-5"/>
+          <w:sz w:val="24"/>
+          <w:lang w:val="en-IN"/>
+        </w:rPr>
+        <w:t>obj</w:t>
+      </w:r>
+      <w:proofErr w:type="spellEnd"/>
+      <w:r>
+        <w:rPr>
+          <w:rFonts w:ascii="Calibri"/>
+          <w:spacing w:val="-5"/>
+          <w:sz w:val="24"/>
+          <w:lang w:val="en-IN"/>
+        </w:rPr>
+        <w:t>-&gt;</w:t>
+      </w:r>
+      <w:proofErr w:type="spellStart"/>
+      <w:proofErr w:type="gramStart"/>
+      <w:r>
+        <w:rPr>
+          <w:rFonts w:ascii="Calibri"/>
+          <w:spacing w:val="-5"/>
+          <w:sz w:val="24"/>
+          <w:lang w:val="en-IN"/>
+        </w:rPr>
+        <w:t>showVars</w:t>
+      </w:r>
+      <w:proofErr w:type="spellEnd"/>
+      <w:r>
+        <w:rPr>
+          <w:rFonts w:ascii="Calibri"/>
+          <w:spacing w:val="-5"/>
+          <w:sz w:val="24"/>
+          <w:lang w:val="en-IN"/>
+        </w:rPr>
+        <w:t>(</w:t>
+      </w:r>
+      <w:proofErr w:type="gramEnd"/>
+      <w:r>
+        <w:rPr>
+          <w:rFonts w:ascii="Calibri"/>
+          <w:spacing w:val="-5"/>
+          <w:sz w:val="24"/>
+          <w:lang w:val="en-IN"/>
+        </w:rPr>
+        <w:t>); // Accessing all variables through a public method</w:t>
+      </w:r>
+    </w:p>
+    <w:p>
+      <w:pPr>
+        <w:spacing w:line="360" w:lineRule="auto"/>
+        <w:ind w:left="85"/>
+        <w:rPr>
+          <w:rFonts w:ascii="Calibri"/>
+          <w:spacing w:val="-5"/>
+          <w:sz w:val="24"/>
+          <w:lang w:val="en-IN"/>
+        </w:rPr>
+      </w:pPr>
+      <w:r>
+        <w:rPr>
+          <w:rFonts w:ascii="Calibri"/>
+          <w:spacing w:val="-5"/>
+          <w:sz w:val="24"/>
+          <w:lang w:val="en-IN"/>
+        </w:rPr>
+        <w:t>?&gt;</w:t>
+      </w:r>
+    </w:p>
+    <w:p>
+      <w:pPr>
+        <w:spacing w:line="360" w:lineRule="auto"/>
+        <w:ind w:left="85"/>
+        <w:rPr>
+          <w:rFonts w:ascii="Calibri"/>
+          <w:spacing w:val="-5"/>
+          <w:sz w:val="24"/>
+        </w:rPr>
+      </w:pPr>
+    </w:p>
     <w:sectPr>
       <w:pgSz w:w="11920" w:h="16840"/>
       <w:pgMar w:top="1060" w:right="992" w:bottom="280" w:left="992" w:header="720" w:footer="720" w:gutter="0"/>
@@ -11168,7 +17980,7 @@
 </file>
 
 <file path=word/endnotes.xml><?xml version="1.0" encoding="utf-8"?>
-<w:endnotes xmlns:wpc="http://schemas.microsoft.com/office/word/2010/wordprocessingCanvas" xmlns:cx="http://schemas.microsoft.com/office/drawing/2014/chartex" xmlns:cx1="http://schemas.microsoft.com/office/drawing/2015/9/8/chartex" xmlns:cx2="http://schemas.microsoft.com/office/drawing/2015/10/21/chartex" xmlns:cx3="http://schemas.microsoft.com/office/drawing/2016/5/9/chartex" xmlns:cx4="http://schemas.microsoft.com/office/drawing/2016/5/10/chartex" xmlns:cx5="http://schemas.microsoft.com/office/drawing/2016/5/11/chartex" xmlns:cx6="http://schemas.microsoft.com/office/drawing/2016/5/12/chartex" xmlns:cx7="http://schemas.microsoft.com/office/drawing/2016/5/13/chartex" xmlns:cx8="http://schemas.microsoft.com/office/drawing/2016/5/14/chartex" xmlns:mc="http://schemas.openxmlformats.org/markup-compatibility/2006" xmlns:aink="http://schemas.microsoft.com/office/drawing/2016/ink" xmlns:am3d="http://schemas.microsoft.com/office/drawing/2017/model3d" xmlns:o="urn:schemas-microsoft-com:office:office" xmlns:oel="http://schemas.microsoft.com/office/2019/extlst" xmlns:r="http://schemas.openxmlformats.org/officeDocument/2006/relationships" xmlns:m="http://schemas.openxmlformats.org/officeDocument/2006/math" xmlns:v="urn:schemas-microsoft-com:vml" xmlns:wp14="http://schemas.microsoft.com/office/word/2010/wordprocessingDrawing" xmlns:wp="http://schemas.openxmlformats.org/drawingml/2006/wordprocessingDrawing" xmlns:w10="urn:schemas-microsoft-com:office:word" xmlns:w="http://schemas.openxmlformats.org/wordprocessingml/2006/main" xmlns:w14="http://schemas.microsoft.com/office/word/2010/wordml" xmlns:w15="http://schemas.microsoft.com/office/word/2012/wordml" xmlns:w16cex="http://schemas.microsoft.com/office/word/2018/wordml/cex" xmlns:w16cid="http://schemas.microsoft.com/office/word/2016/wordml/cid" xmlns:w16="http://schemas.microsoft.com/office/word/2018/wordml" xmlns:w16du="http://schemas.microsoft.com/office/word/2023/wordml/word16du" xmlns:w16sdtdh="http://schemas.microsoft.com/office/word/2020/wordml/sdtdatahash" xmlns:w16se="http://schemas.microsoft.com/office/word/2015/wordml/symex" xmlns:wpg="http://schemas.microsoft.com/office/word/2010/wordprocessingGroup" xmlns:wpi="http://schemas.microsoft.com/office/word/2010/wordprocessingInk" xmlns:wne="http://schemas.microsoft.com/office/word/2006/wordml" xmlns:wps="http://schemas.microsoft.com/office/word/2010/wordprocessingShape" mc:Ignorable="w14 w15 w16se w16cid w16 w16cex w16sdtdh w16du wp14">
+<w:endnotes xmlns:wpc="http://schemas.microsoft.com/office/word/2010/wordprocessingCanvas" xmlns:cx="http://schemas.microsoft.com/office/drawing/2014/chartex" xmlns:cx1="http://schemas.microsoft.com/office/drawing/2015/9/8/chartex" xmlns:cx2="http://schemas.microsoft.com/office/drawing/2015/10/21/chartex" xmlns:cx3="http://schemas.microsoft.com/office/drawing/2016/5/9/chartex" xmlns:cx4="http://schemas.microsoft.com/office/drawing/2016/5/10/chartex" xmlns:cx5="http://schemas.microsoft.com/office/drawing/2016/5/11/chartex" xmlns:cx6="http://schemas.microsoft.com/office/drawing/2016/5/12/chartex" xmlns:cx7="http://schemas.microsoft.com/office/drawing/2016/5/13/chartex" xmlns:cx8="http://schemas.microsoft.com/office/drawing/2016/5/14/chartex" xmlns:mc="http://schemas.openxmlformats.org/markup-compatibility/2006" xmlns:aink="http://schemas.microsoft.com/office/drawing/2016/ink" xmlns:am3d="http://schemas.microsoft.com/office/drawing/2017/model3d" xmlns:o="urn:schemas-microsoft-com:office:office" xmlns:oel="http://schemas.microsoft.com/office/2019/extlst" xmlns:r="http://schemas.openxmlformats.org/officeDocument/2006/relationships" xmlns:m="http://schemas.openxmlformats.org/officeDocument/2006/math" xmlns:v="urn:schemas-microsoft-com:vml" xmlns:wp14="http://schemas.microsoft.com/office/word/2010/wordprocessingDrawing" xmlns:wp="http://schemas.openxmlformats.org/drawingml/2006/wordprocessingDrawing" xmlns:w10="urn:schemas-microsoft-com:office:word" xmlns:w="http://schemas.openxmlformats.org/wordprocessingml/2006/main" xmlns:w14="http://schemas.microsoft.com/office/word/2010/wordml" xmlns:w15="http://schemas.microsoft.com/office/word/2012/wordml" xmlns:w16cex="http://schemas.microsoft.com/office/word/2018/wordml/cex" xmlns:w16cid="http://schemas.microsoft.com/office/word/2016/wordml/cid" xmlns:w16="http://schemas.microsoft.com/office/word/2018/wordml" xmlns:w16du="http://schemas.microsoft.com/office/word/2023/wordml/word16du" xmlns:w16sdtdh="http://schemas.microsoft.com/office/word/2020/wordml/sdtdatahash" xmlns:w16sdtfl="http://schemas.microsoft.com/office/word/2024/wordml/sdtformatlock" xmlns:w16se="http://schemas.microsoft.com/office/word/2015/wordml/symex" xmlns:wpg="http://schemas.microsoft.com/office/word/2010/wordprocessingGroup" xmlns:wpi="http://schemas.microsoft.com/office/word/2010/wordprocessingInk" xmlns:wne="http://schemas.microsoft.com/office/word/2006/wordml" xmlns:wps="http://schemas.microsoft.com/office/word/2010/wordprocessingShape" mc:Ignorable="w14 w15 w16se w16cid w16 w16cex w16sdtdh w16sdtfl w16du wp14">
   <w:endnote w:type="separator" w:id="-1">
     <w:p>
       <w:r>
@@ -11187,7 +17999,7 @@
 </file>
 
 <file path=word/footer1.xml><?xml version="1.0" encoding="utf-8"?>
-<w:ftr xmlns:wpc="http://schemas.microsoft.com/office/word/2010/wordprocessingCanvas" xmlns:cx="http://schemas.microsoft.com/office/drawing/2014/chartex" xmlns:cx1="http://schemas.microsoft.com/office/drawing/2015/9/8/chartex" xmlns:cx2="http://schemas.microsoft.com/office/drawing/2015/10/21/chartex" xmlns:cx3="http://schemas.microsoft.com/office/drawing/2016/5/9/chartex" xmlns:cx4="http://schemas.microsoft.com/office/drawing/2016/5/10/chartex" xmlns:cx5="http://schemas.microsoft.com/office/drawing/2016/5/11/chartex" xmlns:cx6="http://schemas.microsoft.com/office/drawing/2016/5/12/chartex" xmlns:cx7="http://schemas.microsoft.com/office/drawing/2016/5/13/chartex" xmlns:cx8="http://schemas.microsoft.com/office/drawing/2016/5/14/chartex" xmlns:mc="http://schemas.openxmlformats.org/markup-compatibility/2006" xmlns:aink="http://schemas.microsoft.com/office/drawing/2016/ink" xmlns:am3d="http://schemas.microsoft.com/office/drawing/2017/model3d" xmlns:o="urn:schemas-microsoft-com:office:office" xmlns:oel="http://schemas.microsoft.com/office/2019/extlst" xmlns:r="http://schemas.openxmlformats.org/officeDocument/2006/relationships" xmlns:m="http://schemas.openxmlformats.org/officeDocument/2006/math" xmlns:v="urn:schemas-microsoft-com:vml" xmlns:wp14="http://schemas.microsoft.com/office/word/2010/wordprocessingDrawing" xmlns:wp="http://schemas.openxmlformats.org/drawingml/2006/wordprocessingDrawing" xmlns:w10="urn:schemas-microsoft-com:office:word" xmlns:w="http://schemas.openxmlformats.org/wordprocessingml/2006/main" xmlns:w14="http://schemas.microsoft.com/office/word/2010/wordml" xmlns:w15="http://schemas.microsoft.com/office/word/2012/wordml" xmlns:w16cex="http://schemas.microsoft.com/office/word/2018/wordml/cex" xmlns:w16cid="http://schemas.microsoft.com/office/word/2016/wordml/cid" xmlns:w16="http://schemas.microsoft.com/office/word/2018/wordml" xmlns:w16du="http://schemas.microsoft.com/office/word/2023/wordml/word16du" xmlns:w16sdtdh="http://schemas.microsoft.com/office/word/2020/wordml/sdtdatahash" xmlns:w16se="http://schemas.microsoft.com/office/word/2015/wordml/symex" xmlns:wpg="http://schemas.microsoft.com/office/word/2010/wordprocessingGroup" xmlns:wpi="http://schemas.microsoft.com/office/word/2010/wordprocessingInk" xmlns:wne="http://schemas.microsoft.com/office/word/2006/wordml" xmlns:wps="http://schemas.microsoft.com/office/word/2010/wordprocessingShape" mc:Ignorable="w14 w15 w16se w16cid w16 w16cex w16sdtdh w16du wp14">
+<w:ftr xmlns:wpc="http://schemas.microsoft.com/office/word/2010/wordprocessingCanvas" xmlns:cx="http://schemas.microsoft.com/office/drawing/2014/chartex" xmlns:cx1="http://schemas.microsoft.com/office/drawing/2015/9/8/chartex" xmlns:cx2="http://schemas.microsoft.com/office/drawing/2015/10/21/chartex" xmlns:cx3="http://schemas.microsoft.com/office/drawing/2016/5/9/chartex" xmlns:cx4="http://schemas.microsoft.com/office/drawing/2016/5/10/chartex" xmlns:cx5="http://schemas.microsoft.com/office/drawing/2016/5/11/chartex" xmlns:cx6="http://schemas.microsoft.com/office/drawing/2016/5/12/chartex" xmlns:cx7="http://schemas.microsoft.com/office/drawing/2016/5/13/chartex" xmlns:cx8="http://schemas.microsoft.com/office/drawing/2016/5/14/chartex" xmlns:mc="http://schemas.openxmlformats.org/markup-compatibility/2006" xmlns:aink="http://schemas.microsoft.com/office/drawing/2016/ink" xmlns:am3d="http://schemas.microsoft.com/office/drawing/2017/model3d" xmlns:o="urn:schemas-microsoft-com:office:office" xmlns:oel="http://schemas.microsoft.com/office/2019/extlst" xmlns:r="http://schemas.openxmlformats.org/officeDocument/2006/relationships" xmlns:m="http://schemas.openxmlformats.org/officeDocument/2006/math" xmlns:v="urn:schemas-microsoft-com:vml" xmlns:wp14="http://schemas.microsoft.com/office/word/2010/wordprocessingDrawing" xmlns:wp="http://schemas.openxmlformats.org/drawingml/2006/wordprocessingDrawing" xmlns:w10="urn:schemas-microsoft-com:office:word" xmlns:w="http://schemas.openxmlformats.org/wordprocessingml/2006/main" xmlns:w14="http://schemas.microsoft.com/office/word/2010/wordml" xmlns:w15="http://schemas.microsoft.com/office/word/2012/wordml" xmlns:w16cex="http://schemas.microsoft.com/office/word/2018/wordml/cex" xmlns:w16cid="http://schemas.microsoft.com/office/word/2016/wordml/cid" xmlns:w16="http://schemas.microsoft.com/office/word/2018/wordml" xmlns:w16du="http://schemas.microsoft.com/office/word/2023/wordml/word16du" xmlns:w16sdtdh="http://schemas.microsoft.com/office/word/2020/wordml/sdtdatahash" xmlns:w16sdtfl="http://schemas.microsoft.com/office/word/2024/wordml/sdtformatlock" xmlns:w16se="http://schemas.microsoft.com/office/word/2015/wordml/symex" xmlns:wpg="http://schemas.microsoft.com/office/word/2010/wordprocessingGroup" xmlns:wpi="http://schemas.microsoft.com/office/word/2010/wordprocessingInk" xmlns:wne="http://schemas.microsoft.com/office/word/2006/wordml" xmlns:wps="http://schemas.microsoft.com/office/word/2010/wordprocessingShape" mc:Ignorable="w14 w15 w16se w16cid w16 w16cex w16sdtdh w16sdtfl w16du wp14">
   <w:sdt>
     <w:sdtPr>
       <w:id w:val="-639963960"/>
@@ -11240,7 +18052,7 @@
 </file>
 
 <file path=word/footnotes.xml><?xml version="1.0" encoding="utf-8"?>
-<w:footnotes xmlns:wpc="http://schemas.microsoft.com/office/word/2010/wordprocessingCanvas" xmlns:cx="http://schemas.microsoft.com/office/drawing/2014/chartex" xmlns:cx1="http://schemas.microsoft.com/office/drawing/2015/9/8/chartex" xmlns:cx2="http://schemas.microsoft.com/office/drawing/2015/10/21/chartex" xmlns:cx3="http://schemas.microsoft.com/office/drawing/2016/5/9/chartex" xmlns:cx4="http://schemas.microsoft.com/office/drawing/2016/5/10/chartex" xmlns:cx5="http://schemas.microsoft.com/office/drawing/2016/5/11/chartex" xmlns:cx6="http://schemas.microsoft.com/office/drawing/2016/5/12/chartex" xmlns:cx7="http://schemas.microsoft.com/office/drawing/2016/5/13/chartex" xmlns:cx8="http://schemas.microsoft.com/office/drawing/2016/5/14/chartex" xmlns:mc="http://schemas.openxmlformats.org/markup-compatibility/2006" xmlns:aink="http://schemas.microsoft.com/office/drawing/2016/ink" xmlns:am3d="http://schemas.microsoft.com/office/drawing/2017/model3d" xmlns:o="urn:schemas-microsoft-com:office:office" xmlns:oel="http://schemas.microsoft.com/office/2019/extlst" xmlns:r="http://schemas.openxmlformats.org/officeDocument/2006/relationships" xmlns:m="http://schemas.openxmlformats.org/officeDocument/2006/math" xmlns:v="urn:schemas-microsoft-com:vml" xmlns:wp14="http://schemas.microsoft.com/office/word/2010/wordprocessingDrawing" xmlns:wp="http://schemas.openxmlformats.org/drawingml/2006/wordprocessingDrawing" xmlns:w10="urn:schemas-microsoft-com:office:word" xmlns:w="http://schemas.openxmlformats.org/wordprocessingml/2006/main" xmlns:w14="http://schemas.microsoft.com/office/word/2010/wordml" xmlns:w15="http://schemas.microsoft.com/office/word/2012/wordml" xmlns:w16cex="http://schemas.microsoft.com/office/word/2018/wordml/cex" xmlns:w16cid="http://schemas.microsoft.com/office/word/2016/wordml/cid" xmlns:w16="http://schemas.microsoft.com/office/word/2018/wordml" xmlns:w16du="http://schemas.microsoft.com/office/word/2023/wordml/word16du" xmlns:w16sdtdh="http://schemas.microsoft.com/office/word/2020/wordml/sdtdatahash" xmlns:w16se="http://schemas.microsoft.com/office/word/2015/wordml/symex" xmlns:wpg="http://schemas.microsoft.com/office/word/2010/wordprocessingGroup" xmlns:wpi="http://schemas.microsoft.com/office/word/2010/wordprocessingInk" xmlns:wne="http://schemas.microsoft.com/office/word/2006/wordml" xmlns:wps="http://schemas.microsoft.com/office/word/2010/wordprocessingShape" mc:Ignorable="w14 w15 w16se w16cid w16 w16cex w16sdtdh w16du wp14">
+<w:footnotes xmlns:wpc="http://schemas.microsoft.com/office/word/2010/wordprocessingCanvas" xmlns:cx="http://schemas.microsoft.com/office/drawing/2014/chartex" xmlns:cx1="http://schemas.microsoft.com/office/drawing/2015/9/8/chartex" xmlns:cx2="http://schemas.microsoft.com/office/drawing/2015/10/21/chartex" xmlns:cx3="http://schemas.microsoft.com/office/drawing/2016/5/9/chartex" xmlns:cx4="http://schemas.microsoft.com/office/drawing/2016/5/10/chartex" xmlns:cx5="http://schemas.microsoft.com/office/drawing/2016/5/11/chartex" xmlns:cx6="http://schemas.microsoft.com/office/drawing/2016/5/12/chartex" xmlns:cx7="http://schemas.microsoft.com/office/drawing/2016/5/13/chartex" xmlns:cx8="http://schemas.microsoft.com/office/drawing/2016/5/14/chartex" xmlns:mc="http://schemas.openxmlformats.org/markup-compatibility/2006" xmlns:aink="http://schemas.microsoft.com/office/drawing/2016/ink" xmlns:am3d="http://schemas.microsoft.com/office/drawing/2017/model3d" xmlns:o="urn:schemas-microsoft-com:office:office" xmlns:oel="http://schemas.microsoft.com/office/2019/extlst" xmlns:r="http://schemas.openxmlformats.org/officeDocument/2006/relationships" xmlns:m="http://schemas.openxmlformats.org/officeDocument/2006/math" xmlns:v="urn:schemas-microsoft-com:vml" xmlns:wp14="http://schemas.microsoft.com/office/word/2010/wordprocessingDrawing" xmlns:wp="http://schemas.openxmlformats.org/drawingml/2006/wordprocessingDrawing" xmlns:w10="urn:schemas-microsoft-com:office:word" xmlns:w="http://schemas.openxmlformats.org/wordprocessingml/2006/main" xmlns:w14="http://schemas.microsoft.com/office/word/2010/wordml" xmlns:w15="http://schemas.microsoft.com/office/word/2012/wordml" xmlns:w16cex="http://schemas.microsoft.com/office/word/2018/wordml/cex" xmlns:w16cid="http://schemas.microsoft.com/office/word/2016/wordml/cid" xmlns:w16="http://schemas.microsoft.com/office/word/2018/wordml" xmlns:w16du="http://schemas.microsoft.com/office/word/2023/wordml/word16du" xmlns:w16sdtdh="http://schemas.microsoft.com/office/word/2020/wordml/sdtdatahash" xmlns:w16sdtfl="http://schemas.microsoft.com/office/word/2024/wordml/sdtformatlock" xmlns:w16se="http://schemas.microsoft.com/office/word/2015/wordml/symex" xmlns:wpg="http://schemas.microsoft.com/office/word/2010/wordprocessingGroup" xmlns:wpi="http://schemas.microsoft.com/office/word/2010/wordprocessingInk" xmlns:wne="http://schemas.microsoft.com/office/word/2006/wordml" xmlns:wps="http://schemas.microsoft.com/office/word/2010/wordprocessingShape" mc:Ignorable="w14 w15 w16se w16cid w16 w16cex w16sdtdh w16sdtfl w16du wp14">
   <w:footnote w:type="separator" w:id="-1">
     <w:p>
       <w:r>
@@ -11259,7 +18071,7 @@
 </file>
 
 <file path=word/header1.xml><?xml version="1.0" encoding="utf-8"?>
-<w:hdr xmlns:wpc="http://schemas.microsoft.com/office/word/2010/wordprocessingCanvas" xmlns:cx="http://schemas.microsoft.com/office/drawing/2014/chartex" xmlns:cx1="http://schemas.microsoft.com/office/drawing/2015/9/8/chartex" xmlns:cx2="http://schemas.microsoft.com/office/drawing/2015/10/21/chartex" xmlns:cx3="http://schemas.microsoft.com/office/drawing/2016/5/9/chartex" xmlns:cx4="http://schemas.microsoft.com/office/drawing/2016/5/10/chartex" xmlns:cx5="http://schemas.microsoft.com/office/drawing/2016/5/11/chartex" xmlns:cx6="http://schemas.microsoft.com/office/drawing/2016/5/12/chartex" xmlns:cx7="http://schemas.microsoft.com/office/drawing/2016/5/13/chartex" xmlns:cx8="http://schemas.microsoft.com/office/drawing/2016/5/14/chartex" xmlns:mc="http://schemas.openxmlformats.org/markup-compatibility/2006" xmlns:aink="http://schemas.microsoft.com/office/drawing/2016/ink" xmlns:am3d="http://schemas.microsoft.com/office/drawing/2017/model3d" xmlns:o="urn:schemas-microsoft-com:office:office" xmlns:oel="http://schemas.microsoft.com/office/2019/extlst" xmlns:r="http://schemas.openxmlformats.org/officeDocument/2006/relationships" xmlns:m="http://schemas.openxmlformats.org/officeDocument/2006/math" xmlns:v="urn:schemas-microsoft-com:vml" xmlns:wp14="http://schemas.microsoft.com/office/word/2010/wordprocessingDrawing" xmlns:wp="http://schemas.openxmlformats.org/drawingml/2006/wordprocessingDrawing" xmlns:w10="urn:schemas-microsoft-com:office:word" xmlns:w="http://schemas.openxmlformats.org/wordprocessingml/2006/main" xmlns:w14="http://schemas.microsoft.com/office/word/2010/wordml" xmlns:w15="http://schemas.microsoft.com/office/word/2012/wordml" xmlns:w16cex="http://schemas.microsoft.com/office/word/2018/wordml/cex" xmlns:w16cid="http://schemas.microsoft.com/office/word/2016/wordml/cid" xmlns:w16="http://schemas.microsoft.com/office/word/2018/wordml" xmlns:w16du="http://schemas.microsoft.com/office/word/2023/wordml/word16du" xmlns:w16sdtdh="http://schemas.microsoft.com/office/word/2020/wordml/sdtdatahash" xmlns:w16se="http://schemas.microsoft.com/office/word/2015/wordml/symex" xmlns:wpg="http://schemas.microsoft.com/office/word/2010/wordprocessingGroup" xmlns:wpi="http://schemas.microsoft.com/office/word/2010/wordprocessingInk" xmlns:wne="http://schemas.microsoft.com/office/word/2006/wordml" xmlns:wps="http://schemas.microsoft.com/office/word/2010/wordprocessingShape" mc:Ignorable="w14 w15 w16se w16cid w16 w16cex w16sdtdh w16du wp14">
+<w:hdr xmlns:wpc="http://schemas.microsoft.com/office/word/2010/wordprocessingCanvas" xmlns:cx="http://schemas.microsoft.com/office/drawing/2014/chartex" xmlns:cx1="http://schemas.microsoft.com/office/drawing/2015/9/8/chartex" xmlns:cx2="http://schemas.microsoft.com/office/drawing/2015/10/21/chartex" xmlns:cx3="http://schemas.microsoft.com/office/drawing/2016/5/9/chartex" xmlns:cx4="http://schemas.microsoft.com/office/drawing/2016/5/10/chartex" xmlns:cx5="http://schemas.microsoft.com/office/drawing/2016/5/11/chartex" xmlns:cx6="http://schemas.microsoft.com/office/drawing/2016/5/12/chartex" xmlns:cx7="http://schemas.microsoft.com/office/drawing/2016/5/13/chartex" xmlns:cx8="http://schemas.microsoft.com/office/drawing/2016/5/14/chartex" xmlns:mc="http://schemas.openxmlformats.org/markup-compatibility/2006" xmlns:aink="http://schemas.microsoft.com/office/drawing/2016/ink" xmlns:am3d="http://schemas.microsoft.com/office/drawing/2017/model3d" xmlns:o="urn:schemas-microsoft-com:office:office" xmlns:oel="http://schemas.microsoft.com/office/2019/extlst" xmlns:r="http://schemas.openxmlformats.org/officeDocument/2006/relationships" xmlns:m="http://schemas.openxmlformats.org/officeDocument/2006/math" xmlns:v="urn:schemas-microsoft-com:vml" xmlns:wp14="http://schemas.microsoft.com/office/word/2010/wordprocessingDrawing" xmlns:wp="http://schemas.openxmlformats.org/drawingml/2006/wordprocessingDrawing" xmlns:w10="urn:schemas-microsoft-com:office:word" xmlns:w="http://schemas.openxmlformats.org/wordprocessingml/2006/main" xmlns:w14="http://schemas.microsoft.com/office/word/2010/wordml" xmlns:w15="http://schemas.microsoft.com/office/word/2012/wordml" xmlns:w16cex="http://schemas.microsoft.com/office/word/2018/wordml/cex" xmlns:w16cid="http://schemas.microsoft.com/office/word/2016/wordml/cid" xmlns:w16="http://schemas.microsoft.com/office/word/2018/wordml" xmlns:w16du="http://schemas.microsoft.com/office/word/2023/wordml/word16du" xmlns:w16sdtdh="http://schemas.microsoft.com/office/word/2020/wordml/sdtdatahash" xmlns:w16sdtfl="http://schemas.microsoft.com/office/word/2024/wordml/sdtformatlock" xmlns:w16se="http://schemas.microsoft.com/office/word/2015/wordml/symex" xmlns:wpg="http://schemas.microsoft.com/office/word/2010/wordprocessingGroup" xmlns:wpi="http://schemas.microsoft.com/office/word/2010/wordprocessingInk" xmlns:wne="http://schemas.microsoft.com/office/word/2006/wordml" xmlns:wps="http://schemas.microsoft.com/office/word/2010/wordprocessingShape" mc:Ignorable="w14 w15 w16se w16cid w16 w16cex w16sdtdh w16sdtfl w16du wp14">
   <w:p>
     <w:pPr>
       <w:spacing w:line="264" w:lineRule="auto"/>
@@ -11340,7 +18152,7 @@
             </wp:anchor>
           </w:drawing>
         </mc:Choice>
-        <mc:Fallback xmlns:w16sdtfl="http://schemas.microsoft.com/office/word/2024/wordml/sdtformatlock">
+        <mc:Fallback>
           <w:pict>
             <v:rect w14:anchorId="3A4D3C0D" id="Rectangle 233" o:spid="_x0000_s1026" style="position:absolute;margin-left:0;margin-top:0;width:580.8pt;height:752.4pt;z-index:251659264;visibility:visible;mso-wrap-style:square;mso-width-percent:950;mso-height-percent:950;mso-wrap-distance-left:9pt;mso-wrap-distance-top:0;mso-wrap-distance-right:9pt;mso-wrap-distance-bottom:0;mso-position-horizontal:center;mso-position-horizontal-relative:page;mso-position-vertical:center;mso-position-vertical-relative:page;mso-width-percent:950;mso-height-percent:950;mso-width-relative:page;mso-height-relative:page;v-text-anchor:middle" o:gfxdata="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" filled="f" strokecolor="#938953 [1614]" strokeweight="1.25pt">
               <w10:wrap anchorx="page" anchory="page"/>
@@ -11395,7 +18207,7 @@
 </file>
 
 <file path=word/numbering.xml><?xml version="1.0" encoding="utf-8"?>
-<w:numbering xmlns:wpc="http://schemas.microsoft.com/office/word/2010/wordprocessingCanvas" xmlns:cx="http://schemas.microsoft.com/office/drawing/2014/chartex" xmlns:cx1="http://schemas.microsoft.com/office/drawing/2015/9/8/chartex" xmlns:cx2="http://schemas.microsoft.com/office/drawing/2015/10/21/chartex" xmlns:cx3="http://schemas.microsoft.com/office/drawing/2016/5/9/chartex" xmlns:cx4="http://schemas.microsoft.com/office/drawing/2016/5/10/chartex" xmlns:cx5="http://schemas.microsoft.com/office/drawing/2016/5/11/chartex" xmlns:cx6="http://schemas.microsoft.com/office/drawing/2016/5/12/chartex" xmlns:cx7="http://schemas.microsoft.com/office/drawing/2016/5/13/chartex" xmlns:cx8="http://schemas.microsoft.com/office/drawing/2016/5/14/chartex" xmlns:mc="http://schemas.openxmlformats.org/markup-compatibility/2006" xmlns:aink="http://schemas.microsoft.com/office/drawing/2016/ink" xmlns:am3d="http://schemas.microsoft.com/office/drawing/2017/model3d" xmlns:o="urn:schemas-microsoft-com:office:office" xmlns:oel="http://schemas.microsoft.com/office/2019/extlst" xmlns:r="http://schemas.openxmlformats.org/officeDocument/2006/relationships" xmlns:m="http://schemas.openxmlformats.org/officeDocument/2006/math" xmlns:v="urn:schemas-microsoft-com:vml" xmlns:wp14="http://schemas.microsoft.com/office/word/2010/wordprocessingDrawing" xmlns:wp="http://schemas.openxmlformats.org/drawingml/2006/wordprocessingDrawing" xmlns:w10="urn:schemas-microsoft-com:office:word" xmlns:w="http://schemas.openxmlformats.org/wordprocessingml/2006/main" xmlns:w14="http://schemas.microsoft.com/office/word/2010/wordml" xmlns:w15="http://schemas.microsoft.com/office/word/2012/wordml" xmlns:w16cex="http://schemas.microsoft.com/office/word/2018/wordml/cex" xmlns:w16cid="http://schemas.microsoft.com/office/word/2016/wordml/cid" xmlns:w16="http://schemas.microsoft.com/office/word/2018/wordml" xmlns:w16du="http://schemas.microsoft.com/office/word/2023/wordml/word16du" xmlns:w16sdtdh="http://schemas.microsoft.com/office/word/2020/wordml/sdtdatahash" xmlns:w16se="http://schemas.microsoft.com/office/word/2015/wordml/symex" xmlns:wpg="http://schemas.microsoft.com/office/word/2010/wordprocessingGroup" xmlns:wpi="http://schemas.microsoft.com/office/word/2010/wordprocessingInk" xmlns:wne="http://schemas.microsoft.com/office/word/2006/wordml" xmlns:wps="http://schemas.microsoft.com/office/word/2010/wordprocessingShape" mc:Ignorable="w14 w15 w16se w16cid w16 w16cex w16sdtdh w16du wp14">
+<w:numbering xmlns:wpc="http://schemas.microsoft.com/office/word/2010/wordprocessingCanvas" xmlns:cx="http://schemas.microsoft.com/office/drawing/2014/chartex" xmlns:cx1="http://schemas.microsoft.com/office/drawing/2015/9/8/chartex" xmlns:cx2="http://schemas.microsoft.com/office/drawing/2015/10/21/chartex" xmlns:cx3="http://schemas.microsoft.com/office/drawing/2016/5/9/chartex" xmlns:cx4="http://schemas.microsoft.com/office/drawing/2016/5/10/chartex" xmlns:cx5="http://schemas.microsoft.com/office/drawing/2016/5/11/chartex" xmlns:cx6="http://schemas.microsoft.com/office/drawing/2016/5/12/chartex" xmlns:cx7="http://schemas.microsoft.com/office/drawing/2016/5/13/chartex" xmlns:cx8="http://schemas.microsoft.com/office/drawing/2016/5/14/chartex" xmlns:mc="http://schemas.openxmlformats.org/markup-compatibility/2006" xmlns:aink="http://schemas.microsoft.com/office/drawing/2016/ink" xmlns:am3d="http://schemas.microsoft.com/office/drawing/2017/model3d" xmlns:o="urn:schemas-microsoft-com:office:office" xmlns:oel="http://schemas.microsoft.com/office/2019/extlst" xmlns:r="http://schemas.openxmlformats.org/officeDocument/2006/relationships" xmlns:m="http://schemas.openxmlformats.org/officeDocument/2006/math" xmlns:v="urn:schemas-microsoft-com:vml" xmlns:wp14="http://schemas.microsoft.com/office/word/2010/wordprocessingDrawing" xmlns:wp="http://schemas.openxmlformats.org/drawingml/2006/wordprocessingDrawing" xmlns:w10="urn:schemas-microsoft-com:office:word" xmlns:w="http://schemas.openxmlformats.org/wordprocessingml/2006/main" xmlns:w14="http://schemas.microsoft.com/office/word/2010/wordml" xmlns:w15="http://schemas.microsoft.com/office/word/2012/wordml" xmlns:w16cex="http://schemas.microsoft.com/office/word/2018/wordml/cex" xmlns:w16cid="http://schemas.microsoft.com/office/word/2016/wordml/cid" xmlns:w16="http://schemas.microsoft.com/office/word/2018/wordml" xmlns:w16du="http://schemas.microsoft.com/office/word/2023/wordml/word16du" xmlns:w16sdtdh="http://schemas.microsoft.com/office/word/2020/wordml/sdtdatahash" xmlns:w16sdtfl="http://schemas.microsoft.com/office/word/2024/wordml/sdtformatlock" xmlns:w16se="http://schemas.microsoft.com/office/word/2015/wordml/symex" xmlns:wpg="http://schemas.microsoft.com/office/word/2010/wordprocessingGroup" xmlns:wpi="http://schemas.microsoft.com/office/word/2010/wordprocessingInk" xmlns:wne="http://schemas.microsoft.com/office/word/2006/wordml" xmlns:wps="http://schemas.microsoft.com/office/word/2010/wordprocessingShape" mc:Ignorable="w14 w15 w16se w16cid w16 w16cex w16sdtdh w16sdtfl w16du wp14">
   <w:abstractNum w:abstractNumId="0" w15:restartNumberingAfterBreak="0">
     <w:nsid w:val="41272A58"/>
     <w:multiLevelType w:val="hybridMultilevel"/>
@@ -11678,7 +18490,7 @@
 </file>
 
 <file path=word/styles.xml><?xml version="1.0" encoding="utf-8"?>
-<w:styles xmlns:mc="http://schemas.openxmlformats.org/markup-compatibility/2006" xmlns:r="http://schemas.openxmlformats.org/officeDocument/2006/relationships" xmlns:w="http://schemas.openxmlformats.org/wordprocessingml/2006/main" xmlns:w14="http://schemas.microsoft.com/office/word/2010/wordml" xmlns:w15="http://schemas.microsoft.com/office/word/2012/wordml" xmlns:w16cex="http://schemas.microsoft.com/office/word/2018/wordml/cex" xmlns:w16cid="http://schemas.microsoft.com/office/word/2016/wordml/cid" xmlns:w16="http://schemas.microsoft.com/office/word/2018/wordml" xmlns:w16du="http://schemas.microsoft.com/office/word/2023/wordml/word16du" xmlns:w16sdtdh="http://schemas.microsoft.com/office/word/2020/wordml/sdtdatahash" xmlns:w16se="http://schemas.microsoft.com/office/word/2015/wordml/symex" mc:Ignorable="w14 w15 w16se w16cid w16 w16cex w16sdtdh w16du">
+<w:styles xmlns:mc="http://schemas.openxmlformats.org/markup-compatibility/2006" xmlns:r="http://schemas.openxmlformats.org/officeDocument/2006/relationships" xmlns:w="http://schemas.openxmlformats.org/wordprocessingml/2006/main" xmlns:w14="http://schemas.microsoft.com/office/word/2010/wordml" xmlns:w15="http://schemas.microsoft.com/office/word/2012/wordml" xmlns:w16cex="http://schemas.microsoft.com/office/word/2018/wordml/cex" xmlns:w16cid="http://schemas.microsoft.com/office/word/2016/wordml/cid" xmlns:w16="http://schemas.microsoft.com/office/word/2018/wordml" xmlns:w16du="http://schemas.microsoft.com/office/word/2023/wordml/word16du" xmlns:w16sdtdh="http://schemas.microsoft.com/office/word/2020/wordml/sdtdatahash" xmlns:w16sdtfl="http://schemas.microsoft.com/office/word/2024/wordml/sdtformatlock" xmlns:w16se="http://schemas.microsoft.com/office/word/2015/wordml/symex" mc:Ignorable="w14 w15 w16se w16cid w16 w16cex w16sdtdh w16sdtfl w16du">
   <w:docDefaults>
     <w:rPrDefault>
       <w:rPr>
@@ -12099,6 +18911,29 @@
       <w:szCs w:val="24"/>
     </w:rPr>
   </w:style>
+  <w:style w:type="paragraph" w:styleId="Heading2">
+    <w:name w:val="heading 2"/>
+    <w:basedOn w:val="Normal"/>
+    <w:next w:val="Normal"/>
+    <w:link w:val="Heading2Char"/>
+    <w:uiPriority w:val="9"/>
+    <w:semiHidden/>
+    <w:unhideWhenUsed/>
+    <w:qFormat/>
+    <w:rsid w:val="004A11B0"/>
+    <w:pPr>
+      <w:keepNext/>
+      <w:keepLines/>
+      <w:spacing w:before="40"/>
+      <w:outlineLvl w:val="1"/>
+    </w:pPr>
+    <w:rPr>
+      <w:rFonts w:asciiTheme="majorHAnsi" w:eastAsiaTheme="majorEastAsia" w:hAnsiTheme="majorHAnsi" w:cstheme="majorBidi"/>
+      <w:color w:val="365F91" w:themeColor="accent1" w:themeShade="BF"/>
+      <w:sz w:val="26"/>
+      <w:szCs w:val="26"/>
+    </w:rPr>
+  </w:style>
   <w:style w:type="paragraph" w:styleId="Heading3">
     <w:name w:val="heading 3"/>
     <w:basedOn w:val="Normal"/>
@@ -12265,11 +19100,25 @@
       <w:szCs w:val="24"/>
     </w:rPr>
   </w:style>
+  <w:style w:type="character" w:customStyle="1" w:styleId="Heading2Char">
+    <w:name w:val="Heading 2 Char"/>
+    <w:basedOn w:val="DefaultParagraphFont"/>
+    <w:link w:val="Heading2"/>
+    <w:uiPriority w:val="9"/>
+    <w:semiHidden/>
+    <w:rsid w:val="004A11B0"/>
+    <w:rPr>
+      <w:rFonts w:asciiTheme="majorHAnsi" w:eastAsiaTheme="majorEastAsia" w:hAnsiTheme="majorHAnsi" w:cstheme="majorBidi"/>
+      <w:color w:val="365F91" w:themeColor="accent1" w:themeShade="BF"/>
+      <w:sz w:val="26"/>
+      <w:szCs w:val="26"/>
+    </w:rPr>
+  </w:style>
 </w:styles>
 </file>
 
 <file path=word/glossary/document.xml><?xml version="1.0" encoding="utf-8"?>
-<w:glossaryDocument xmlns:wpc="http://schemas.microsoft.com/office/word/2010/wordprocessingCanvas" xmlns:cx="http://schemas.microsoft.com/office/drawing/2014/chartex" xmlns:cx1="http://schemas.microsoft.com/office/drawing/2015/9/8/chartex" xmlns:cx2="http://schemas.microsoft.com/office/drawing/2015/10/21/chartex" xmlns:cx3="http://schemas.microsoft.com/office/drawing/2016/5/9/chartex" xmlns:cx4="http://schemas.microsoft.com/office/drawing/2016/5/10/chartex" xmlns:cx5="http://schemas.microsoft.com/office/drawing/2016/5/11/chartex" xmlns:cx6="http://schemas.microsoft.com/office/drawing/2016/5/12/chartex" xmlns:cx7="http://schemas.microsoft.com/office/drawing/2016/5/13/chartex" xmlns:cx8="http://schemas.microsoft.com/office/drawing/2016/5/14/chartex" xmlns:mc="http://schemas.openxmlformats.org/markup-compatibility/2006" xmlns:aink="http://schemas.microsoft.com/office/drawing/2016/ink" xmlns:am3d="http://schemas.microsoft.com/office/drawing/2017/model3d" xmlns:o="urn:schemas-microsoft-com:office:office" xmlns:oel="http://schemas.microsoft.com/office/2019/extlst" xmlns:r="http://schemas.openxmlformats.org/officeDocument/2006/relationships" xmlns:m="http://schemas.openxmlformats.org/officeDocument/2006/math" xmlns:v="urn:schemas-microsoft-com:vml" xmlns:wp14="http://schemas.microsoft.com/office/word/2010/wordprocessingDrawing" xmlns:wp="http://schemas.openxmlformats.org/drawingml/2006/wordprocessingDrawing" xmlns:w10="urn:schemas-microsoft-com:office:word" xmlns:w="http://schemas.openxmlformats.org/wordprocessingml/2006/main" xmlns:w14="http://schemas.microsoft.com/office/word/2010/wordml" xmlns:w15="http://schemas.microsoft.com/office/word/2012/wordml" xmlns:w16cex="http://schemas.microsoft.com/office/word/2018/wordml/cex" xmlns:w16cid="http://schemas.microsoft.com/office/word/2016/wordml/cid" xmlns:w16="http://schemas.microsoft.com/office/word/2018/wordml" xmlns:w16du="http://schemas.microsoft.com/office/word/2023/wordml/word16du" xmlns:w16sdtdh="http://schemas.microsoft.com/office/word/2020/wordml/sdtdatahash" xmlns:w16se="http://schemas.microsoft.com/office/word/2015/wordml/symex" xmlns:wpg="http://schemas.microsoft.com/office/word/2010/wordprocessingGroup" xmlns:wpi="http://schemas.microsoft.com/office/word/2010/wordprocessingInk" xmlns:wne="http://schemas.microsoft.com/office/word/2006/wordml" xmlns:wps="http://schemas.microsoft.com/office/word/2010/wordprocessingShape" mc:Ignorable="w14 w15 w16se w16cid w16 w16cex w16sdtdh w16du wp14">
+<w:glossaryDocument xmlns:wpc="http://schemas.microsoft.com/office/word/2010/wordprocessingCanvas" xmlns:cx="http://schemas.microsoft.com/office/drawing/2014/chartex" xmlns:cx1="http://schemas.microsoft.com/office/drawing/2015/9/8/chartex" xmlns:cx2="http://schemas.microsoft.com/office/drawing/2015/10/21/chartex" xmlns:cx3="http://schemas.microsoft.com/office/drawing/2016/5/9/chartex" xmlns:cx4="http://schemas.microsoft.com/office/drawing/2016/5/10/chartex" xmlns:cx5="http://schemas.microsoft.com/office/drawing/2016/5/11/chartex" xmlns:cx6="http://schemas.microsoft.com/office/drawing/2016/5/12/chartex" xmlns:cx7="http://schemas.microsoft.com/office/drawing/2016/5/13/chartex" xmlns:cx8="http://schemas.microsoft.com/office/drawing/2016/5/14/chartex" xmlns:mc="http://schemas.openxmlformats.org/markup-compatibility/2006" xmlns:aink="http://schemas.microsoft.com/office/drawing/2016/ink" xmlns:am3d="http://schemas.microsoft.com/office/drawing/2017/model3d" xmlns:o="urn:schemas-microsoft-com:office:office" xmlns:oel="http://schemas.microsoft.com/office/2019/extlst" xmlns:r="http://schemas.openxmlformats.org/officeDocument/2006/relationships" xmlns:m="http://schemas.openxmlformats.org/officeDocument/2006/math" xmlns:v="urn:schemas-microsoft-com:vml" xmlns:wp14="http://schemas.microsoft.com/office/word/2010/wordprocessingDrawing" xmlns:wp="http://schemas.openxmlformats.org/drawingml/2006/wordprocessingDrawing" xmlns:w10="urn:schemas-microsoft-com:office:word" xmlns:w="http://schemas.openxmlformats.org/wordprocessingml/2006/main" xmlns:w14="http://schemas.microsoft.com/office/word/2010/wordml" xmlns:w15="http://schemas.microsoft.com/office/word/2012/wordml" xmlns:w16cex="http://schemas.microsoft.com/office/word/2018/wordml/cex" xmlns:w16cid="http://schemas.microsoft.com/office/word/2016/wordml/cid" xmlns:w16="http://schemas.microsoft.com/office/word/2018/wordml" xmlns:w16du="http://schemas.microsoft.com/office/word/2023/wordml/word16du" xmlns:w16sdtdh="http://schemas.microsoft.com/office/word/2020/wordml/sdtdatahash" xmlns:w16sdtfl="http://schemas.microsoft.com/office/word/2024/wordml/sdtformatlock" xmlns:w16se="http://schemas.microsoft.com/office/word/2015/wordml/symex" xmlns:wpg="http://schemas.microsoft.com/office/word/2010/wordprocessingGroup" xmlns:wpi="http://schemas.microsoft.com/office/word/2010/wordprocessingInk" xmlns:wne="http://schemas.microsoft.com/office/word/2006/wordml" xmlns:wps="http://schemas.microsoft.com/office/word/2010/wordprocessingShape" mc:Ignorable="w14 w15 w16se w16cid w16 w16cex w16sdtdh w16sdtfl w16du wp14">
   <w:docParts>
     <w:docPart>
       <w:docPartPr>
@@ -12307,7 +19156,7 @@
 </file>
 
 <file path=word/glossary/fontTable.xml><?xml version="1.0" encoding="utf-8"?>
-<w:fonts xmlns:mc="http://schemas.openxmlformats.org/markup-compatibility/2006" xmlns:r="http://schemas.openxmlformats.org/officeDocument/2006/relationships" xmlns:w="http://schemas.openxmlformats.org/wordprocessingml/2006/main" xmlns:w14="http://schemas.microsoft.com/office/word/2010/wordml" xmlns:w15="http://schemas.microsoft.com/office/word/2012/wordml" xmlns:w16cex="http://schemas.microsoft.com/office/word/2018/wordml/cex" xmlns:w16cid="http://schemas.microsoft.com/office/word/2016/wordml/cid" xmlns:w16="http://schemas.microsoft.com/office/word/2018/wordml" xmlns:w16du="http://schemas.microsoft.com/office/word/2023/wordml/word16du" xmlns:w16sdtdh="http://schemas.microsoft.com/office/word/2020/wordml/sdtdatahash" xmlns:w16se="http://schemas.microsoft.com/office/word/2015/wordml/symex" mc:Ignorable="w14 w15 w16se w16cid w16 w16cex w16sdtdh w16du">
+<w:fonts xmlns:mc="http://schemas.openxmlformats.org/markup-compatibility/2006" xmlns:r="http://schemas.openxmlformats.org/officeDocument/2006/relationships" xmlns:w="http://schemas.openxmlformats.org/wordprocessingml/2006/main" xmlns:w14="http://schemas.microsoft.com/office/word/2010/wordml" xmlns:w15="http://schemas.microsoft.com/office/word/2012/wordml" xmlns:w16cex="http://schemas.microsoft.com/office/word/2018/wordml/cex" xmlns:w16cid="http://schemas.microsoft.com/office/word/2016/wordml/cid" xmlns:w16="http://schemas.microsoft.com/office/word/2018/wordml" xmlns:w16du="http://schemas.microsoft.com/office/word/2023/wordml/word16du" xmlns:w16sdtdh="http://schemas.microsoft.com/office/word/2020/wordml/sdtdatahash" xmlns:w16sdtfl="http://schemas.microsoft.com/office/word/2024/wordml/sdtformatlock" xmlns:w16se="http://schemas.microsoft.com/office/word/2015/wordml/symex" mc:Ignorable="w14 w15 w16se w16cid w16 w16cex w16sdtdh w16sdtfl w16du">
   <w:font w:name="Arial">
     <w:panose1 w:val="020B0604020202020204"/>
     <w:charset w:val="00"/>
@@ -12348,9 +19197,10 @@
     <w:charset w:val="00"/>
     <w:family w:val="swiss"/>
     <w:pitch w:val="variable"/>
-    <w:sig w:usb0="E4002EFF" w:usb1="C000247B" w:usb2="00000009" w:usb3="00000000" w:csb0="000001FF" w:csb1="00000000"/>
+    <w:sig w:usb0="E4002EFF" w:usb1="C200247B" w:usb2="00000009" w:usb3="00000000" w:csb0="000001FF" w:csb1="00000000"/>
   </w:font>
   <w:font w:name="Kartika">
+    <w:panose1 w:val="02020503030404060203"/>
     <w:charset w:val="00"/>
     <w:family w:val="roman"/>
     <w:pitch w:val="variable"/>
@@ -12374,13 +19224,13 @@
     <w:charset w:val="00"/>
     <w:family w:val="swiss"/>
     <w:pitch w:val="variable"/>
-    <w:sig w:usb0="E4002EFF" w:usb1="C000247B" w:usb2="00000009" w:usb3="00000000" w:csb0="000001FF" w:csb1="00000000"/>
+    <w:sig w:usb0="E4002EFF" w:usb1="C200247B" w:usb2="00000009" w:usb3="00000000" w:csb0="000001FF" w:csb1="00000000"/>
   </w:font>
 </w:fonts>
 </file>
 
 <file path=word/glossary/settings.xml><?xml version="1.0" encoding="utf-8"?>
-<w:settings xmlns:mc="http://schemas.openxmlformats.org/markup-compatibility/2006" xmlns:o="urn:schemas-microsoft-com:office:office" xmlns:r="http://schemas.openxmlformats.org/officeDocument/2006/relationships" xmlns:m="http://schemas.openxmlformats.org/officeDocument/2006/math" xmlns:v="urn:schemas-microsoft-com:vml" xmlns:w10="urn:schemas-microsoft-com:office:word" xmlns:w="http://schemas.openxmlformats.org/wordprocessingml/2006/main" xmlns:w14="http://schemas.microsoft.com/office/word/2010/wordml" xmlns:w15="http://schemas.microsoft.com/office/word/2012/wordml" xmlns:w16cex="http://schemas.microsoft.com/office/word/2018/wordml/cex" xmlns:w16cid="http://schemas.microsoft.com/office/word/2016/wordml/cid" xmlns:w16="http://schemas.microsoft.com/office/word/2018/wordml" xmlns:w16du="http://schemas.microsoft.com/office/word/2023/wordml/word16du" xmlns:w16sdtdh="http://schemas.microsoft.com/office/word/2020/wordml/sdtdatahash" xmlns:w16se="http://schemas.microsoft.com/office/word/2015/wordml/symex" xmlns:sl="http://schemas.openxmlformats.org/schemaLibrary/2006/main" mc:Ignorable="w14 w15 w16se w16cid w16 w16cex w16sdtdh w16du">
+<w:settings xmlns:mc="http://schemas.openxmlformats.org/markup-compatibility/2006" xmlns:o="urn:schemas-microsoft-com:office:office" xmlns:r="http://schemas.openxmlformats.org/officeDocument/2006/relationships" xmlns:m="http://schemas.openxmlformats.org/officeDocument/2006/math" xmlns:v="urn:schemas-microsoft-com:vml" xmlns:w10="urn:schemas-microsoft-com:office:word" xmlns:w="http://schemas.openxmlformats.org/wordprocessingml/2006/main" xmlns:w14="http://schemas.microsoft.com/office/word/2010/wordml" xmlns:w15="http://schemas.microsoft.com/office/word/2012/wordml" xmlns:w16cex="http://schemas.microsoft.com/office/word/2018/wordml/cex" xmlns:w16cid="http://schemas.microsoft.com/office/word/2016/wordml/cid" xmlns:w16="http://schemas.microsoft.com/office/word/2018/wordml" xmlns:w16du="http://schemas.microsoft.com/office/word/2023/wordml/word16du" xmlns:w16sdtdh="http://schemas.microsoft.com/office/word/2020/wordml/sdtdatahash" xmlns:w16sdtfl="http://schemas.microsoft.com/office/word/2024/wordml/sdtformatlock" xmlns:w16se="http://schemas.microsoft.com/office/word/2015/wordml/symex" xmlns:sl="http://schemas.openxmlformats.org/schemaLibrary/2006/main" mc:Ignorable="w14 w15 w16se w16cid w16 w16cex w16sdtdh w16sdtfl w16du">
   <w:view w:val="normal"/>
   <w:defaultTabStop w:val="720"/>
   <w:characterSpacingControl w:val="doNotCompress"/>
@@ -12401,10 +19251,12 @@
     <w:rsid w:val="000D3DDE"/>
     <w:rsid w:val="0014712C"/>
     <w:rsid w:val="001726B8"/>
+    <w:rsid w:val="001D2E1F"/>
     <w:rsid w:val="003765E2"/>
     <w:rsid w:val="003C4D67"/>
     <w:rsid w:val="00413914"/>
     <w:rsid w:val="00531AF1"/>
+    <w:rsid w:val="00590937"/>
     <w:rsid w:val="00E80B28"/>
     <w:rsid w:val="00EB1C87"/>
   </w:rsids>
@@ -12430,7 +19282,7 @@
 </file>
 
 <file path=word/glossary/styles.xml><?xml version="1.0" encoding="utf-8"?>
-<w:styles xmlns:mc="http://schemas.openxmlformats.org/markup-compatibility/2006" xmlns:r="http://schemas.openxmlformats.org/officeDocument/2006/relationships" xmlns:w="http://schemas.openxmlformats.org/wordprocessingml/2006/main" xmlns:w14="http://schemas.microsoft.com/office/word/2010/wordml" xmlns:w15="http://schemas.microsoft.com/office/word/2012/wordml" xmlns:w16cex="http://schemas.microsoft.com/office/word/2018/wordml/cex" xmlns:w16cid="http://schemas.microsoft.com/office/word/2016/wordml/cid" xmlns:w16="http://schemas.microsoft.com/office/word/2018/wordml" xmlns:w16du="http://schemas.microsoft.com/office/word/2023/wordml/word16du" xmlns:w16sdtdh="http://schemas.microsoft.com/office/word/2020/wordml/sdtdatahash" xmlns:w16se="http://schemas.microsoft.com/office/word/2015/wordml/symex" mc:Ignorable="w14 w15 w16se w16cid w16 w16cex w16sdtdh w16du">
+<w:styles xmlns:mc="http://schemas.openxmlformats.org/markup-compatibility/2006" xmlns:r="http://schemas.openxmlformats.org/officeDocument/2006/relationships" xmlns:w="http://schemas.openxmlformats.org/wordprocessingml/2006/main" xmlns:w14="http://schemas.microsoft.com/office/word/2010/wordml" xmlns:w15="http://schemas.microsoft.com/office/word/2012/wordml" xmlns:w16cex="http://schemas.microsoft.com/office/word/2018/wordml/cex" xmlns:w16cid="http://schemas.microsoft.com/office/word/2016/wordml/cid" xmlns:w16="http://schemas.microsoft.com/office/word/2018/wordml" xmlns:w16du="http://schemas.microsoft.com/office/word/2023/wordml/word16du" xmlns:w16sdtdh="http://schemas.microsoft.com/office/word/2020/wordml/sdtdatahash" xmlns:w16sdtfl="http://schemas.microsoft.com/office/word/2024/wordml/sdtformatlock" xmlns:w16se="http://schemas.microsoft.com/office/word/2015/wordml/symex" mc:Ignorable="w14 w15 w16se w16cid w16 w16cex w16sdtdh w16sdtfl w16du">
   <w:docDefaults>
     <w:rPrDefault>
       <w:rPr>
@@ -12865,7 +19717,7 @@
 </file>
 
 <file path=word/glossary/webSettings.xml><?xml version="1.0" encoding="utf-8"?>
-<w:webSettings xmlns:mc="http://schemas.openxmlformats.org/markup-compatibility/2006" xmlns:r="http://schemas.openxmlformats.org/officeDocument/2006/relationships" xmlns:w="http://schemas.openxmlformats.org/wordprocessingml/2006/main" xmlns:w14="http://schemas.microsoft.com/office/word/2010/wordml" xmlns:w15="http://schemas.microsoft.com/office/word/2012/wordml" xmlns:w16cex="http://schemas.microsoft.com/office/word/2018/wordml/cex" xmlns:w16cid="http://schemas.microsoft.com/office/word/2016/wordml/cid" xmlns:w16="http://schemas.microsoft.com/office/word/2018/wordml" xmlns:w16du="http://schemas.microsoft.com/office/word/2023/wordml/word16du" xmlns:w16sdtdh="http://schemas.microsoft.com/office/word/2020/wordml/sdtdatahash" xmlns:w16se="http://schemas.microsoft.com/office/word/2015/wordml/symex" mc:Ignorable="w14 w15 w16se w16cid w16 w16cex w16sdtdh w16du">
+<w:webSettings xmlns:mc="http://schemas.openxmlformats.org/markup-compatibility/2006" xmlns:r="http://schemas.openxmlformats.org/officeDocument/2006/relationships" xmlns:w="http://schemas.openxmlformats.org/wordprocessingml/2006/main" xmlns:w14="http://schemas.microsoft.com/office/word/2010/wordml" xmlns:w15="http://schemas.microsoft.com/office/word/2012/wordml" xmlns:w16cex="http://schemas.microsoft.com/office/word/2018/wordml/cex" xmlns:w16cid="http://schemas.microsoft.com/office/word/2016/wordml/cid" xmlns:w16="http://schemas.microsoft.com/office/word/2018/wordml" xmlns:w16du="http://schemas.microsoft.com/office/word/2023/wordml/word16du" xmlns:w16sdtdh="http://schemas.microsoft.com/office/word/2020/wordml/sdtdatahash" xmlns:w16sdtfl="http://schemas.microsoft.com/office/word/2024/wordml/sdtformatlock" xmlns:w16se="http://schemas.microsoft.com/office/word/2015/wordml/symex" mc:Ignorable="w14 w15 w16se w16cid w16 w16cex w16sdtdh w16sdtfl w16du">
   <w:optimizeForBrowser/>
   <w:allowPNG/>
 </w:webSettings>

--- a/Lab-Cycle-Php.docx
+++ b/Lab-Cycle-Php.docx
@@ -8943,7 +8943,7 @@
         </w:rPr>
         <w:lastRenderedPageBreak/>
         <w:drawing>
-          <wp:anchor distT="0" distB="0" distL="114300" distR="114300" simplePos="0" relativeHeight="251658240" behindDoc="1" locked="0" layoutInCell="1" allowOverlap="1" wp14:anchorId="2BCFF2B3" wp14:editId="24DCB4D4">
+          <wp:anchor distT="0" distB="0" distL="114300" distR="114300" simplePos="0" relativeHeight="251658240" behindDoc="1" locked="0" layoutInCell="1" allowOverlap="1" wp14:anchorId="2BCFF2B3" wp14:editId="57B2E59B">
             <wp:simplePos x="0" y="0"/>
             <wp:positionH relativeFrom="column">
               <wp:posOffset>13123</wp:posOffset>
@@ -18156,6 +18156,7 @@
       <w:r>
         <w:rPr>
           <w:rFonts w:ascii="Calibri"/>
+          <w:noProof/>
           <w:spacing w:val="-5"/>
           <w:sz w:val="24"/>
         </w:rPr>
@@ -18937,6 +18938,7 @@
       <w:r>
         <w:rPr>
           <w:rFonts w:ascii="Calibri"/>
+          <w:noProof/>
           <w:spacing w:val="-5"/>
           <w:sz w:val="24"/>
         </w:rPr>
@@ -23110,6 +23112,7 @@
           <w:rFonts w:ascii="Calibri"/>
           <w:b/>
           <w:bCs/>
+          <w:noProof/>
           <w:spacing w:val="-5"/>
           <w:sz w:val="24"/>
           <w:lang w:val="en-IN"/>
@@ -25296,46 +25299,36 @@
           <w:lang w:val="en-IN"/>
         </w:rPr>
       </w:pPr>
-      <w:r>
-        <w:rPr>
-          <w:rFonts w:ascii="Calibri"/>
-          <w:b/>
-          <w:bCs/>
-          <w:spacing w:val="-5"/>
-          <w:sz w:val="24"/>
-          <w:lang w:val="en-IN"/>
-        </w:rPr>
-        <w:br w:type="page"/>
-      </w:r>
-    </w:p>
-    <w:p>
-      <w:pPr>
-        <w:rPr>
-          <w:rFonts w:ascii="Calibri"/>
-          <w:b/>
-          <w:bCs/>
-          <w:spacing w:val="-5"/>
-          <w:sz w:val="24"/>
-          <w:lang w:val="en-IN"/>
-        </w:rPr>
-      </w:pPr>
-    </w:p>
-    <w:p>
-      <w:pPr>
-        <w:rPr>
-          <w:rFonts w:ascii="Calibri"/>
-          <w:b/>
-          <w:bCs/>
-          <w:spacing w:val="-5"/>
-          <w:sz w:val="24"/>
-          <w:lang w:val="en-IN"/>
-        </w:rPr>
-      </w:pPr>
-      <w:r>
-        <w:rPr>
-          <w:rFonts w:ascii="Calibri"/>
-          <w:b/>
-          <w:bCs/>
+    </w:p>
+    <w:p>
+      <w:pPr>
+        <w:rPr>
+          <w:rFonts w:ascii="Calibri"/>
+          <w:b/>
+          <w:bCs/>
+          <w:spacing w:val="-5"/>
+          <w:sz w:val="24"/>
+          <w:lang w:val="en-IN"/>
+        </w:rPr>
+      </w:pPr>
+    </w:p>
+    <w:p>
+      <w:pPr>
+        <w:rPr>
+          <w:rFonts w:ascii="Calibri"/>
+          <w:b/>
+          <w:bCs/>
+          <w:spacing w:val="-5"/>
+          <w:sz w:val="24"/>
+          <w:lang w:val="en-IN"/>
+        </w:rPr>
+      </w:pPr>
+      <w:r>
+        <w:rPr>
+          <w:rFonts w:ascii="Calibri"/>
+          <w:b/>
+          <w:bCs/>
+          <w:noProof/>
           <w:spacing w:val="-5"/>
           <w:sz w:val="24"/>
           <w:lang w:val="en-IN"/>
@@ -25497,6 +25490,7 @@
     </w:p>
     <w:p>
       <w:pPr>
+        <w:spacing w:line="360" w:lineRule="auto"/>
         <w:rPr>
           <w:rFonts w:ascii="Calibri"/>
           <w:spacing w:val="-5"/>
@@ -25527,6 +25521,7 @@
     </w:p>
     <w:p>
       <w:pPr>
+        <w:spacing w:line="360" w:lineRule="auto"/>
         <w:rPr>
           <w:rFonts w:ascii="Calibri"/>
           <w:spacing w:val="-5"/>
@@ -25546,6 +25541,7 @@
     </w:p>
     <w:p>
       <w:pPr>
+        <w:spacing w:line="360" w:lineRule="auto"/>
         <w:rPr>
           <w:rFonts w:ascii="Calibri"/>
           <w:spacing w:val="-5"/>
@@ -25565,6 +25561,7 @@
     </w:p>
     <w:p>
       <w:pPr>
+        <w:spacing w:line="360" w:lineRule="auto"/>
         <w:rPr>
           <w:rFonts w:ascii="Calibri"/>
           <w:spacing w:val="-5"/>
@@ -25611,6 +25608,7 @@
     </w:p>
     <w:p>
       <w:pPr>
+        <w:spacing w:line="360" w:lineRule="auto"/>
         <w:rPr>
           <w:rFonts w:ascii="Calibri"/>
           <w:spacing w:val="-5"/>
@@ -25697,16 +25695,18 @@
     </w:p>
     <w:p>
       <w:pPr>
-        <w:rPr>
-          <w:rFonts w:ascii="Calibri"/>
-          <w:spacing w:val="-5"/>
-          <w:sz w:val="24"/>
-          <w:lang w:val="en-IN"/>
-        </w:rPr>
-      </w:pPr>
-    </w:p>
-    <w:p>
-      <w:pPr>
+        <w:spacing w:line="360" w:lineRule="auto"/>
+        <w:rPr>
+          <w:rFonts w:ascii="Calibri"/>
+          <w:spacing w:val="-5"/>
+          <w:sz w:val="24"/>
+          <w:lang w:val="en-IN"/>
+        </w:rPr>
+      </w:pPr>
+    </w:p>
+    <w:p>
+      <w:pPr>
+        <w:spacing w:line="360" w:lineRule="auto"/>
         <w:rPr>
           <w:rFonts w:ascii="Calibri"/>
           <w:spacing w:val="-5"/>
@@ -25753,16 +25753,18 @@
     </w:p>
     <w:p>
       <w:pPr>
-        <w:rPr>
-          <w:rFonts w:ascii="Calibri"/>
-          <w:spacing w:val="-5"/>
-          <w:sz w:val="24"/>
-          <w:lang w:val="en-IN"/>
-        </w:rPr>
-      </w:pPr>
-    </w:p>
-    <w:p>
-      <w:pPr>
+        <w:spacing w:line="360" w:lineRule="auto"/>
+        <w:rPr>
+          <w:rFonts w:ascii="Calibri"/>
+          <w:spacing w:val="-5"/>
+          <w:sz w:val="24"/>
+          <w:lang w:val="en-IN"/>
+        </w:rPr>
+      </w:pPr>
+    </w:p>
+    <w:p>
+      <w:pPr>
+        <w:spacing w:line="360" w:lineRule="auto"/>
         <w:rPr>
           <w:rFonts w:ascii="Calibri"/>
           <w:spacing w:val="-5"/>
@@ -25809,6 +25811,7 @@
     </w:p>
     <w:p>
       <w:pPr>
+        <w:spacing w:line="360" w:lineRule="auto"/>
         <w:rPr>
           <w:rFonts w:ascii="Calibri"/>
           <w:spacing w:val="-5"/>
@@ -25911,6 +25914,7 @@
     </w:p>
     <w:p>
       <w:pPr>
+        <w:spacing w:line="360" w:lineRule="auto"/>
         <w:rPr>
           <w:rFonts w:ascii="Calibri"/>
           <w:spacing w:val="-5"/>
@@ -26017,6 +26021,7 @@
     </w:p>
     <w:p>
       <w:pPr>
+        <w:spacing w:line="360" w:lineRule="auto"/>
         <w:rPr>
           <w:rFonts w:ascii="Calibri"/>
           <w:spacing w:val="-5"/>
@@ -26119,6 +26124,7 @@
     </w:p>
     <w:p>
       <w:pPr>
+        <w:spacing w:line="360" w:lineRule="auto"/>
         <w:rPr>
           <w:rFonts w:ascii="Calibri"/>
           <w:spacing w:val="-5"/>
@@ -26165,16 +26171,18 @@
     </w:p>
     <w:p>
       <w:pPr>
-        <w:rPr>
-          <w:rFonts w:ascii="Calibri"/>
-          <w:spacing w:val="-5"/>
-          <w:sz w:val="24"/>
-          <w:lang w:val="en-IN"/>
-        </w:rPr>
-      </w:pPr>
-    </w:p>
-    <w:p>
-      <w:pPr>
+        <w:spacing w:line="360" w:lineRule="auto"/>
+        <w:rPr>
+          <w:rFonts w:ascii="Calibri"/>
+          <w:spacing w:val="-5"/>
+          <w:sz w:val="24"/>
+          <w:lang w:val="en-IN"/>
+        </w:rPr>
+      </w:pPr>
+    </w:p>
+    <w:p>
+      <w:pPr>
+        <w:spacing w:line="360" w:lineRule="auto"/>
         <w:rPr>
           <w:rFonts w:ascii="Calibri"/>
           <w:spacing w:val="-5"/>
@@ -26241,6 +26249,7 @@
     </w:p>
     <w:p>
       <w:pPr>
+        <w:spacing w:line="360" w:lineRule="auto"/>
         <w:rPr>
           <w:rFonts w:ascii="Calibri"/>
           <w:spacing w:val="-5"/>
@@ -26343,6 +26352,7 @@
     </w:p>
     <w:p>
       <w:pPr>
+        <w:spacing w:line="360" w:lineRule="auto"/>
         <w:rPr>
           <w:rFonts w:ascii="Calibri"/>
           <w:spacing w:val="-5"/>
@@ -26469,6 +26479,7 @@
     </w:p>
     <w:p>
       <w:pPr>
+        <w:spacing w:line="360" w:lineRule="auto"/>
         <w:rPr>
           <w:rFonts w:ascii="Calibri"/>
           <w:spacing w:val="-5"/>
@@ -26571,6 +26582,7 @@
     </w:p>
     <w:p>
       <w:pPr>
+        <w:spacing w:line="360" w:lineRule="auto"/>
         <w:rPr>
           <w:rFonts w:ascii="Calibri"/>
           <w:spacing w:val="-5"/>
@@ -26617,16 +26629,18 @@
     </w:p>
     <w:p>
       <w:pPr>
-        <w:rPr>
-          <w:rFonts w:ascii="Calibri"/>
-          <w:spacing w:val="-5"/>
-          <w:sz w:val="24"/>
-          <w:lang w:val="en-IN"/>
-        </w:rPr>
-      </w:pPr>
-    </w:p>
-    <w:p>
-      <w:pPr>
+        <w:spacing w:line="360" w:lineRule="auto"/>
+        <w:rPr>
+          <w:rFonts w:ascii="Calibri"/>
+          <w:spacing w:val="-5"/>
+          <w:sz w:val="24"/>
+          <w:lang w:val="en-IN"/>
+        </w:rPr>
+      </w:pPr>
+    </w:p>
+    <w:p>
+      <w:pPr>
+        <w:spacing w:line="360" w:lineRule="auto"/>
         <w:rPr>
           <w:rFonts w:ascii="Calibri"/>
           <w:spacing w:val="-5"/>
@@ -26673,6 +26687,7 @@
     </w:p>
     <w:p>
       <w:pPr>
+        <w:spacing w:line="360" w:lineRule="auto"/>
         <w:rPr>
           <w:rFonts w:ascii="Calibri"/>
           <w:spacing w:val="-5"/>
@@ -26795,6 +26810,7 @@
     </w:p>
     <w:p>
       <w:pPr>
+        <w:spacing w:line="360" w:lineRule="auto"/>
         <w:rPr>
           <w:rFonts w:ascii="Calibri"/>
           <w:spacing w:val="-5"/>
@@ -26957,6 +26973,7 @@
     </w:p>
     <w:p>
       <w:pPr>
+        <w:spacing w:line="360" w:lineRule="auto"/>
         <w:rPr>
           <w:rFonts w:ascii="Calibri"/>
           <w:spacing w:val="-5"/>
@@ -27130,6 +27147,7 @@
     </w:p>
     <w:p>
       <w:pPr>
+        <w:spacing w:line="360" w:lineRule="auto"/>
         <w:rPr>
           <w:rFonts w:ascii="Calibri"/>
           <w:spacing w:val="-5"/>
@@ -27176,6 +27194,7 @@
     </w:p>
     <w:p>
       <w:pPr>
+        <w:spacing w:line="360" w:lineRule="auto"/>
         <w:rPr>
           <w:rFonts w:ascii="Calibri"/>
           <w:spacing w:val="-5"/>
@@ -27258,6 +27277,7 @@
     </w:p>
     <w:p>
       <w:pPr>
+        <w:spacing w:line="360" w:lineRule="auto"/>
         <w:rPr>
           <w:rFonts w:ascii="Calibri"/>
           <w:spacing w:val="-5"/>
@@ -27340,6 +27360,7 @@
     </w:p>
     <w:p>
       <w:pPr>
+        <w:spacing w:line="360" w:lineRule="auto"/>
         <w:rPr>
           <w:rFonts w:ascii="Calibri"/>
           <w:spacing w:val="-5"/>
@@ -27518,6 +27539,7 @@
     </w:p>
     <w:p>
       <w:pPr>
+        <w:spacing w:line="360" w:lineRule="auto"/>
         <w:rPr>
           <w:rFonts w:ascii="Calibri"/>
           <w:spacing w:val="-5"/>
@@ -27600,6 +27622,7 @@
     </w:p>
     <w:p>
       <w:pPr>
+        <w:spacing w:line="360" w:lineRule="auto"/>
         <w:rPr>
           <w:rFonts w:ascii="Calibri"/>
           <w:spacing w:val="-5"/>
@@ -27682,6 +27705,7 @@
     </w:p>
     <w:p>
       <w:pPr>
+        <w:spacing w:line="360" w:lineRule="auto"/>
         <w:rPr>
           <w:rFonts w:ascii="Calibri"/>
           <w:spacing w:val="-5"/>
@@ -27728,25 +27752,28 @@
     </w:p>
     <w:p>
       <w:pPr>
-        <w:rPr>
-          <w:rFonts w:ascii="Calibri"/>
-          <w:spacing w:val="-5"/>
-          <w:sz w:val="24"/>
-          <w:lang w:val="en-IN"/>
-        </w:rPr>
-      </w:pPr>
-      <w:r>
-        <w:rPr>
-          <w:rFonts w:ascii="Calibri"/>
-          <w:spacing w:val="-5"/>
-          <w:sz w:val="24"/>
-          <w:lang w:val="en-IN"/>
-        </w:rPr>
+        <w:spacing w:line="360" w:lineRule="auto"/>
+        <w:rPr>
+          <w:rFonts w:ascii="Calibri"/>
+          <w:spacing w:val="-5"/>
+          <w:sz w:val="24"/>
+          <w:lang w:val="en-IN"/>
+        </w:rPr>
+      </w:pPr>
+      <w:r>
+        <w:rPr>
+          <w:rFonts w:ascii="Calibri"/>
+          <w:spacing w:val="-5"/>
+          <w:sz w:val="24"/>
+          <w:lang w:val="en-IN"/>
+        </w:rPr>
+        <w:lastRenderedPageBreak/>
         <w:t>}</w:t>
       </w:r>
     </w:p>
     <w:p>
       <w:pPr>
+        <w:spacing w:line="360" w:lineRule="auto"/>
         <w:rPr>
           <w:rFonts w:ascii="Calibri"/>
           <w:spacing w:val="-5"/>
@@ -27766,6 +27793,7 @@
     </w:p>
     <w:p>
       <w:pPr>
+        <w:spacing w:line="360" w:lineRule="auto"/>
         <w:rPr>
           <w:rFonts w:ascii="Calibri"/>
           <w:spacing w:val="-5"/>
@@ -27785,6 +27813,7 @@
     </w:p>
     <w:p>
       <w:pPr>
+        <w:spacing w:line="360" w:lineRule="auto"/>
         <w:rPr>
           <w:rFonts w:ascii="Calibri"/>
           <w:spacing w:val="-5"/>
@@ -27824,6 +27853,7 @@
     </w:p>
     <w:p>
       <w:pPr>
+        <w:spacing w:line="360" w:lineRule="auto"/>
         <w:rPr>
           <w:rFonts w:ascii="Calibri"/>
           <w:spacing w:val="-5"/>
@@ -27843,6 +27873,7 @@
     </w:p>
     <w:p>
       <w:pPr>
+        <w:spacing w:line="360" w:lineRule="auto"/>
         <w:rPr>
           <w:rFonts w:ascii="Calibri"/>
           <w:spacing w:val="-5"/>
@@ -27889,6 +27920,7 @@
     </w:p>
     <w:p>
       <w:pPr>
+        <w:spacing w:line="360" w:lineRule="auto"/>
         <w:rPr>
           <w:rFonts w:ascii="Calibri"/>
           <w:spacing w:val="-5"/>
@@ -27935,6 +27967,7 @@
     </w:p>
     <w:p>
       <w:pPr>
+        <w:spacing w:line="360" w:lineRule="auto"/>
         <w:rPr>
           <w:rFonts w:ascii="Calibri"/>
           <w:spacing w:val="-5"/>
@@ -27981,6 +28014,7 @@
     </w:p>
     <w:p>
       <w:pPr>
+        <w:spacing w:line="360" w:lineRule="auto"/>
         <w:rPr>
           <w:rFonts w:ascii="Calibri"/>
           <w:spacing w:val="-5"/>
@@ -28000,6 +28034,7 @@
     </w:p>
     <w:p>
       <w:pPr>
+        <w:spacing w:line="360" w:lineRule="auto"/>
         <w:rPr>
           <w:rFonts w:ascii="Calibri"/>
           <w:spacing w:val="-5"/>
@@ -28019,6 +28054,7 @@
     </w:p>
     <w:p>
       <w:pPr>
+        <w:spacing w:line="360" w:lineRule="auto"/>
         <w:rPr>
           <w:rFonts w:ascii="Calibri"/>
           <w:spacing w:val="-5"/>
@@ -28125,6 +28161,7 @@
     </w:p>
     <w:p>
       <w:pPr>
+        <w:spacing w:line="360" w:lineRule="auto"/>
         <w:rPr>
           <w:rFonts w:ascii="Calibri"/>
           <w:spacing w:val="-5"/>
@@ -28247,6 +28284,7 @@
     </w:p>
     <w:p>
       <w:pPr>
+        <w:spacing w:line="360" w:lineRule="auto"/>
         <w:rPr>
           <w:rFonts w:ascii="Calibri"/>
           <w:spacing w:val="-5"/>
@@ -28389,6 +28427,7 @@
     </w:p>
     <w:p>
       <w:pPr>
+        <w:spacing w:line="360" w:lineRule="auto"/>
         <w:rPr>
           <w:rFonts w:ascii="Calibri"/>
           <w:spacing w:val="-5"/>
@@ -28471,6 +28510,7 @@
     </w:p>
     <w:p>
       <w:pPr>
+        <w:spacing w:line="360" w:lineRule="auto"/>
         <w:rPr>
           <w:rFonts w:ascii="Calibri"/>
           <w:spacing w:val="-5"/>
@@ -28517,26 +28557,1289 @@
     </w:p>
     <w:p>
       <w:pPr>
-        <w:rPr>
-          <w:rFonts w:ascii="Calibri"/>
-          <w:spacing w:val="-5"/>
-          <w:sz w:val="24"/>
-          <w:lang w:val="en-IN"/>
-        </w:rPr>
-      </w:pPr>
-      <w:r>
-        <w:rPr>
-          <w:rFonts w:ascii="Calibri"/>
+        <w:spacing w:line="360" w:lineRule="auto"/>
+        <w:rPr>
+          <w:rFonts w:ascii="Calibri"/>
+          <w:spacing w:val="-5"/>
+          <w:sz w:val="24"/>
+          <w:lang w:val="en-IN"/>
+        </w:rPr>
+      </w:pPr>
+      <w:r>
+        <w:rPr>
+          <w:rFonts w:ascii="Calibri"/>
+          <w:spacing w:val="-5"/>
+          <w:sz w:val="24"/>
+          <w:lang w:val="en-IN"/>
+        </w:rPr>
+        <w:t>&lt;/body&gt;</w:t>
+      </w:r>
+    </w:p>
+    <w:p>
+      <w:pPr>
+        <w:spacing w:line="360" w:lineRule="auto"/>
+        <w:rPr>
+          <w:rFonts w:ascii="Calibri"/>
+          <w:spacing w:val="-5"/>
+          <w:sz w:val="24"/>
+          <w:lang w:val="en-IN"/>
+        </w:rPr>
+      </w:pPr>
+      <w:r>
+        <w:rPr>
+          <w:rFonts w:ascii="Calibri"/>
+          <w:spacing w:val="-5"/>
+          <w:sz w:val="24"/>
+          <w:lang w:val="en-IN"/>
+        </w:rPr>
+        <w:t>&lt;/html&gt;</w:t>
+      </w:r>
+    </w:p>
+    <w:p>
+      <w:pPr>
+        <w:rPr>
+          <w:rFonts w:ascii="Calibri"/>
+          <w:spacing w:val="-5"/>
+          <w:sz w:val="24"/>
+          <w:lang w:val="en-IN"/>
+        </w:rPr>
+      </w:pPr>
+    </w:p>
+    <w:p>
+      <w:pPr>
+        <w:rPr>
+          <w:rFonts w:ascii="Calibri"/>
+          <w:b/>
+          <w:bCs/>
+          <w:spacing w:val="-5"/>
+          <w:sz w:val="24"/>
+          <w:lang w:val="en-IN"/>
+        </w:rPr>
+      </w:pPr>
+    </w:p>
+    <w:p>
+      <w:pPr>
+        <w:rPr>
+          <w:rFonts w:ascii="Calibri"/>
+          <w:b/>
+          <w:bCs/>
+          <w:spacing w:val="-5"/>
+          <w:sz w:val="24"/>
+          <w:lang w:val="en-IN"/>
+        </w:rPr>
+      </w:pPr>
+      <w:r>
+        <w:rPr>
+          <w:rFonts w:ascii="Calibri"/>
+          <w:b/>
+          <w:bCs/>
+          <w:spacing w:val="-5"/>
+          <w:sz w:val="24"/>
+          <w:lang w:val="en-IN"/>
+        </w:rPr>
+        <w:br w:type="page"/>
+      </w:r>
+    </w:p>
+    <w:p>
+      <w:pPr>
+        <w:rPr>
+          <w:rFonts w:ascii="Calibri"/>
+          <w:b/>
+          <w:bCs/>
+          <w:spacing w:val="-5"/>
+          <w:sz w:val="24"/>
+          <w:lang w:val="en-IN"/>
+        </w:rPr>
+      </w:pPr>
+    </w:p>
+    <w:p>
+      <w:pPr>
+        <w:rPr>
+          <w:rFonts w:ascii="Calibri"/>
+          <w:b/>
+          <w:bCs/>
+          <w:spacing w:val="-5"/>
+          <w:sz w:val="24"/>
+          <w:lang w:val="en-IN"/>
+        </w:rPr>
+      </w:pPr>
+      <w:r>
+        <w:rPr>
+          <w:rFonts w:ascii="Calibri"/>
+          <w:b/>
+          <w:bCs/>
+          <w:spacing w:val="-5"/>
+          <w:sz w:val="24"/>
+          <w:lang w:val="en-IN"/>
+        </w:rPr>
+        <w:drawing>
+          <wp:inline distT="0" distB="0" distL="0" distR="0" wp14:anchorId="41CBAFB9" wp14:editId="1B06642B">
+            <wp:extent cx="6309360" cy="3549015"/>
+            <wp:effectExtent l="0" t="0" r="0" b="0"/>
+            <wp:docPr id="121556963" name="Picture 1"/>
+            <wp:cNvGraphicFramePr>
+              <a:graphicFrameLocks xmlns:a="http://schemas.openxmlformats.org/drawingml/2006/main" noChangeAspect="1"/>
+            </wp:cNvGraphicFramePr>
+            <a:graphic xmlns:a="http://schemas.openxmlformats.org/drawingml/2006/main">
+              <a:graphicData uri="http://schemas.openxmlformats.org/drawingml/2006/picture">
+                <pic:pic xmlns:pic="http://schemas.openxmlformats.org/drawingml/2006/picture">
+                  <pic:nvPicPr>
+                    <pic:cNvPr id="121556963" name=""/>
+                    <pic:cNvPicPr/>
+                  </pic:nvPicPr>
+                  <pic:blipFill>
+                    <a:blip r:embed="rId28"/>
+                    <a:stretch>
+                      <a:fillRect/>
+                    </a:stretch>
+                  </pic:blipFill>
+                  <pic:spPr>
+                    <a:xfrm>
+                      <a:off x="0" y="0"/>
+                      <a:ext cx="6309360" cy="3549015"/>
+                    </a:xfrm>
+                    <a:prstGeom prst="rect">
+                      <a:avLst/>
+                    </a:prstGeom>
+                  </pic:spPr>
+                </pic:pic>
+              </a:graphicData>
+            </a:graphic>
+          </wp:inline>
+        </w:drawing>
+      </w:r>
+      <w:r>
+        <w:rPr>
+          <w:rFonts w:ascii="Calibri"/>
+          <w:b/>
+          <w:bCs/>
+          <w:spacing w:val="-5"/>
+          <w:sz w:val="24"/>
+          <w:lang w:val="en-IN"/>
+        </w:rPr>
+        <w:br w:type="page"/>
+      </w:r>
+    </w:p>
+    <w:p>
+      <w:pPr>
+        <w:rPr>
+          <w:rFonts w:ascii="Calibri"/>
+          <w:b/>
+          <w:bCs/>
+          <w:spacing w:val="-5"/>
+          <w:sz w:val="24"/>
+          <w:lang w:val="en-IN"/>
+        </w:rPr>
+      </w:pPr>
+      <w:r>
+        <w:rPr>
+          <w:rFonts w:ascii="Calibri"/>
+          <w:b/>
+          <w:bCs/>
           <w:spacing w:val="-5"/>
           <w:sz w:val="24"/>
           <w:lang w:val="en-IN"/>
         </w:rPr>
         <w:lastRenderedPageBreak/>
+        <w:t xml:space="preserve">19. </w:t>
+      </w:r>
+      <w:r>
+        <w:rPr>
+          <w:rFonts w:ascii="Calibri"/>
+          <w:b/>
+          <w:bCs/>
+          <w:spacing w:val="-5"/>
+          <w:sz w:val="24"/>
+          <w:lang w:val="en-IN"/>
+        </w:rPr>
+        <w:t>Write a PHP program to display the timestamp information of the last visit of a page using cookies</w:t>
+      </w:r>
+    </w:p>
+    <w:p>
+      <w:pPr>
+        <w:rPr>
+          <w:rFonts w:ascii="Calibri"/>
+          <w:b/>
+          <w:bCs/>
+          <w:spacing w:val="-5"/>
+          <w:sz w:val="24"/>
+          <w:lang w:val="en-IN"/>
+        </w:rPr>
+      </w:pPr>
+    </w:p>
+    <w:p>
+      <w:pPr>
+        <w:spacing w:line="276" w:lineRule="auto"/>
+        <w:rPr>
+          <w:rFonts w:ascii="Calibri"/>
+          <w:spacing w:val="-5"/>
+          <w:sz w:val="24"/>
+          <w:lang w:val="en-IN"/>
+        </w:rPr>
+      </w:pPr>
+      <w:r>
+        <w:rPr>
+          <w:rFonts w:ascii="Calibri"/>
+          <w:spacing w:val="-5"/>
+          <w:sz w:val="24"/>
+          <w:lang w:val="en-IN"/>
+        </w:rPr>
+        <w:t>&lt;?</w:t>
+      </w:r>
+      <w:proofErr w:type="spellStart"/>
+      <w:r>
+        <w:rPr>
+          <w:rFonts w:ascii="Calibri"/>
+          <w:spacing w:val="-5"/>
+          <w:sz w:val="24"/>
+          <w:lang w:val="en-IN"/>
+        </w:rPr>
+        <w:t>php</w:t>
+      </w:r>
+      <w:proofErr w:type="spellEnd"/>
+    </w:p>
+    <w:p>
+      <w:pPr>
+        <w:spacing w:line="276" w:lineRule="auto"/>
+        <w:rPr>
+          <w:rFonts w:ascii="Calibri"/>
+          <w:spacing w:val="-5"/>
+          <w:sz w:val="24"/>
+          <w:lang w:val="en-IN"/>
+        </w:rPr>
+      </w:pPr>
+      <w:r>
+        <w:rPr>
+          <w:rFonts w:ascii="Calibri"/>
+          <w:spacing w:val="-5"/>
+          <w:sz w:val="24"/>
+          <w:lang w:val="en-IN"/>
+        </w:rPr>
+        <w:t>$</w:t>
+      </w:r>
+      <w:proofErr w:type="spellStart"/>
+      <w:r>
+        <w:rPr>
+          <w:rFonts w:ascii="Calibri"/>
+          <w:spacing w:val="-5"/>
+          <w:sz w:val="24"/>
+          <w:lang w:val="en-IN"/>
+        </w:rPr>
+        <w:t>cookie_name</w:t>
+      </w:r>
+      <w:proofErr w:type="spellEnd"/>
+      <w:r>
+        <w:rPr>
+          <w:rFonts w:ascii="Calibri"/>
+          <w:spacing w:val="-5"/>
+          <w:sz w:val="24"/>
+          <w:lang w:val="en-IN"/>
+        </w:rPr>
+        <w:t xml:space="preserve"> = "</w:t>
+      </w:r>
+      <w:proofErr w:type="spellStart"/>
+      <w:r>
+        <w:rPr>
+          <w:rFonts w:ascii="Calibri"/>
+          <w:spacing w:val="-5"/>
+          <w:sz w:val="24"/>
+          <w:lang w:val="en-IN"/>
+        </w:rPr>
+        <w:t>last_visit</w:t>
+      </w:r>
+      <w:proofErr w:type="spellEnd"/>
+      <w:r>
+        <w:rPr>
+          <w:rFonts w:ascii="Calibri"/>
+          <w:spacing w:val="-5"/>
+          <w:sz w:val="24"/>
+          <w:lang w:val="en-IN"/>
+        </w:rPr>
+        <w:t>";</w:t>
+      </w:r>
+    </w:p>
+    <w:p>
+      <w:pPr>
+        <w:spacing w:line="276" w:lineRule="auto"/>
+        <w:rPr>
+          <w:rFonts w:ascii="Calibri"/>
+          <w:spacing w:val="-5"/>
+          <w:sz w:val="24"/>
+          <w:lang w:val="en-IN"/>
+        </w:rPr>
+      </w:pPr>
+    </w:p>
+    <w:p>
+      <w:pPr>
+        <w:spacing w:line="276" w:lineRule="auto"/>
+        <w:rPr>
+          <w:rFonts w:ascii="Calibri"/>
+          <w:spacing w:val="-5"/>
+          <w:sz w:val="24"/>
+          <w:lang w:val="en-IN"/>
+        </w:rPr>
+      </w:pPr>
+      <w:r>
+        <w:rPr>
+          <w:rFonts w:ascii="Calibri"/>
+          <w:spacing w:val="-5"/>
+          <w:sz w:val="24"/>
+          <w:lang w:val="en-IN"/>
+        </w:rPr>
+        <w:t>if (</w:t>
+      </w:r>
+      <w:proofErr w:type="spellStart"/>
+      <w:r>
+        <w:rPr>
+          <w:rFonts w:ascii="Calibri"/>
+          <w:spacing w:val="-5"/>
+          <w:sz w:val="24"/>
+          <w:lang w:val="en-IN"/>
+        </w:rPr>
+        <w:t>isset</w:t>
+      </w:r>
+      <w:proofErr w:type="spellEnd"/>
+      <w:r>
+        <w:rPr>
+          <w:rFonts w:ascii="Calibri"/>
+          <w:spacing w:val="-5"/>
+          <w:sz w:val="24"/>
+          <w:lang w:val="en-IN"/>
+        </w:rPr>
+        <w:t>($_COOKIE[$</w:t>
+      </w:r>
+      <w:proofErr w:type="spellStart"/>
+      <w:r>
+        <w:rPr>
+          <w:rFonts w:ascii="Calibri"/>
+          <w:spacing w:val="-5"/>
+          <w:sz w:val="24"/>
+          <w:lang w:val="en-IN"/>
+        </w:rPr>
+        <w:t>cookie_name</w:t>
+      </w:r>
+      <w:proofErr w:type="spellEnd"/>
+      <w:r>
+        <w:rPr>
+          <w:rFonts w:ascii="Calibri"/>
+          <w:spacing w:val="-5"/>
+          <w:sz w:val="24"/>
+          <w:lang w:val="en-IN"/>
+        </w:rPr>
+        <w:t>])) {</w:t>
+      </w:r>
+    </w:p>
+    <w:p>
+      <w:pPr>
+        <w:spacing w:line="276" w:lineRule="auto"/>
+        <w:rPr>
+          <w:rFonts w:ascii="Calibri"/>
+          <w:spacing w:val="-5"/>
+          <w:sz w:val="24"/>
+          <w:lang w:val="en-IN"/>
+        </w:rPr>
+      </w:pPr>
+      <w:r>
+        <w:rPr>
+          <w:rFonts w:ascii="Calibri"/>
+          <w:spacing w:val="-5"/>
+          <w:sz w:val="24"/>
+          <w:lang w:val="en-IN"/>
+        </w:rPr>
+        <w:t> </w:t>
+      </w:r>
+      <w:r>
+        <w:rPr>
+          <w:rFonts w:ascii="Calibri"/>
+          <w:spacing w:val="-5"/>
+          <w:sz w:val="24"/>
+          <w:lang w:val="en-IN"/>
+        </w:rPr>
+        <w:t xml:space="preserve"> </w:t>
+      </w:r>
+      <w:r>
+        <w:rPr>
+          <w:rFonts w:ascii="Calibri"/>
+          <w:spacing w:val="-5"/>
+          <w:sz w:val="24"/>
+          <w:lang w:val="en-IN"/>
+        </w:rPr>
+        <w:t> </w:t>
+      </w:r>
+      <w:r>
+        <w:rPr>
+          <w:rFonts w:ascii="Calibri"/>
+          <w:spacing w:val="-5"/>
+          <w:sz w:val="24"/>
+          <w:lang w:val="en-IN"/>
+        </w:rPr>
+        <w:t xml:space="preserve"> $last = $_COOKIE[$</w:t>
+      </w:r>
+      <w:proofErr w:type="spellStart"/>
+      <w:r>
+        <w:rPr>
+          <w:rFonts w:ascii="Calibri"/>
+          <w:spacing w:val="-5"/>
+          <w:sz w:val="24"/>
+          <w:lang w:val="en-IN"/>
+        </w:rPr>
+        <w:t>cookie_name</w:t>
+      </w:r>
+      <w:proofErr w:type="spellEnd"/>
+      <w:r>
+        <w:rPr>
+          <w:rFonts w:ascii="Calibri"/>
+          <w:spacing w:val="-5"/>
+          <w:sz w:val="24"/>
+          <w:lang w:val="en-IN"/>
+        </w:rPr>
+        <w:t>];</w:t>
+      </w:r>
+    </w:p>
+    <w:p>
+      <w:pPr>
+        <w:spacing w:line="276" w:lineRule="auto"/>
+        <w:rPr>
+          <w:rFonts w:ascii="Calibri"/>
+          <w:spacing w:val="-5"/>
+          <w:sz w:val="24"/>
+          <w:lang w:val="en-IN"/>
+        </w:rPr>
+      </w:pPr>
+      <w:r>
+        <w:rPr>
+          <w:rFonts w:ascii="Calibri"/>
+          <w:spacing w:val="-5"/>
+          <w:sz w:val="24"/>
+          <w:lang w:val="en-IN"/>
+        </w:rPr>
+        <w:t> </w:t>
+      </w:r>
+      <w:r>
+        <w:rPr>
+          <w:rFonts w:ascii="Calibri"/>
+          <w:spacing w:val="-5"/>
+          <w:sz w:val="24"/>
+          <w:lang w:val="en-IN"/>
+        </w:rPr>
+        <w:t xml:space="preserve"> </w:t>
+      </w:r>
+      <w:r>
+        <w:rPr>
+          <w:rFonts w:ascii="Calibri"/>
+          <w:spacing w:val="-5"/>
+          <w:sz w:val="24"/>
+          <w:lang w:val="en-IN"/>
+        </w:rPr>
+        <w:t> </w:t>
+      </w:r>
+      <w:r>
+        <w:rPr>
+          <w:rFonts w:ascii="Calibri"/>
+          <w:spacing w:val="-5"/>
+          <w:sz w:val="24"/>
+          <w:lang w:val="en-IN"/>
+        </w:rPr>
+        <w:t xml:space="preserve"> $message = "Last visit: </w:t>
+      </w:r>
+      <w:proofErr w:type="gramStart"/>
+      <w:r>
+        <w:rPr>
+          <w:rFonts w:ascii="Calibri"/>
+          <w:spacing w:val="-5"/>
+          <w:sz w:val="24"/>
+          <w:lang w:val="en-IN"/>
+        </w:rPr>
+        <w:t>" .</w:t>
+      </w:r>
+      <w:proofErr w:type="gramEnd"/>
+      <w:r>
+        <w:rPr>
+          <w:rFonts w:ascii="Calibri"/>
+          <w:spacing w:val="-5"/>
+          <w:sz w:val="24"/>
+          <w:lang w:val="en-IN"/>
+        </w:rPr>
+        <w:t xml:space="preserve"> </w:t>
+      </w:r>
+      <w:proofErr w:type="gramStart"/>
+      <w:r>
+        <w:rPr>
+          <w:rFonts w:ascii="Calibri"/>
+          <w:spacing w:val="-5"/>
+          <w:sz w:val="24"/>
+          <w:lang w:val="en-IN"/>
+        </w:rPr>
+        <w:t>date(</w:t>
+      </w:r>
+      <w:proofErr w:type="gramEnd"/>
+      <w:r>
+        <w:rPr>
+          <w:rFonts w:ascii="Calibri"/>
+          <w:spacing w:val="-5"/>
+          <w:sz w:val="24"/>
+          <w:lang w:val="en-IN"/>
+        </w:rPr>
+        <w:t xml:space="preserve">"d M </w:t>
+      </w:r>
+      <w:proofErr w:type="gramStart"/>
+      <w:r>
+        <w:rPr>
+          <w:rFonts w:ascii="Calibri"/>
+          <w:spacing w:val="-5"/>
+          <w:sz w:val="24"/>
+          <w:lang w:val="en-IN"/>
+        </w:rPr>
+        <w:t xml:space="preserve">Y </w:t>
+      </w:r>
+      <w:r>
+        <w:rPr>
+          <w:rFonts w:ascii="Calibri"/>
+          <w:spacing w:val="-5"/>
+          <w:sz w:val="24"/>
+          <w:lang w:val="en-IN"/>
+        </w:rPr>
+        <w:t> </w:t>
+      </w:r>
+      <w:r>
+        <w:rPr>
+          <w:rFonts w:ascii="Calibri"/>
+          <w:spacing w:val="-5"/>
+          <w:sz w:val="24"/>
+          <w:lang w:val="en-IN"/>
+        </w:rPr>
+        <w:t>H</w:t>
+      </w:r>
+      <w:proofErr w:type="gramEnd"/>
+      <w:r>
+        <w:rPr>
+          <w:rFonts w:ascii="Calibri"/>
+          <w:spacing w:val="-5"/>
+          <w:sz w:val="24"/>
+          <w:lang w:val="en-IN"/>
+        </w:rPr>
+        <w:t>:</w:t>
+      </w:r>
+      <w:proofErr w:type="gramStart"/>
+      <w:r>
+        <w:rPr>
+          <w:rFonts w:ascii="Calibri"/>
+          <w:spacing w:val="-5"/>
+          <w:sz w:val="24"/>
+          <w:lang w:val="en-IN"/>
+        </w:rPr>
+        <w:t>i:s</w:t>
+      </w:r>
+      <w:proofErr w:type="gramEnd"/>
+      <w:r>
+        <w:rPr>
+          <w:rFonts w:ascii="Calibri"/>
+          <w:spacing w:val="-5"/>
+          <w:sz w:val="24"/>
+          <w:lang w:val="en-IN"/>
+        </w:rPr>
+        <w:t>", $last);</w:t>
+      </w:r>
+    </w:p>
+    <w:p>
+      <w:pPr>
+        <w:spacing w:line="276" w:lineRule="auto"/>
+        <w:rPr>
+          <w:rFonts w:ascii="Calibri"/>
+          <w:spacing w:val="-5"/>
+          <w:sz w:val="24"/>
+          <w:lang w:val="en-IN"/>
+        </w:rPr>
+      </w:pPr>
+      <w:r>
+        <w:rPr>
+          <w:rFonts w:ascii="Calibri"/>
+          <w:spacing w:val="-5"/>
+          <w:sz w:val="24"/>
+          <w:lang w:val="en-IN"/>
+        </w:rPr>
+        <w:t>} else {</w:t>
+      </w:r>
+    </w:p>
+    <w:p>
+      <w:pPr>
+        <w:spacing w:line="276" w:lineRule="auto"/>
+        <w:rPr>
+          <w:rFonts w:ascii="Calibri"/>
+          <w:spacing w:val="-5"/>
+          <w:sz w:val="24"/>
+          <w:lang w:val="en-IN"/>
+        </w:rPr>
+      </w:pPr>
+      <w:r>
+        <w:rPr>
+          <w:rFonts w:ascii="Calibri"/>
+          <w:spacing w:val="-5"/>
+          <w:sz w:val="24"/>
+          <w:lang w:val="en-IN"/>
+        </w:rPr>
+        <w:t> </w:t>
+      </w:r>
+      <w:r>
+        <w:rPr>
+          <w:rFonts w:ascii="Calibri"/>
+          <w:spacing w:val="-5"/>
+          <w:sz w:val="24"/>
+          <w:lang w:val="en-IN"/>
+        </w:rPr>
+        <w:t xml:space="preserve"> </w:t>
+      </w:r>
+      <w:r>
+        <w:rPr>
+          <w:rFonts w:ascii="Calibri"/>
+          <w:spacing w:val="-5"/>
+          <w:sz w:val="24"/>
+          <w:lang w:val="en-IN"/>
+        </w:rPr>
+        <w:t> </w:t>
+      </w:r>
+      <w:r>
+        <w:rPr>
+          <w:rFonts w:ascii="Calibri"/>
+          <w:spacing w:val="-5"/>
+          <w:sz w:val="24"/>
+          <w:lang w:val="en-IN"/>
+        </w:rPr>
+        <w:t xml:space="preserve"> $message = "First visit";</w:t>
+      </w:r>
+    </w:p>
+    <w:p>
+      <w:pPr>
+        <w:spacing w:line="276" w:lineRule="auto"/>
+        <w:rPr>
+          <w:rFonts w:ascii="Calibri"/>
+          <w:spacing w:val="-5"/>
+          <w:sz w:val="24"/>
+          <w:lang w:val="en-IN"/>
+        </w:rPr>
+      </w:pPr>
+      <w:r>
+        <w:rPr>
+          <w:rFonts w:ascii="Calibri"/>
+          <w:spacing w:val="-5"/>
+          <w:sz w:val="24"/>
+          <w:lang w:val="en-IN"/>
+        </w:rPr>
+        <w:t>}</w:t>
+      </w:r>
+    </w:p>
+    <w:p>
+      <w:pPr>
+        <w:spacing w:line="276" w:lineRule="auto"/>
+        <w:rPr>
+          <w:rFonts w:ascii="Calibri"/>
+          <w:spacing w:val="-5"/>
+          <w:sz w:val="24"/>
+          <w:lang w:val="en-IN"/>
+        </w:rPr>
+      </w:pPr>
+    </w:p>
+    <w:p>
+      <w:pPr>
+        <w:spacing w:line="276" w:lineRule="auto"/>
+        <w:rPr>
+          <w:rFonts w:ascii="Calibri"/>
+          <w:spacing w:val="-5"/>
+          <w:sz w:val="24"/>
+          <w:lang w:val="en-IN"/>
+        </w:rPr>
+      </w:pPr>
+      <w:proofErr w:type="spellStart"/>
+      <w:proofErr w:type="gramStart"/>
+      <w:r>
+        <w:rPr>
+          <w:rFonts w:ascii="Calibri"/>
+          <w:spacing w:val="-5"/>
+          <w:sz w:val="24"/>
+          <w:lang w:val="en-IN"/>
+        </w:rPr>
+        <w:t>setcookie</w:t>
+      </w:r>
+      <w:proofErr w:type="spellEnd"/>
+      <w:r>
+        <w:rPr>
+          <w:rFonts w:ascii="Calibri"/>
+          <w:spacing w:val="-5"/>
+          <w:sz w:val="24"/>
+          <w:lang w:val="en-IN"/>
+        </w:rPr>
+        <w:t>(</w:t>
+      </w:r>
+      <w:proofErr w:type="gramEnd"/>
+      <w:r>
+        <w:rPr>
+          <w:rFonts w:ascii="Calibri"/>
+          <w:spacing w:val="-5"/>
+          <w:sz w:val="24"/>
+          <w:lang w:val="en-IN"/>
+        </w:rPr>
+        <w:t>$</w:t>
+      </w:r>
+      <w:proofErr w:type="spellStart"/>
+      <w:r>
+        <w:rPr>
+          <w:rFonts w:ascii="Calibri"/>
+          <w:spacing w:val="-5"/>
+          <w:sz w:val="24"/>
+          <w:lang w:val="en-IN"/>
+        </w:rPr>
+        <w:t>cookie_name</w:t>
+      </w:r>
+      <w:proofErr w:type="spellEnd"/>
+      <w:r>
+        <w:rPr>
+          <w:rFonts w:ascii="Calibri"/>
+          <w:spacing w:val="-5"/>
+          <w:sz w:val="24"/>
+          <w:lang w:val="en-IN"/>
+        </w:rPr>
+        <w:t xml:space="preserve">, </w:t>
+      </w:r>
+      <w:proofErr w:type="gramStart"/>
+      <w:r>
+        <w:rPr>
+          <w:rFonts w:ascii="Calibri"/>
+          <w:spacing w:val="-5"/>
+          <w:sz w:val="24"/>
+          <w:lang w:val="en-IN"/>
+        </w:rPr>
+        <w:t>time(</w:t>
+      </w:r>
+      <w:proofErr w:type="gramEnd"/>
+      <w:r>
+        <w:rPr>
+          <w:rFonts w:ascii="Calibri"/>
+          <w:spacing w:val="-5"/>
+          <w:sz w:val="24"/>
+          <w:lang w:val="en-IN"/>
+        </w:rPr>
+        <w:t xml:space="preserve">), </w:t>
+      </w:r>
+      <w:proofErr w:type="gramStart"/>
+      <w:r>
+        <w:rPr>
+          <w:rFonts w:ascii="Calibri"/>
+          <w:spacing w:val="-5"/>
+          <w:sz w:val="24"/>
+          <w:lang w:val="en-IN"/>
+        </w:rPr>
+        <w:t>time(</w:t>
+      </w:r>
+      <w:proofErr w:type="gramEnd"/>
+      <w:r>
+        <w:rPr>
+          <w:rFonts w:ascii="Calibri"/>
+          <w:spacing w:val="-5"/>
+          <w:sz w:val="24"/>
+          <w:lang w:val="en-IN"/>
+        </w:rPr>
+        <w:t>) + 86400 * 30, "/");</w:t>
+      </w:r>
+    </w:p>
+    <w:p>
+      <w:pPr>
+        <w:spacing w:line="276" w:lineRule="auto"/>
+        <w:rPr>
+          <w:rFonts w:ascii="Calibri"/>
+          <w:spacing w:val="-5"/>
+          <w:sz w:val="24"/>
+          <w:lang w:val="en-IN"/>
+        </w:rPr>
+      </w:pPr>
+      <w:r>
+        <w:rPr>
+          <w:rFonts w:ascii="Calibri"/>
+          <w:spacing w:val="-5"/>
+          <w:sz w:val="24"/>
+          <w:lang w:val="en-IN"/>
+        </w:rPr>
+        <w:t>?&gt;</w:t>
+      </w:r>
+    </w:p>
+    <w:p>
+      <w:pPr>
+        <w:spacing w:line="276" w:lineRule="auto"/>
+        <w:rPr>
+          <w:rFonts w:ascii="Calibri"/>
+          <w:spacing w:val="-5"/>
+          <w:sz w:val="24"/>
+          <w:lang w:val="en-IN"/>
+        </w:rPr>
+      </w:pPr>
+    </w:p>
+    <w:p>
+      <w:pPr>
+        <w:spacing w:line="276" w:lineRule="auto"/>
+        <w:rPr>
+          <w:rFonts w:ascii="Calibri"/>
+          <w:spacing w:val="-5"/>
+          <w:sz w:val="24"/>
+          <w:lang w:val="en-IN"/>
+        </w:rPr>
+      </w:pPr>
+      <w:r>
+        <w:rPr>
+          <w:rFonts w:ascii="Calibri"/>
+          <w:spacing w:val="-5"/>
+          <w:sz w:val="24"/>
+          <w:lang w:val="en-IN"/>
+        </w:rPr>
+        <w:t>&lt;!DOCTYPE html&gt;</w:t>
+      </w:r>
+    </w:p>
+    <w:p>
+      <w:pPr>
+        <w:spacing w:line="276" w:lineRule="auto"/>
+        <w:rPr>
+          <w:rFonts w:ascii="Calibri"/>
+          <w:spacing w:val="-5"/>
+          <w:sz w:val="24"/>
+          <w:lang w:val="en-IN"/>
+        </w:rPr>
+      </w:pPr>
+      <w:r>
+        <w:rPr>
+          <w:rFonts w:ascii="Calibri"/>
+          <w:spacing w:val="-5"/>
+          <w:sz w:val="24"/>
+          <w:lang w:val="en-IN"/>
+        </w:rPr>
+        <w:t>&lt;html lang="</w:t>
+      </w:r>
+      <w:proofErr w:type="spellStart"/>
+      <w:r>
+        <w:rPr>
+          <w:rFonts w:ascii="Calibri"/>
+          <w:spacing w:val="-5"/>
+          <w:sz w:val="24"/>
+          <w:lang w:val="en-IN"/>
+        </w:rPr>
+        <w:t>en</w:t>
+      </w:r>
+      <w:proofErr w:type="spellEnd"/>
+      <w:r>
+        <w:rPr>
+          <w:rFonts w:ascii="Calibri"/>
+          <w:spacing w:val="-5"/>
+          <w:sz w:val="24"/>
+          <w:lang w:val="en-IN"/>
+        </w:rPr>
+        <w:t>"&gt;</w:t>
+      </w:r>
+    </w:p>
+    <w:p>
+      <w:pPr>
+        <w:spacing w:line="276" w:lineRule="auto"/>
+        <w:rPr>
+          <w:rFonts w:ascii="Calibri"/>
+          <w:spacing w:val="-5"/>
+          <w:sz w:val="24"/>
+          <w:lang w:val="en-IN"/>
+        </w:rPr>
+      </w:pPr>
+      <w:r>
+        <w:rPr>
+          <w:rFonts w:ascii="Calibri"/>
+          <w:spacing w:val="-5"/>
+          <w:sz w:val="24"/>
+          <w:lang w:val="en-IN"/>
+        </w:rPr>
+        <w:t>&lt;head&gt;</w:t>
+      </w:r>
+    </w:p>
+    <w:p>
+      <w:pPr>
+        <w:spacing w:line="276" w:lineRule="auto"/>
+        <w:rPr>
+          <w:rFonts w:ascii="Calibri"/>
+          <w:spacing w:val="-5"/>
+          <w:sz w:val="24"/>
+          <w:lang w:val="en-IN"/>
+        </w:rPr>
+      </w:pPr>
+      <w:r>
+        <w:rPr>
+          <w:rFonts w:ascii="Calibri"/>
+          <w:spacing w:val="-5"/>
+          <w:sz w:val="24"/>
+          <w:lang w:val="en-IN"/>
+        </w:rPr>
+        <w:t> </w:t>
+      </w:r>
+      <w:r>
+        <w:rPr>
+          <w:rFonts w:ascii="Calibri"/>
+          <w:spacing w:val="-5"/>
+          <w:sz w:val="24"/>
+          <w:lang w:val="en-IN"/>
+        </w:rPr>
+        <w:t xml:space="preserve"> </w:t>
+      </w:r>
+      <w:r>
+        <w:rPr>
+          <w:rFonts w:ascii="Calibri"/>
+          <w:spacing w:val="-5"/>
+          <w:sz w:val="24"/>
+          <w:lang w:val="en-IN"/>
+        </w:rPr>
+        <w:t> </w:t>
+      </w:r>
+      <w:r>
+        <w:rPr>
+          <w:rFonts w:ascii="Calibri"/>
+          <w:spacing w:val="-5"/>
+          <w:sz w:val="24"/>
+          <w:lang w:val="en-IN"/>
+        </w:rPr>
+        <w:t xml:space="preserve"> &lt;meta charset="UTF-8"&gt;</w:t>
+      </w:r>
+    </w:p>
+    <w:p>
+      <w:pPr>
+        <w:spacing w:line="276" w:lineRule="auto"/>
+        <w:rPr>
+          <w:rFonts w:ascii="Calibri"/>
+          <w:spacing w:val="-5"/>
+          <w:sz w:val="24"/>
+          <w:lang w:val="en-IN"/>
+        </w:rPr>
+      </w:pPr>
+      <w:r>
+        <w:rPr>
+          <w:rFonts w:ascii="Calibri"/>
+          <w:spacing w:val="-5"/>
+          <w:sz w:val="24"/>
+          <w:lang w:val="en-IN"/>
+        </w:rPr>
+        <w:t> </w:t>
+      </w:r>
+      <w:r>
+        <w:rPr>
+          <w:rFonts w:ascii="Calibri"/>
+          <w:spacing w:val="-5"/>
+          <w:sz w:val="24"/>
+          <w:lang w:val="en-IN"/>
+        </w:rPr>
+        <w:t xml:space="preserve"> </w:t>
+      </w:r>
+      <w:r>
+        <w:rPr>
+          <w:rFonts w:ascii="Calibri"/>
+          <w:spacing w:val="-5"/>
+          <w:sz w:val="24"/>
+          <w:lang w:val="en-IN"/>
+        </w:rPr>
+        <w:t> </w:t>
+      </w:r>
+      <w:r>
+        <w:rPr>
+          <w:rFonts w:ascii="Calibri"/>
+          <w:spacing w:val="-5"/>
+          <w:sz w:val="24"/>
+          <w:lang w:val="en-IN"/>
+        </w:rPr>
+        <w:t xml:space="preserve"> &lt;title&gt;Last Visit&lt;/title&gt;</w:t>
+      </w:r>
+    </w:p>
+    <w:p>
+      <w:pPr>
+        <w:spacing w:line="276" w:lineRule="auto"/>
+        <w:rPr>
+          <w:rFonts w:ascii="Calibri"/>
+          <w:spacing w:val="-5"/>
+          <w:sz w:val="24"/>
+          <w:lang w:val="en-IN"/>
+        </w:rPr>
+      </w:pPr>
+      <w:r>
+        <w:rPr>
+          <w:rFonts w:ascii="Calibri"/>
+          <w:spacing w:val="-5"/>
+          <w:sz w:val="24"/>
+          <w:lang w:val="en-IN"/>
+        </w:rPr>
+        <w:t>&lt;/head&gt;</w:t>
+      </w:r>
+    </w:p>
+    <w:p>
+      <w:pPr>
+        <w:spacing w:line="276" w:lineRule="auto"/>
+        <w:rPr>
+          <w:rFonts w:ascii="Calibri"/>
+          <w:spacing w:val="-5"/>
+          <w:sz w:val="24"/>
+          <w:lang w:val="en-IN"/>
+        </w:rPr>
+      </w:pPr>
+      <w:r>
+        <w:rPr>
+          <w:rFonts w:ascii="Calibri"/>
+          <w:spacing w:val="-5"/>
+          <w:sz w:val="24"/>
+          <w:lang w:val="en-IN"/>
+        </w:rPr>
+        <w:t>&lt;body&gt;</w:t>
+      </w:r>
+    </w:p>
+    <w:p>
+      <w:pPr>
+        <w:spacing w:line="276" w:lineRule="auto"/>
+        <w:rPr>
+          <w:rFonts w:ascii="Calibri"/>
+          <w:spacing w:val="-5"/>
+          <w:sz w:val="24"/>
+          <w:lang w:val="en-IN"/>
+        </w:rPr>
+      </w:pPr>
+    </w:p>
+    <w:p>
+      <w:pPr>
+        <w:spacing w:line="276" w:lineRule="auto"/>
+        <w:rPr>
+          <w:rFonts w:ascii="Calibri"/>
+          <w:spacing w:val="-5"/>
+          <w:sz w:val="24"/>
+          <w:lang w:val="en-IN"/>
+        </w:rPr>
+      </w:pPr>
+      <w:r>
+        <w:rPr>
+          <w:rFonts w:ascii="Calibri"/>
+          <w:spacing w:val="-5"/>
+          <w:sz w:val="24"/>
+          <w:lang w:val="en-IN"/>
+        </w:rPr>
+        <w:t>&lt;h2&gt;</w:t>
+      </w:r>
+      <w:proofErr w:type="gramStart"/>
+      <w:r>
+        <w:rPr>
+          <w:rFonts w:ascii="Calibri"/>
+          <w:spacing w:val="-5"/>
+          <w:sz w:val="24"/>
+          <w:lang w:val="en-IN"/>
+        </w:rPr>
+        <w:t>&lt;?=</w:t>
+      </w:r>
+      <w:proofErr w:type="gramEnd"/>
+      <w:r>
+        <w:rPr>
+          <w:rFonts w:ascii="Calibri"/>
+          <w:spacing w:val="-5"/>
+          <w:sz w:val="24"/>
+          <w:lang w:val="en-IN"/>
+        </w:rPr>
+        <w:t xml:space="preserve"> $</w:t>
+      </w:r>
+      <w:proofErr w:type="gramStart"/>
+      <w:r>
+        <w:rPr>
+          <w:rFonts w:ascii="Calibri"/>
+          <w:spacing w:val="-5"/>
+          <w:sz w:val="24"/>
+          <w:lang w:val="en-IN"/>
+        </w:rPr>
+        <w:t>message ?</w:t>
+      </w:r>
+      <w:proofErr w:type="gramEnd"/>
+      <w:r>
+        <w:rPr>
+          <w:rFonts w:ascii="Calibri"/>
+          <w:spacing w:val="-5"/>
+          <w:sz w:val="24"/>
+          <w:lang w:val="en-IN"/>
+        </w:rPr>
+        <w:t>&gt;&lt;/h2&gt;</w:t>
+      </w:r>
+    </w:p>
+    <w:p>
+      <w:pPr>
+        <w:spacing w:line="276" w:lineRule="auto"/>
+        <w:rPr>
+          <w:rFonts w:ascii="Calibri"/>
+          <w:spacing w:val="-5"/>
+          <w:sz w:val="24"/>
+          <w:lang w:val="en-IN"/>
+        </w:rPr>
+      </w:pPr>
+    </w:p>
+    <w:p>
+      <w:pPr>
+        <w:spacing w:line="276" w:lineRule="auto"/>
+        <w:rPr>
+          <w:rFonts w:ascii="Calibri"/>
+          <w:spacing w:val="-5"/>
+          <w:sz w:val="24"/>
+          <w:lang w:val="en-IN"/>
+        </w:rPr>
+      </w:pPr>
+      <w:r>
+        <w:rPr>
+          <w:rFonts w:ascii="Calibri"/>
+          <w:spacing w:val="-5"/>
+          <w:sz w:val="24"/>
+          <w:lang w:val="en-IN"/>
+        </w:rPr>
+        <w:t xml:space="preserve">&lt;p&gt;Current time: </w:t>
+      </w:r>
+      <w:proofErr w:type="gramStart"/>
+      <w:r>
+        <w:rPr>
+          <w:rFonts w:ascii="Calibri"/>
+          <w:spacing w:val="-5"/>
+          <w:sz w:val="24"/>
+          <w:lang w:val="en-IN"/>
+        </w:rPr>
+        <w:t>&lt;?=</w:t>
+      </w:r>
+      <w:proofErr w:type="gramEnd"/>
+      <w:r>
+        <w:rPr>
+          <w:rFonts w:ascii="Calibri"/>
+          <w:spacing w:val="-5"/>
+          <w:sz w:val="24"/>
+          <w:lang w:val="en-IN"/>
+        </w:rPr>
+        <w:t xml:space="preserve"> </w:t>
+      </w:r>
+      <w:proofErr w:type="gramStart"/>
+      <w:r>
+        <w:rPr>
+          <w:rFonts w:ascii="Calibri"/>
+          <w:spacing w:val="-5"/>
+          <w:sz w:val="24"/>
+          <w:lang w:val="en-IN"/>
+        </w:rPr>
+        <w:t>date(</w:t>
+      </w:r>
+      <w:proofErr w:type="gramEnd"/>
+      <w:r>
+        <w:rPr>
+          <w:rFonts w:ascii="Calibri"/>
+          <w:spacing w:val="-5"/>
+          <w:sz w:val="24"/>
+          <w:lang w:val="en-IN"/>
+        </w:rPr>
+        <w:t xml:space="preserve">"d M </w:t>
+      </w:r>
+      <w:proofErr w:type="gramStart"/>
+      <w:r>
+        <w:rPr>
+          <w:rFonts w:ascii="Calibri"/>
+          <w:spacing w:val="-5"/>
+          <w:sz w:val="24"/>
+          <w:lang w:val="en-IN"/>
+        </w:rPr>
+        <w:t xml:space="preserve">Y </w:t>
+      </w:r>
+      <w:r>
+        <w:rPr>
+          <w:rFonts w:ascii="Calibri"/>
+          <w:spacing w:val="-5"/>
+          <w:sz w:val="24"/>
+          <w:lang w:val="en-IN"/>
+        </w:rPr>
+        <w:t> </w:t>
+      </w:r>
+      <w:r>
+        <w:rPr>
+          <w:rFonts w:ascii="Calibri"/>
+          <w:spacing w:val="-5"/>
+          <w:sz w:val="24"/>
+          <w:lang w:val="en-IN"/>
+        </w:rPr>
+        <w:t>H</w:t>
+      </w:r>
+      <w:proofErr w:type="gramEnd"/>
+      <w:r>
+        <w:rPr>
+          <w:rFonts w:ascii="Calibri"/>
+          <w:spacing w:val="-5"/>
+          <w:sz w:val="24"/>
+          <w:lang w:val="en-IN"/>
+        </w:rPr>
+        <w:t>:</w:t>
+      </w:r>
+      <w:proofErr w:type="gramStart"/>
+      <w:r>
+        <w:rPr>
+          <w:rFonts w:ascii="Calibri"/>
+          <w:spacing w:val="-5"/>
+          <w:sz w:val="24"/>
+          <w:lang w:val="en-IN"/>
+        </w:rPr>
+        <w:t>i:s</w:t>
+      </w:r>
+      <w:proofErr w:type="gramEnd"/>
+      <w:r>
+        <w:rPr>
+          <w:rFonts w:ascii="Calibri"/>
+          <w:spacing w:val="-5"/>
+          <w:sz w:val="24"/>
+          <w:lang w:val="en-IN"/>
+        </w:rPr>
+        <w:t>"</w:t>
+      </w:r>
+      <w:proofErr w:type="gramStart"/>
+      <w:r>
+        <w:rPr>
+          <w:rFonts w:ascii="Calibri"/>
+          <w:spacing w:val="-5"/>
+          <w:sz w:val="24"/>
+          <w:lang w:val="en-IN"/>
+        </w:rPr>
+        <w:t>) ?</w:t>
+      </w:r>
+      <w:proofErr w:type="gramEnd"/>
+      <w:r>
+        <w:rPr>
+          <w:rFonts w:ascii="Calibri"/>
+          <w:spacing w:val="-5"/>
+          <w:sz w:val="24"/>
+          <w:lang w:val="en-IN"/>
+        </w:rPr>
+        <w:t>&gt;&lt;/p&gt;</w:t>
+      </w:r>
+    </w:p>
+    <w:p>
+      <w:pPr>
+        <w:spacing w:line="276" w:lineRule="auto"/>
+        <w:rPr>
+          <w:rFonts w:ascii="Calibri"/>
+          <w:spacing w:val="-5"/>
+          <w:sz w:val="24"/>
+          <w:lang w:val="en-IN"/>
+        </w:rPr>
+      </w:pPr>
+    </w:p>
+    <w:p>
+      <w:pPr>
+        <w:spacing w:line="276" w:lineRule="auto"/>
+        <w:rPr>
+          <w:rFonts w:ascii="Calibri"/>
+          <w:spacing w:val="-5"/>
+          <w:sz w:val="24"/>
+          <w:lang w:val="en-IN"/>
+        </w:rPr>
+      </w:pPr>
+      <w:r>
+        <w:rPr>
+          <w:rFonts w:ascii="Calibri"/>
+          <w:spacing w:val="-5"/>
+          <w:sz w:val="24"/>
+          <w:lang w:val="en-IN"/>
+        </w:rPr>
         <w:t>&lt;/body&gt;</w:t>
       </w:r>
     </w:p>
     <w:p>
       <w:pPr>
+        <w:spacing w:line="276" w:lineRule="auto"/>
         <w:rPr>
           <w:rFonts w:ascii="Calibri"/>
           <w:spacing w:val="-5"/>
@@ -28558,23 +29861,6972 @@
       <w:pPr>
         <w:rPr>
           <w:rFonts w:ascii="Calibri"/>
-          <w:spacing w:val="-5"/>
-          <w:sz w:val="24"/>
-          <w:lang w:val="en-IN"/>
-        </w:rPr>
-      </w:pPr>
-    </w:p>
-    <w:p>
-      <w:pPr>
-        <w:rPr>
-          <w:rFonts w:ascii="Calibri"/>
-          <w:b/>
-          <w:bCs/>
-          <w:spacing w:val="-5"/>
-          <w:sz w:val="24"/>
-          <w:lang w:val="en-IN"/>
-        </w:rPr>
-      </w:pPr>
+          <w:b/>
+          <w:bCs/>
+          <w:spacing w:val="-5"/>
+          <w:sz w:val="24"/>
+          <w:lang w:val="en-IN"/>
+        </w:rPr>
+      </w:pPr>
+    </w:p>
+    <w:p>
+      <w:pPr>
+        <w:rPr>
+          <w:rFonts w:ascii="Calibri"/>
+          <w:b/>
+          <w:bCs/>
+          <w:spacing w:val="-5"/>
+          <w:sz w:val="24"/>
+          <w:lang w:val="en-IN"/>
+        </w:rPr>
+      </w:pPr>
+      <w:r>
+        <w:rPr>
+          <w:rFonts w:ascii="Calibri"/>
+          <w:b/>
+          <w:bCs/>
+          <w:spacing w:val="-5"/>
+          <w:sz w:val="24"/>
+          <w:lang w:val="en-IN"/>
+        </w:rPr>
+        <w:br w:type="page"/>
+      </w:r>
+    </w:p>
+    <w:p>
+      <w:pPr>
+        <w:rPr>
+          <w:rFonts w:ascii="Calibri"/>
+          <w:b/>
+          <w:bCs/>
+          <w:spacing w:val="-5"/>
+          <w:sz w:val="24"/>
+          <w:lang w:val="en-IN"/>
+        </w:rPr>
+      </w:pPr>
+      <w:r>
+        <w:rPr>
+          <w:rFonts w:ascii="Calibri"/>
+          <w:b/>
+          <w:bCs/>
+          <w:spacing w:val="-5"/>
+          <w:sz w:val="24"/>
+          <w:lang w:val="en-IN"/>
+        </w:rPr>
+        <w:lastRenderedPageBreak/>
+        <w:drawing>
+          <wp:inline distT="0" distB="0" distL="0" distR="0" wp14:anchorId="2C7A259E" wp14:editId="7FB81DCC">
+            <wp:extent cx="6309360" cy="3549015"/>
+            <wp:effectExtent l="0" t="0" r="0" b="0"/>
+            <wp:docPr id="127667509" name="Picture 1"/>
+            <wp:cNvGraphicFramePr>
+              <a:graphicFrameLocks xmlns:a="http://schemas.openxmlformats.org/drawingml/2006/main" noChangeAspect="1"/>
+            </wp:cNvGraphicFramePr>
+            <a:graphic xmlns:a="http://schemas.openxmlformats.org/drawingml/2006/main">
+              <a:graphicData uri="http://schemas.openxmlformats.org/drawingml/2006/picture">
+                <pic:pic xmlns:pic="http://schemas.openxmlformats.org/drawingml/2006/picture">
+                  <pic:nvPicPr>
+                    <pic:cNvPr id="127667509" name=""/>
+                    <pic:cNvPicPr/>
+                  </pic:nvPicPr>
+                  <pic:blipFill>
+                    <a:blip r:embed="rId29"/>
+                    <a:stretch>
+                      <a:fillRect/>
+                    </a:stretch>
+                  </pic:blipFill>
+                  <pic:spPr>
+                    <a:xfrm>
+                      <a:off x="0" y="0"/>
+                      <a:ext cx="6309360" cy="3549015"/>
+                    </a:xfrm>
+                    <a:prstGeom prst="rect">
+                      <a:avLst/>
+                    </a:prstGeom>
+                  </pic:spPr>
+                </pic:pic>
+              </a:graphicData>
+            </a:graphic>
+          </wp:inline>
+        </w:drawing>
+      </w:r>
+      <w:r>
+        <w:rPr>
+          <w:rFonts w:ascii="Calibri"/>
+          <w:b/>
+          <w:bCs/>
+          <w:spacing w:val="-5"/>
+          <w:sz w:val="24"/>
+          <w:lang w:val="en-IN"/>
+        </w:rPr>
+        <w:br w:type="page"/>
+      </w:r>
+    </w:p>
+    <w:p>
+      <w:pPr>
+        <w:rPr>
+          <w:rFonts w:ascii="Calibri"/>
+          <w:b/>
+          <w:bCs/>
+          <w:spacing w:val="-5"/>
+          <w:sz w:val="24"/>
+          <w:lang w:val="en-IN"/>
+        </w:rPr>
+      </w:pPr>
+    </w:p>
+    <w:p>
+      <w:pPr>
+        <w:rPr>
+          <w:rFonts w:ascii="Calibri"/>
+          <w:b/>
+          <w:bCs/>
+          <w:spacing w:val="-5"/>
+          <w:sz w:val="24"/>
+          <w:lang w:val="en-IN"/>
+        </w:rPr>
+      </w:pPr>
+      <w:r>
+        <w:rPr>
+          <w:rFonts w:ascii="Calibri"/>
+          <w:b/>
+          <w:bCs/>
+          <w:spacing w:val="-5"/>
+          <w:sz w:val="24"/>
+          <w:lang w:val="en-IN"/>
+        </w:rPr>
+        <w:t xml:space="preserve">20. </w:t>
+      </w:r>
+      <w:r>
+        <w:rPr>
+          <w:rFonts w:ascii="Calibri"/>
+          <w:b/>
+          <w:bCs/>
+          <w:spacing w:val="-5"/>
+          <w:sz w:val="24"/>
+          <w:lang w:val="en-IN"/>
+        </w:rPr>
+        <w:t>Write a program to display the page count using session.</w:t>
+      </w:r>
+    </w:p>
+    <w:p>
+      <w:pPr>
+        <w:rPr>
+          <w:rFonts w:ascii="Calibri"/>
+          <w:b/>
+          <w:bCs/>
+          <w:spacing w:val="-5"/>
+          <w:sz w:val="24"/>
+          <w:lang w:val="en-IN"/>
+        </w:rPr>
+      </w:pPr>
+    </w:p>
+    <w:p>
+      <w:pPr>
+        <w:spacing w:line="276" w:lineRule="auto"/>
+        <w:rPr>
+          <w:rFonts w:ascii="Calibri"/>
+          <w:spacing w:val="-5"/>
+          <w:sz w:val="24"/>
+          <w:lang w:val="en-IN"/>
+        </w:rPr>
+      </w:pPr>
+      <w:r>
+        <w:rPr>
+          <w:rFonts w:ascii="Calibri"/>
+          <w:spacing w:val="-5"/>
+          <w:sz w:val="24"/>
+          <w:lang w:val="en-IN"/>
+        </w:rPr>
+        <w:t>&lt;?</w:t>
+      </w:r>
+      <w:proofErr w:type="spellStart"/>
+      <w:r>
+        <w:rPr>
+          <w:rFonts w:ascii="Calibri"/>
+          <w:spacing w:val="-5"/>
+          <w:sz w:val="24"/>
+          <w:lang w:val="en-IN"/>
+        </w:rPr>
+        <w:t>php</w:t>
+      </w:r>
+      <w:proofErr w:type="spellEnd"/>
+    </w:p>
+    <w:p>
+      <w:pPr>
+        <w:spacing w:line="276" w:lineRule="auto"/>
+        <w:rPr>
+          <w:rFonts w:ascii="Calibri"/>
+          <w:spacing w:val="-5"/>
+          <w:sz w:val="24"/>
+          <w:lang w:val="en-IN"/>
+        </w:rPr>
+      </w:pPr>
+      <w:proofErr w:type="spellStart"/>
+      <w:r>
+        <w:rPr>
+          <w:rFonts w:ascii="Calibri"/>
+          <w:spacing w:val="-5"/>
+          <w:sz w:val="24"/>
+          <w:lang w:val="en-IN"/>
+        </w:rPr>
+        <w:t>session_</w:t>
+      </w:r>
+      <w:proofErr w:type="gramStart"/>
+      <w:r>
+        <w:rPr>
+          <w:rFonts w:ascii="Calibri"/>
+          <w:spacing w:val="-5"/>
+          <w:sz w:val="24"/>
+          <w:lang w:val="en-IN"/>
+        </w:rPr>
+        <w:t>start</w:t>
+      </w:r>
+      <w:proofErr w:type="spellEnd"/>
+      <w:r>
+        <w:rPr>
+          <w:rFonts w:ascii="Calibri"/>
+          <w:spacing w:val="-5"/>
+          <w:sz w:val="24"/>
+          <w:lang w:val="en-IN"/>
+        </w:rPr>
+        <w:t>(</w:t>
+      </w:r>
+      <w:proofErr w:type="gramEnd"/>
+      <w:r>
+        <w:rPr>
+          <w:rFonts w:ascii="Calibri"/>
+          <w:spacing w:val="-5"/>
+          <w:sz w:val="24"/>
+          <w:lang w:val="en-IN"/>
+        </w:rPr>
+        <w:t>);</w:t>
+      </w:r>
+    </w:p>
+    <w:p>
+      <w:pPr>
+        <w:spacing w:line="276" w:lineRule="auto"/>
+        <w:rPr>
+          <w:rFonts w:ascii="Calibri"/>
+          <w:spacing w:val="-5"/>
+          <w:sz w:val="24"/>
+          <w:lang w:val="en-IN"/>
+        </w:rPr>
+      </w:pPr>
+    </w:p>
+    <w:p>
+      <w:pPr>
+        <w:spacing w:line="276" w:lineRule="auto"/>
+        <w:rPr>
+          <w:rFonts w:ascii="Calibri"/>
+          <w:spacing w:val="-5"/>
+          <w:sz w:val="24"/>
+          <w:lang w:val="en-IN"/>
+        </w:rPr>
+      </w:pPr>
+      <w:r>
+        <w:rPr>
+          <w:rFonts w:ascii="Calibri"/>
+          <w:spacing w:val="-5"/>
+          <w:sz w:val="24"/>
+          <w:lang w:val="en-IN"/>
+        </w:rPr>
+        <w:t xml:space="preserve">if </w:t>
+      </w:r>
+      <w:proofErr w:type="gramStart"/>
+      <w:r>
+        <w:rPr>
+          <w:rFonts w:ascii="Calibri"/>
+          <w:spacing w:val="-5"/>
+          <w:sz w:val="24"/>
+          <w:lang w:val="en-IN"/>
+        </w:rPr>
+        <w:t>(!</w:t>
+      </w:r>
+      <w:proofErr w:type="spellStart"/>
+      <w:r>
+        <w:rPr>
+          <w:rFonts w:ascii="Calibri"/>
+          <w:spacing w:val="-5"/>
+          <w:sz w:val="24"/>
+          <w:lang w:val="en-IN"/>
+        </w:rPr>
+        <w:t>isset</w:t>
+      </w:r>
+      <w:proofErr w:type="spellEnd"/>
+      <w:proofErr w:type="gramEnd"/>
+      <w:r>
+        <w:rPr>
+          <w:rFonts w:ascii="Calibri"/>
+          <w:spacing w:val="-5"/>
+          <w:sz w:val="24"/>
+          <w:lang w:val="en-IN"/>
+        </w:rPr>
+        <w:t>($_SESSION['</w:t>
+      </w:r>
+      <w:proofErr w:type="spellStart"/>
+      <w:r>
+        <w:rPr>
+          <w:rFonts w:ascii="Calibri"/>
+          <w:spacing w:val="-5"/>
+          <w:sz w:val="24"/>
+          <w:lang w:val="en-IN"/>
+        </w:rPr>
+        <w:t>page_count</w:t>
+      </w:r>
+      <w:proofErr w:type="spellEnd"/>
+      <w:r>
+        <w:rPr>
+          <w:rFonts w:ascii="Calibri"/>
+          <w:spacing w:val="-5"/>
+          <w:sz w:val="24"/>
+          <w:lang w:val="en-IN"/>
+        </w:rPr>
+        <w:t>'])) {</w:t>
+      </w:r>
+    </w:p>
+    <w:p>
+      <w:pPr>
+        <w:spacing w:line="276" w:lineRule="auto"/>
+        <w:rPr>
+          <w:rFonts w:ascii="Calibri"/>
+          <w:spacing w:val="-5"/>
+          <w:sz w:val="24"/>
+          <w:lang w:val="en-IN"/>
+        </w:rPr>
+      </w:pPr>
+      <w:r>
+        <w:rPr>
+          <w:rFonts w:ascii="Calibri"/>
+          <w:spacing w:val="-5"/>
+          <w:sz w:val="24"/>
+          <w:lang w:val="en-IN"/>
+        </w:rPr>
+        <w:t> </w:t>
+      </w:r>
+      <w:r>
+        <w:rPr>
+          <w:rFonts w:ascii="Calibri"/>
+          <w:spacing w:val="-5"/>
+          <w:sz w:val="24"/>
+          <w:lang w:val="en-IN"/>
+        </w:rPr>
+        <w:t xml:space="preserve"> </w:t>
+      </w:r>
+      <w:r>
+        <w:rPr>
+          <w:rFonts w:ascii="Calibri"/>
+          <w:spacing w:val="-5"/>
+          <w:sz w:val="24"/>
+          <w:lang w:val="en-IN"/>
+        </w:rPr>
+        <w:t> </w:t>
+      </w:r>
+      <w:r>
+        <w:rPr>
+          <w:rFonts w:ascii="Calibri"/>
+          <w:spacing w:val="-5"/>
+          <w:sz w:val="24"/>
+          <w:lang w:val="en-IN"/>
+        </w:rPr>
+        <w:t xml:space="preserve"> $_SESSION['</w:t>
+      </w:r>
+      <w:proofErr w:type="spellStart"/>
+      <w:r>
+        <w:rPr>
+          <w:rFonts w:ascii="Calibri"/>
+          <w:spacing w:val="-5"/>
+          <w:sz w:val="24"/>
+          <w:lang w:val="en-IN"/>
+        </w:rPr>
+        <w:t>page_count</w:t>
+      </w:r>
+      <w:proofErr w:type="spellEnd"/>
+      <w:r>
+        <w:rPr>
+          <w:rFonts w:ascii="Calibri"/>
+          <w:spacing w:val="-5"/>
+          <w:sz w:val="24"/>
+          <w:lang w:val="en-IN"/>
+        </w:rPr>
+        <w:t>'] = 0;</w:t>
+      </w:r>
+    </w:p>
+    <w:p>
+      <w:pPr>
+        <w:spacing w:line="276" w:lineRule="auto"/>
+        <w:rPr>
+          <w:rFonts w:ascii="Calibri"/>
+          <w:spacing w:val="-5"/>
+          <w:sz w:val="24"/>
+          <w:lang w:val="en-IN"/>
+        </w:rPr>
+      </w:pPr>
+      <w:r>
+        <w:rPr>
+          <w:rFonts w:ascii="Calibri"/>
+          <w:spacing w:val="-5"/>
+          <w:sz w:val="24"/>
+          <w:lang w:val="en-IN"/>
+        </w:rPr>
+        <w:t>}</w:t>
+      </w:r>
+    </w:p>
+    <w:p>
+      <w:pPr>
+        <w:spacing w:line="276" w:lineRule="auto"/>
+        <w:rPr>
+          <w:rFonts w:ascii="Calibri"/>
+          <w:spacing w:val="-5"/>
+          <w:sz w:val="24"/>
+          <w:lang w:val="en-IN"/>
+        </w:rPr>
+      </w:pPr>
+    </w:p>
+    <w:p>
+      <w:pPr>
+        <w:spacing w:line="276" w:lineRule="auto"/>
+        <w:rPr>
+          <w:rFonts w:ascii="Calibri"/>
+          <w:spacing w:val="-5"/>
+          <w:sz w:val="24"/>
+          <w:lang w:val="en-IN"/>
+        </w:rPr>
+      </w:pPr>
+      <w:r>
+        <w:rPr>
+          <w:rFonts w:ascii="Calibri"/>
+          <w:spacing w:val="-5"/>
+          <w:sz w:val="24"/>
+          <w:lang w:val="en-IN"/>
+        </w:rPr>
+        <w:t>$_SESSION['</w:t>
+      </w:r>
+      <w:proofErr w:type="spellStart"/>
+      <w:r>
+        <w:rPr>
+          <w:rFonts w:ascii="Calibri"/>
+          <w:spacing w:val="-5"/>
+          <w:sz w:val="24"/>
+          <w:lang w:val="en-IN"/>
+        </w:rPr>
+        <w:t>page_count</w:t>
+      </w:r>
+      <w:proofErr w:type="spellEnd"/>
+      <w:proofErr w:type="gramStart"/>
+      <w:r>
+        <w:rPr>
+          <w:rFonts w:ascii="Calibri"/>
+          <w:spacing w:val="-5"/>
+          <w:sz w:val="24"/>
+          <w:lang w:val="en-IN"/>
+        </w:rPr>
+        <w:t>']+</w:t>
+      </w:r>
+      <w:proofErr w:type="gramEnd"/>
+      <w:r>
+        <w:rPr>
+          <w:rFonts w:ascii="Calibri"/>
+          <w:spacing w:val="-5"/>
+          <w:sz w:val="24"/>
+          <w:lang w:val="en-IN"/>
+        </w:rPr>
+        <w:t>+;</w:t>
+      </w:r>
+    </w:p>
+    <w:p>
+      <w:pPr>
+        <w:spacing w:line="276" w:lineRule="auto"/>
+        <w:rPr>
+          <w:rFonts w:ascii="Calibri"/>
+          <w:spacing w:val="-5"/>
+          <w:sz w:val="24"/>
+          <w:lang w:val="en-IN"/>
+        </w:rPr>
+      </w:pPr>
+      <w:r>
+        <w:rPr>
+          <w:rFonts w:ascii="Calibri"/>
+          <w:spacing w:val="-5"/>
+          <w:sz w:val="24"/>
+          <w:lang w:val="en-IN"/>
+        </w:rPr>
+        <w:t>?&gt;</w:t>
+      </w:r>
+    </w:p>
+    <w:p>
+      <w:pPr>
+        <w:spacing w:line="276" w:lineRule="auto"/>
+        <w:rPr>
+          <w:rFonts w:ascii="Calibri"/>
+          <w:spacing w:val="-5"/>
+          <w:sz w:val="24"/>
+          <w:lang w:val="en-IN"/>
+        </w:rPr>
+      </w:pPr>
+    </w:p>
+    <w:p>
+      <w:pPr>
+        <w:spacing w:line="276" w:lineRule="auto"/>
+        <w:rPr>
+          <w:rFonts w:ascii="Calibri"/>
+          <w:spacing w:val="-5"/>
+          <w:sz w:val="24"/>
+          <w:lang w:val="en-IN"/>
+        </w:rPr>
+      </w:pPr>
+      <w:r>
+        <w:rPr>
+          <w:rFonts w:ascii="Calibri"/>
+          <w:spacing w:val="-5"/>
+          <w:sz w:val="24"/>
+          <w:lang w:val="en-IN"/>
+        </w:rPr>
+        <w:t>&lt;!DOCTYPE html&gt;</w:t>
+      </w:r>
+    </w:p>
+    <w:p>
+      <w:pPr>
+        <w:spacing w:line="276" w:lineRule="auto"/>
+        <w:rPr>
+          <w:rFonts w:ascii="Calibri"/>
+          <w:spacing w:val="-5"/>
+          <w:sz w:val="24"/>
+          <w:lang w:val="en-IN"/>
+        </w:rPr>
+      </w:pPr>
+      <w:r>
+        <w:rPr>
+          <w:rFonts w:ascii="Calibri"/>
+          <w:spacing w:val="-5"/>
+          <w:sz w:val="24"/>
+          <w:lang w:val="en-IN"/>
+        </w:rPr>
+        <w:t>&lt;html lang="</w:t>
+      </w:r>
+      <w:proofErr w:type="spellStart"/>
+      <w:r>
+        <w:rPr>
+          <w:rFonts w:ascii="Calibri"/>
+          <w:spacing w:val="-5"/>
+          <w:sz w:val="24"/>
+          <w:lang w:val="en-IN"/>
+        </w:rPr>
+        <w:t>en</w:t>
+      </w:r>
+      <w:proofErr w:type="spellEnd"/>
+      <w:r>
+        <w:rPr>
+          <w:rFonts w:ascii="Calibri"/>
+          <w:spacing w:val="-5"/>
+          <w:sz w:val="24"/>
+          <w:lang w:val="en-IN"/>
+        </w:rPr>
+        <w:t>"&gt;</w:t>
+      </w:r>
+    </w:p>
+    <w:p>
+      <w:pPr>
+        <w:spacing w:line="276" w:lineRule="auto"/>
+        <w:rPr>
+          <w:rFonts w:ascii="Calibri"/>
+          <w:spacing w:val="-5"/>
+          <w:sz w:val="24"/>
+          <w:lang w:val="en-IN"/>
+        </w:rPr>
+      </w:pPr>
+      <w:r>
+        <w:rPr>
+          <w:rFonts w:ascii="Calibri"/>
+          <w:spacing w:val="-5"/>
+          <w:sz w:val="24"/>
+          <w:lang w:val="en-IN"/>
+        </w:rPr>
+        <w:t>&lt;head&gt;</w:t>
+      </w:r>
+    </w:p>
+    <w:p>
+      <w:pPr>
+        <w:spacing w:line="276" w:lineRule="auto"/>
+        <w:rPr>
+          <w:rFonts w:ascii="Calibri"/>
+          <w:spacing w:val="-5"/>
+          <w:sz w:val="24"/>
+          <w:lang w:val="en-IN"/>
+        </w:rPr>
+      </w:pPr>
+      <w:r>
+        <w:rPr>
+          <w:rFonts w:ascii="Calibri"/>
+          <w:spacing w:val="-5"/>
+          <w:sz w:val="24"/>
+          <w:lang w:val="en-IN"/>
+        </w:rPr>
+        <w:t> </w:t>
+      </w:r>
+      <w:r>
+        <w:rPr>
+          <w:rFonts w:ascii="Calibri"/>
+          <w:spacing w:val="-5"/>
+          <w:sz w:val="24"/>
+          <w:lang w:val="en-IN"/>
+        </w:rPr>
+        <w:t xml:space="preserve"> </w:t>
+      </w:r>
+      <w:r>
+        <w:rPr>
+          <w:rFonts w:ascii="Calibri"/>
+          <w:spacing w:val="-5"/>
+          <w:sz w:val="24"/>
+          <w:lang w:val="en-IN"/>
+        </w:rPr>
+        <w:t> </w:t>
+      </w:r>
+      <w:r>
+        <w:rPr>
+          <w:rFonts w:ascii="Calibri"/>
+          <w:spacing w:val="-5"/>
+          <w:sz w:val="24"/>
+          <w:lang w:val="en-IN"/>
+        </w:rPr>
+        <w:t xml:space="preserve"> &lt;meta charset="UTF-8"&gt;</w:t>
+      </w:r>
+    </w:p>
+    <w:p>
+      <w:pPr>
+        <w:spacing w:line="276" w:lineRule="auto"/>
+        <w:rPr>
+          <w:rFonts w:ascii="Calibri"/>
+          <w:spacing w:val="-5"/>
+          <w:sz w:val="24"/>
+          <w:lang w:val="en-IN"/>
+        </w:rPr>
+      </w:pPr>
+      <w:r>
+        <w:rPr>
+          <w:rFonts w:ascii="Calibri"/>
+          <w:spacing w:val="-5"/>
+          <w:sz w:val="24"/>
+          <w:lang w:val="en-IN"/>
+        </w:rPr>
+        <w:t> </w:t>
+      </w:r>
+      <w:r>
+        <w:rPr>
+          <w:rFonts w:ascii="Calibri"/>
+          <w:spacing w:val="-5"/>
+          <w:sz w:val="24"/>
+          <w:lang w:val="en-IN"/>
+        </w:rPr>
+        <w:t xml:space="preserve"> </w:t>
+      </w:r>
+      <w:r>
+        <w:rPr>
+          <w:rFonts w:ascii="Calibri"/>
+          <w:spacing w:val="-5"/>
+          <w:sz w:val="24"/>
+          <w:lang w:val="en-IN"/>
+        </w:rPr>
+        <w:t> </w:t>
+      </w:r>
+      <w:r>
+        <w:rPr>
+          <w:rFonts w:ascii="Calibri"/>
+          <w:spacing w:val="-5"/>
+          <w:sz w:val="24"/>
+          <w:lang w:val="en-IN"/>
+        </w:rPr>
+        <w:t xml:space="preserve"> &lt;title&gt;Page Count&lt;/title&gt;</w:t>
+      </w:r>
+    </w:p>
+    <w:p>
+      <w:pPr>
+        <w:spacing w:line="276" w:lineRule="auto"/>
+        <w:rPr>
+          <w:rFonts w:ascii="Calibri"/>
+          <w:spacing w:val="-5"/>
+          <w:sz w:val="24"/>
+          <w:lang w:val="en-IN"/>
+        </w:rPr>
+      </w:pPr>
+      <w:r>
+        <w:rPr>
+          <w:rFonts w:ascii="Calibri"/>
+          <w:spacing w:val="-5"/>
+          <w:sz w:val="24"/>
+          <w:lang w:val="en-IN"/>
+        </w:rPr>
+        <w:t>&lt;/head&gt;</w:t>
+      </w:r>
+    </w:p>
+    <w:p>
+      <w:pPr>
+        <w:spacing w:line="276" w:lineRule="auto"/>
+        <w:rPr>
+          <w:rFonts w:ascii="Calibri"/>
+          <w:spacing w:val="-5"/>
+          <w:sz w:val="24"/>
+          <w:lang w:val="en-IN"/>
+        </w:rPr>
+      </w:pPr>
+      <w:r>
+        <w:rPr>
+          <w:rFonts w:ascii="Calibri"/>
+          <w:spacing w:val="-5"/>
+          <w:sz w:val="24"/>
+          <w:lang w:val="en-IN"/>
+        </w:rPr>
+        <w:t>&lt;body&gt;</w:t>
+      </w:r>
+    </w:p>
+    <w:p>
+      <w:pPr>
+        <w:spacing w:line="276" w:lineRule="auto"/>
+        <w:rPr>
+          <w:rFonts w:ascii="Calibri"/>
+          <w:spacing w:val="-5"/>
+          <w:sz w:val="24"/>
+          <w:lang w:val="en-IN"/>
+        </w:rPr>
+      </w:pPr>
+    </w:p>
+    <w:p>
+      <w:pPr>
+        <w:spacing w:line="276" w:lineRule="auto"/>
+        <w:rPr>
+          <w:rFonts w:ascii="Calibri"/>
+          <w:spacing w:val="-5"/>
+          <w:sz w:val="24"/>
+          <w:lang w:val="en-IN"/>
+        </w:rPr>
+      </w:pPr>
+      <w:r>
+        <w:rPr>
+          <w:rFonts w:ascii="Calibri"/>
+          <w:spacing w:val="-5"/>
+          <w:sz w:val="24"/>
+          <w:lang w:val="en-IN"/>
+        </w:rPr>
+        <w:t xml:space="preserve">&lt;h2&gt;Page Count: </w:t>
+      </w:r>
+      <w:proofErr w:type="gramStart"/>
+      <w:r>
+        <w:rPr>
+          <w:rFonts w:ascii="Calibri"/>
+          <w:spacing w:val="-5"/>
+          <w:sz w:val="24"/>
+          <w:lang w:val="en-IN"/>
+        </w:rPr>
+        <w:t>&lt;?=</w:t>
+      </w:r>
+      <w:proofErr w:type="gramEnd"/>
+      <w:r>
+        <w:rPr>
+          <w:rFonts w:ascii="Calibri"/>
+          <w:spacing w:val="-5"/>
+          <w:sz w:val="24"/>
+          <w:lang w:val="en-IN"/>
+        </w:rPr>
+        <w:t xml:space="preserve"> $_SESSION['</w:t>
+      </w:r>
+      <w:proofErr w:type="spellStart"/>
+      <w:r>
+        <w:rPr>
+          <w:rFonts w:ascii="Calibri"/>
+          <w:spacing w:val="-5"/>
+          <w:sz w:val="24"/>
+          <w:lang w:val="en-IN"/>
+        </w:rPr>
+        <w:t>page_count</w:t>
+      </w:r>
+      <w:proofErr w:type="spellEnd"/>
+      <w:r>
+        <w:rPr>
+          <w:rFonts w:ascii="Calibri"/>
+          <w:spacing w:val="-5"/>
+          <w:sz w:val="24"/>
+          <w:lang w:val="en-IN"/>
+        </w:rPr>
+        <w:t>'</w:t>
+      </w:r>
+      <w:proofErr w:type="gramStart"/>
+      <w:r>
+        <w:rPr>
+          <w:rFonts w:ascii="Calibri"/>
+          <w:spacing w:val="-5"/>
+          <w:sz w:val="24"/>
+          <w:lang w:val="en-IN"/>
+        </w:rPr>
+        <w:t>] ?</w:t>
+      </w:r>
+      <w:proofErr w:type="gramEnd"/>
+      <w:r>
+        <w:rPr>
+          <w:rFonts w:ascii="Calibri"/>
+          <w:spacing w:val="-5"/>
+          <w:sz w:val="24"/>
+          <w:lang w:val="en-IN"/>
+        </w:rPr>
+        <w:t>&gt;&lt;/h2&gt;</w:t>
+      </w:r>
+    </w:p>
+    <w:p>
+      <w:pPr>
+        <w:spacing w:line="276" w:lineRule="auto"/>
+        <w:rPr>
+          <w:rFonts w:ascii="Calibri"/>
+          <w:spacing w:val="-5"/>
+          <w:sz w:val="24"/>
+          <w:lang w:val="en-IN"/>
+        </w:rPr>
+      </w:pPr>
+    </w:p>
+    <w:p>
+      <w:pPr>
+        <w:spacing w:line="276" w:lineRule="auto"/>
+        <w:rPr>
+          <w:rFonts w:ascii="Calibri"/>
+          <w:spacing w:val="-5"/>
+          <w:sz w:val="24"/>
+          <w:lang w:val="en-IN"/>
+        </w:rPr>
+      </w:pPr>
+      <w:r>
+        <w:rPr>
+          <w:rFonts w:ascii="Calibri"/>
+          <w:spacing w:val="-5"/>
+          <w:sz w:val="24"/>
+          <w:lang w:val="en-IN"/>
+        </w:rPr>
+        <w:t>&lt;/body&gt;</w:t>
+      </w:r>
+    </w:p>
+    <w:p>
+      <w:pPr>
+        <w:spacing w:line="276" w:lineRule="auto"/>
+        <w:rPr>
+          <w:rFonts w:ascii="Calibri"/>
+          <w:spacing w:val="-5"/>
+          <w:sz w:val="24"/>
+          <w:lang w:val="en-IN"/>
+        </w:rPr>
+      </w:pPr>
+      <w:r>
+        <w:rPr>
+          <w:rFonts w:ascii="Calibri"/>
+          <w:spacing w:val="-5"/>
+          <w:sz w:val="24"/>
+          <w:lang w:val="en-IN"/>
+        </w:rPr>
+        <w:t>&lt;/html&gt;</w:t>
+      </w:r>
+    </w:p>
+    <w:p>
+      <w:pPr>
+        <w:rPr>
+          <w:rFonts w:ascii="Calibri"/>
+          <w:b/>
+          <w:bCs/>
+          <w:spacing w:val="-5"/>
+          <w:sz w:val="24"/>
+          <w:lang w:val="en-IN"/>
+        </w:rPr>
+      </w:pPr>
+    </w:p>
+    <w:p>
+      <w:pPr>
+        <w:rPr>
+          <w:rFonts w:ascii="Calibri"/>
+          <w:b/>
+          <w:bCs/>
+          <w:spacing w:val="-5"/>
+          <w:sz w:val="24"/>
+          <w:lang w:val="en-IN"/>
+        </w:rPr>
+      </w:pPr>
+      <w:r>
+        <w:rPr>
+          <w:rFonts w:ascii="Calibri"/>
+          <w:b/>
+          <w:bCs/>
+          <w:spacing w:val="-5"/>
+          <w:sz w:val="24"/>
+          <w:lang w:val="en-IN"/>
+        </w:rPr>
+        <w:br w:type="page"/>
+      </w:r>
+    </w:p>
+    <w:p>
+      <w:pPr>
+        <w:rPr>
+          <w:rFonts w:ascii="Calibri"/>
+          <w:b/>
+          <w:bCs/>
+          <w:spacing w:val="-5"/>
+          <w:sz w:val="24"/>
+          <w:lang w:val="en-IN"/>
+        </w:rPr>
+      </w:pPr>
+    </w:p>
+    <w:p>
+      <w:pPr>
+        <w:rPr>
+          <w:rFonts w:ascii="Calibri"/>
+          <w:b/>
+          <w:bCs/>
+          <w:spacing w:val="-5"/>
+          <w:sz w:val="24"/>
+          <w:lang w:val="en-IN"/>
+        </w:rPr>
+      </w:pPr>
+      <w:r>
+        <w:rPr>
+          <w:rFonts w:ascii="Calibri"/>
+          <w:b/>
+          <w:bCs/>
+          <w:spacing w:val="-5"/>
+          <w:sz w:val="24"/>
+          <w:lang w:val="en-IN"/>
+        </w:rPr>
+        <w:drawing>
+          <wp:inline distT="0" distB="0" distL="0" distR="0" wp14:anchorId="5783CAAB" wp14:editId="20DBA499">
+            <wp:extent cx="6309360" cy="3549015"/>
+            <wp:effectExtent l="0" t="0" r="0" b="0"/>
+            <wp:docPr id="1839304326" name="Picture 1"/>
+            <wp:cNvGraphicFramePr>
+              <a:graphicFrameLocks xmlns:a="http://schemas.openxmlformats.org/drawingml/2006/main" noChangeAspect="1"/>
+            </wp:cNvGraphicFramePr>
+            <a:graphic xmlns:a="http://schemas.openxmlformats.org/drawingml/2006/main">
+              <a:graphicData uri="http://schemas.openxmlformats.org/drawingml/2006/picture">
+                <pic:pic xmlns:pic="http://schemas.openxmlformats.org/drawingml/2006/picture">
+                  <pic:nvPicPr>
+                    <pic:cNvPr id="1839304326" name=""/>
+                    <pic:cNvPicPr/>
+                  </pic:nvPicPr>
+                  <pic:blipFill>
+                    <a:blip r:embed="rId30"/>
+                    <a:stretch>
+                      <a:fillRect/>
+                    </a:stretch>
+                  </pic:blipFill>
+                  <pic:spPr>
+                    <a:xfrm>
+                      <a:off x="0" y="0"/>
+                      <a:ext cx="6309360" cy="3549015"/>
+                    </a:xfrm>
+                    <a:prstGeom prst="rect">
+                      <a:avLst/>
+                    </a:prstGeom>
+                  </pic:spPr>
+                </pic:pic>
+              </a:graphicData>
+            </a:graphic>
+          </wp:inline>
+        </w:drawing>
+      </w:r>
+      <w:r>
+        <w:rPr>
+          <w:rFonts w:ascii="Calibri"/>
+          <w:b/>
+          <w:bCs/>
+          <w:spacing w:val="-5"/>
+          <w:sz w:val="24"/>
+          <w:lang w:val="en-IN"/>
+        </w:rPr>
+        <w:br w:type="page"/>
+      </w:r>
+    </w:p>
+    <w:p>
+      <w:pPr>
+        <w:rPr>
+          <w:rFonts w:ascii="Calibri"/>
+          <w:b/>
+          <w:bCs/>
+          <w:spacing w:val="-5"/>
+          <w:sz w:val="24"/>
+          <w:lang w:val="en-IN"/>
+        </w:rPr>
+      </w:pPr>
+      <w:r>
+        <w:rPr>
+          <w:rFonts w:ascii="Calibri"/>
+          <w:b/>
+          <w:bCs/>
+          <w:spacing w:val="-5"/>
+          <w:sz w:val="24"/>
+          <w:lang w:val="en-IN"/>
+        </w:rPr>
+        <w:lastRenderedPageBreak/>
+        <w:t xml:space="preserve">21. </w:t>
+      </w:r>
+      <w:r>
+        <w:rPr>
+          <w:rFonts w:ascii="Calibri"/>
+          <w:b/>
+          <w:bCs/>
+          <w:spacing w:val="-5"/>
+          <w:sz w:val="24"/>
+          <w:lang w:val="en-IN"/>
+        </w:rPr>
+        <w:t>Design a signup form to validate username and password using JavaScript.</w:t>
+      </w:r>
+    </w:p>
+    <w:p>
+      <w:pPr>
+        <w:rPr>
+          <w:rFonts w:ascii="Calibri"/>
+          <w:b/>
+          <w:bCs/>
+          <w:spacing w:val="-5"/>
+          <w:sz w:val="24"/>
+          <w:lang w:val="en-IN"/>
+        </w:rPr>
+      </w:pPr>
+    </w:p>
+    <w:p>
+      <w:pPr>
+        <w:spacing w:line="360" w:lineRule="auto"/>
+        <w:rPr>
+          <w:rFonts w:ascii="Calibri"/>
+          <w:spacing w:val="-5"/>
+          <w:sz w:val="24"/>
+          <w:lang w:val="en-IN"/>
+        </w:rPr>
+      </w:pPr>
+      <w:r>
+        <w:rPr>
+          <w:rFonts w:ascii="Calibri"/>
+          <w:spacing w:val="-5"/>
+          <w:sz w:val="24"/>
+          <w:lang w:val="en-IN"/>
+        </w:rPr>
+        <w:t>&lt;!DOCTYPE html&gt;</w:t>
+      </w:r>
+    </w:p>
+    <w:p>
+      <w:pPr>
+        <w:spacing w:line="360" w:lineRule="auto"/>
+        <w:rPr>
+          <w:rFonts w:ascii="Calibri"/>
+          <w:spacing w:val="-5"/>
+          <w:sz w:val="24"/>
+          <w:lang w:val="en-IN"/>
+        </w:rPr>
+      </w:pPr>
+      <w:r>
+        <w:rPr>
+          <w:rFonts w:ascii="Calibri"/>
+          <w:spacing w:val="-5"/>
+          <w:sz w:val="24"/>
+          <w:lang w:val="en-IN"/>
+        </w:rPr>
+        <w:t>&lt;html&gt;</w:t>
+      </w:r>
+    </w:p>
+    <w:p>
+      <w:pPr>
+        <w:spacing w:line="360" w:lineRule="auto"/>
+        <w:rPr>
+          <w:rFonts w:ascii="Calibri"/>
+          <w:spacing w:val="-5"/>
+          <w:sz w:val="24"/>
+          <w:lang w:val="en-IN"/>
+        </w:rPr>
+      </w:pPr>
+      <w:r>
+        <w:rPr>
+          <w:rFonts w:ascii="Calibri"/>
+          <w:spacing w:val="-5"/>
+          <w:sz w:val="24"/>
+          <w:lang w:val="en-IN"/>
+        </w:rPr>
+        <w:t>&lt;head&gt;</w:t>
+      </w:r>
+    </w:p>
+    <w:p>
+      <w:pPr>
+        <w:spacing w:line="360" w:lineRule="auto"/>
+        <w:rPr>
+          <w:rFonts w:ascii="Calibri"/>
+          <w:spacing w:val="-5"/>
+          <w:sz w:val="24"/>
+          <w:lang w:val="en-IN"/>
+        </w:rPr>
+      </w:pPr>
+      <w:r>
+        <w:rPr>
+          <w:rFonts w:ascii="Calibri"/>
+          <w:spacing w:val="-5"/>
+          <w:sz w:val="24"/>
+          <w:lang w:val="en-IN"/>
+        </w:rPr>
+        <w:t> </w:t>
+      </w:r>
+      <w:r>
+        <w:rPr>
+          <w:rFonts w:ascii="Calibri"/>
+          <w:spacing w:val="-5"/>
+          <w:sz w:val="24"/>
+          <w:lang w:val="en-IN"/>
+        </w:rPr>
+        <w:t xml:space="preserve"> </w:t>
+      </w:r>
+      <w:r>
+        <w:rPr>
+          <w:rFonts w:ascii="Calibri"/>
+          <w:spacing w:val="-5"/>
+          <w:sz w:val="24"/>
+          <w:lang w:val="en-IN"/>
+        </w:rPr>
+        <w:t> </w:t>
+      </w:r>
+      <w:r>
+        <w:rPr>
+          <w:rFonts w:ascii="Calibri"/>
+          <w:spacing w:val="-5"/>
+          <w:sz w:val="24"/>
+          <w:lang w:val="en-IN"/>
+        </w:rPr>
+        <w:t xml:space="preserve"> &lt;title&gt;Signup Form&lt;/title&gt;</w:t>
+      </w:r>
+    </w:p>
+    <w:p>
+      <w:pPr>
+        <w:spacing w:line="360" w:lineRule="auto"/>
+        <w:rPr>
+          <w:rFonts w:ascii="Calibri"/>
+          <w:spacing w:val="-5"/>
+          <w:sz w:val="24"/>
+          <w:lang w:val="en-IN"/>
+        </w:rPr>
+      </w:pPr>
+      <w:r>
+        <w:rPr>
+          <w:rFonts w:ascii="Calibri"/>
+          <w:spacing w:val="-5"/>
+          <w:sz w:val="24"/>
+          <w:lang w:val="en-IN"/>
+        </w:rPr>
+        <w:t>&lt;/head&gt;</w:t>
+      </w:r>
+    </w:p>
+    <w:p>
+      <w:pPr>
+        <w:spacing w:line="360" w:lineRule="auto"/>
+        <w:rPr>
+          <w:rFonts w:ascii="Calibri"/>
+          <w:spacing w:val="-5"/>
+          <w:sz w:val="24"/>
+          <w:lang w:val="en-IN"/>
+        </w:rPr>
+      </w:pPr>
+      <w:r>
+        <w:rPr>
+          <w:rFonts w:ascii="Calibri"/>
+          <w:spacing w:val="-5"/>
+          <w:sz w:val="24"/>
+          <w:lang w:val="en-IN"/>
+        </w:rPr>
+        <w:t>&lt;body&gt;</w:t>
+      </w:r>
+    </w:p>
+    <w:p>
+      <w:pPr>
+        <w:spacing w:line="360" w:lineRule="auto"/>
+        <w:rPr>
+          <w:rFonts w:ascii="Calibri"/>
+          <w:spacing w:val="-5"/>
+          <w:sz w:val="24"/>
+          <w:lang w:val="en-IN"/>
+        </w:rPr>
+      </w:pPr>
+    </w:p>
+    <w:p>
+      <w:pPr>
+        <w:spacing w:line="360" w:lineRule="auto"/>
+        <w:rPr>
+          <w:rFonts w:ascii="Calibri"/>
+          <w:spacing w:val="-5"/>
+          <w:sz w:val="24"/>
+          <w:lang w:val="en-IN"/>
+        </w:rPr>
+      </w:pPr>
+      <w:r>
+        <w:rPr>
+          <w:rFonts w:ascii="Calibri"/>
+          <w:spacing w:val="-5"/>
+          <w:sz w:val="24"/>
+          <w:lang w:val="en-IN"/>
+        </w:rPr>
+        <w:t> </w:t>
+      </w:r>
+      <w:r>
+        <w:rPr>
+          <w:rFonts w:ascii="Calibri"/>
+          <w:spacing w:val="-5"/>
+          <w:sz w:val="24"/>
+          <w:lang w:val="en-IN"/>
+        </w:rPr>
+        <w:t xml:space="preserve"> </w:t>
+      </w:r>
+      <w:r>
+        <w:rPr>
+          <w:rFonts w:ascii="Calibri"/>
+          <w:spacing w:val="-5"/>
+          <w:sz w:val="24"/>
+          <w:lang w:val="en-IN"/>
+        </w:rPr>
+        <w:t> </w:t>
+      </w:r>
+      <w:r>
+        <w:rPr>
+          <w:rFonts w:ascii="Calibri"/>
+          <w:spacing w:val="-5"/>
+          <w:sz w:val="24"/>
+          <w:lang w:val="en-IN"/>
+        </w:rPr>
+        <w:t xml:space="preserve"> &lt;h2&gt;Create Account&lt;/h2&gt;</w:t>
+      </w:r>
+    </w:p>
+    <w:p>
+      <w:pPr>
+        <w:spacing w:line="360" w:lineRule="auto"/>
+        <w:rPr>
+          <w:rFonts w:ascii="Calibri"/>
+          <w:spacing w:val="-5"/>
+          <w:sz w:val="24"/>
+          <w:lang w:val="en-IN"/>
+        </w:rPr>
+      </w:pPr>
+      <w:r>
+        <w:rPr>
+          <w:rFonts w:ascii="Calibri"/>
+          <w:spacing w:val="-5"/>
+          <w:sz w:val="24"/>
+          <w:lang w:val="en-IN"/>
+        </w:rPr>
+        <w:t> </w:t>
+      </w:r>
+      <w:r>
+        <w:rPr>
+          <w:rFonts w:ascii="Calibri"/>
+          <w:spacing w:val="-5"/>
+          <w:sz w:val="24"/>
+          <w:lang w:val="en-IN"/>
+        </w:rPr>
+        <w:t xml:space="preserve"> </w:t>
+      </w:r>
+      <w:r>
+        <w:rPr>
+          <w:rFonts w:ascii="Calibri"/>
+          <w:spacing w:val="-5"/>
+          <w:sz w:val="24"/>
+          <w:lang w:val="en-IN"/>
+        </w:rPr>
+        <w:t> </w:t>
+      </w:r>
+      <w:r>
+        <w:rPr>
+          <w:rFonts w:ascii="Calibri"/>
+          <w:spacing w:val="-5"/>
+          <w:sz w:val="24"/>
+          <w:lang w:val="en-IN"/>
+        </w:rPr>
+        <w:t xml:space="preserve"> &lt;form id="</w:t>
+      </w:r>
+      <w:proofErr w:type="spellStart"/>
+      <w:r>
+        <w:rPr>
+          <w:rFonts w:ascii="Calibri"/>
+          <w:spacing w:val="-5"/>
+          <w:sz w:val="24"/>
+          <w:lang w:val="en-IN"/>
+        </w:rPr>
+        <w:t>signupForm</w:t>
+      </w:r>
+      <w:proofErr w:type="spellEnd"/>
+      <w:r>
+        <w:rPr>
+          <w:rFonts w:ascii="Calibri"/>
+          <w:spacing w:val="-5"/>
+          <w:sz w:val="24"/>
+          <w:lang w:val="en-IN"/>
+        </w:rPr>
+        <w:t>"&gt;</w:t>
+      </w:r>
+    </w:p>
+    <w:p>
+      <w:pPr>
+        <w:spacing w:line="360" w:lineRule="auto"/>
+        <w:rPr>
+          <w:rFonts w:ascii="Calibri"/>
+          <w:spacing w:val="-5"/>
+          <w:sz w:val="24"/>
+          <w:lang w:val="en-IN"/>
+        </w:rPr>
+      </w:pPr>
+      <w:r>
+        <w:rPr>
+          <w:rFonts w:ascii="Calibri"/>
+          <w:spacing w:val="-5"/>
+          <w:sz w:val="24"/>
+          <w:lang w:val="en-IN"/>
+        </w:rPr>
+        <w:t> </w:t>
+      </w:r>
+      <w:r>
+        <w:rPr>
+          <w:rFonts w:ascii="Calibri"/>
+          <w:spacing w:val="-5"/>
+          <w:sz w:val="24"/>
+          <w:lang w:val="en-IN"/>
+        </w:rPr>
+        <w:t xml:space="preserve"> </w:t>
+      </w:r>
+      <w:r>
+        <w:rPr>
+          <w:rFonts w:ascii="Calibri"/>
+          <w:spacing w:val="-5"/>
+          <w:sz w:val="24"/>
+          <w:lang w:val="en-IN"/>
+        </w:rPr>
+        <w:t> </w:t>
+      </w:r>
+      <w:r>
+        <w:rPr>
+          <w:rFonts w:ascii="Calibri"/>
+          <w:spacing w:val="-5"/>
+          <w:sz w:val="24"/>
+          <w:lang w:val="en-IN"/>
+        </w:rPr>
+        <w:t xml:space="preserve"> </w:t>
+      </w:r>
+      <w:r>
+        <w:rPr>
+          <w:rFonts w:ascii="Calibri"/>
+          <w:spacing w:val="-5"/>
+          <w:sz w:val="24"/>
+          <w:lang w:val="en-IN"/>
+        </w:rPr>
+        <w:t> </w:t>
+      </w:r>
+      <w:r>
+        <w:rPr>
+          <w:rFonts w:ascii="Calibri"/>
+          <w:spacing w:val="-5"/>
+          <w:sz w:val="24"/>
+          <w:lang w:val="en-IN"/>
+        </w:rPr>
+        <w:t xml:space="preserve"> </w:t>
+      </w:r>
+      <w:r>
+        <w:rPr>
+          <w:rFonts w:ascii="Calibri"/>
+          <w:spacing w:val="-5"/>
+          <w:sz w:val="24"/>
+          <w:lang w:val="en-IN"/>
+        </w:rPr>
+        <w:t> </w:t>
+      </w:r>
+      <w:r>
+        <w:rPr>
+          <w:rFonts w:ascii="Calibri"/>
+          <w:spacing w:val="-5"/>
+          <w:sz w:val="24"/>
+          <w:lang w:val="en-IN"/>
+        </w:rPr>
+        <w:t xml:space="preserve"> &lt;label for="username"&gt;Username:&lt;/label&gt;&lt;</w:t>
+      </w:r>
+      <w:proofErr w:type="spellStart"/>
+      <w:r>
+        <w:rPr>
+          <w:rFonts w:ascii="Calibri"/>
+          <w:spacing w:val="-5"/>
+          <w:sz w:val="24"/>
+          <w:lang w:val="en-IN"/>
+        </w:rPr>
+        <w:t>br</w:t>
+      </w:r>
+      <w:proofErr w:type="spellEnd"/>
+      <w:r>
+        <w:rPr>
+          <w:rFonts w:ascii="Calibri"/>
+          <w:spacing w:val="-5"/>
+          <w:sz w:val="24"/>
+          <w:lang w:val="en-IN"/>
+        </w:rPr>
+        <w:t>&gt;</w:t>
+      </w:r>
+    </w:p>
+    <w:p>
+      <w:pPr>
+        <w:spacing w:line="360" w:lineRule="auto"/>
+        <w:rPr>
+          <w:rFonts w:ascii="Calibri"/>
+          <w:spacing w:val="-5"/>
+          <w:sz w:val="24"/>
+          <w:lang w:val="en-IN"/>
+        </w:rPr>
+      </w:pPr>
+      <w:r>
+        <w:rPr>
+          <w:rFonts w:ascii="Calibri"/>
+          <w:spacing w:val="-5"/>
+          <w:sz w:val="24"/>
+          <w:lang w:val="en-IN"/>
+        </w:rPr>
+        <w:t> </w:t>
+      </w:r>
+      <w:r>
+        <w:rPr>
+          <w:rFonts w:ascii="Calibri"/>
+          <w:spacing w:val="-5"/>
+          <w:sz w:val="24"/>
+          <w:lang w:val="en-IN"/>
+        </w:rPr>
+        <w:t xml:space="preserve"> </w:t>
+      </w:r>
+      <w:r>
+        <w:rPr>
+          <w:rFonts w:ascii="Calibri"/>
+          <w:spacing w:val="-5"/>
+          <w:sz w:val="24"/>
+          <w:lang w:val="en-IN"/>
+        </w:rPr>
+        <w:t> </w:t>
+      </w:r>
+      <w:r>
+        <w:rPr>
+          <w:rFonts w:ascii="Calibri"/>
+          <w:spacing w:val="-5"/>
+          <w:sz w:val="24"/>
+          <w:lang w:val="en-IN"/>
+        </w:rPr>
+        <w:t xml:space="preserve"> </w:t>
+      </w:r>
+      <w:r>
+        <w:rPr>
+          <w:rFonts w:ascii="Calibri"/>
+          <w:spacing w:val="-5"/>
+          <w:sz w:val="24"/>
+          <w:lang w:val="en-IN"/>
+        </w:rPr>
+        <w:t> </w:t>
+      </w:r>
+      <w:r>
+        <w:rPr>
+          <w:rFonts w:ascii="Calibri"/>
+          <w:spacing w:val="-5"/>
+          <w:sz w:val="24"/>
+          <w:lang w:val="en-IN"/>
+        </w:rPr>
+        <w:t xml:space="preserve"> </w:t>
+      </w:r>
+      <w:r>
+        <w:rPr>
+          <w:rFonts w:ascii="Calibri"/>
+          <w:spacing w:val="-5"/>
+          <w:sz w:val="24"/>
+          <w:lang w:val="en-IN"/>
+        </w:rPr>
+        <w:t> </w:t>
+      </w:r>
+      <w:r>
+        <w:rPr>
+          <w:rFonts w:ascii="Calibri"/>
+          <w:spacing w:val="-5"/>
+          <w:sz w:val="24"/>
+          <w:lang w:val="en-IN"/>
+        </w:rPr>
+        <w:t xml:space="preserve"> &lt;input type="text" id="username" name="username" required&gt;</w:t>
+      </w:r>
+    </w:p>
+    <w:p>
+      <w:pPr>
+        <w:spacing w:line="360" w:lineRule="auto"/>
+        <w:rPr>
+          <w:rFonts w:ascii="Calibri"/>
+          <w:spacing w:val="-5"/>
+          <w:sz w:val="24"/>
+          <w:lang w:val="en-IN"/>
+        </w:rPr>
+      </w:pPr>
+      <w:r>
+        <w:rPr>
+          <w:rFonts w:ascii="Calibri"/>
+          <w:spacing w:val="-5"/>
+          <w:sz w:val="24"/>
+          <w:lang w:val="en-IN"/>
+        </w:rPr>
+        <w:t> </w:t>
+      </w:r>
+      <w:r>
+        <w:rPr>
+          <w:rFonts w:ascii="Calibri"/>
+          <w:spacing w:val="-5"/>
+          <w:sz w:val="24"/>
+          <w:lang w:val="en-IN"/>
+        </w:rPr>
+        <w:t xml:space="preserve"> </w:t>
+      </w:r>
+      <w:r>
+        <w:rPr>
+          <w:rFonts w:ascii="Calibri"/>
+          <w:spacing w:val="-5"/>
+          <w:sz w:val="24"/>
+          <w:lang w:val="en-IN"/>
+        </w:rPr>
+        <w:t> </w:t>
+      </w:r>
+      <w:r>
+        <w:rPr>
+          <w:rFonts w:ascii="Calibri"/>
+          <w:spacing w:val="-5"/>
+          <w:sz w:val="24"/>
+          <w:lang w:val="en-IN"/>
+        </w:rPr>
+        <w:t xml:space="preserve"> </w:t>
+      </w:r>
+      <w:r>
+        <w:rPr>
+          <w:rFonts w:ascii="Calibri"/>
+          <w:spacing w:val="-5"/>
+          <w:sz w:val="24"/>
+          <w:lang w:val="en-IN"/>
+        </w:rPr>
+        <w:t> </w:t>
+      </w:r>
+      <w:r>
+        <w:rPr>
+          <w:rFonts w:ascii="Calibri"/>
+          <w:spacing w:val="-5"/>
+          <w:sz w:val="24"/>
+          <w:lang w:val="en-IN"/>
+        </w:rPr>
+        <w:t xml:space="preserve"> </w:t>
+      </w:r>
+      <w:r>
+        <w:rPr>
+          <w:rFonts w:ascii="Calibri"/>
+          <w:spacing w:val="-5"/>
+          <w:sz w:val="24"/>
+          <w:lang w:val="en-IN"/>
+        </w:rPr>
+        <w:t> </w:t>
+      </w:r>
+      <w:r>
+        <w:rPr>
+          <w:rFonts w:ascii="Calibri"/>
+          <w:spacing w:val="-5"/>
+          <w:sz w:val="24"/>
+          <w:lang w:val="en-IN"/>
+        </w:rPr>
+        <w:t xml:space="preserve"> &lt;</w:t>
+      </w:r>
+      <w:proofErr w:type="spellStart"/>
+      <w:r>
+        <w:rPr>
+          <w:rFonts w:ascii="Calibri"/>
+          <w:spacing w:val="-5"/>
+          <w:sz w:val="24"/>
+          <w:lang w:val="en-IN"/>
+        </w:rPr>
+        <w:t>br</w:t>
+      </w:r>
+      <w:proofErr w:type="spellEnd"/>
+      <w:r>
+        <w:rPr>
+          <w:rFonts w:ascii="Calibri"/>
+          <w:spacing w:val="-5"/>
+          <w:sz w:val="24"/>
+          <w:lang w:val="en-IN"/>
+        </w:rPr>
+        <w:t>&gt;&lt;</w:t>
+      </w:r>
+      <w:proofErr w:type="spellStart"/>
+      <w:r>
+        <w:rPr>
+          <w:rFonts w:ascii="Calibri"/>
+          <w:spacing w:val="-5"/>
+          <w:sz w:val="24"/>
+          <w:lang w:val="en-IN"/>
+        </w:rPr>
+        <w:t>br</w:t>
+      </w:r>
+      <w:proofErr w:type="spellEnd"/>
+      <w:r>
+        <w:rPr>
+          <w:rFonts w:ascii="Calibri"/>
+          <w:spacing w:val="-5"/>
+          <w:sz w:val="24"/>
+          <w:lang w:val="en-IN"/>
+        </w:rPr>
+        <w:t>&gt;</w:t>
+      </w:r>
+    </w:p>
+    <w:p>
+      <w:pPr>
+        <w:spacing w:line="360" w:lineRule="auto"/>
+        <w:rPr>
+          <w:rFonts w:ascii="Calibri"/>
+          <w:spacing w:val="-5"/>
+          <w:sz w:val="24"/>
+          <w:lang w:val="en-IN"/>
+        </w:rPr>
+      </w:pPr>
+    </w:p>
+    <w:p>
+      <w:pPr>
+        <w:spacing w:line="360" w:lineRule="auto"/>
+        <w:rPr>
+          <w:rFonts w:ascii="Calibri"/>
+          <w:spacing w:val="-5"/>
+          <w:sz w:val="24"/>
+          <w:lang w:val="en-IN"/>
+        </w:rPr>
+      </w:pPr>
+      <w:r>
+        <w:rPr>
+          <w:rFonts w:ascii="Calibri"/>
+          <w:spacing w:val="-5"/>
+          <w:sz w:val="24"/>
+          <w:lang w:val="en-IN"/>
+        </w:rPr>
+        <w:t> </w:t>
+      </w:r>
+      <w:r>
+        <w:rPr>
+          <w:rFonts w:ascii="Calibri"/>
+          <w:spacing w:val="-5"/>
+          <w:sz w:val="24"/>
+          <w:lang w:val="en-IN"/>
+        </w:rPr>
+        <w:t xml:space="preserve"> </w:t>
+      </w:r>
+      <w:r>
+        <w:rPr>
+          <w:rFonts w:ascii="Calibri"/>
+          <w:spacing w:val="-5"/>
+          <w:sz w:val="24"/>
+          <w:lang w:val="en-IN"/>
+        </w:rPr>
+        <w:t> </w:t>
+      </w:r>
+      <w:r>
+        <w:rPr>
+          <w:rFonts w:ascii="Calibri"/>
+          <w:spacing w:val="-5"/>
+          <w:sz w:val="24"/>
+          <w:lang w:val="en-IN"/>
+        </w:rPr>
+        <w:t xml:space="preserve"> </w:t>
+      </w:r>
+      <w:r>
+        <w:rPr>
+          <w:rFonts w:ascii="Calibri"/>
+          <w:spacing w:val="-5"/>
+          <w:sz w:val="24"/>
+          <w:lang w:val="en-IN"/>
+        </w:rPr>
+        <w:t> </w:t>
+      </w:r>
+      <w:r>
+        <w:rPr>
+          <w:rFonts w:ascii="Calibri"/>
+          <w:spacing w:val="-5"/>
+          <w:sz w:val="24"/>
+          <w:lang w:val="en-IN"/>
+        </w:rPr>
+        <w:t xml:space="preserve"> </w:t>
+      </w:r>
+      <w:r>
+        <w:rPr>
+          <w:rFonts w:ascii="Calibri"/>
+          <w:spacing w:val="-5"/>
+          <w:sz w:val="24"/>
+          <w:lang w:val="en-IN"/>
+        </w:rPr>
+        <w:t> </w:t>
+      </w:r>
+      <w:r>
+        <w:rPr>
+          <w:rFonts w:ascii="Calibri"/>
+          <w:spacing w:val="-5"/>
+          <w:sz w:val="24"/>
+          <w:lang w:val="en-IN"/>
+        </w:rPr>
+        <w:t xml:space="preserve"> &lt;label for="password"&gt;Password:&lt;/label&gt;&lt;</w:t>
+      </w:r>
+      <w:proofErr w:type="spellStart"/>
+      <w:r>
+        <w:rPr>
+          <w:rFonts w:ascii="Calibri"/>
+          <w:spacing w:val="-5"/>
+          <w:sz w:val="24"/>
+          <w:lang w:val="en-IN"/>
+        </w:rPr>
+        <w:t>br</w:t>
+      </w:r>
+      <w:proofErr w:type="spellEnd"/>
+      <w:r>
+        <w:rPr>
+          <w:rFonts w:ascii="Calibri"/>
+          <w:spacing w:val="-5"/>
+          <w:sz w:val="24"/>
+          <w:lang w:val="en-IN"/>
+        </w:rPr>
+        <w:t>&gt;</w:t>
+      </w:r>
+    </w:p>
+    <w:p>
+      <w:pPr>
+        <w:spacing w:line="360" w:lineRule="auto"/>
+        <w:rPr>
+          <w:rFonts w:ascii="Calibri"/>
+          <w:spacing w:val="-5"/>
+          <w:sz w:val="24"/>
+          <w:lang w:val="en-IN"/>
+        </w:rPr>
+      </w:pPr>
+      <w:r>
+        <w:rPr>
+          <w:rFonts w:ascii="Calibri"/>
+          <w:spacing w:val="-5"/>
+          <w:sz w:val="24"/>
+          <w:lang w:val="en-IN"/>
+        </w:rPr>
+        <w:t> </w:t>
+      </w:r>
+      <w:r>
+        <w:rPr>
+          <w:rFonts w:ascii="Calibri"/>
+          <w:spacing w:val="-5"/>
+          <w:sz w:val="24"/>
+          <w:lang w:val="en-IN"/>
+        </w:rPr>
+        <w:t xml:space="preserve"> </w:t>
+      </w:r>
+      <w:r>
+        <w:rPr>
+          <w:rFonts w:ascii="Calibri"/>
+          <w:spacing w:val="-5"/>
+          <w:sz w:val="24"/>
+          <w:lang w:val="en-IN"/>
+        </w:rPr>
+        <w:t> </w:t>
+      </w:r>
+      <w:r>
+        <w:rPr>
+          <w:rFonts w:ascii="Calibri"/>
+          <w:spacing w:val="-5"/>
+          <w:sz w:val="24"/>
+          <w:lang w:val="en-IN"/>
+        </w:rPr>
+        <w:t xml:space="preserve"> </w:t>
+      </w:r>
+      <w:r>
+        <w:rPr>
+          <w:rFonts w:ascii="Calibri"/>
+          <w:spacing w:val="-5"/>
+          <w:sz w:val="24"/>
+          <w:lang w:val="en-IN"/>
+        </w:rPr>
+        <w:t> </w:t>
+      </w:r>
+      <w:r>
+        <w:rPr>
+          <w:rFonts w:ascii="Calibri"/>
+          <w:spacing w:val="-5"/>
+          <w:sz w:val="24"/>
+          <w:lang w:val="en-IN"/>
+        </w:rPr>
+        <w:t xml:space="preserve"> </w:t>
+      </w:r>
+      <w:r>
+        <w:rPr>
+          <w:rFonts w:ascii="Calibri"/>
+          <w:spacing w:val="-5"/>
+          <w:sz w:val="24"/>
+          <w:lang w:val="en-IN"/>
+        </w:rPr>
+        <w:t> </w:t>
+      </w:r>
+      <w:r>
+        <w:rPr>
+          <w:rFonts w:ascii="Calibri"/>
+          <w:spacing w:val="-5"/>
+          <w:sz w:val="24"/>
+          <w:lang w:val="en-IN"/>
+        </w:rPr>
+        <w:t xml:space="preserve"> &lt;input type="password" id="password" name="password" required&gt;</w:t>
+      </w:r>
+    </w:p>
+    <w:p>
+      <w:pPr>
+        <w:spacing w:line="360" w:lineRule="auto"/>
+        <w:rPr>
+          <w:rFonts w:ascii="Calibri"/>
+          <w:spacing w:val="-5"/>
+          <w:sz w:val="24"/>
+          <w:lang w:val="en-IN"/>
+        </w:rPr>
+      </w:pPr>
+      <w:r>
+        <w:rPr>
+          <w:rFonts w:ascii="Calibri"/>
+          <w:spacing w:val="-5"/>
+          <w:sz w:val="24"/>
+          <w:lang w:val="en-IN"/>
+        </w:rPr>
+        <w:t> </w:t>
+      </w:r>
+      <w:r>
+        <w:rPr>
+          <w:rFonts w:ascii="Calibri"/>
+          <w:spacing w:val="-5"/>
+          <w:sz w:val="24"/>
+          <w:lang w:val="en-IN"/>
+        </w:rPr>
+        <w:t xml:space="preserve"> </w:t>
+      </w:r>
+      <w:r>
+        <w:rPr>
+          <w:rFonts w:ascii="Calibri"/>
+          <w:spacing w:val="-5"/>
+          <w:sz w:val="24"/>
+          <w:lang w:val="en-IN"/>
+        </w:rPr>
+        <w:t> </w:t>
+      </w:r>
+      <w:r>
+        <w:rPr>
+          <w:rFonts w:ascii="Calibri"/>
+          <w:spacing w:val="-5"/>
+          <w:sz w:val="24"/>
+          <w:lang w:val="en-IN"/>
+        </w:rPr>
+        <w:t xml:space="preserve"> </w:t>
+      </w:r>
+      <w:r>
+        <w:rPr>
+          <w:rFonts w:ascii="Calibri"/>
+          <w:spacing w:val="-5"/>
+          <w:sz w:val="24"/>
+          <w:lang w:val="en-IN"/>
+        </w:rPr>
+        <w:t> </w:t>
+      </w:r>
+      <w:r>
+        <w:rPr>
+          <w:rFonts w:ascii="Calibri"/>
+          <w:spacing w:val="-5"/>
+          <w:sz w:val="24"/>
+          <w:lang w:val="en-IN"/>
+        </w:rPr>
+        <w:t xml:space="preserve"> </w:t>
+      </w:r>
+      <w:r>
+        <w:rPr>
+          <w:rFonts w:ascii="Calibri"/>
+          <w:spacing w:val="-5"/>
+          <w:sz w:val="24"/>
+          <w:lang w:val="en-IN"/>
+        </w:rPr>
+        <w:t> </w:t>
+      </w:r>
+      <w:r>
+        <w:rPr>
+          <w:rFonts w:ascii="Calibri"/>
+          <w:spacing w:val="-5"/>
+          <w:sz w:val="24"/>
+          <w:lang w:val="en-IN"/>
+        </w:rPr>
+        <w:t xml:space="preserve"> &lt;</w:t>
+      </w:r>
+      <w:proofErr w:type="spellStart"/>
+      <w:r>
+        <w:rPr>
+          <w:rFonts w:ascii="Calibri"/>
+          <w:spacing w:val="-5"/>
+          <w:sz w:val="24"/>
+          <w:lang w:val="en-IN"/>
+        </w:rPr>
+        <w:t>br</w:t>
+      </w:r>
+      <w:proofErr w:type="spellEnd"/>
+      <w:r>
+        <w:rPr>
+          <w:rFonts w:ascii="Calibri"/>
+          <w:spacing w:val="-5"/>
+          <w:sz w:val="24"/>
+          <w:lang w:val="en-IN"/>
+        </w:rPr>
+        <w:t>&gt;&lt;</w:t>
+      </w:r>
+      <w:proofErr w:type="spellStart"/>
+      <w:r>
+        <w:rPr>
+          <w:rFonts w:ascii="Calibri"/>
+          <w:spacing w:val="-5"/>
+          <w:sz w:val="24"/>
+          <w:lang w:val="en-IN"/>
+        </w:rPr>
+        <w:t>br</w:t>
+      </w:r>
+      <w:proofErr w:type="spellEnd"/>
+      <w:r>
+        <w:rPr>
+          <w:rFonts w:ascii="Calibri"/>
+          <w:spacing w:val="-5"/>
+          <w:sz w:val="24"/>
+          <w:lang w:val="en-IN"/>
+        </w:rPr>
+        <w:t>&gt;</w:t>
+      </w:r>
+    </w:p>
+    <w:p>
+      <w:pPr>
+        <w:spacing w:line="360" w:lineRule="auto"/>
+        <w:rPr>
+          <w:rFonts w:ascii="Calibri"/>
+          <w:spacing w:val="-5"/>
+          <w:sz w:val="24"/>
+          <w:lang w:val="en-IN"/>
+        </w:rPr>
+      </w:pPr>
+      <w:r>
+        <w:rPr>
+          <w:rFonts w:ascii="Calibri"/>
+          <w:spacing w:val="-5"/>
+          <w:sz w:val="24"/>
+          <w:lang w:val="en-IN"/>
+        </w:rPr>
+        <w:t> </w:t>
+      </w:r>
+      <w:r>
+        <w:rPr>
+          <w:rFonts w:ascii="Calibri"/>
+          <w:spacing w:val="-5"/>
+          <w:sz w:val="24"/>
+          <w:lang w:val="en-IN"/>
+        </w:rPr>
+        <w:t xml:space="preserve"> </w:t>
+      </w:r>
+      <w:r>
+        <w:rPr>
+          <w:rFonts w:ascii="Calibri"/>
+          <w:spacing w:val="-5"/>
+          <w:sz w:val="24"/>
+          <w:lang w:val="en-IN"/>
+        </w:rPr>
+        <w:t> </w:t>
+      </w:r>
+      <w:r>
+        <w:rPr>
+          <w:rFonts w:ascii="Calibri"/>
+          <w:spacing w:val="-5"/>
+          <w:sz w:val="24"/>
+          <w:lang w:val="en-IN"/>
+        </w:rPr>
+        <w:t xml:space="preserve"> </w:t>
+      </w:r>
+      <w:r>
+        <w:rPr>
+          <w:rFonts w:ascii="Calibri"/>
+          <w:spacing w:val="-5"/>
+          <w:sz w:val="24"/>
+          <w:lang w:val="en-IN"/>
+        </w:rPr>
+        <w:t> </w:t>
+      </w:r>
+      <w:r>
+        <w:rPr>
+          <w:rFonts w:ascii="Calibri"/>
+          <w:spacing w:val="-5"/>
+          <w:sz w:val="24"/>
+          <w:lang w:val="en-IN"/>
+        </w:rPr>
+        <w:t xml:space="preserve"> </w:t>
+      </w:r>
+      <w:r>
+        <w:rPr>
+          <w:rFonts w:ascii="Calibri"/>
+          <w:spacing w:val="-5"/>
+          <w:sz w:val="24"/>
+          <w:lang w:val="en-IN"/>
+        </w:rPr>
+        <w:t> </w:t>
+      </w:r>
+      <w:r>
+        <w:rPr>
+          <w:rFonts w:ascii="Calibri"/>
+          <w:spacing w:val="-5"/>
+          <w:sz w:val="24"/>
+          <w:lang w:val="en-IN"/>
+        </w:rPr>
+        <w:t xml:space="preserve"> &lt;button type="submit"&gt;Sign Up&lt;/button&gt;</w:t>
+      </w:r>
+    </w:p>
+    <w:p>
+      <w:pPr>
+        <w:spacing w:line="360" w:lineRule="auto"/>
+        <w:rPr>
+          <w:rFonts w:ascii="Calibri"/>
+          <w:spacing w:val="-5"/>
+          <w:sz w:val="24"/>
+          <w:lang w:val="en-IN"/>
+        </w:rPr>
+      </w:pPr>
+      <w:r>
+        <w:rPr>
+          <w:rFonts w:ascii="Calibri"/>
+          <w:spacing w:val="-5"/>
+          <w:sz w:val="24"/>
+          <w:lang w:val="en-IN"/>
+        </w:rPr>
+        <w:t> </w:t>
+      </w:r>
+      <w:r>
+        <w:rPr>
+          <w:rFonts w:ascii="Calibri"/>
+          <w:spacing w:val="-5"/>
+          <w:sz w:val="24"/>
+          <w:lang w:val="en-IN"/>
+        </w:rPr>
+        <w:t xml:space="preserve"> </w:t>
+      </w:r>
+      <w:r>
+        <w:rPr>
+          <w:rFonts w:ascii="Calibri"/>
+          <w:spacing w:val="-5"/>
+          <w:sz w:val="24"/>
+          <w:lang w:val="en-IN"/>
+        </w:rPr>
+        <w:t> </w:t>
+      </w:r>
+      <w:r>
+        <w:rPr>
+          <w:rFonts w:ascii="Calibri"/>
+          <w:spacing w:val="-5"/>
+          <w:sz w:val="24"/>
+          <w:lang w:val="en-IN"/>
+        </w:rPr>
+        <w:t xml:space="preserve"> &lt;/form&gt;</w:t>
+      </w:r>
+    </w:p>
+    <w:p>
+      <w:pPr>
+        <w:spacing w:line="360" w:lineRule="auto"/>
+        <w:rPr>
+          <w:rFonts w:ascii="Calibri"/>
+          <w:spacing w:val="-5"/>
+          <w:sz w:val="24"/>
+          <w:lang w:val="en-IN"/>
+        </w:rPr>
+      </w:pPr>
+      <w:r>
+        <w:rPr>
+          <w:rFonts w:ascii="Calibri"/>
+          <w:spacing w:val="-5"/>
+          <w:sz w:val="24"/>
+          <w:lang w:val="en-IN"/>
+        </w:rPr>
+        <w:t> </w:t>
+      </w:r>
+      <w:r>
+        <w:rPr>
+          <w:rFonts w:ascii="Calibri"/>
+          <w:spacing w:val="-5"/>
+          <w:sz w:val="24"/>
+          <w:lang w:val="en-IN"/>
+        </w:rPr>
+        <w:t xml:space="preserve"> </w:t>
+      </w:r>
+      <w:r>
+        <w:rPr>
+          <w:rFonts w:ascii="Calibri"/>
+          <w:spacing w:val="-5"/>
+          <w:sz w:val="24"/>
+          <w:lang w:val="en-IN"/>
+        </w:rPr>
+        <w:t> </w:t>
+      </w:r>
+      <w:r>
+        <w:rPr>
+          <w:rFonts w:ascii="Calibri"/>
+          <w:spacing w:val="-5"/>
+          <w:sz w:val="24"/>
+          <w:lang w:val="en-IN"/>
+        </w:rPr>
+        <w:t xml:space="preserve"> &lt;script&gt;</w:t>
+      </w:r>
+    </w:p>
+    <w:p>
+      <w:pPr>
+        <w:spacing w:line="360" w:lineRule="auto"/>
+        <w:rPr>
+          <w:rFonts w:ascii="Calibri"/>
+          <w:spacing w:val="-5"/>
+          <w:sz w:val="24"/>
+          <w:lang w:val="en-IN"/>
+        </w:rPr>
+      </w:pPr>
+      <w:r>
+        <w:rPr>
+          <w:rFonts w:ascii="Calibri"/>
+          <w:spacing w:val="-5"/>
+          <w:sz w:val="24"/>
+          <w:lang w:val="en-IN"/>
+        </w:rPr>
+        <w:t> </w:t>
+      </w:r>
+      <w:r>
+        <w:rPr>
+          <w:rFonts w:ascii="Calibri"/>
+          <w:spacing w:val="-5"/>
+          <w:sz w:val="24"/>
+          <w:lang w:val="en-IN"/>
+        </w:rPr>
+        <w:t xml:space="preserve"> </w:t>
+      </w:r>
+      <w:r>
+        <w:rPr>
+          <w:rFonts w:ascii="Calibri"/>
+          <w:spacing w:val="-5"/>
+          <w:sz w:val="24"/>
+          <w:lang w:val="en-IN"/>
+        </w:rPr>
+        <w:t> </w:t>
+      </w:r>
+      <w:r>
+        <w:rPr>
+          <w:rFonts w:ascii="Calibri"/>
+          <w:spacing w:val="-5"/>
+          <w:sz w:val="24"/>
+          <w:lang w:val="en-IN"/>
+        </w:rPr>
+        <w:t xml:space="preserve"> </w:t>
+      </w:r>
+      <w:r>
+        <w:rPr>
+          <w:rFonts w:ascii="Calibri"/>
+          <w:spacing w:val="-5"/>
+          <w:sz w:val="24"/>
+          <w:lang w:val="en-IN"/>
+        </w:rPr>
+        <w:t> </w:t>
+      </w:r>
+      <w:r>
+        <w:rPr>
+          <w:rFonts w:ascii="Calibri"/>
+          <w:spacing w:val="-5"/>
+          <w:sz w:val="24"/>
+          <w:lang w:val="en-IN"/>
+        </w:rPr>
+        <w:t xml:space="preserve"> </w:t>
+      </w:r>
+      <w:r>
+        <w:rPr>
+          <w:rFonts w:ascii="Calibri"/>
+          <w:spacing w:val="-5"/>
+          <w:sz w:val="24"/>
+          <w:lang w:val="en-IN"/>
+        </w:rPr>
+        <w:t> </w:t>
+      </w:r>
+      <w:r>
+        <w:rPr>
+          <w:rFonts w:ascii="Calibri"/>
+          <w:spacing w:val="-5"/>
+          <w:sz w:val="24"/>
+          <w:lang w:val="en-IN"/>
+        </w:rPr>
+        <w:t xml:space="preserve"> </w:t>
+      </w:r>
+      <w:proofErr w:type="spellStart"/>
+      <w:proofErr w:type="gramStart"/>
+      <w:r>
+        <w:rPr>
+          <w:rFonts w:ascii="Calibri"/>
+          <w:spacing w:val="-5"/>
+          <w:sz w:val="24"/>
+          <w:lang w:val="en-IN"/>
+        </w:rPr>
+        <w:t>document.getElementById</w:t>
+      </w:r>
+      <w:proofErr w:type="spellEnd"/>
+      <w:proofErr w:type="gramEnd"/>
+      <w:r>
+        <w:rPr>
+          <w:rFonts w:ascii="Calibri"/>
+          <w:spacing w:val="-5"/>
+          <w:sz w:val="24"/>
+          <w:lang w:val="en-IN"/>
+        </w:rPr>
+        <w:t>('</w:t>
+      </w:r>
+      <w:proofErr w:type="spellStart"/>
+      <w:r>
+        <w:rPr>
+          <w:rFonts w:ascii="Calibri"/>
+          <w:spacing w:val="-5"/>
+          <w:sz w:val="24"/>
+          <w:lang w:val="en-IN"/>
+        </w:rPr>
+        <w:t>signupForm</w:t>
+      </w:r>
+      <w:proofErr w:type="spellEnd"/>
+      <w:r>
+        <w:rPr>
+          <w:rFonts w:ascii="Calibri"/>
+          <w:spacing w:val="-5"/>
+          <w:sz w:val="24"/>
+          <w:lang w:val="en-IN"/>
+        </w:rPr>
+        <w:t>'</w:t>
+      </w:r>
+      <w:proofErr w:type="gramStart"/>
+      <w:r>
+        <w:rPr>
+          <w:rFonts w:ascii="Calibri"/>
+          <w:spacing w:val="-5"/>
+          <w:sz w:val="24"/>
+          <w:lang w:val="en-IN"/>
+        </w:rPr>
+        <w:t>).</w:t>
+      </w:r>
+      <w:proofErr w:type="spellStart"/>
+      <w:r>
+        <w:rPr>
+          <w:rFonts w:ascii="Calibri"/>
+          <w:spacing w:val="-5"/>
+          <w:sz w:val="24"/>
+          <w:lang w:val="en-IN"/>
+        </w:rPr>
+        <w:t>addEventListener</w:t>
+      </w:r>
+      <w:proofErr w:type="spellEnd"/>
+      <w:proofErr w:type="gramEnd"/>
+      <w:r>
+        <w:rPr>
+          <w:rFonts w:ascii="Calibri"/>
+          <w:spacing w:val="-5"/>
+          <w:sz w:val="24"/>
+          <w:lang w:val="en-IN"/>
+        </w:rPr>
+        <w:t>('submit', function(event) {</w:t>
+      </w:r>
+    </w:p>
+    <w:p>
+      <w:pPr>
+        <w:spacing w:line="360" w:lineRule="auto"/>
+        <w:rPr>
+          <w:rFonts w:ascii="Calibri"/>
+          <w:spacing w:val="-5"/>
+          <w:sz w:val="24"/>
+          <w:lang w:val="en-IN"/>
+        </w:rPr>
+      </w:pPr>
+      <w:r>
+        <w:rPr>
+          <w:rFonts w:ascii="Calibri"/>
+          <w:spacing w:val="-5"/>
+          <w:sz w:val="24"/>
+          <w:lang w:val="en-IN"/>
+        </w:rPr>
+        <w:t> </w:t>
+      </w:r>
+      <w:r>
+        <w:rPr>
+          <w:rFonts w:ascii="Calibri"/>
+          <w:spacing w:val="-5"/>
+          <w:sz w:val="24"/>
+          <w:lang w:val="en-IN"/>
+        </w:rPr>
+        <w:t xml:space="preserve"> </w:t>
+      </w:r>
+      <w:r>
+        <w:rPr>
+          <w:rFonts w:ascii="Calibri"/>
+          <w:spacing w:val="-5"/>
+          <w:sz w:val="24"/>
+          <w:lang w:val="en-IN"/>
+        </w:rPr>
+        <w:t> </w:t>
+      </w:r>
+      <w:r>
+        <w:rPr>
+          <w:rFonts w:ascii="Calibri"/>
+          <w:spacing w:val="-5"/>
+          <w:sz w:val="24"/>
+          <w:lang w:val="en-IN"/>
+        </w:rPr>
+        <w:t xml:space="preserve"> </w:t>
+      </w:r>
+      <w:r>
+        <w:rPr>
+          <w:rFonts w:ascii="Calibri"/>
+          <w:spacing w:val="-5"/>
+          <w:sz w:val="24"/>
+          <w:lang w:val="en-IN"/>
+        </w:rPr>
+        <w:t> </w:t>
+      </w:r>
+      <w:r>
+        <w:rPr>
+          <w:rFonts w:ascii="Calibri"/>
+          <w:spacing w:val="-5"/>
+          <w:sz w:val="24"/>
+          <w:lang w:val="en-IN"/>
+        </w:rPr>
+        <w:t xml:space="preserve"> </w:t>
+      </w:r>
+      <w:r>
+        <w:rPr>
+          <w:rFonts w:ascii="Calibri"/>
+          <w:spacing w:val="-5"/>
+          <w:sz w:val="24"/>
+          <w:lang w:val="en-IN"/>
+        </w:rPr>
+        <w:t> </w:t>
+      </w:r>
+      <w:r>
+        <w:rPr>
+          <w:rFonts w:ascii="Calibri"/>
+          <w:spacing w:val="-5"/>
+          <w:sz w:val="24"/>
+          <w:lang w:val="en-IN"/>
+        </w:rPr>
+        <w:t xml:space="preserve"> </w:t>
+      </w:r>
+      <w:r>
+        <w:rPr>
+          <w:rFonts w:ascii="Calibri"/>
+          <w:spacing w:val="-5"/>
+          <w:sz w:val="24"/>
+          <w:lang w:val="en-IN"/>
+        </w:rPr>
+        <w:t> </w:t>
+      </w:r>
+      <w:r>
+        <w:rPr>
+          <w:rFonts w:ascii="Calibri"/>
+          <w:spacing w:val="-5"/>
+          <w:sz w:val="24"/>
+          <w:lang w:val="en-IN"/>
+        </w:rPr>
+        <w:t xml:space="preserve"> </w:t>
+      </w:r>
+      <w:r>
+        <w:rPr>
+          <w:rFonts w:ascii="Calibri"/>
+          <w:spacing w:val="-5"/>
+          <w:sz w:val="24"/>
+          <w:lang w:val="en-IN"/>
+        </w:rPr>
+        <w:t> </w:t>
+      </w:r>
+      <w:r>
+        <w:rPr>
+          <w:rFonts w:ascii="Calibri"/>
+          <w:spacing w:val="-5"/>
+          <w:sz w:val="24"/>
+          <w:lang w:val="en-IN"/>
+        </w:rPr>
+        <w:t xml:space="preserve"> </w:t>
+      </w:r>
+      <w:proofErr w:type="spellStart"/>
+      <w:proofErr w:type="gramStart"/>
+      <w:r>
+        <w:rPr>
+          <w:rFonts w:ascii="Calibri"/>
+          <w:spacing w:val="-5"/>
+          <w:sz w:val="24"/>
+          <w:lang w:val="en-IN"/>
+        </w:rPr>
+        <w:t>event.preventDefault</w:t>
+      </w:r>
+      <w:proofErr w:type="spellEnd"/>
+      <w:proofErr w:type="gramEnd"/>
+      <w:r>
+        <w:rPr>
+          <w:rFonts w:ascii="Calibri"/>
+          <w:spacing w:val="-5"/>
+          <w:sz w:val="24"/>
+          <w:lang w:val="en-IN"/>
+        </w:rPr>
+        <w:t>();</w:t>
+      </w:r>
+    </w:p>
+    <w:p>
+      <w:pPr>
+        <w:spacing w:line="360" w:lineRule="auto"/>
+        <w:rPr>
+          <w:rFonts w:ascii="Calibri"/>
+          <w:spacing w:val="-5"/>
+          <w:sz w:val="24"/>
+          <w:lang w:val="en-IN"/>
+        </w:rPr>
+      </w:pPr>
+      <w:r>
+        <w:rPr>
+          <w:rFonts w:ascii="Calibri"/>
+          <w:spacing w:val="-5"/>
+          <w:sz w:val="24"/>
+          <w:lang w:val="en-IN"/>
+        </w:rPr>
+        <w:t> </w:t>
+      </w:r>
+      <w:r>
+        <w:rPr>
+          <w:rFonts w:ascii="Calibri"/>
+          <w:spacing w:val="-5"/>
+          <w:sz w:val="24"/>
+          <w:lang w:val="en-IN"/>
+        </w:rPr>
+        <w:t xml:space="preserve"> </w:t>
+      </w:r>
+      <w:r>
+        <w:rPr>
+          <w:rFonts w:ascii="Calibri"/>
+          <w:spacing w:val="-5"/>
+          <w:sz w:val="24"/>
+          <w:lang w:val="en-IN"/>
+        </w:rPr>
+        <w:t> </w:t>
+      </w:r>
+      <w:r>
+        <w:rPr>
+          <w:rFonts w:ascii="Calibri"/>
+          <w:spacing w:val="-5"/>
+          <w:sz w:val="24"/>
+          <w:lang w:val="en-IN"/>
+        </w:rPr>
+        <w:t xml:space="preserve"> </w:t>
+      </w:r>
+      <w:r>
+        <w:rPr>
+          <w:rFonts w:ascii="Calibri"/>
+          <w:spacing w:val="-5"/>
+          <w:sz w:val="24"/>
+          <w:lang w:val="en-IN"/>
+        </w:rPr>
+        <w:t> </w:t>
+      </w:r>
+      <w:r>
+        <w:rPr>
+          <w:rFonts w:ascii="Calibri"/>
+          <w:spacing w:val="-5"/>
+          <w:sz w:val="24"/>
+          <w:lang w:val="en-IN"/>
+        </w:rPr>
+        <w:t xml:space="preserve"> </w:t>
+      </w:r>
+      <w:r>
+        <w:rPr>
+          <w:rFonts w:ascii="Calibri"/>
+          <w:spacing w:val="-5"/>
+          <w:sz w:val="24"/>
+          <w:lang w:val="en-IN"/>
+        </w:rPr>
+        <w:t> </w:t>
+      </w:r>
+      <w:r>
+        <w:rPr>
+          <w:rFonts w:ascii="Calibri"/>
+          <w:spacing w:val="-5"/>
+          <w:sz w:val="24"/>
+          <w:lang w:val="en-IN"/>
+        </w:rPr>
+        <w:t xml:space="preserve"> </w:t>
+      </w:r>
+      <w:r>
+        <w:rPr>
+          <w:rFonts w:ascii="Calibri"/>
+          <w:spacing w:val="-5"/>
+          <w:sz w:val="24"/>
+          <w:lang w:val="en-IN"/>
+        </w:rPr>
+        <w:t> </w:t>
+      </w:r>
+      <w:r>
+        <w:rPr>
+          <w:rFonts w:ascii="Calibri"/>
+          <w:spacing w:val="-5"/>
+          <w:sz w:val="24"/>
+          <w:lang w:val="en-IN"/>
+        </w:rPr>
+        <w:t xml:space="preserve"> </w:t>
+      </w:r>
+      <w:r>
+        <w:rPr>
+          <w:rFonts w:ascii="Calibri"/>
+          <w:spacing w:val="-5"/>
+          <w:sz w:val="24"/>
+          <w:lang w:val="en-IN"/>
+        </w:rPr>
+        <w:t> </w:t>
+      </w:r>
+      <w:r>
+        <w:rPr>
+          <w:rFonts w:ascii="Calibri"/>
+          <w:spacing w:val="-5"/>
+          <w:sz w:val="24"/>
+          <w:lang w:val="en-IN"/>
+        </w:rPr>
+        <w:t xml:space="preserve"> </w:t>
+      </w:r>
+      <w:proofErr w:type="spellStart"/>
+      <w:r>
+        <w:rPr>
+          <w:rFonts w:ascii="Calibri"/>
+          <w:spacing w:val="-5"/>
+          <w:sz w:val="24"/>
+          <w:lang w:val="en-IN"/>
+        </w:rPr>
+        <w:t>const</w:t>
+      </w:r>
+      <w:proofErr w:type="spellEnd"/>
+      <w:r>
+        <w:rPr>
+          <w:rFonts w:ascii="Calibri"/>
+          <w:spacing w:val="-5"/>
+          <w:sz w:val="24"/>
+          <w:lang w:val="en-IN"/>
+        </w:rPr>
+        <w:t xml:space="preserve"> username = </w:t>
+      </w:r>
+      <w:proofErr w:type="spellStart"/>
+      <w:proofErr w:type="gramStart"/>
+      <w:r>
+        <w:rPr>
+          <w:rFonts w:ascii="Calibri"/>
+          <w:spacing w:val="-5"/>
+          <w:sz w:val="24"/>
+          <w:lang w:val="en-IN"/>
+        </w:rPr>
+        <w:t>document.getElementById</w:t>
+      </w:r>
+      <w:proofErr w:type="spellEnd"/>
+      <w:proofErr w:type="gramEnd"/>
+      <w:r>
+        <w:rPr>
+          <w:rFonts w:ascii="Calibri"/>
+          <w:spacing w:val="-5"/>
+          <w:sz w:val="24"/>
+          <w:lang w:val="en-IN"/>
+        </w:rPr>
+        <w:t>('username').value;</w:t>
+      </w:r>
+    </w:p>
+    <w:p>
+      <w:pPr>
+        <w:spacing w:line="360" w:lineRule="auto"/>
+        <w:rPr>
+          <w:rFonts w:ascii="Calibri"/>
+          <w:spacing w:val="-5"/>
+          <w:sz w:val="24"/>
+          <w:lang w:val="en-IN"/>
+        </w:rPr>
+      </w:pPr>
+      <w:r>
+        <w:rPr>
+          <w:rFonts w:ascii="Calibri"/>
+          <w:spacing w:val="-5"/>
+          <w:sz w:val="24"/>
+          <w:lang w:val="en-IN"/>
+        </w:rPr>
+        <w:t> </w:t>
+      </w:r>
+      <w:r>
+        <w:rPr>
+          <w:rFonts w:ascii="Calibri"/>
+          <w:spacing w:val="-5"/>
+          <w:sz w:val="24"/>
+          <w:lang w:val="en-IN"/>
+        </w:rPr>
+        <w:t xml:space="preserve"> </w:t>
+      </w:r>
+      <w:r>
+        <w:rPr>
+          <w:rFonts w:ascii="Calibri"/>
+          <w:spacing w:val="-5"/>
+          <w:sz w:val="24"/>
+          <w:lang w:val="en-IN"/>
+        </w:rPr>
+        <w:t> </w:t>
+      </w:r>
+      <w:r>
+        <w:rPr>
+          <w:rFonts w:ascii="Calibri"/>
+          <w:spacing w:val="-5"/>
+          <w:sz w:val="24"/>
+          <w:lang w:val="en-IN"/>
+        </w:rPr>
+        <w:t xml:space="preserve"> </w:t>
+      </w:r>
+      <w:r>
+        <w:rPr>
+          <w:rFonts w:ascii="Calibri"/>
+          <w:spacing w:val="-5"/>
+          <w:sz w:val="24"/>
+          <w:lang w:val="en-IN"/>
+        </w:rPr>
+        <w:t> </w:t>
+      </w:r>
+      <w:r>
+        <w:rPr>
+          <w:rFonts w:ascii="Calibri"/>
+          <w:spacing w:val="-5"/>
+          <w:sz w:val="24"/>
+          <w:lang w:val="en-IN"/>
+        </w:rPr>
+        <w:t xml:space="preserve"> </w:t>
+      </w:r>
+      <w:r>
+        <w:rPr>
+          <w:rFonts w:ascii="Calibri"/>
+          <w:spacing w:val="-5"/>
+          <w:sz w:val="24"/>
+          <w:lang w:val="en-IN"/>
+        </w:rPr>
+        <w:t> </w:t>
+      </w:r>
+      <w:r>
+        <w:rPr>
+          <w:rFonts w:ascii="Calibri"/>
+          <w:spacing w:val="-5"/>
+          <w:sz w:val="24"/>
+          <w:lang w:val="en-IN"/>
+        </w:rPr>
+        <w:t xml:space="preserve"> </w:t>
+      </w:r>
+      <w:r>
+        <w:rPr>
+          <w:rFonts w:ascii="Calibri"/>
+          <w:spacing w:val="-5"/>
+          <w:sz w:val="24"/>
+          <w:lang w:val="en-IN"/>
+        </w:rPr>
+        <w:t> </w:t>
+      </w:r>
+      <w:r>
+        <w:rPr>
+          <w:rFonts w:ascii="Calibri"/>
+          <w:spacing w:val="-5"/>
+          <w:sz w:val="24"/>
+          <w:lang w:val="en-IN"/>
+        </w:rPr>
+        <w:t xml:space="preserve"> </w:t>
+      </w:r>
+      <w:r>
+        <w:rPr>
+          <w:rFonts w:ascii="Calibri"/>
+          <w:spacing w:val="-5"/>
+          <w:sz w:val="24"/>
+          <w:lang w:val="en-IN"/>
+        </w:rPr>
+        <w:t> </w:t>
+      </w:r>
+      <w:r>
+        <w:rPr>
+          <w:rFonts w:ascii="Calibri"/>
+          <w:spacing w:val="-5"/>
+          <w:sz w:val="24"/>
+          <w:lang w:val="en-IN"/>
+        </w:rPr>
+        <w:t xml:space="preserve"> </w:t>
+      </w:r>
+      <w:proofErr w:type="spellStart"/>
+      <w:r>
+        <w:rPr>
+          <w:rFonts w:ascii="Calibri"/>
+          <w:spacing w:val="-5"/>
+          <w:sz w:val="24"/>
+          <w:lang w:val="en-IN"/>
+        </w:rPr>
+        <w:t>const</w:t>
+      </w:r>
+      <w:proofErr w:type="spellEnd"/>
+      <w:r>
+        <w:rPr>
+          <w:rFonts w:ascii="Calibri"/>
+          <w:spacing w:val="-5"/>
+          <w:sz w:val="24"/>
+          <w:lang w:val="en-IN"/>
+        </w:rPr>
+        <w:t xml:space="preserve"> password = </w:t>
+      </w:r>
+      <w:proofErr w:type="spellStart"/>
+      <w:proofErr w:type="gramStart"/>
+      <w:r>
+        <w:rPr>
+          <w:rFonts w:ascii="Calibri"/>
+          <w:spacing w:val="-5"/>
+          <w:sz w:val="24"/>
+          <w:lang w:val="en-IN"/>
+        </w:rPr>
+        <w:t>document.getElementById</w:t>
+      </w:r>
+      <w:proofErr w:type="spellEnd"/>
+      <w:proofErr w:type="gramEnd"/>
+      <w:r>
+        <w:rPr>
+          <w:rFonts w:ascii="Calibri"/>
+          <w:spacing w:val="-5"/>
+          <w:sz w:val="24"/>
+          <w:lang w:val="en-IN"/>
+        </w:rPr>
+        <w:t>('password').value;</w:t>
+      </w:r>
+    </w:p>
+    <w:p>
+      <w:pPr>
+        <w:spacing w:line="360" w:lineRule="auto"/>
+        <w:rPr>
+          <w:rFonts w:ascii="Calibri"/>
+          <w:spacing w:val="-5"/>
+          <w:sz w:val="24"/>
+          <w:lang w:val="en-IN"/>
+        </w:rPr>
+      </w:pPr>
+      <w:r>
+        <w:rPr>
+          <w:rFonts w:ascii="Calibri"/>
+          <w:spacing w:val="-5"/>
+          <w:sz w:val="24"/>
+          <w:lang w:val="en-IN"/>
+        </w:rPr>
+        <w:t> </w:t>
+      </w:r>
+      <w:r>
+        <w:rPr>
+          <w:rFonts w:ascii="Calibri"/>
+          <w:spacing w:val="-5"/>
+          <w:sz w:val="24"/>
+          <w:lang w:val="en-IN"/>
+        </w:rPr>
+        <w:t xml:space="preserve"> </w:t>
+      </w:r>
+      <w:r>
+        <w:rPr>
+          <w:rFonts w:ascii="Calibri"/>
+          <w:spacing w:val="-5"/>
+          <w:sz w:val="24"/>
+          <w:lang w:val="en-IN"/>
+        </w:rPr>
+        <w:t> </w:t>
+      </w:r>
+      <w:r>
+        <w:rPr>
+          <w:rFonts w:ascii="Calibri"/>
+          <w:spacing w:val="-5"/>
+          <w:sz w:val="24"/>
+          <w:lang w:val="en-IN"/>
+        </w:rPr>
+        <w:t xml:space="preserve"> </w:t>
+      </w:r>
+      <w:r>
+        <w:rPr>
+          <w:rFonts w:ascii="Calibri"/>
+          <w:spacing w:val="-5"/>
+          <w:sz w:val="24"/>
+          <w:lang w:val="en-IN"/>
+        </w:rPr>
+        <w:t> </w:t>
+      </w:r>
+      <w:r>
+        <w:rPr>
+          <w:rFonts w:ascii="Calibri"/>
+          <w:spacing w:val="-5"/>
+          <w:sz w:val="24"/>
+          <w:lang w:val="en-IN"/>
+        </w:rPr>
+        <w:t xml:space="preserve"> </w:t>
+      </w:r>
+      <w:r>
+        <w:rPr>
+          <w:rFonts w:ascii="Calibri"/>
+          <w:spacing w:val="-5"/>
+          <w:sz w:val="24"/>
+          <w:lang w:val="en-IN"/>
+        </w:rPr>
+        <w:t> </w:t>
+      </w:r>
+      <w:r>
+        <w:rPr>
+          <w:rFonts w:ascii="Calibri"/>
+          <w:spacing w:val="-5"/>
+          <w:sz w:val="24"/>
+          <w:lang w:val="en-IN"/>
+        </w:rPr>
+        <w:t xml:space="preserve"> </w:t>
+      </w:r>
+      <w:r>
+        <w:rPr>
+          <w:rFonts w:ascii="Calibri"/>
+          <w:spacing w:val="-5"/>
+          <w:sz w:val="24"/>
+          <w:lang w:val="en-IN"/>
+        </w:rPr>
+        <w:t> </w:t>
+      </w:r>
+      <w:r>
+        <w:rPr>
+          <w:rFonts w:ascii="Calibri"/>
+          <w:spacing w:val="-5"/>
+          <w:sz w:val="24"/>
+          <w:lang w:val="en-IN"/>
+        </w:rPr>
+        <w:t xml:space="preserve"> </w:t>
+      </w:r>
+      <w:r>
+        <w:rPr>
+          <w:rFonts w:ascii="Calibri"/>
+          <w:spacing w:val="-5"/>
+          <w:sz w:val="24"/>
+          <w:lang w:val="en-IN"/>
+        </w:rPr>
+        <w:t> </w:t>
+      </w:r>
+      <w:r>
+        <w:rPr>
+          <w:rFonts w:ascii="Calibri"/>
+          <w:spacing w:val="-5"/>
+          <w:sz w:val="24"/>
+          <w:lang w:val="en-IN"/>
+        </w:rPr>
+        <w:t xml:space="preserve"> if (</w:t>
+      </w:r>
+      <w:proofErr w:type="spellStart"/>
+      <w:proofErr w:type="gramStart"/>
+      <w:r>
+        <w:rPr>
+          <w:rFonts w:ascii="Calibri"/>
+          <w:spacing w:val="-5"/>
+          <w:sz w:val="24"/>
+          <w:lang w:val="en-IN"/>
+        </w:rPr>
+        <w:t>username.length</w:t>
+      </w:r>
+      <w:proofErr w:type="spellEnd"/>
+      <w:proofErr w:type="gramEnd"/>
+      <w:r>
+        <w:rPr>
+          <w:rFonts w:ascii="Calibri"/>
+          <w:spacing w:val="-5"/>
+          <w:sz w:val="24"/>
+          <w:lang w:val="en-IN"/>
+        </w:rPr>
+        <w:t xml:space="preserve"> &lt; 5) {</w:t>
+      </w:r>
+    </w:p>
+    <w:p>
+      <w:pPr>
+        <w:spacing w:line="360" w:lineRule="auto"/>
+        <w:rPr>
+          <w:rFonts w:ascii="Calibri"/>
+          <w:spacing w:val="-5"/>
+          <w:sz w:val="24"/>
+          <w:lang w:val="en-IN"/>
+        </w:rPr>
+      </w:pPr>
+      <w:r>
+        <w:rPr>
+          <w:rFonts w:ascii="Calibri"/>
+          <w:spacing w:val="-5"/>
+          <w:sz w:val="24"/>
+          <w:lang w:val="en-IN"/>
+        </w:rPr>
+        <w:t> </w:t>
+      </w:r>
+      <w:r>
+        <w:rPr>
+          <w:rFonts w:ascii="Calibri"/>
+          <w:spacing w:val="-5"/>
+          <w:sz w:val="24"/>
+          <w:lang w:val="en-IN"/>
+        </w:rPr>
+        <w:t xml:space="preserve"> </w:t>
+      </w:r>
+      <w:r>
+        <w:rPr>
+          <w:rFonts w:ascii="Calibri"/>
+          <w:spacing w:val="-5"/>
+          <w:sz w:val="24"/>
+          <w:lang w:val="en-IN"/>
+        </w:rPr>
+        <w:t> </w:t>
+      </w:r>
+      <w:r>
+        <w:rPr>
+          <w:rFonts w:ascii="Calibri"/>
+          <w:spacing w:val="-5"/>
+          <w:sz w:val="24"/>
+          <w:lang w:val="en-IN"/>
+        </w:rPr>
+        <w:t xml:space="preserve"> </w:t>
+      </w:r>
+      <w:r>
+        <w:rPr>
+          <w:rFonts w:ascii="Calibri"/>
+          <w:spacing w:val="-5"/>
+          <w:sz w:val="24"/>
+          <w:lang w:val="en-IN"/>
+        </w:rPr>
+        <w:t> </w:t>
+      </w:r>
+      <w:r>
+        <w:rPr>
+          <w:rFonts w:ascii="Calibri"/>
+          <w:spacing w:val="-5"/>
+          <w:sz w:val="24"/>
+          <w:lang w:val="en-IN"/>
+        </w:rPr>
+        <w:t xml:space="preserve"> </w:t>
+      </w:r>
+      <w:r>
+        <w:rPr>
+          <w:rFonts w:ascii="Calibri"/>
+          <w:spacing w:val="-5"/>
+          <w:sz w:val="24"/>
+          <w:lang w:val="en-IN"/>
+        </w:rPr>
+        <w:t> </w:t>
+      </w:r>
+      <w:r>
+        <w:rPr>
+          <w:rFonts w:ascii="Calibri"/>
+          <w:spacing w:val="-5"/>
+          <w:sz w:val="24"/>
+          <w:lang w:val="en-IN"/>
+        </w:rPr>
+        <w:t xml:space="preserve"> </w:t>
+      </w:r>
+      <w:r>
+        <w:rPr>
+          <w:rFonts w:ascii="Calibri"/>
+          <w:spacing w:val="-5"/>
+          <w:sz w:val="24"/>
+          <w:lang w:val="en-IN"/>
+        </w:rPr>
+        <w:t> </w:t>
+      </w:r>
+      <w:r>
+        <w:rPr>
+          <w:rFonts w:ascii="Calibri"/>
+          <w:spacing w:val="-5"/>
+          <w:sz w:val="24"/>
+          <w:lang w:val="en-IN"/>
+        </w:rPr>
+        <w:t xml:space="preserve"> </w:t>
+      </w:r>
+      <w:r>
+        <w:rPr>
+          <w:rFonts w:ascii="Calibri"/>
+          <w:spacing w:val="-5"/>
+          <w:sz w:val="24"/>
+          <w:lang w:val="en-IN"/>
+        </w:rPr>
+        <w:t> </w:t>
+      </w:r>
+      <w:r>
+        <w:rPr>
+          <w:rFonts w:ascii="Calibri"/>
+          <w:spacing w:val="-5"/>
+          <w:sz w:val="24"/>
+          <w:lang w:val="en-IN"/>
+        </w:rPr>
+        <w:t xml:space="preserve"> </w:t>
+      </w:r>
+      <w:r>
+        <w:rPr>
+          <w:rFonts w:ascii="Calibri"/>
+          <w:spacing w:val="-5"/>
+          <w:sz w:val="24"/>
+          <w:lang w:val="en-IN"/>
+        </w:rPr>
+        <w:t> </w:t>
+      </w:r>
+      <w:r>
+        <w:rPr>
+          <w:rFonts w:ascii="Calibri"/>
+          <w:spacing w:val="-5"/>
+          <w:sz w:val="24"/>
+          <w:lang w:val="en-IN"/>
+        </w:rPr>
+        <w:t xml:space="preserve"> </w:t>
+      </w:r>
+      <w:r>
+        <w:rPr>
+          <w:rFonts w:ascii="Calibri"/>
+          <w:spacing w:val="-5"/>
+          <w:sz w:val="24"/>
+          <w:lang w:val="en-IN"/>
+        </w:rPr>
+        <w:t> </w:t>
+      </w:r>
+      <w:r>
+        <w:rPr>
+          <w:rFonts w:ascii="Calibri"/>
+          <w:spacing w:val="-5"/>
+          <w:sz w:val="24"/>
+          <w:lang w:val="en-IN"/>
+        </w:rPr>
+        <w:t xml:space="preserve"> </w:t>
+      </w:r>
+      <w:proofErr w:type="gramStart"/>
+      <w:r>
+        <w:rPr>
+          <w:rFonts w:ascii="Calibri"/>
+          <w:spacing w:val="-5"/>
+          <w:sz w:val="24"/>
+          <w:lang w:val="en-IN"/>
+        </w:rPr>
+        <w:t>alert(</w:t>
+      </w:r>
+      <w:proofErr w:type="gramEnd"/>
+      <w:r>
+        <w:rPr>
+          <w:rFonts w:ascii="Calibri"/>
+          <w:spacing w:val="-5"/>
+          <w:sz w:val="24"/>
+          <w:lang w:val="en-IN"/>
+        </w:rPr>
+        <w:t>"Username must be at least 5 characters long.");</w:t>
+      </w:r>
+    </w:p>
+    <w:p>
+      <w:pPr>
+        <w:spacing w:line="360" w:lineRule="auto"/>
+        <w:rPr>
+          <w:rFonts w:ascii="Calibri"/>
+          <w:spacing w:val="-5"/>
+          <w:sz w:val="24"/>
+          <w:lang w:val="en-IN"/>
+        </w:rPr>
+      </w:pPr>
+      <w:r>
+        <w:rPr>
+          <w:rFonts w:ascii="Calibri"/>
+          <w:spacing w:val="-5"/>
+          <w:sz w:val="24"/>
+          <w:lang w:val="en-IN"/>
+        </w:rPr>
+        <w:t> </w:t>
+      </w:r>
+      <w:r>
+        <w:rPr>
+          <w:rFonts w:ascii="Calibri"/>
+          <w:spacing w:val="-5"/>
+          <w:sz w:val="24"/>
+          <w:lang w:val="en-IN"/>
+        </w:rPr>
+        <w:t xml:space="preserve"> </w:t>
+      </w:r>
+      <w:r>
+        <w:rPr>
+          <w:rFonts w:ascii="Calibri"/>
+          <w:spacing w:val="-5"/>
+          <w:sz w:val="24"/>
+          <w:lang w:val="en-IN"/>
+        </w:rPr>
+        <w:t> </w:t>
+      </w:r>
+      <w:r>
+        <w:rPr>
+          <w:rFonts w:ascii="Calibri"/>
+          <w:spacing w:val="-5"/>
+          <w:sz w:val="24"/>
+          <w:lang w:val="en-IN"/>
+        </w:rPr>
+        <w:t xml:space="preserve"> </w:t>
+      </w:r>
+      <w:r>
+        <w:rPr>
+          <w:rFonts w:ascii="Calibri"/>
+          <w:spacing w:val="-5"/>
+          <w:sz w:val="24"/>
+          <w:lang w:val="en-IN"/>
+        </w:rPr>
+        <w:t> </w:t>
+      </w:r>
+      <w:r>
+        <w:rPr>
+          <w:rFonts w:ascii="Calibri"/>
+          <w:spacing w:val="-5"/>
+          <w:sz w:val="24"/>
+          <w:lang w:val="en-IN"/>
+        </w:rPr>
+        <w:t xml:space="preserve"> </w:t>
+      </w:r>
+      <w:r>
+        <w:rPr>
+          <w:rFonts w:ascii="Calibri"/>
+          <w:spacing w:val="-5"/>
+          <w:sz w:val="24"/>
+          <w:lang w:val="en-IN"/>
+        </w:rPr>
+        <w:t> </w:t>
+      </w:r>
+      <w:r>
+        <w:rPr>
+          <w:rFonts w:ascii="Calibri"/>
+          <w:spacing w:val="-5"/>
+          <w:sz w:val="24"/>
+          <w:lang w:val="en-IN"/>
+        </w:rPr>
+        <w:t xml:space="preserve"> </w:t>
+      </w:r>
+      <w:r>
+        <w:rPr>
+          <w:rFonts w:ascii="Calibri"/>
+          <w:spacing w:val="-5"/>
+          <w:sz w:val="24"/>
+          <w:lang w:val="en-IN"/>
+        </w:rPr>
+        <w:t> </w:t>
+      </w:r>
+      <w:r>
+        <w:rPr>
+          <w:rFonts w:ascii="Calibri"/>
+          <w:spacing w:val="-5"/>
+          <w:sz w:val="24"/>
+          <w:lang w:val="en-IN"/>
+        </w:rPr>
+        <w:t xml:space="preserve"> </w:t>
+      </w:r>
+      <w:r>
+        <w:rPr>
+          <w:rFonts w:ascii="Calibri"/>
+          <w:spacing w:val="-5"/>
+          <w:sz w:val="24"/>
+          <w:lang w:val="en-IN"/>
+        </w:rPr>
+        <w:t> </w:t>
+      </w:r>
+      <w:r>
+        <w:rPr>
+          <w:rFonts w:ascii="Calibri"/>
+          <w:spacing w:val="-5"/>
+          <w:sz w:val="24"/>
+          <w:lang w:val="en-IN"/>
+        </w:rPr>
+        <w:t xml:space="preserve"> </w:t>
+      </w:r>
+      <w:r>
+        <w:rPr>
+          <w:rFonts w:ascii="Calibri"/>
+          <w:spacing w:val="-5"/>
+          <w:sz w:val="24"/>
+          <w:lang w:val="en-IN"/>
+        </w:rPr>
+        <w:t> </w:t>
+      </w:r>
+      <w:r>
+        <w:rPr>
+          <w:rFonts w:ascii="Calibri"/>
+          <w:spacing w:val="-5"/>
+          <w:sz w:val="24"/>
+          <w:lang w:val="en-IN"/>
+        </w:rPr>
+        <w:t xml:space="preserve"> </w:t>
+      </w:r>
+      <w:r>
+        <w:rPr>
+          <w:rFonts w:ascii="Calibri"/>
+          <w:spacing w:val="-5"/>
+          <w:sz w:val="24"/>
+          <w:lang w:val="en-IN"/>
+        </w:rPr>
+        <w:t> </w:t>
+      </w:r>
+      <w:r>
+        <w:rPr>
+          <w:rFonts w:ascii="Calibri"/>
+          <w:spacing w:val="-5"/>
+          <w:sz w:val="24"/>
+          <w:lang w:val="en-IN"/>
+        </w:rPr>
+        <w:t xml:space="preserve"> return;</w:t>
+      </w:r>
+    </w:p>
+    <w:p>
+      <w:pPr>
+        <w:spacing w:line="360" w:lineRule="auto"/>
+        <w:rPr>
+          <w:rFonts w:ascii="Calibri"/>
+          <w:spacing w:val="-5"/>
+          <w:sz w:val="24"/>
+          <w:lang w:val="en-IN"/>
+        </w:rPr>
+      </w:pPr>
+      <w:r>
+        <w:rPr>
+          <w:rFonts w:ascii="Calibri"/>
+          <w:spacing w:val="-5"/>
+          <w:sz w:val="24"/>
+          <w:lang w:val="en-IN"/>
+        </w:rPr>
+        <w:t> </w:t>
+      </w:r>
+      <w:r>
+        <w:rPr>
+          <w:rFonts w:ascii="Calibri"/>
+          <w:spacing w:val="-5"/>
+          <w:sz w:val="24"/>
+          <w:lang w:val="en-IN"/>
+        </w:rPr>
+        <w:t xml:space="preserve"> </w:t>
+      </w:r>
+      <w:r>
+        <w:rPr>
+          <w:rFonts w:ascii="Calibri"/>
+          <w:spacing w:val="-5"/>
+          <w:sz w:val="24"/>
+          <w:lang w:val="en-IN"/>
+        </w:rPr>
+        <w:t> </w:t>
+      </w:r>
+      <w:r>
+        <w:rPr>
+          <w:rFonts w:ascii="Calibri"/>
+          <w:spacing w:val="-5"/>
+          <w:sz w:val="24"/>
+          <w:lang w:val="en-IN"/>
+        </w:rPr>
+        <w:t xml:space="preserve"> </w:t>
+      </w:r>
+      <w:r>
+        <w:rPr>
+          <w:rFonts w:ascii="Calibri"/>
+          <w:spacing w:val="-5"/>
+          <w:sz w:val="24"/>
+          <w:lang w:val="en-IN"/>
+        </w:rPr>
+        <w:t> </w:t>
+      </w:r>
+      <w:r>
+        <w:rPr>
+          <w:rFonts w:ascii="Calibri"/>
+          <w:spacing w:val="-5"/>
+          <w:sz w:val="24"/>
+          <w:lang w:val="en-IN"/>
+        </w:rPr>
+        <w:t xml:space="preserve"> </w:t>
+      </w:r>
+      <w:r>
+        <w:rPr>
+          <w:rFonts w:ascii="Calibri"/>
+          <w:spacing w:val="-5"/>
+          <w:sz w:val="24"/>
+          <w:lang w:val="en-IN"/>
+        </w:rPr>
+        <w:t> </w:t>
+      </w:r>
+      <w:r>
+        <w:rPr>
+          <w:rFonts w:ascii="Calibri"/>
+          <w:spacing w:val="-5"/>
+          <w:sz w:val="24"/>
+          <w:lang w:val="en-IN"/>
+        </w:rPr>
+        <w:t xml:space="preserve"> </w:t>
+      </w:r>
+      <w:r>
+        <w:rPr>
+          <w:rFonts w:ascii="Calibri"/>
+          <w:spacing w:val="-5"/>
+          <w:sz w:val="24"/>
+          <w:lang w:val="en-IN"/>
+        </w:rPr>
+        <w:t> </w:t>
+      </w:r>
+      <w:r>
+        <w:rPr>
+          <w:rFonts w:ascii="Calibri"/>
+          <w:spacing w:val="-5"/>
+          <w:sz w:val="24"/>
+          <w:lang w:val="en-IN"/>
+        </w:rPr>
+        <w:t xml:space="preserve"> </w:t>
+      </w:r>
+      <w:r>
+        <w:rPr>
+          <w:rFonts w:ascii="Calibri"/>
+          <w:spacing w:val="-5"/>
+          <w:sz w:val="24"/>
+          <w:lang w:val="en-IN"/>
+        </w:rPr>
+        <w:t> </w:t>
+      </w:r>
+      <w:r>
+        <w:rPr>
+          <w:rFonts w:ascii="Calibri"/>
+          <w:spacing w:val="-5"/>
+          <w:sz w:val="24"/>
+          <w:lang w:val="en-IN"/>
+        </w:rPr>
+        <w:t xml:space="preserve"> }</w:t>
+      </w:r>
+    </w:p>
+    <w:p>
+      <w:pPr>
+        <w:spacing w:line="360" w:lineRule="auto"/>
+        <w:rPr>
+          <w:rFonts w:ascii="Calibri"/>
+          <w:spacing w:val="-5"/>
+          <w:sz w:val="24"/>
+          <w:lang w:val="en-IN"/>
+        </w:rPr>
+      </w:pPr>
+      <w:r>
+        <w:rPr>
+          <w:rFonts w:ascii="Calibri"/>
+          <w:spacing w:val="-5"/>
+          <w:sz w:val="24"/>
+          <w:lang w:val="en-IN"/>
+        </w:rPr>
+        <w:t> </w:t>
+      </w:r>
+      <w:r>
+        <w:rPr>
+          <w:rFonts w:ascii="Calibri"/>
+          <w:spacing w:val="-5"/>
+          <w:sz w:val="24"/>
+          <w:lang w:val="en-IN"/>
+        </w:rPr>
+        <w:t xml:space="preserve"> </w:t>
+      </w:r>
+      <w:r>
+        <w:rPr>
+          <w:rFonts w:ascii="Calibri"/>
+          <w:spacing w:val="-5"/>
+          <w:sz w:val="24"/>
+          <w:lang w:val="en-IN"/>
+        </w:rPr>
+        <w:t> </w:t>
+      </w:r>
+      <w:r>
+        <w:rPr>
+          <w:rFonts w:ascii="Calibri"/>
+          <w:spacing w:val="-5"/>
+          <w:sz w:val="24"/>
+          <w:lang w:val="en-IN"/>
+        </w:rPr>
+        <w:t xml:space="preserve"> </w:t>
+      </w:r>
+      <w:r>
+        <w:rPr>
+          <w:rFonts w:ascii="Calibri"/>
+          <w:spacing w:val="-5"/>
+          <w:sz w:val="24"/>
+          <w:lang w:val="en-IN"/>
+        </w:rPr>
+        <w:t> </w:t>
+      </w:r>
+      <w:r>
+        <w:rPr>
+          <w:rFonts w:ascii="Calibri"/>
+          <w:spacing w:val="-5"/>
+          <w:sz w:val="24"/>
+          <w:lang w:val="en-IN"/>
+        </w:rPr>
+        <w:t xml:space="preserve"> </w:t>
+      </w:r>
+      <w:r>
+        <w:rPr>
+          <w:rFonts w:ascii="Calibri"/>
+          <w:spacing w:val="-5"/>
+          <w:sz w:val="24"/>
+          <w:lang w:val="en-IN"/>
+        </w:rPr>
+        <w:t> </w:t>
+      </w:r>
+      <w:r>
+        <w:rPr>
+          <w:rFonts w:ascii="Calibri"/>
+          <w:spacing w:val="-5"/>
+          <w:sz w:val="24"/>
+          <w:lang w:val="en-IN"/>
+        </w:rPr>
+        <w:t xml:space="preserve"> </w:t>
+      </w:r>
+      <w:r>
+        <w:rPr>
+          <w:rFonts w:ascii="Calibri"/>
+          <w:spacing w:val="-5"/>
+          <w:sz w:val="24"/>
+          <w:lang w:val="en-IN"/>
+        </w:rPr>
+        <w:t> </w:t>
+      </w:r>
+      <w:r>
+        <w:rPr>
+          <w:rFonts w:ascii="Calibri"/>
+          <w:spacing w:val="-5"/>
+          <w:sz w:val="24"/>
+          <w:lang w:val="en-IN"/>
+        </w:rPr>
+        <w:t xml:space="preserve"> </w:t>
+      </w:r>
+      <w:r>
+        <w:rPr>
+          <w:rFonts w:ascii="Calibri"/>
+          <w:spacing w:val="-5"/>
+          <w:sz w:val="24"/>
+          <w:lang w:val="en-IN"/>
+        </w:rPr>
+        <w:t> </w:t>
+      </w:r>
+      <w:r>
+        <w:rPr>
+          <w:rFonts w:ascii="Calibri"/>
+          <w:spacing w:val="-5"/>
+          <w:sz w:val="24"/>
+          <w:lang w:val="en-IN"/>
+        </w:rPr>
+        <w:t xml:space="preserve"> if (</w:t>
+      </w:r>
+      <w:proofErr w:type="spellStart"/>
+      <w:proofErr w:type="gramStart"/>
+      <w:r>
+        <w:rPr>
+          <w:rFonts w:ascii="Calibri"/>
+          <w:spacing w:val="-5"/>
+          <w:sz w:val="24"/>
+          <w:lang w:val="en-IN"/>
+        </w:rPr>
+        <w:t>password.length</w:t>
+      </w:r>
+      <w:proofErr w:type="spellEnd"/>
+      <w:proofErr w:type="gramEnd"/>
+      <w:r>
+        <w:rPr>
+          <w:rFonts w:ascii="Calibri"/>
+          <w:spacing w:val="-5"/>
+          <w:sz w:val="24"/>
+          <w:lang w:val="en-IN"/>
+        </w:rPr>
+        <w:t xml:space="preserve"> &lt; 8) {</w:t>
+      </w:r>
+    </w:p>
+    <w:p>
+      <w:pPr>
+        <w:spacing w:line="360" w:lineRule="auto"/>
+        <w:rPr>
+          <w:rFonts w:ascii="Calibri"/>
+          <w:spacing w:val="-5"/>
+          <w:sz w:val="24"/>
+          <w:lang w:val="en-IN"/>
+        </w:rPr>
+      </w:pPr>
+      <w:r>
+        <w:rPr>
+          <w:rFonts w:ascii="Calibri"/>
+          <w:spacing w:val="-5"/>
+          <w:sz w:val="24"/>
+          <w:lang w:val="en-IN"/>
+        </w:rPr>
+        <w:t> </w:t>
+      </w:r>
+      <w:r>
+        <w:rPr>
+          <w:rFonts w:ascii="Calibri"/>
+          <w:spacing w:val="-5"/>
+          <w:sz w:val="24"/>
+          <w:lang w:val="en-IN"/>
+        </w:rPr>
+        <w:t xml:space="preserve"> </w:t>
+      </w:r>
+      <w:r>
+        <w:rPr>
+          <w:rFonts w:ascii="Calibri"/>
+          <w:spacing w:val="-5"/>
+          <w:sz w:val="24"/>
+          <w:lang w:val="en-IN"/>
+        </w:rPr>
+        <w:t> </w:t>
+      </w:r>
+      <w:r>
+        <w:rPr>
+          <w:rFonts w:ascii="Calibri"/>
+          <w:spacing w:val="-5"/>
+          <w:sz w:val="24"/>
+          <w:lang w:val="en-IN"/>
+        </w:rPr>
+        <w:t xml:space="preserve"> </w:t>
+      </w:r>
+      <w:r>
+        <w:rPr>
+          <w:rFonts w:ascii="Calibri"/>
+          <w:spacing w:val="-5"/>
+          <w:sz w:val="24"/>
+          <w:lang w:val="en-IN"/>
+        </w:rPr>
+        <w:t> </w:t>
+      </w:r>
+      <w:r>
+        <w:rPr>
+          <w:rFonts w:ascii="Calibri"/>
+          <w:spacing w:val="-5"/>
+          <w:sz w:val="24"/>
+          <w:lang w:val="en-IN"/>
+        </w:rPr>
+        <w:t xml:space="preserve"> </w:t>
+      </w:r>
+      <w:r>
+        <w:rPr>
+          <w:rFonts w:ascii="Calibri"/>
+          <w:spacing w:val="-5"/>
+          <w:sz w:val="24"/>
+          <w:lang w:val="en-IN"/>
+        </w:rPr>
+        <w:t> </w:t>
+      </w:r>
+      <w:r>
+        <w:rPr>
+          <w:rFonts w:ascii="Calibri"/>
+          <w:spacing w:val="-5"/>
+          <w:sz w:val="24"/>
+          <w:lang w:val="en-IN"/>
+        </w:rPr>
+        <w:t xml:space="preserve"> </w:t>
+      </w:r>
+      <w:r>
+        <w:rPr>
+          <w:rFonts w:ascii="Calibri"/>
+          <w:spacing w:val="-5"/>
+          <w:sz w:val="24"/>
+          <w:lang w:val="en-IN"/>
+        </w:rPr>
+        <w:t> </w:t>
+      </w:r>
+      <w:r>
+        <w:rPr>
+          <w:rFonts w:ascii="Calibri"/>
+          <w:spacing w:val="-5"/>
+          <w:sz w:val="24"/>
+          <w:lang w:val="en-IN"/>
+        </w:rPr>
+        <w:t xml:space="preserve"> </w:t>
+      </w:r>
+      <w:r>
+        <w:rPr>
+          <w:rFonts w:ascii="Calibri"/>
+          <w:spacing w:val="-5"/>
+          <w:sz w:val="24"/>
+          <w:lang w:val="en-IN"/>
+        </w:rPr>
+        <w:t> </w:t>
+      </w:r>
+      <w:r>
+        <w:rPr>
+          <w:rFonts w:ascii="Calibri"/>
+          <w:spacing w:val="-5"/>
+          <w:sz w:val="24"/>
+          <w:lang w:val="en-IN"/>
+        </w:rPr>
+        <w:t xml:space="preserve"> </w:t>
+      </w:r>
+      <w:r>
+        <w:rPr>
+          <w:rFonts w:ascii="Calibri"/>
+          <w:spacing w:val="-5"/>
+          <w:sz w:val="24"/>
+          <w:lang w:val="en-IN"/>
+        </w:rPr>
+        <w:t> </w:t>
+      </w:r>
+      <w:r>
+        <w:rPr>
+          <w:rFonts w:ascii="Calibri"/>
+          <w:spacing w:val="-5"/>
+          <w:sz w:val="24"/>
+          <w:lang w:val="en-IN"/>
+        </w:rPr>
+        <w:t xml:space="preserve"> </w:t>
+      </w:r>
+      <w:r>
+        <w:rPr>
+          <w:rFonts w:ascii="Calibri"/>
+          <w:spacing w:val="-5"/>
+          <w:sz w:val="24"/>
+          <w:lang w:val="en-IN"/>
+        </w:rPr>
+        <w:t> </w:t>
+      </w:r>
+      <w:r>
+        <w:rPr>
+          <w:rFonts w:ascii="Calibri"/>
+          <w:spacing w:val="-5"/>
+          <w:sz w:val="24"/>
+          <w:lang w:val="en-IN"/>
+        </w:rPr>
+        <w:t xml:space="preserve"> </w:t>
+      </w:r>
+      <w:proofErr w:type="gramStart"/>
+      <w:r>
+        <w:rPr>
+          <w:rFonts w:ascii="Calibri"/>
+          <w:spacing w:val="-5"/>
+          <w:sz w:val="24"/>
+          <w:lang w:val="en-IN"/>
+        </w:rPr>
+        <w:t>alert(</w:t>
+      </w:r>
+      <w:proofErr w:type="gramEnd"/>
+      <w:r>
+        <w:rPr>
+          <w:rFonts w:ascii="Calibri"/>
+          <w:spacing w:val="-5"/>
+          <w:sz w:val="24"/>
+          <w:lang w:val="en-IN"/>
+        </w:rPr>
+        <w:t>"Password must be at least 8 characters long.");</w:t>
+      </w:r>
+    </w:p>
+    <w:p>
+      <w:pPr>
+        <w:spacing w:line="360" w:lineRule="auto"/>
+        <w:rPr>
+          <w:rFonts w:ascii="Calibri"/>
+          <w:spacing w:val="-5"/>
+          <w:sz w:val="24"/>
+          <w:lang w:val="en-IN"/>
+        </w:rPr>
+      </w:pPr>
+      <w:r>
+        <w:rPr>
+          <w:rFonts w:ascii="Calibri"/>
+          <w:spacing w:val="-5"/>
+          <w:sz w:val="24"/>
+          <w:lang w:val="en-IN"/>
+        </w:rPr>
+        <w:t> </w:t>
+      </w:r>
+      <w:r>
+        <w:rPr>
+          <w:rFonts w:ascii="Calibri"/>
+          <w:spacing w:val="-5"/>
+          <w:sz w:val="24"/>
+          <w:lang w:val="en-IN"/>
+        </w:rPr>
+        <w:t xml:space="preserve"> </w:t>
+      </w:r>
+      <w:r>
+        <w:rPr>
+          <w:rFonts w:ascii="Calibri"/>
+          <w:spacing w:val="-5"/>
+          <w:sz w:val="24"/>
+          <w:lang w:val="en-IN"/>
+        </w:rPr>
+        <w:t> </w:t>
+      </w:r>
+      <w:r>
+        <w:rPr>
+          <w:rFonts w:ascii="Calibri"/>
+          <w:spacing w:val="-5"/>
+          <w:sz w:val="24"/>
+          <w:lang w:val="en-IN"/>
+        </w:rPr>
+        <w:t xml:space="preserve"> </w:t>
+      </w:r>
+      <w:r>
+        <w:rPr>
+          <w:rFonts w:ascii="Calibri"/>
+          <w:spacing w:val="-5"/>
+          <w:sz w:val="24"/>
+          <w:lang w:val="en-IN"/>
+        </w:rPr>
+        <w:t> </w:t>
+      </w:r>
+      <w:r>
+        <w:rPr>
+          <w:rFonts w:ascii="Calibri"/>
+          <w:spacing w:val="-5"/>
+          <w:sz w:val="24"/>
+          <w:lang w:val="en-IN"/>
+        </w:rPr>
+        <w:t xml:space="preserve"> </w:t>
+      </w:r>
+      <w:r>
+        <w:rPr>
+          <w:rFonts w:ascii="Calibri"/>
+          <w:spacing w:val="-5"/>
+          <w:sz w:val="24"/>
+          <w:lang w:val="en-IN"/>
+        </w:rPr>
+        <w:t> </w:t>
+      </w:r>
+      <w:r>
+        <w:rPr>
+          <w:rFonts w:ascii="Calibri"/>
+          <w:spacing w:val="-5"/>
+          <w:sz w:val="24"/>
+          <w:lang w:val="en-IN"/>
+        </w:rPr>
+        <w:t xml:space="preserve"> </w:t>
+      </w:r>
+      <w:r>
+        <w:rPr>
+          <w:rFonts w:ascii="Calibri"/>
+          <w:spacing w:val="-5"/>
+          <w:sz w:val="24"/>
+          <w:lang w:val="en-IN"/>
+        </w:rPr>
+        <w:t> </w:t>
+      </w:r>
+      <w:r>
+        <w:rPr>
+          <w:rFonts w:ascii="Calibri"/>
+          <w:spacing w:val="-5"/>
+          <w:sz w:val="24"/>
+          <w:lang w:val="en-IN"/>
+        </w:rPr>
+        <w:t xml:space="preserve"> </w:t>
+      </w:r>
+      <w:r>
+        <w:rPr>
+          <w:rFonts w:ascii="Calibri"/>
+          <w:spacing w:val="-5"/>
+          <w:sz w:val="24"/>
+          <w:lang w:val="en-IN"/>
+        </w:rPr>
+        <w:t> </w:t>
+      </w:r>
+      <w:r>
+        <w:rPr>
+          <w:rFonts w:ascii="Calibri"/>
+          <w:spacing w:val="-5"/>
+          <w:sz w:val="24"/>
+          <w:lang w:val="en-IN"/>
+        </w:rPr>
+        <w:t xml:space="preserve"> </w:t>
+      </w:r>
+      <w:r>
+        <w:rPr>
+          <w:rFonts w:ascii="Calibri"/>
+          <w:spacing w:val="-5"/>
+          <w:sz w:val="24"/>
+          <w:lang w:val="en-IN"/>
+        </w:rPr>
+        <w:t> </w:t>
+      </w:r>
+      <w:r>
+        <w:rPr>
+          <w:rFonts w:ascii="Calibri"/>
+          <w:spacing w:val="-5"/>
+          <w:sz w:val="24"/>
+          <w:lang w:val="en-IN"/>
+        </w:rPr>
+        <w:t xml:space="preserve"> </w:t>
+      </w:r>
+      <w:r>
+        <w:rPr>
+          <w:rFonts w:ascii="Calibri"/>
+          <w:spacing w:val="-5"/>
+          <w:sz w:val="24"/>
+          <w:lang w:val="en-IN"/>
+        </w:rPr>
+        <w:t> </w:t>
+      </w:r>
+      <w:r>
+        <w:rPr>
+          <w:rFonts w:ascii="Calibri"/>
+          <w:spacing w:val="-5"/>
+          <w:sz w:val="24"/>
+          <w:lang w:val="en-IN"/>
+        </w:rPr>
+        <w:t xml:space="preserve"> return;</w:t>
+      </w:r>
+    </w:p>
+    <w:p>
+      <w:pPr>
+        <w:spacing w:line="360" w:lineRule="auto"/>
+        <w:rPr>
+          <w:rFonts w:ascii="Calibri"/>
+          <w:spacing w:val="-5"/>
+          <w:sz w:val="24"/>
+          <w:lang w:val="en-IN"/>
+        </w:rPr>
+      </w:pPr>
+      <w:r>
+        <w:rPr>
+          <w:rFonts w:ascii="Calibri"/>
+          <w:spacing w:val="-5"/>
+          <w:sz w:val="24"/>
+          <w:lang w:val="en-IN"/>
+        </w:rPr>
+        <w:t> </w:t>
+      </w:r>
+      <w:r>
+        <w:rPr>
+          <w:rFonts w:ascii="Calibri"/>
+          <w:spacing w:val="-5"/>
+          <w:sz w:val="24"/>
+          <w:lang w:val="en-IN"/>
+        </w:rPr>
+        <w:t xml:space="preserve"> </w:t>
+      </w:r>
+      <w:r>
+        <w:rPr>
+          <w:rFonts w:ascii="Calibri"/>
+          <w:spacing w:val="-5"/>
+          <w:sz w:val="24"/>
+          <w:lang w:val="en-IN"/>
+        </w:rPr>
+        <w:t> </w:t>
+      </w:r>
+      <w:r>
+        <w:rPr>
+          <w:rFonts w:ascii="Calibri"/>
+          <w:spacing w:val="-5"/>
+          <w:sz w:val="24"/>
+          <w:lang w:val="en-IN"/>
+        </w:rPr>
+        <w:t xml:space="preserve"> </w:t>
+      </w:r>
+      <w:r>
+        <w:rPr>
+          <w:rFonts w:ascii="Calibri"/>
+          <w:spacing w:val="-5"/>
+          <w:sz w:val="24"/>
+          <w:lang w:val="en-IN"/>
+        </w:rPr>
+        <w:t> </w:t>
+      </w:r>
+      <w:r>
+        <w:rPr>
+          <w:rFonts w:ascii="Calibri"/>
+          <w:spacing w:val="-5"/>
+          <w:sz w:val="24"/>
+          <w:lang w:val="en-IN"/>
+        </w:rPr>
+        <w:t xml:space="preserve"> </w:t>
+      </w:r>
+      <w:r>
+        <w:rPr>
+          <w:rFonts w:ascii="Calibri"/>
+          <w:spacing w:val="-5"/>
+          <w:sz w:val="24"/>
+          <w:lang w:val="en-IN"/>
+        </w:rPr>
+        <w:t> </w:t>
+      </w:r>
+      <w:r>
+        <w:rPr>
+          <w:rFonts w:ascii="Calibri"/>
+          <w:spacing w:val="-5"/>
+          <w:sz w:val="24"/>
+          <w:lang w:val="en-IN"/>
+        </w:rPr>
+        <w:t xml:space="preserve"> </w:t>
+      </w:r>
+      <w:r>
+        <w:rPr>
+          <w:rFonts w:ascii="Calibri"/>
+          <w:spacing w:val="-5"/>
+          <w:sz w:val="24"/>
+          <w:lang w:val="en-IN"/>
+        </w:rPr>
+        <w:t> </w:t>
+      </w:r>
+      <w:r>
+        <w:rPr>
+          <w:rFonts w:ascii="Calibri"/>
+          <w:spacing w:val="-5"/>
+          <w:sz w:val="24"/>
+          <w:lang w:val="en-IN"/>
+        </w:rPr>
+        <w:t xml:space="preserve"> </w:t>
+      </w:r>
+      <w:r>
+        <w:rPr>
+          <w:rFonts w:ascii="Calibri"/>
+          <w:spacing w:val="-5"/>
+          <w:sz w:val="24"/>
+          <w:lang w:val="en-IN"/>
+        </w:rPr>
+        <w:t> </w:t>
+      </w:r>
+      <w:r>
+        <w:rPr>
+          <w:rFonts w:ascii="Calibri"/>
+          <w:spacing w:val="-5"/>
+          <w:sz w:val="24"/>
+          <w:lang w:val="en-IN"/>
+        </w:rPr>
+        <w:t xml:space="preserve"> }</w:t>
+      </w:r>
+    </w:p>
+    <w:p>
+      <w:pPr>
+        <w:spacing w:line="360" w:lineRule="auto"/>
+        <w:rPr>
+          <w:rFonts w:ascii="Calibri"/>
+          <w:spacing w:val="-5"/>
+          <w:sz w:val="24"/>
+          <w:lang w:val="en-IN"/>
+        </w:rPr>
+      </w:pPr>
+      <w:r>
+        <w:rPr>
+          <w:rFonts w:ascii="Calibri"/>
+          <w:spacing w:val="-5"/>
+          <w:sz w:val="24"/>
+          <w:lang w:val="en-IN"/>
+        </w:rPr>
+        <w:lastRenderedPageBreak/>
+        <w:t> </w:t>
+      </w:r>
+      <w:r>
+        <w:rPr>
+          <w:rFonts w:ascii="Calibri"/>
+          <w:spacing w:val="-5"/>
+          <w:sz w:val="24"/>
+          <w:lang w:val="en-IN"/>
+        </w:rPr>
+        <w:t xml:space="preserve"> </w:t>
+      </w:r>
+      <w:r>
+        <w:rPr>
+          <w:rFonts w:ascii="Calibri"/>
+          <w:spacing w:val="-5"/>
+          <w:sz w:val="24"/>
+          <w:lang w:val="en-IN"/>
+        </w:rPr>
+        <w:t> </w:t>
+      </w:r>
+      <w:r>
+        <w:rPr>
+          <w:rFonts w:ascii="Calibri"/>
+          <w:spacing w:val="-5"/>
+          <w:sz w:val="24"/>
+          <w:lang w:val="en-IN"/>
+        </w:rPr>
+        <w:t xml:space="preserve"> </w:t>
+      </w:r>
+      <w:r>
+        <w:rPr>
+          <w:rFonts w:ascii="Calibri"/>
+          <w:spacing w:val="-5"/>
+          <w:sz w:val="24"/>
+          <w:lang w:val="en-IN"/>
+        </w:rPr>
+        <w:t> </w:t>
+      </w:r>
+      <w:r>
+        <w:rPr>
+          <w:rFonts w:ascii="Calibri"/>
+          <w:spacing w:val="-5"/>
+          <w:sz w:val="24"/>
+          <w:lang w:val="en-IN"/>
+        </w:rPr>
+        <w:t xml:space="preserve"> </w:t>
+      </w:r>
+      <w:r>
+        <w:rPr>
+          <w:rFonts w:ascii="Calibri"/>
+          <w:spacing w:val="-5"/>
+          <w:sz w:val="24"/>
+          <w:lang w:val="en-IN"/>
+        </w:rPr>
+        <w:t> </w:t>
+      </w:r>
+      <w:r>
+        <w:rPr>
+          <w:rFonts w:ascii="Calibri"/>
+          <w:spacing w:val="-5"/>
+          <w:sz w:val="24"/>
+          <w:lang w:val="en-IN"/>
+        </w:rPr>
+        <w:t xml:space="preserve"> </w:t>
+      </w:r>
+      <w:r>
+        <w:rPr>
+          <w:rFonts w:ascii="Calibri"/>
+          <w:spacing w:val="-5"/>
+          <w:sz w:val="24"/>
+          <w:lang w:val="en-IN"/>
+        </w:rPr>
+        <w:t> </w:t>
+      </w:r>
+      <w:r>
+        <w:rPr>
+          <w:rFonts w:ascii="Calibri"/>
+          <w:spacing w:val="-5"/>
+          <w:sz w:val="24"/>
+          <w:lang w:val="en-IN"/>
+        </w:rPr>
+        <w:t xml:space="preserve"> </w:t>
+      </w:r>
+      <w:r>
+        <w:rPr>
+          <w:rFonts w:ascii="Calibri"/>
+          <w:spacing w:val="-5"/>
+          <w:sz w:val="24"/>
+          <w:lang w:val="en-IN"/>
+        </w:rPr>
+        <w:t> </w:t>
+      </w:r>
+      <w:r>
+        <w:rPr>
+          <w:rFonts w:ascii="Calibri"/>
+          <w:spacing w:val="-5"/>
+          <w:sz w:val="24"/>
+          <w:lang w:val="en-IN"/>
+        </w:rPr>
+        <w:t xml:space="preserve"> </w:t>
+      </w:r>
+      <w:proofErr w:type="spellStart"/>
+      <w:proofErr w:type="gramStart"/>
+      <w:r>
+        <w:rPr>
+          <w:rFonts w:ascii="Calibri"/>
+          <w:spacing w:val="-5"/>
+          <w:sz w:val="24"/>
+          <w:lang w:val="en-IN"/>
+        </w:rPr>
+        <w:t>document.getElementById</w:t>
+      </w:r>
+      <w:proofErr w:type="spellEnd"/>
+      <w:proofErr w:type="gramEnd"/>
+      <w:r>
+        <w:rPr>
+          <w:rFonts w:ascii="Calibri"/>
+          <w:spacing w:val="-5"/>
+          <w:sz w:val="24"/>
+          <w:lang w:val="en-IN"/>
+        </w:rPr>
+        <w:t>('</w:t>
+      </w:r>
+      <w:proofErr w:type="spellStart"/>
+      <w:r>
+        <w:rPr>
+          <w:rFonts w:ascii="Calibri"/>
+          <w:spacing w:val="-5"/>
+          <w:sz w:val="24"/>
+          <w:lang w:val="en-IN"/>
+        </w:rPr>
+        <w:t>signupForm</w:t>
+      </w:r>
+      <w:proofErr w:type="spellEnd"/>
+      <w:r>
+        <w:rPr>
+          <w:rFonts w:ascii="Calibri"/>
+          <w:spacing w:val="-5"/>
+          <w:sz w:val="24"/>
+          <w:lang w:val="en-IN"/>
+        </w:rPr>
+        <w:t>'</w:t>
+      </w:r>
+      <w:proofErr w:type="gramStart"/>
+      <w:r>
+        <w:rPr>
+          <w:rFonts w:ascii="Calibri"/>
+          <w:spacing w:val="-5"/>
+          <w:sz w:val="24"/>
+          <w:lang w:val="en-IN"/>
+        </w:rPr>
+        <w:t>).</w:t>
+      </w:r>
+      <w:proofErr w:type="spellStart"/>
+      <w:r>
+        <w:rPr>
+          <w:rFonts w:ascii="Calibri"/>
+          <w:spacing w:val="-5"/>
+          <w:sz w:val="24"/>
+          <w:lang w:val="en-IN"/>
+        </w:rPr>
+        <w:t>innerHTML</w:t>
+      </w:r>
+      <w:proofErr w:type="spellEnd"/>
+      <w:proofErr w:type="gramEnd"/>
+      <w:r>
+        <w:rPr>
+          <w:rFonts w:ascii="Calibri"/>
+          <w:spacing w:val="-5"/>
+          <w:sz w:val="24"/>
+          <w:lang w:val="en-IN"/>
+        </w:rPr>
+        <w:t xml:space="preserve"> = "&lt;p&gt;Signup successful for: " + username + "&lt;/p&gt;";</w:t>
+      </w:r>
+    </w:p>
+    <w:p>
+      <w:pPr>
+        <w:spacing w:line="360" w:lineRule="auto"/>
+        <w:rPr>
+          <w:rFonts w:ascii="Calibri"/>
+          <w:spacing w:val="-5"/>
+          <w:sz w:val="24"/>
+          <w:lang w:val="en-IN"/>
+        </w:rPr>
+      </w:pPr>
+      <w:r>
+        <w:rPr>
+          <w:rFonts w:ascii="Calibri"/>
+          <w:spacing w:val="-5"/>
+          <w:sz w:val="24"/>
+          <w:lang w:val="en-IN"/>
+        </w:rPr>
+        <w:t> </w:t>
+      </w:r>
+      <w:r>
+        <w:rPr>
+          <w:rFonts w:ascii="Calibri"/>
+          <w:spacing w:val="-5"/>
+          <w:sz w:val="24"/>
+          <w:lang w:val="en-IN"/>
+        </w:rPr>
+        <w:t xml:space="preserve"> </w:t>
+      </w:r>
+      <w:r>
+        <w:rPr>
+          <w:rFonts w:ascii="Calibri"/>
+          <w:spacing w:val="-5"/>
+          <w:sz w:val="24"/>
+          <w:lang w:val="en-IN"/>
+        </w:rPr>
+        <w:t> </w:t>
+      </w:r>
+      <w:r>
+        <w:rPr>
+          <w:rFonts w:ascii="Calibri"/>
+          <w:spacing w:val="-5"/>
+          <w:sz w:val="24"/>
+          <w:lang w:val="en-IN"/>
+        </w:rPr>
+        <w:t xml:space="preserve"> </w:t>
+      </w:r>
+      <w:r>
+        <w:rPr>
+          <w:rFonts w:ascii="Calibri"/>
+          <w:spacing w:val="-5"/>
+          <w:sz w:val="24"/>
+          <w:lang w:val="en-IN"/>
+        </w:rPr>
+        <w:t> </w:t>
+      </w:r>
+      <w:r>
+        <w:rPr>
+          <w:rFonts w:ascii="Calibri"/>
+          <w:spacing w:val="-5"/>
+          <w:sz w:val="24"/>
+          <w:lang w:val="en-IN"/>
+        </w:rPr>
+        <w:t xml:space="preserve"> </w:t>
+      </w:r>
+      <w:r>
+        <w:rPr>
+          <w:rFonts w:ascii="Calibri"/>
+          <w:spacing w:val="-5"/>
+          <w:sz w:val="24"/>
+          <w:lang w:val="en-IN"/>
+        </w:rPr>
+        <w:t> </w:t>
+      </w:r>
+      <w:r>
+        <w:rPr>
+          <w:rFonts w:ascii="Calibri"/>
+          <w:spacing w:val="-5"/>
+          <w:sz w:val="24"/>
+          <w:lang w:val="en-IN"/>
+        </w:rPr>
+        <w:t xml:space="preserve"> });</w:t>
+      </w:r>
+    </w:p>
+    <w:p>
+      <w:pPr>
+        <w:spacing w:line="360" w:lineRule="auto"/>
+        <w:rPr>
+          <w:rFonts w:ascii="Calibri"/>
+          <w:spacing w:val="-5"/>
+          <w:sz w:val="24"/>
+          <w:lang w:val="en-IN"/>
+        </w:rPr>
+      </w:pPr>
+      <w:r>
+        <w:rPr>
+          <w:rFonts w:ascii="Calibri"/>
+          <w:spacing w:val="-5"/>
+          <w:sz w:val="24"/>
+          <w:lang w:val="en-IN"/>
+        </w:rPr>
+        <w:t> </w:t>
+      </w:r>
+      <w:r>
+        <w:rPr>
+          <w:rFonts w:ascii="Calibri"/>
+          <w:spacing w:val="-5"/>
+          <w:sz w:val="24"/>
+          <w:lang w:val="en-IN"/>
+        </w:rPr>
+        <w:t xml:space="preserve"> </w:t>
+      </w:r>
+      <w:r>
+        <w:rPr>
+          <w:rFonts w:ascii="Calibri"/>
+          <w:spacing w:val="-5"/>
+          <w:sz w:val="24"/>
+          <w:lang w:val="en-IN"/>
+        </w:rPr>
+        <w:t> </w:t>
+      </w:r>
+      <w:r>
+        <w:rPr>
+          <w:rFonts w:ascii="Calibri"/>
+          <w:spacing w:val="-5"/>
+          <w:sz w:val="24"/>
+          <w:lang w:val="en-IN"/>
+        </w:rPr>
+        <w:t xml:space="preserve"> &lt;/script&gt;</w:t>
+      </w:r>
+    </w:p>
+    <w:p>
+      <w:pPr>
+        <w:spacing w:line="360" w:lineRule="auto"/>
+        <w:rPr>
+          <w:rFonts w:ascii="Calibri"/>
+          <w:spacing w:val="-5"/>
+          <w:sz w:val="24"/>
+          <w:lang w:val="en-IN"/>
+        </w:rPr>
+      </w:pPr>
+      <w:r>
+        <w:rPr>
+          <w:rFonts w:ascii="Calibri"/>
+          <w:spacing w:val="-5"/>
+          <w:sz w:val="24"/>
+          <w:lang w:val="en-IN"/>
+        </w:rPr>
+        <w:t>&lt;/body&gt;</w:t>
+      </w:r>
+    </w:p>
+    <w:p>
+      <w:pPr>
+        <w:spacing w:line="360" w:lineRule="auto"/>
+        <w:rPr>
+          <w:rFonts w:ascii="Calibri"/>
+          <w:spacing w:val="-5"/>
+          <w:sz w:val="24"/>
+          <w:lang w:val="en-IN"/>
+        </w:rPr>
+      </w:pPr>
+      <w:r>
+        <w:rPr>
+          <w:rFonts w:ascii="Calibri"/>
+          <w:spacing w:val="-5"/>
+          <w:sz w:val="24"/>
+          <w:lang w:val="en-IN"/>
+        </w:rPr>
+        <w:t>&lt;/html&gt;</w:t>
+      </w:r>
+    </w:p>
+    <w:p>
+      <w:pPr>
+        <w:rPr>
+          <w:rFonts w:ascii="Calibri"/>
+          <w:b/>
+          <w:bCs/>
+          <w:spacing w:val="-5"/>
+          <w:sz w:val="24"/>
+          <w:lang w:val="en-IN"/>
+        </w:rPr>
+      </w:pPr>
+    </w:p>
+    <w:p>
+      <w:pPr>
+        <w:rPr>
+          <w:rFonts w:ascii="Calibri"/>
+          <w:b/>
+          <w:bCs/>
+          <w:spacing w:val="-5"/>
+          <w:sz w:val="24"/>
+          <w:lang w:val="en-IN"/>
+        </w:rPr>
+      </w:pPr>
+    </w:p>
+    <w:p>
+      <w:pPr>
+        <w:rPr>
+          <w:rFonts w:ascii="Calibri"/>
+          <w:b/>
+          <w:bCs/>
+          <w:spacing w:val="-5"/>
+          <w:sz w:val="24"/>
+          <w:lang w:val="en-IN"/>
+        </w:rPr>
+      </w:pPr>
+    </w:p>
+    <w:p>
+      <w:pPr>
+        <w:rPr>
+          <w:rFonts w:ascii="Calibri"/>
+          <w:b/>
+          <w:bCs/>
+          <w:spacing w:val="-5"/>
+          <w:sz w:val="24"/>
+          <w:lang w:val="en-IN"/>
+        </w:rPr>
+      </w:pPr>
+      <w:r>
+        <w:rPr>
+          <w:rFonts w:ascii="Calibri"/>
+          <w:b/>
+          <w:bCs/>
+          <w:spacing w:val="-5"/>
+          <w:sz w:val="24"/>
+          <w:lang w:val="en-IN"/>
+        </w:rPr>
+        <w:br w:type="page"/>
+      </w:r>
+    </w:p>
+    <w:p>
+      <w:pPr>
+        <w:rPr>
+          <w:rFonts w:ascii="Calibri"/>
+          <w:b/>
+          <w:bCs/>
+          <w:spacing w:val="-5"/>
+          <w:sz w:val="24"/>
+          <w:lang w:val="en-IN"/>
+        </w:rPr>
+      </w:pPr>
+    </w:p>
+    <w:p>
+      <w:pPr>
+        <w:rPr>
+          <w:rFonts w:ascii="Calibri"/>
+          <w:b/>
+          <w:bCs/>
+          <w:spacing w:val="-5"/>
+          <w:sz w:val="24"/>
+          <w:lang w:val="en-IN"/>
+        </w:rPr>
+      </w:pPr>
+      <w:r>
+        <w:rPr>
+          <w:rFonts w:ascii="Calibri"/>
+          <w:b/>
+          <w:bCs/>
+          <w:spacing w:val="-5"/>
+          <w:sz w:val="24"/>
+          <w:lang w:val="en-IN"/>
+        </w:rPr>
+        <w:drawing>
+          <wp:inline distT="0" distB="0" distL="0" distR="0" wp14:anchorId="370D01EF" wp14:editId="6831F104">
+            <wp:extent cx="6309360" cy="3549015"/>
+            <wp:effectExtent l="0" t="0" r="0" b="0"/>
+            <wp:docPr id="739135634" name="Picture 1"/>
+            <wp:cNvGraphicFramePr>
+              <a:graphicFrameLocks xmlns:a="http://schemas.openxmlformats.org/drawingml/2006/main" noChangeAspect="1"/>
+            </wp:cNvGraphicFramePr>
+            <a:graphic xmlns:a="http://schemas.openxmlformats.org/drawingml/2006/main">
+              <a:graphicData uri="http://schemas.openxmlformats.org/drawingml/2006/picture">
+                <pic:pic xmlns:pic="http://schemas.openxmlformats.org/drawingml/2006/picture">
+                  <pic:nvPicPr>
+                    <pic:cNvPr id="739135634" name=""/>
+                    <pic:cNvPicPr/>
+                  </pic:nvPicPr>
+                  <pic:blipFill>
+                    <a:blip r:embed="rId31"/>
+                    <a:stretch>
+                      <a:fillRect/>
+                    </a:stretch>
+                  </pic:blipFill>
+                  <pic:spPr>
+                    <a:xfrm>
+                      <a:off x="0" y="0"/>
+                      <a:ext cx="6309360" cy="3549015"/>
+                    </a:xfrm>
+                    <a:prstGeom prst="rect">
+                      <a:avLst/>
+                    </a:prstGeom>
+                  </pic:spPr>
+                </pic:pic>
+              </a:graphicData>
+            </a:graphic>
+          </wp:inline>
+        </w:drawing>
+      </w:r>
+      <w:r>
+        <w:rPr>
+          <w:rFonts w:ascii="Calibri"/>
+          <w:b/>
+          <w:bCs/>
+          <w:spacing w:val="-5"/>
+          <w:sz w:val="24"/>
+          <w:lang w:val="en-IN"/>
+        </w:rPr>
+        <w:br w:type="page"/>
+      </w:r>
+    </w:p>
+    <w:p>
+      <w:pPr>
+        <w:rPr>
+          <w:rFonts w:ascii="Calibri"/>
+          <w:b/>
+          <w:bCs/>
+          <w:spacing w:val="-5"/>
+          <w:sz w:val="24"/>
+          <w:lang w:val="en-IN"/>
+        </w:rPr>
+      </w:pPr>
+      <w:r>
+        <w:rPr>
+          <w:rFonts w:ascii="Calibri"/>
+          <w:b/>
+          <w:bCs/>
+          <w:spacing w:val="-5"/>
+          <w:sz w:val="24"/>
+          <w:lang w:val="en-IN"/>
+        </w:rPr>
+        <w:lastRenderedPageBreak/>
+        <w:t xml:space="preserve">22. </w:t>
+      </w:r>
+      <w:r>
+        <w:rPr>
+          <w:rFonts w:ascii="Calibri"/>
+          <w:b/>
+          <w:bCs/>
+          <w:spacing w:val="-5"/>
+          <w:sz w:val="24"/>
+          <w:lang w:val="en-IN"/>
+        </w:rPr>
+        <w:t>Write a JavaScript program to perform phone number validation.</w:t>
+      </w:r>
+    </w:p>
+    <w:p>
+      <w:pPr>
+        <w:rPr>
+          <w:rFonts w:ascii="Calibri"/>
+          <w:b/>
+          <w:bCs/>
+          <w:spacing w:val="-5"/>
+          <w:sz w:val="24"/>
+          <w:lang w:val="en-IN"/>
+        </w:rPr>
+      </w:pPr>
+    </w:p>
+    <w:p>
+      <w:pPr>
+        <w:spacing w:line="360" w:lineRule="auto"/>
+        <w:rPr>
+          <w:rFonts w:ascii="Calibri"/>
+          <w:spacing w:val="-5"/>
+          <w:sz w:val="24"/>
+          <w:lang w:val="en-IN"/>
+        </w:rPr>
+      </w:pPr>
+      <w:r>
+        <w:rPr>
+          <w:rFonts w:ascii="Calibri"/>
+          <w:spacing w:val="-5"/>
+          <w:sz w:val="24"/>
+          <w:lang w:val="en-IN"/>
+        </w:rPr>
+        <w:t>&lt;!DOCTYPE html&gt;</w:t>
+      </w:r>
+    </w:p>
+    <w:p>
+      <w:pPr>
+        <w:spacing w:line="360" w:lineRule="auto"/>
+        <w:rPr>
+          <w:rFonts w:ascii="Calibri"/>
+          <w:spacing w:val="-5"/>
+          <w:sz w:val="24"/>
+          <w:lang w:val="en-IN"/>
+        </w:rPr>
+      </w:pPr>
+      <w:r>
+        <w:rPr>
+          <w:rFonts w:ascii="Calibri"/>
+          <w:spacing w:val="-5"/>
+          <w:sz w:val="24"/>
+          <w:lang w:val="en-IN"/>
+        </w:rPr>
+        <w:t>&lt;html lang="</w:t>
+      </w:r>
+      <w:proofErr w:type="spellStart"/>
+      <w:r>
+        <w:rPr>
+          <w:rFonts w:ascii="Calibri"/>
+          <w:spacing w:val="-5"/>
+          <w:sz w:val="24"/>
+          <w:lang w:val="en-IN"/>
+        </w:rPr>
+        <w:t>en</w:t>
+      </w:r>
+      <w:proofErr w:type="spellEnd"/>
+      <w:r>
+        <w:rPr>
+          <w:rFonts w:ascii="Calibri"/>
+          <w:spacing w:val="-5"/>
+          <w:sz w:val="24"/>
+          <w:lang w:val="en-IN"/>
+        </w:rPr>
+        <w:t>"&gt;</w:t>
+      </w:r>
+    </w:p>
+    <w:p>
+      <w:pPr>
+        <w:spacing w:line="360" w:lineRule="auto"/>
+        <w:rPr>
+          <w:rFonts w:ascii="Calibri"/>
+          <w:spacing w:val="-5"/>
+          <w:sz w:val="24"/>
+          <w:lang w:val="en-IN"/>
+        </w:rPr>
+      </w:pPr>
+      <w:r>
+        <w:rPr>
+          <w:rFonts w:ascii="Calibri"/>
+          <w:spacing w:val="-5"/>
+          <w:sz w:val="24"/>
+          <w:lang w:val="en-IN"/>
+        </w:rPr>
+        <w:t>&lt;head&gt;</w:t>
+      </w:r>
+    </w:p>
+    <w:p>
+      <w:pPr>
+        <w:spacing w:line="360" w:lineRule="auto"/>
+        <w:rPr>
+          <w:rFonts w:ascii="Calibri"/>
+          <w:spacing w:val="-5"/>
+          <w:sz w:val="24"/>
+          <w:lang w:val="en-IN"/>
+        </w:rPr>
+      </w:pPr>
+      <w:r>
+        <w:rPr>
+          <w:rFonts w:ascii="Calibri"/>
+          <w:spacing w:val="-5"/>
+          <w:sz w:val="24"/>
+          <w:lang w:val="en-IN"/>
+        </w:rPr>
+        <w:t> </w:t>
+      </w:r>
+      <w:r>
+        <w:rPr>
+          <w:rFonts w:ascii="Calibri"/>
+          <w:spacing w:val="-5"/>
+          <w:sz w:val="24"/>
+          <w:lang w:val="en-IN"/>
+        </w:rPr>
+        <w:t xml:space="preserve"> </w:t>
+      </w:r>
+      <w:r>
+        <w:rPr>
+          <w:rFonts w:ascii="Calibri"/>
+          <w:spacing w:val="-5"/>
+          <w:sz w:val="24"/>
+          <w:lang w:val="en-IN"/>
+        </w:rPr>
+        <w:t> </w:t>
+      </w:r>
+      <w:r>
+        <w:rPr>
+          <w:rFonts w:ascii="Calibri"/>
+          <w:spacing w:val="-5"/>
+          <w:sz w:val="24"/>
+          <w:lang w:val="en-IN"/>
+        </w:rPr>
+        <w:t xml:space="preserve"> &lt;meta charset="UTF-8"&gt;</w:t>
+      </w:r>
+    </w:p>
+    <w:p>
+      <w:pPr>
+        <w:spacing w:line="360" w:lineRule="auto"/>
+        <w:rPr>
+          <w:rFonts w:ascii="Calibri"/>
+          <w:spacing w:val="-5"/>
+          <w:sz w:val="24"/>
+          <w:lang w:val="en-IN"/>
+        </w:rPr>
+      </w:pPr>
+      <w:r>
+        <w:rPr>
+          <w:rFonts w:ascii="Calibri"/>
+          <w:spacing w:val="-5"/>
+          <w:sz w:val="24"/>
+          <w:lang w:val="en-IN"/>
+        </w:rPr>
+        <w:t> </w:t>
+      </w:r>
+      <w:r>
+        <w:rPr>
+          <w:rFonts w:ascii="Calibri"/>
+          <w:spacing w:val="-5"/>
+          <w:sz w:val="24"/>
+          <w:lang w:val="en-IN"/>
+        </w:rPr>
+        <w:t xml:space="preserve"> </w:t>
+      </w:r>
+      <w:r>
+        <w:rPr>
+          <w:rFonts w:ascii="Calibri"/>
+          <w:spacing w:val="-5"/>
+          <w:sz w:val="24"/>
+          <w:lang w:val="en-IN"/>
+        </w:rPr>
+        <w:t> </w:t>
+      </w:r>
+      <w:r>
+        <w:rPr>
+          <w:rFonts w:ascii="Calibri"/>
+          <w:spacing w:val="-5"/>
+          <w:sz w:val="24"/>
+          <w:lang w:val="en-IN"/>
+        </w:rPr>
+        <w:t xml:space="preserve"> &lt;meta name="viewport" content="width=device-width, initial-scale=1.0"&gt;</w:t>
+      </w:r>
+    </w:p>
+    <w:p>
+      <w:pPr>
+        <w:spacing w:line="360" w:lineRule="auto"/>
+        <w:rPr>
+          <w:rFonts w:ascii="Calibri"/>
+          <w:spacing w:val="-5"/>
+          <w:sz w:val="24"/>
+          <w:lang w:val="en-IN"/>
+        </w:rPr>
+      </w:pPr>
+      <w:r>
+        <w:rPr>
+          <w:rFonts w:ascii="Calibri"/>
+          <w:spacing w:val="-5"/>
+          <w:sz w:val="24"/>
+          <w:lang w:val="en-IN"/>
+        </w:rPr>
+        <w:t> </w:t>
+      </w:r>
+      <w:r>
+        <w:rPr>
+          <w:rFonts w:ascii="Calibri"/>
+          <w:spacing w:val="-5"/>
+          <w:sz w:val="24"/>
+          <w:lang w:val="en-IN"/>
+        </w:rPr>
+        <w:t xml:space="preserve"> </w:t>
+      </w:r>
+      <w:r>
+        <w:rPr>
+          <w:rFonts w:ascii="Calibri"/>
+          <w:spacing w:val="-5"/>
+          <w:sz w:val="24"/>
+          <w:lang w:val="en-IN"/>
+        </w:rPr>
+        <w:t> </w:t>
+      </w:r>
+      <w:r>
+        <w:rPr>
+          <w:rFonts w:ascii="Calibri"/>
+          <w:spacing w:val="-5"/>
+          <w:sz w:val="24"/>
+          <w:lang w:val="en-IN"/>
+        </w:rPr>
+        <w:t xml:space="preserve"> &lt;title&gt;Phone Number Validation&lt;/title&gt;</w:t>
+      </w:r>
+    </w:p>
+    <w:p>
+      <w:pPr>
+        <w:spacing w:line="360" w:lineRule="auto"/>
+        <w:rPr>
+          <w:rFonts w:ascii="Calibri"/>
+          <w:spacing w:val="-5"/>
+          <w:sz w:val="24"/>
+          <w:lang w:val="en-IN"/>
+        </w:rPr>
+      </w:pPr>
+      <w:r>
+        <w:rPr>
+          <w:rFonts w:ascii="Calibri"/>
+          <w:spacing w:val="-5"/>
+          <w:sz w:val="24"/>
+          <w:lang w:val="en-IN"/>
+        </w:rPr>
+        <w:t>&lt;/head&gt;</w:t>
+      </w:r>
+    </w:p>
+    <w:p>
+      <w:pPr>
+        <w:spacing w:line="360" w:lineRule="auto"/>
+        <w:rPr>
+          <w:rFonts w:ascii="Calibri"/>
+          <w:spacing w:val="-5"/>
+          <w:sz w:val="24"/>
+          <w:lang w:val="en-IN"/>
+        </w:rPr>
+      </w:pPr>
+      <w:r>
+        <w:rPr>
+          <w:rFonts w:ascii="Calibri"/>
+          <w:spacing w:val="-5"/>
+          <w:sz w:val="24"/>
+          <w:lang w:val="en-IN"/>
+        </w:rPr>
+        <w:t>&lt;body&gt;</w:t>
+      </w:r>
+    </w:p>
+    <w:p>
+      <w:pPr>
+        <w:spacing w:line="360" w:lineRule="auto"/>
+        <w:rPr>
+          <w:rFonts w:ascii="Calibri"/>
+          <w:spacing w:val="-5"/>
+          <w:sz w:val="24"/>
+          <w:lang w:val="en-IN"/>
+        </w:rPr>
+      </w:pPr>
+      <w:r>
+        <w:rPr>
+          <w:rFonts w:ascii="Calibri"/>
+          <w:spacing w:val="-5"/>
+          <w:sz w:val="24"/>
+          <w:lang w:val="en-IN"/>
+        </w:rPr>
+        <w:t> </w:t>
+      </w:r>
+      <w:r>
+        <w:rPr>
+          <w:rFonts w:ascii="Calibri"/>
+          <w:spacing w:val="-5"/>
+          <w:sz w:val="24"/>
+          <w:lang w:val="en-IN"/>
+        </w:rPr>
+        <w:t xml:space="preserve"> </w:t>
+      </w:r>
+      <w:r>
+        <w:rPr>
+          <w:rFonts w:ascii="Calibri"/>
+          <w:spacing w:val="-5"/>
+          <w:sz w:val="24"/>
+          <w:lang w:val="en-IN"/>
+        </w:rPr>
+        <w:t> </w:t>
+      </w:r>
+      <w:r>
+        <w:rPr>
+          <w:rFonts w:ascii="Calibri"/>
+          <w:spacing w:val="-5"/>
+          <w:sz w:val="24"/>
+          <w:lang w:val="en-IN"/>
+        </w:rPr>
+        <w:t xml:space="preserve"> &lt;h2&gt;Phone Number Validation&lt;/h2&gt;</w:t>
+      </w:r>
+    </w:p>
+    <w:p>
+      <w:pPr>
+        <w:spacing w:line="360" w:lineRule="auto"/>
+        <w:rPr>
+          <w:rFonts w:ascii="Calibri"/>
+          <w:spacing w:val="-5"/>
+          <w:sz w:val="24"/>
+          <w:lang w:val="en-IN"/>
+        </w:rPr>
+      </w:pPr>
+      <w:r>
+        <w:rPr>
+          <w:rFonts w:ascii="Calibri"/>
+          <w:spacing w:val="-5"/>
+          <w:sz w:val="24"/>
+          <w:lang w:val="en-IN"/>
+        </w:rPr>
+        <w:t> </w:t>
+      </w:r>
+      <w:r>
+        <w:rPr>
+          <w:rFonts w:ascii="Calibri"/>
+          <w:spacing w:val="-5"/>
+          <w:sz w:val="24"/>
+          <w:lang w:val="en-IN"/>
+        </w:rPr>
+        <w:t xml:space="preserve"> </w:t>
+      </w:r>
+      <w:r>
+        <w:rPr>
+          <w:rFonts w:ascii="Calibri"/>
+          <w:spacing w:val="-5"/>
+          <w:sz w:val="24"/>
+          <w:lang w:val="en-IN"/>
+        </w:rPr>
+        <w:t> </w:t>
+      </w:r>
+      <w:r>
+        <w:rPr>
+          <w:rFonts w:ascii="Calibri"/>
+          <w:spacing w:val="-5"/>
+          <w:sz w:val="24"/>
+          <w:lang w:val="en-IN"/>
+        </w:rPr>
+        <w:t xml:space="preserve"> &lt;form id="</w:t>
+      </w:r>
+      <w:proofErr w:type="spellStart"/>
+      <w:r>
+        <w:rPr>
+          <w:rFonts w:ascii="Calibri"/>
+          <w:spacing w:val="-5"/>
+          <w:sz w:val="24"/>
+          <w:lang w:val="en-IN"/>
+        </w:rPr>
+        <w:t>phoneForm</w:t>
+      </w:r>
+      <w:proofErr w:type="spellEnd"/>
+      <w:r>
+        <w:rPr>
+          <w:rFonts w:ascii="Calibri"/>
+          <w:spacing w:val="-5"/>
+          <w:sz w:val="24"/>
+          <w:lang w:val="en-IN"/>
+        </w:rPr>
+        <w:t>"&gt;</w:t>
+      </w:r>
+    </w:p>
+    <w:p>
+      <w:pPr>
+        <w:spacing w:line="360" w:lineRule="auto"/>
+        <w:rPr>
+          <w:rFonts w:ascii="Calibri"/>
+          <w:spacing w:val="-5"/>
+          <w:sz w:val="24"/>
+          <w:lang w:val="en-IN"/>
+        </w:rPr>
+      </w:pPr>
+      <w:r>
+        <w:rPr>
+          <w:rFonts w:ascii="Calibri"/>
+          <w:spacing w:val="-5"/>
+          <w:sz w:val="24"/>
+          <w:lang w:val="en-IN"/>
+        </w:rPr>
+        <w:t> </w:t>
+      </w:r>
+      <w:r>
+        <w:rPr>
+          <w:rFonts w:ascii="Calibri"/>
+          <w:spacing w:val="-5"/>
+          <w:sz w:val="24"/>
+          <w:lang w:val="en-IN"/>
+        </w:rPr>
+        <w:t xml:space="preserve"> </w:t>
+      </w:r>
+      <w:r>
+        <w:rPr>
+          <w:rFonts w:ascii="Calibri"/>
+          <w:spacing w:val="-5"/>
+          <w:sz w:val="24"/>
+          <w:lang w:val="en-IN"/>
+        </w:rPr>
+        <w:t> </w:t>
+      </w:r>
+      <w:r>
+        <w:rPr>
+          <w:rFonts w:ascii="Calibri"/>
+          <w:spacing w:val="-5"/>
+          <w:sz w:val="24"/>
+          <w:lang w:val="en-IN"/>
+        </w:rPr>
+        <w:t xml:space="preserve"> </w:t>
+      </w:r>
+      <w:r>
+        <w:rPr>
+          <w:rFonts w:ascii="Calibri"/>
+          <w:spacing w:val="-5"/>
+          <w:sz w:val="24"/>
+          <w:lang w:val="en-IN"/>
+        </w:rPr>
+        <w:t> </w:t>
+      </w:r>
+      <w:r>
+        <w:rPr>
+          <w:rFonts w:ascii="Calibri"/>
+          <w:spacing w:val="-5"/>
+          <w:sz w:val="24"/>
+          <w:lang w:val="en-IN"/>
+        </w:rPr>
+        <w:t xml:space="preserve"> </w:t>
+      </w:r>
+      <w:r>
+        <w:rPr>
+          <w:rFonts w:ascii="Calibri"/>
+          <w:spacing w:val="-5"/>
+          <w:sz w:val="24"/>
+          <w:lang w:val="en-IN"/>
+        </w:rPr>
+        <w:t> </w:t>
+      </w:r>
+      <w:r>
+        <w:rPr>
+          <w:rFonts w:ascii="Calibri"/>
+          <w:spacing w:val="-5"/>
+          <w:sz w:val="24"/>
+          <w:lang w:val="en-IN"/>
+        </w:rPr>
+        <w:t xml:space="preserve"> &lt;label for="phone"&gt;Enter your phone number:&lt;/label&gt;&lt;</w:t>
+      </w:r>
+      <w:proofErr w:type="spellStart"/>
+      <w:r>
+        <w:rPr>
+          <w:rFonts w:ascii="Calibri"/>
+          <w:spacing w:val="-5"/>
+          <w:sz w:val="24"/>
+          <w:lang w:val="en-IN"/>
+        </w:rPr>
+        <w:t>br</w:t>
+      </w:r>
+      <w:proofErr w:type="spellEnd"/>
+      <w:r>
+        <w:rPr>
+          <w:rFonts w:ascii="Calibri"/>
+          <w:spacing w:val="-5"/>
+          <w:sz w:val="24"/>
+          <w:lang w:val="en-IN"/>
+        </w:rPr>
+        <w:t>&gt;</w:t>
+      </w:r>
+    </w:p>
+    <w:p>
+      <w:pPr>
+        <w:spacing w:line="360" w:lineRule="auto"/>
+        <w:rPr>
+          <w:rFonts w:ascii="Calibri"/>
+          <w:spacing w:val="-5"/>
+          <w:sz w:val="24"/>
+          <w:lang w:val="en-IN"/>
+        </w:rPr>
+      </w:pPr>
+      <w:r>
+        <w:rPr>
+          <w:rFonts w:ascii="Calibri"/>
+          <w:spacing w:val="-5"/>
+          <w:sz w:val="24"/>
+          <w:lang w:val="en-IN"/>
+        </w:rPr>
+        <w:t> </w:t>
+      </w:r>
+      <w:r>
+        <w:rPr>
+          <w:rFonts w:ascii="Calibri"/>
+          <w:spacing w:val="-5"/>
+          <w:sz w:val="24"/>
+          <w:lang w:val="en-IN"/>
+        </w:rPr>
+        <w:t xml:space="preserve"> </w:t>
+      </w:r>
+      <w:r>
+        <w:rPr>
+          <w:rFonts w:ascii="Calibri"/>
+          <w:spacing w:val="-5"/>
+          <w:sz w:val="24"/>
+          <w:lang w:val="en-IN"/>
+        </w:rPr>
+        <w:t> </w:t>
+      </w:r>
+      <w:r>
+        <w:rPr>
+          <w:rFonts w:ascii="Calibri"/>
+          <w:spacing w:val="-5"/>
+          <w:sz w:val="24"/>
+          <w:lang w:val="en-IN"/>
+        </w:rPr>
+        <w:t xml:space="preserve"> </w:t>
+      </w:r>
+      <w:r>
+        <w:rPr>
+          <w:rFonts w:ascii="Calibri"/>
+          <w:spacing w:val="-5"/>
+          <w:sz w:val="24"/>
+          <w:lang w:val="en-IN"/>
+        </w:rPr>
+        <w:t> </w:t>
+      </w:r>
+      <w:r>
+        <w:rPr>
+          <w:rFonts w:ascii="Calibri"/>
+          <w:spacing w:val="-5"/>
+          <w:sz w:val="24"/>
+          <w:lang w:val="en-IN"/>
+        </w:rPr>
+        <w:t xml:space="preserve"> </w:t>
+      </w:r>
+      <w:r>
+        <w:rPr>
+          <w:rFonts w:ascii="Calibri"/>
+          <w:spacing w:val="-5"/>
+          <w:sz w:val="24"/>
+          <w:lang w:val="en-IN"/>
+        </w:rPr>
+        <w:t> </w:t>
+      </w:r>
+      <w:r>
+        <w:rPr>
+          <w:rFonts w:ascii="Calibri"/>
+          <w:spacing w:val="-5"/>
+          <w:sz w:val="24"/>
+          <w:lang w:val="en-IN"/>
+        </w:rPr>
+        <w:t xml:space="preserve"> &lt;input type="text" id="phone" name="phone" required&gt;</w:t>
+      </w:r>
+    </w:p>
+    <w:p>
+      <w:pPr>
+        <w:spacing w:line="360" w:lineRule="auto"/>
+        <w:rPr>
+          <w:rFonts w:ascii="Calibri"/>
+          <w:spacing w:val="-5"/>
+          <w:sz w:val="24"/>
+          <w:lang w:val="en-IN"/>
+        </w:rPr>
+      </w:pPr>
+      <w:r>
+        <w:rPr>
+          <w:rFonts w:ascii="Calibri"/>
+          <w:spacing w:val="-5"/>
+          <w:sz w:val="24"/>
+          <w:lang w:val="en-IN"/>
+        </w:rPr>
+        <w:t> </w:t>
+      </w:r>
+      <w:r>
+        <w:rPr>
+          <w:rFonts w:ascii="Calibri"/>
+          <w:spacing w:val="-5"/>
+          <w:sz w:val="24"/>
+          <w:lang w:val="en-IN"/>
+        </w:rPr>
+        <w:t xml:space="preserve"> </w:t>
+      </w:r>
+      <w:r>
+        <w:rPr>
+          <w:rFonts w:ascii="Calibri"/>
+          <w:spacing w:val="-5"/>
+          <w:sz w:val="24"/>
+          <w:lang w:val="en-IN"/>
+        </w:rPr>
+        <w:t> </w:t>
+      </w:r>
+      <w:r>
+        <w:rPr>
+          <w:rFonts w:ascii="Calibri"/>
+          <w:spacing w:val="-5"/>
+          <w:sz w:val="24"/>
+          <w:lang w:val="en-IN"/>
+        </w:rPr>
+        <w:t xml:space="preserve"> </w:t>
+      </w:r>
+      <w:r>
+        <w:rPr>
+          <w:rFonts w:ascii="Calibri"/>
+          <w:spacing w:val="-5"/>
+          <w:sz w:val="24"/>
+          <w:lang w:val="en-IN"/>
+        </w:rPr>
+        <w:t> </w:t>
+      </w:r>
+      <w:r>
+        <w:rPr>
+          <w:rFonts w:ascii="Calibri"/>
+          <w:spacing w:val="-5"/>
+          <w:sz w:val="24"/>
+          <w:lang w:val="en-IN"/>
+        </w:rPr>
+        <w:t xml:space="preserve"> </w:t>
+      </w:r>
+      <w:r>
+        <w:rPr>
+          <w:rFonts w:ascii="Calibri"/>
+          <w:spacing w:val="-5"/>
+          <w:sz w:val="24"/>
+          <w:lang w:val="en-IN"/>
+        </w:rPr>
+        <w:t> </w:t>
+      </w:r>
+      <w:r>
+        <w:rPr>
+          <w:rFonts w:ascii="Calibri"/>
+          <w:spacing w:val="-5"/>
+          <w:sz w:val="24"/>
+          <w:lang w:val="en-IN"/>
+        </w:rPr>
+        <w:t xml:space="preserve"> &lt;</w:t>
+      </w:r>
+      <w:proofErr w:type="spellStart"/>
+      <w:r>
+        <w:rPr>
+          <w:rFonts w:ascii="Calibri"/>
+          <w:spacing w:val="-5"/>
+          <w:sz w:val="24"/>
+          <w:lang w:val="en-IN"/>
+        </w:rPr>
+        <w:t>br</w:t>
+      </w:r>
+      <w:proofErr w:type="spellEnd"/>
+      <w:r>
+        <w:rPr>
+          <w:rFonts w:ascii="Calibri"/>
+          <w:spacing w:val="-5"/>
+          <w:sz w:val="24"/>
+          <w:lang w:val="en-IN"/>
+        </w:rPr>
+        <w:t>&gt;&lt;</w:t>
+      </w:r>
+      <w:proofErr w:type="spellStart"/>
+      <w:r>
+        <w:rPr>
+          <w:rFonts w:ascii="Calibri"/>
+          <w:spacing w:val="-5"/>
+          <w:sz w:val="24"/>
+          <w:lang w:val="en-IN"/>
+        </w:rPr>
+        <w:t>br</w:t>
+      </w:r>
+      <w:proofErr w:type="spellEnd"/>
+      <w:r>
+        <w:rPr>
+          <w:rFonts w:ascii="Calibri"/>
+          <w:spacing w:val="-5"/>
+          <w:sz w:val="24"/>
+          <w:lang w:val="en-IN"/>
+        </w:rPr>
+        <w:t>&gt;</w:t>
+      </w:r>
+    </w:p>
+    <w:p>
+      <w:pPr>
+        <w:spacing w:line="360" w:lineRule="auto"/>
+        <w:rPr>
+          <w:rFonts w:ascii="Calibri"/>
+          <w:spacing w:val="-5"/>
+          <w:sz w:val="24"/>
+          <w:lang w:val="en-IN"/>
+        </w:rPr>
+      </w:pPr>
+      <w:r>
+        <w:rPr>
+          <w:rFonts w:ascii="Calibri"/>
+          <w:spacing w:val="-5"/>
+          <w:sz w:val="24"/>
+          <w:lang w:val="en-IN"/>
+        </w:rPr>
+        <w:t> </w:t>
+      </w:r>
+      <w:r>
+        <w:rPr>
+          <w:rFonts w:ascii="Calibri"/>
+          <w:spacing w:val="-5"/>
+          <w:sz w:val="24"/>
+          <w:lang w:val="en-IN"/>
+        </w:rPr>
+        <w:t xml:space="preserve"> </w:t>
+      </w:r>
+      <w:r>
+        <w:rPr>
+          <w:rFonts w:ascii="Calibri"/>
+          <w:spacing w:val="-5"/>
+          <w:sz w:val="24"/>
+          <w:lang w:val="en-IN"/>
+        </w:rPr>
+        <w:t> </w:t>
+      </w:r>
+      <w:r>
+        <w:rPr>
+          <w:rFonts w:ascii="Calibri"/>
+          <w:spacing w:val="-5"/>
+          <w:sz w:val="24"/>
+          <w:lang w:val="en-IN"/>
+        </w:rPr>
+        <w:t xml:space="preserve"> </w:t>
+      </w:r>
+      <w:r>
+        <w:rPr>
+          <w:rFonts w:ascii="Calibri"/>
+          <w:spacing w:val="-5"/>
+          <w:sz w:val="24"/>
+          <w:lang w:val="en-IN"/>
+        </w:rPr>
+        <w:t> </w:t>
+      </w:r>
+      <w:r>
+        <w:rPr>
+          <w:rFonts w:ascii="Calibri"/>
+          <w:spacing w:val="-5"/>
+          <w:sz w:val="24"/>
+          <w:lang w:val="en-IN"/>
+        </w:rPr>
+        <w:t xml:space="preserve"> </w:t>
+      </w:r>
+      <w:r>
+        <w:rPr>
+          <w:rFonts w:ascii="Calibri"/>
+          <w:spacing w:val="-5"/>
+          <w:sz w:val="24"/>
+          <w:lang w:val="en-IN"/>
+        </w:rPr>
+        <w:t> </w:t>
+      </w:r>
+      <w:r>
+        <w:rPr>
+          <w:rFonts w:ascii="Calibri"/>
+          <w:spacing w:val="-5"/>
+          <w:sz w:val="24"/>
+          <w:lang w:val="en-IN"/>
+        </w:rPr>
+        <w:t xml:space="preserve"> &lt;button type="submit"&gt;Validate&lt;/button&gt;</w:t>
+      </w:r>
+    </w:p>
+    <w:p>
+      <w:pPr>
+        <w:spacing w:line="360" w:lineRule="auto"/>
+        <w:rPr>
+          <w:rFonts w:ascii="Calibri"/>
+          <w:spacing w:val="-5"/>
+          <w:sz w:val="24"/>
+          <w:lang w:val="en-IN"/>
+        </w:rPr>
+      </w:pPr>
+      <w:r>
+        <w:rPr>
+          <w:rFonts w:ascii="Calibri"/>
+          <w:spacing w:val="-5"/>
+          <w:sz w:val="24"/>
+          <w:lang w:val="en-IN"/>
+        </w:rPr>
+        <w:t> </w:t>
+      </w:r>
+      <w:r>
+        <w:rPr>
+          <w:rFonts w:ascii="Calibri"/>
+          <w:spacing w:val="-5"/>
+          <w:sz w:val="24"/>
+          <w:lang w:val="en-IN"/>
+        </w:rPr>
+        <w:t xml:space="preserve"> </w:t>
+      </w:r>
+      <w:r>
+        <w:rPr>
+          <w:rFonts w:ascii="Calibri"/>
+          <w:spacing w:val="-5"/>
+          <w:sz w:val="24"/>
+          <w:lang w:val="en-IN"/>
+        </w:rPr>
+        <w:t> </w:t>
+      </w:r>
+      <w:r>
+        <w:rPr>
+          <w:rFonts w:ascii="Calibri"/>
+          <w:spacing w:val="-5"/>
+          <w:sz w:val="24"/>
+          <w:lang w:val="en-IN"/>
+        </w:rPr>
+        <w:t xml:space="preserve"> &lt;/form&gt;</w:t>
+      </w:r>
+    </w:p>
+    <w:p>
+      <w:pPr>
+        <w:spacing w:line="360" w:lineRule="auto"/>
+        <w:rPr>
+          <w:rFonts w:ascii="Calibri"/>
+          <w:spacing w:val="-5"/>
+          <w:sz w:val="24"/>
+          <w:lang w:val="en-IN"/>
+        </w:rPr>
+      </w:pPr>
+      <w:r>
+        <w:rPr>
+          <w:rFonts w:ascii="Calibri"/>
+          <w:spacing w:val="-5"/>
+          <w:sz w:val="24"/>
+          <w:lang w:val="en-IN"/>
+        </w:rPr>
+        <w:t> </w:t>
+      </w:r>
+      <w:r>
+        <w:rPr>
+          <w:rFonts w:ascii="Calibri"/>
+          <w:spacing w:val="-5"/>
+          <w:sz w:val="24"/>
+          <w:lang w:val="en-IN"/>
+        </w:rPr>
+        <w:t xml:space="preserve"> </w:t>
+      </w:r>
+      <w:r>
+        <w:rPr>
+          <w:rFonts w:ascii="Calibri"/>
+          <w:spacing w:val="-5"/>
+          <w:sz w:val="24"/>
+          <w:lang w:val="en-IN"/>
+        </w:rPr>
+        <w:t> </w:t>
+      </w:r>
+      <w:r>
+        <w:rPr>
+          <w:rFonts w:ascii="Calibri"/>
+          <w:spacing w:val="-5"/>
+          <w:sz w:val="24"/>
+          <w:lang w:val="en-IN"/>
+        </w:rPr>
+        <w:t xml:space="preserve"> &lt;script&gt;</w:t>
+      </w:r>
+    </w:p>
+    <w:p>
+      <w:pPr>
+        <w:spacing w:line="360" w:lineRule="auto"/>
+        <w:rPr>
+          <w:rFonts w:ascii="Calibri"/>
+          <w:spacing w:val="-5"/>
+          <w:sz w:val="24"/>
+          <w:lang w:val="en-IN"/>
+        </w:rPr>
+      </w:pPr>
+      <w:r>
+        <w:rPr>
+          <w:rFonts w:ascii="Calibri"/>
+          <w:spacing w:val="-5"/>
+          <w:sz w:val="24"/>
+          <w:lang w:val="en-IN"/>
+        </w:rPr>
+        <w:t> </w:t>
+      </w:r>
+      <w:r>
+        <w:rPr>
+          <w:rFonts w:ascii="Calibri"/>
+          <w:spacing w:val="-5"/>
+          <w:sz w:val="24"/>
+          <w:lang w:val="en-IN"/>
+        </w:rPr>
+        <w:t xml:space="preserve"> </w:t>
+      </w:r>
+      <w:r>
+        <w:rPr>
+          <w:rFonts w:ascii="Calibri"/>
+          <w:spacing w:val="-5"/>
+          <w:sz w:val="24"/>
+          <w:lang w:val="en-IN"/>
+        </w:rPr>
+        <w:t> </w:t>
+      </w:r>
+      <w:r>
+        <w:rPr>
+          <w:rFonts w:ascii="Calibri"/>
+          <w:spacing w:val="-5"/>
+          <w:sz w:val="24"/>
+          <w:lang w:val="en-IN"/>
+        </w:rPr>
+        <w:t xml:space="preserve"> </w:t>
+      </w:r>
+      <w:r>
+        <w:rPr>
+          <w:rFonts w:ascii="Calibri"/>
+          <w:spacing w:val="-5"/>
+          <w:sz w:val="24"/>
+          <w:lang w:val="en-IN"/>
+        </w:rPr>
+        <w:t> </w:t>
+      </w:r>
+      <w:r>
+        <w:rPr>
+          <w:rFonts w:ascii="Calibri"/>
+          <w:spacing w:val="-5"/>
+          <w:sz w:val="24"/>
+          <w:lang w:val="en-IN"/>
+        </w:rPr>
+        <w:t xml:space="preserve"> </w:t>
+      </w:r>
+      <w:r>
+        <w:rPr>
+          <w:rFonts w:ascii="Calibri"/>
+          <w:spacing w:val="-5"/>
+          <w:sz w:val="24"/>
+          <w:lang w:val="en-IN"/>
+        </w:rPr>
+        <w:t> </w:t>
+      </w:r>
+      <w:r>
+        <w:rPr>
+          <w:rFonts w:ascii="Calibri"/>
+          <w:spacing w:val="-5"/>
+          <w:sz w:val="24"/>
+          <w:lang w:val="en-IN"/>
+        </w:rPr>
+        <w:t xml:space="preserve"> </w:t>
+      </w:r>
+      <w:proofErr w:type="spellStart"/>
+      <w:proofErr w:type="gramStart"/>
+      <w:r>
+        <w:rPr>
+          <w:rFonts w:ascii="Calibri"/>
+          <w:spacing w:val="-5"/>
+          <w:sz w:val="24"/>
+          <w:lang w:val="en-IN"/>
+        </w:rPr>
+        <w:t>document.getElementById</w:t>
+      </w:r>
+      <w:proofErr w:type="spellEnd"/>
+      <w:proofErr w:type="gramEnd"/>
+      <w:r>
+        <w:rPr>
+          <w:rFonts w:ascii="Calibri"/>
+          <w:spacing w:val="-5"/>
+          <w:sz w:val="24"/>
+          <w:lang w:val="en-IN"/>
+        </w:rPr>
+        <w:t>('</w:t>
+      </w:r>
+      <w:proofErr w:type="spellStart"/>
+      <w:r>
+        <w:rPr>
+          <w:rFonts w:ascii="Calibri"/>
+          <w:spacing w:val="-5"/>
+          <w:sz w:val="24"/>
+          <w:lang w:val="en-IN"/>
+        </w:rPr>
+        <w:t>phoneForm</w:t>
+      </w:r>
+      <w:proofErr w:type="spellEnd"/>
+      <w:r>
+        <w:rPr>
+          <w:rFonts w:ascii="Calibri"/>
+          <w:spacing w:val="-5"/>
+          <w:sz w:val="24"/>
+          <w:lang w:val="en-IN"/>
+        </w:rPr>
+        <w:t>'</w:t>
+      </w:r>
+      <w:proofErr w:type="gramStart"/>
+      <w:r>
+        <w:rPr>
+          <w:rFonts w:ascii="Calibri"/>
+          <w:spacing w:val="-5"/>
+          <w:sz w:val="24"/>
+          <w:lang w:val="en-IN"/>
+        </w:rPr>
+        <w:t>).</w:t>
+      </w:r>
+      <w:proofErr w:type="spellStart"/>
+      <w:r>
+        <w:rPr>
+          <w:rFonts w:ascii="Calibri"/>
+          <w:spacing w:val="-5"/>
+          <w:sz w:val="24"/>
+          <w:lang w:val="en-IN"/>
+        </w:rPr>
+        <w:t>addEventListener</w:t>
+      </w:r>
+      <w:proofErr w:type="spellEnd"/>
+      <w:proofErr w:type="gramEnd"/>
+      <w:r>
+        <w:rPr>
+          <w:rFonts w:ascii="Calibri"/>
+          <w:spacing w:val="-5"/>
+          <w:sz w:val="24"/>
+          <w:lang w:val="en-IN"/>
+        </w:rPr>
+        <w:t>('submit', function(event) {</w:t>
+      </w:r>
+    </w:p>
+    <w:p>
+      <w:pPr>
+        <w:spacing w:line="360" w:lineRule="auto"/>
+        <w:rPr>
+          <w:rFonts w:ascii="Calibri"/>
+          <w:spacing w:val="-5"/>
+          <w:sz w:val="24"/>
+          <w:lang w:val="en-IN"/>
+        </w:rPr>
+      </w:pPr>
+      <w:r>
+        <w:rPr>
+          <w:rFonts w:ascii="Calibri"/>
+          <w:spacing w:val="-5"/>
+          <w:sz w:val="24"/>
+          <w:lang w:val="en-IN"/>
+        </w:rPr>
+        <w:t> </w:t>
+      </w:r>
+      <w:r>
+        <w:rPr>
+          <w:rFonts w:ascii="Calibri"/>
+          <w:spacing w:val="-5"/>
+          <w:sz w:val="24"/>
+          <w:lang w:val="en-IN"/>
+        </w:rPr>
+        <w:t xml:space="preserve"> </w:t>
+      </w:r>
+      <w:r>
+        <w:rPr>
+          <w:rFonts w:ascii="Calibri"/>
+          <w:spacing w:val="-5"/>
+          <w:sz w:val="24"/>
+          <w:lang w:val="en-IN"/>
+        </w:rPr>
+        <w:t> </w:t>
+      </w:r>
+      <w:r>
+        <w:rPr>
+          <w:rFonts w:ascii="Calibri"/>
+          <w:spacing w:val="-5"/>
+          <w:sz w:val="24"/>
+          <w:lang w:val="en-IN"/>
+        </w:rPr>
+        <w:t xml:space="preserve"> </w:t>
+      </w:r>
+      <w:r>
+        <w:rPr>
+          <w:rFonts w:ascii="Calibri"/>
+          <w:spacing w:val="-5"/>
+          <w:sz w:val="24"/>
+          <w:lang w:val="en-IN"/>
+        </w:rPr>
+        <w:t> </w:t>
+      </w:r>
+      <w:r>
+        <w:rPr>
+          <w:rFonts w:ascii="Calibri"/>
+          <w:spacing w:val="-5"/>
+          <w:sz w:val="24"/>
+          <w:lang w:val="en-IN"/>
+        </w:rPr>
+        <w:t xml:space="preserve"> </w:t>
+      </w:r>
+      <w:r>
+        <w:rPr>
+          <w:rFonts w:ascii="Calibri"/>
+          <w:spacing w:val="-5"/>
+          <w:sz w:val="24"/>
+          <w:lang w:val="en-IN"/>
+        </w:rPr>
+        <w:t> </w:t>
+      </w:r>
+      <w:r>
+        <w:rPr>
+          <w:rFonts w:ascii="Calibri"/>
+          <w:spacing w:val="-5"/>
+          <w:sz w:val="24"/>
+          <w:lang w:val="en-IN"/>
+        </w:rPr>
+        <w:t xml:space="preserve"> </w:t>
+      </w:r>
+      <w:r>
+        <w:rPr>
+          <w:rFonts w:ascii="Calibri"/>
+          <w:spacing w:val="-5"/>
+          <w:sz w:val="24"/>
+          <w:lang w:val="en-IN"/>
+        </w:rPr>
+        <w:t> </w:t>
+      </w:r>
+      <w:r>
+        <w:rPr>
+          <w:rFonts w:ascii="Calibri"/>
+          <w:spacing w:val="-5"/>
+          <w:sz w:val="24"/>
+          <w:lang w:val="en-IN"/>
+        </w:rPr>
+        <w:t xml:space="preserve"> </w:t>
+      </w:r>
+      <w:r>
+        <w:rPr>
+          <w:rFonts w:ascii="Calibri"/>
+          <w:spacing w:val="-5"/>
+          <w:sz w:val="24"/>
+          <w:lang w:val="en-IN"/>
+        </w:rPr>
+        <w:t> </w:t>
+      </w:r>
+      <w:r>
+        <w:rPr>
+          <w:rFonts w:ascii="Calibri"/>
+          <w:spacing w:val="-5"/>
+          <w:sz w:val="24"/>
+          <w:lang w:val="en-IN"/>
+        </w:rPr>
+        <w:t xml:space="preserve"> </w:t>
+      </w:r>
+      <w:proofErr w:type="spellStart"/>
+      <w:proofErr w:type="gramStart"/>
+      <w:r>
+        <w:rPr>
+          <w:rFonts w:ascii="Calibri"/>
+          <w:spacing w:val="-5"/>
+          <w:sz w:val="24"/>
+          <w:lang w:val="en-IN"/>
+        </w:rPr>
+        <w:t>event.preventDefault</w:t>
+      </w:r>
+      <w:proofErr w:type="spellEnd"/>
+      <w:proofErr w:type="gramEnd"/>
+      <w:r>
+        <w:rPr>
+          <w:rFonts w:ascii="Calibri"/>
+          <w:spacing w:val="-5"/>
+          <w:sz w:val="24"/>
+          <w:lang w:val="en-IN"/>
+        </w:rPr>
+        <w:t>();</w:t>
+      </w:r>
+    </w:p>
+    <w:p>
+      <w:pPr>
+        <w:spacing w:line="360" w:lineRule="auto"/>
+        <w:rPr>
+          <w:rFonts w:ascii="Calibri"/>
+          <w:spacing w:val="-5"/>
+          <w:sz w:val="24"/>
+          <w:lang w:val="en-IN"/>
+        </w:rPr>
+      </w:pPr>
+      <w:r>
+        <w:rPr>
+          <w:rFonts w:ascii="Calibri"/>
+          <w:spacing w:val="-5"/>
+          <w:sz w:val="24"/>
+          <w:lang w:val="en-IN"/>
+        </w:rPr>
+        <w:t> </w:t>
+      </w:r>
+      <w:r>
+        <w:rPr>
+          <w:rFonts w:ascii="Calibri"/>
+          <w:spacing w:val="-5"/>
+          <w:sz w:val="24"/>
+          <w:lang w:val="en-IN"/>
+        </w:rPr>
+        <w:t xml:space="preserve"> </w:t>
+      </w:r>
+      <w:r>
+        <w:rPr>
+          <w:rFonts w:ascii="Calibri"/>
+          <w:spacing w:val="-5"/>
+          <w:sz w:val="24"/>
+          <w:lang w:val="en-IN"/>
+        </w:rPr>
+        <w:t> </w:t>
+      </w:r>
+      <w:r>
+        <w:rPr>
+          <w:rFonts w:ascii="Calibri"/>
+          <w:spacing w:val="-5"/>
+          <w:sz w:val="24"/>
+          <w:lang w:val="en-IN"/>
+        </w:rPr>
+        <w:t xml:space="preserve"> </w:t>
+      </w:r>
+      <w:r>
+        <w:rPr>
+          <w:rFonts w:ascii="Calibri"/>
+          <w:spacing w:val="-5"/>
+          <w:sz w:val="24"/>
+          <w:lang w:val="en-IN"/>
+        </w:rPr>
+        <w:t> </w:t>
+      </w:r>
+      <w:r>
+        <w:rPr>
+          <w:rFonts w:ascii="Calibri"/>
+          <w:spacing w:val="-5"/>
+          <w:sz w:val="24"/>
+          <w:lang w:val="en-IN"/>
+        </w:rPr>
+        <w:t xml:space="preserve"> </w:t>
+      </w:r>
+      <w:r>
+        <w:rPr>
+          <w:rFonts w:ascii="Calibri"/>
+          <w:spacing w:val="-5"/>
+          <w:sz w:val="24"/>
+          <w:lang w:val="en-IN"/>
+        </w:rPr>
+        <w:t> </w:t>
+      </w:r>
+      <w:r>
+        <w:rPr>
+          <w:rFonts w:ascii="Calibri"/>
+          <w:spacing w:val="-5"/>
+          <w:sz w:val="24"/>
+          <w:lang w:val="en-IN"/>
+        </w:rPr>
+        <w:t xml:space="preserve"> </w:t>
+      </w:r>
+      <w:r>
+        <w:rPr>
+          <w:rFonts w:ascii="Calibri"/>
+          <w:spacing w:val="-5"/>
+          <w:sz w:val="24"/>
+          <w:lang w:val="en-IN"/>
+        </w:rPr>
+        <w:t> </w:t>
+      </w:r>
+      <w:r>
+        <w:rPr>
+          <w:rFonts w:ascii="Calibri"/>
+          <w:spacing w:val="-5"/>
+          <w:sz w:val="24"/>
+          <w:lang w:val="en-IN"/>
+        </w:rPr>
+        <w:t xml:space="preserve"> </w:t>
+      </w:r>
+      <w:r>
+        <w:rPr>
+          <w:rFonts w:ascii="Calibri"/>
+          <w:spacing w:val="-5"/>
+          <w:sz w:val="24"/>
+          <w:lang w:val="en-IN"/>
+        </w:rPr>
+        <w:t> </w:t>
+      </w:r>
+      <w:r>
+        <w:rPr>
+          <w:rFonts w:ascii="Calibri"/>
+          <w:spacing w:val="-5"/>
+          <w:sz w:val="24"/>
+          <w:lang w:val="en-IN"/>
+        </w:rPr>
+        <w:t xml:space="preserve"> </w:t>
+      </w:r>
+      <w:proofErr w:type="spellStart"/>
+      <w:r>
+        <w:rPr>
+          <w:rFonts w:ascii="Calibri"/>
+          <w:spacing w:val="-5"/>
+          <w:sz w:val="24"/>
+          <w:lang w:val="en-IN"/>
+        </w:rPr>
+        <w:t>const</w:t>
+      </w:r>
+      <w:proofErr w:type="spellEnd"/>
+      <w:r>
+        <w:rPr>
+          <w:rFonts w:ascii="Calibri"/>
+          <w:spacing w:val="-5"/>
+          <w:sz w:val="24"/>
+          <w:lang w:val="en-IN"/>
+        </w:rPr>
+        <w:t xml:space="preserve"> phone = </w:t>
+      </w:r>
+      <w:proofErr w:type="spellStart"/>
+      <w:proofErr w:type="gramStart"/>
+      <w:r>
+        <w:rPr>
+          <w:rFonts w:ascii="Calibri"/>
+          <w:spacing w:val="-5"/>
+          <w:sz w:val="24"/>
+          <w:lang w:val="en-IN"/>
+        </w:rPr>
+        <w:t>document.getElementById</w:t>
+      </w:r>
+      <w:proofErr w:type="spellEnd"/>
+      <w:proofErr w:type="gramEnd"/>
+      <w:r>
+        <w:rPr>
+          <w:rFonts w:ascii="Calibri"/>
+          <w:spacing w:val="-5"/>
+          <w:sz w:val="24"/>
+          <w:lang w:val="en-IN"/>
+        </w:rPr>
+        <w:t>('phone').value;</w:t>
+      </w:r>
+    </w:p>
+    <w:p>
+      <w:pPr>
+        <w:spacing w:line="360" w:lineRule="auto"/>
+        <w:rPr>
+          <w:rFonts w:ascii="Calibri"/>
+          <w:spacing w:val="-5"/>
+          <w:sz w:val="24"/>
+          <w:lang w:val="en-IN"/>
+        </w:rPr>
+      </w:pPr>
+      <w:r>
+        <w:rPr>
+          <w:rFonts w:ascii="Calibri"/>
+          <w:spacing w:val="-5"/>
+          <w:sz w:val="24"/>
+          <w:lang w:val="en-IN"/>
+        </w:rPr>
+        <w:t> </w:t>
+      </w:r>
+      <w:r>
+        <w:rPr>
+          <w:rFonts w:ascii="Calibri"/>
+          <w:spacing w:val="-5"/>
+          <w:sz w:val="24"/>
+          <w:lang w:val="en-IN"/>
+        </w:rPr>
+        <w:t xml:space="preserve"> </w:t>
+      </w:r>
+      <w:r>
+        <w:rPr>
+          <w:rFonts w:ascii="Calibri"/>
+          <w:spacing w:val="-5"/>
+          <w:sz w:val="24"/>
+          <w:lang w:val="en-IN"/>
+        </w:rPr>
+        <w:t> </w:t>
+      </w:r>
+      <w:r>
+        <w:rPr>
+          <w:rFonts w:ascii="Calibri"/>
+          <w:spacing w:val="-5"/>
+          <w:sz w:val="24"/>
+          <w:lang w:val="en-IN"/>
+        </w:rPr>
+        <w:t xml:space="preserve"> </w:t>
+      </w:r>
+      <w:r>
+        <w:rPr>
+          <w:rFonts w:ascii="Calibri"/>
+          <w:spacing w:val="-5"/>
+          <w:sz w:val="24"/>
+          <w:lang w:val="en-IN"/>
+        </w:rPr>
+        <w:t> </w:t>
+      </w:r>
+      <w:r>
+        <w:rPr>
+          <w:rFonts w:ascii="Calibri"/>
+          <w:spacing w:val="-5"/>
+          <w:sz w:val="24"/>
+          <w:lang w:val="en-IN"/>
+        </w:rPr>
+        <w:t xml:space="preserve"> </w:t>
+      </w:r>
+      <w:r>
+        <w:rPr>
+          <w:rFonts w:ascii="Calibri"/>
+          <w:spacing w:val="-5"/>
+          <w:sz w:val="24"/>
+          <w:lang w:val="en-IN"/>
+        </w:rPr>
+        <w:t> </w:t>
+      </w:r>
+      <w:r>
+        <w:rPr>
+          <w:rFonts w:ascii="Calibri"/>
+          <w:spacing w:val="-5"/>
+          <w:sz w:val="24"/>
+          <w:lang w:val="en-IN"/>
+        </w:rPr>
+        <w:t xml:space="preserve"> </w:t>
+      </w:r>
+      <w:r>
+        <w:rPr>
+          <w:rFonts w:ascii="Calibri"/>
+          <w:spacing w:val="-5"/>
+          <w:sz w:val="24"/>
+          <w:lang w:val="en-IN"/>
+        </w:rPr>
+        <w:t> </w:t>
+      </w:r>
+      <w:r>
+        <w:rPr>
+          <w:rFonts w:ascii="Calibri"/>
+          <w:spacing w:val="-5"/>
+          <w:sz w:val="24"/>
+          <w:lang w:val="en-IN"/>
+        </w:rPr>
+        <w:t xml:space="preserve"> </w:t>
+      </w:r>
+      <w:r>
+        <w:rPr>
+          <w:rFonts w:ascii="Calibri"/>
+          <w:spacing w:val="-5"/>
+          <w:sz w:val="24"/>
+          <w:lang w:val="en-IN"/>
+        </w:rPr>
+        <w:t> </w:t>
+      </w:r>
+      <w:r>
+        <w:rPr>
+          <w:rFonts w:ascii="Calibri"/>
+          <w:spacing w:val="-5"/>
+          <w:sz w:val="24"/>
+          <w:lang w:val="en-IN"/>
+        </w:rPr>
+        <w:t xml:space="preserve"> </w:t>
+      </w:r>
+      <w:proofErr w:type="spellStart"/>
+      <w:r>
+        <w:rPr>
+          <w:rFonts w:ascii="Calibri"/>
+          <w:spacing w:val="-5"/>
+          <w:sz w:val="24"/>
+          <w:lang w:val="en-IN"/>
+        </w:rPr>
+        <w:t>const</w:t>
+      </w:r>
+      <w:proofErr w:type="spellEnd"/>
+      <w:r>
+        <w:rPr>
+          <w:rFonts w:ascii="Calibri"/>
+          <w:spacing w:val="-5"/>
+          <w:sz w:val="24"/>
+          <w:lang w:val="en-IN"/>
+        </w:rPr>
+        <w:t xml:space="preserve"> </w:t>
+      </w:r>
+      <w:proofErr w:type="spellStart"/>
+      <w:r>
+        <w:rPr>
+          <w:rFonts w:ascii="Calibri"/>
+          <w:spacing w:val="-5"/>
+          <w:sz w:val="24"/>
+          <w:lang w:val="en-IN"/>
+        </w:rPr>
+        <w:t>phonePattern</w:t>
+      </w:r>
+      <w:proofErr w:type="spellEnd"/>
+      <w:r>
+        <w:rPr>
+          <w:rFonts w:ascii="Calibri"/>
+          <w:spacing w:val="-5"/>
+          <w:sz w:val="24"/>
+          <w:lang w:val="en-IN"/>
+        </w:rPr>
+        <w:t xml:space="preserve"> = /^\</w:t>
+      </w:r>
+      <w:proofErr w:type="gramStart"/>
+      <w:r>
+        <w:rPr>
+          <w:rFonts w:ascii="Calibri"/>
+          <w:spacing w:val="-5"/>
+          <w:sz w:val="24"/>
+          <w:lang w:val="en-IN"/>
+        </w:rPr>
+        <w:t>d{10}$</w:t>
+      </w:r>
+      <w:proofErr w:type="gramEnd"/>
+      <w:r>
+        <w:rPr>
+          <w:rFonts w:ascii="Calibri"/>
+          <w:spacing w:val="-5"/>
+          <w:sz w:val="24"/>
+          <w:lang w:val="en-IN"/>
+        </w:rPr>
+        <w:t>/; // Validates a 10-digit phone number</w:t>
+      </w:r>
+    </w:p>
+    <w:p>
+      <w:pPr>
+        <w:spacing w:line="360" w:lineRule="auto"/>
+        <w:rPr>
+          <w:rFonts w:ascii="Calibri"/>
+          <w:spacing w:val="-5"/>
+          <w:sz w:val="24"/>
+          <w:lang w:val="en-IN"/>
+        </w:rPr>
+      </w:pPr>
+      <w:r>
+        <w:rPr>
+          <w:rFonts w:ascii="Calibri"/>
+          <w:spacing w:val="-5"/>
+          <w:sz w:val="24"/>
+          <w:lang w:val="en-IN"/>
+        </w:rPr>
+        <w:t> </w:t>
+      </w:r>
+      <w:r>
+        <w:rPr>
+          <w:rFonts w:ascii="Calibri"/>
+          <w:spacing w:val="-5"/>
+          <w:sz w:val="24"/>
+          <w:lang w:val="en-IN"/>
+        </w:rPr>
+        <w:t xml:space="preserve"> </w:t>
+      </w:r>
+      <w:r>
+        <w:rPr>
+          <w:rFonts w:ascii="Calibri"/>
+          <w:spacing w:val="-5"/>
+          <w:sz w:val="24"/>
+          <w:lang w:val="en-IN"/>
+        </w:rPr>
+        <w:t> </w:t>
+      </w:r>
+      <w:r>
+        <w:rPr>
+          <w:rFonts w:ascii="Calibri"/>
+          <w:spacing w:val="-5"/>
+          <w:sz w:val="24"/>
+          <w:lang w:val="en-IN"/>
+        </w:rPr>
+        <w:t xml:space="preserve"> </w:t>
+      </w:r>
+      <w:r>
+        <w:rPr>
+          <w:rFonts w:ascii="Calibri"/>
+          <w:spacing w:val="-5"/>
+          <w:sz w:val="24"/>
+          <w:lang w:val="en-IN"/>
+        </w:rPr>
+        <w:t> </w:t>
+      </w:r>
+      <w:r>
+        <w:rPr>
+          <w:rFonts w:ascii="Calibri"/>
+          <w:spacing w:val="-5"/>
+          <w:sz w:val="24"/>
+          <w:lang w:val="en-IN"/>
+        </w:rPr>
+        <w:t xml:space="preserve"> </w:t>
+      </w:r>
+      <w:r>
+        <w:rPr>
+          <w:rFonts w:ascii="Calibri"/>
+          <w:spacing w:val="-5"/>
+          <w:sz w:val="24"/>
+          <w:lang w:val="en-IN"/>
+        </w:rPr>
+        <w:t> </w:t>
+      </w:r>
+      <w:r>
+        <w:rPr>
+          <w:rFonts w:ascii="Calibri"/>
+          <w:spacing w:val="-5"/>
+          <w:sz w:val="24"/>
+          <w:lang w:val="en-IN"/>
+        </w:rPr>
+        <w:t xml:space="preserve"> </w:t>
+      </w:r>
+      <w:r>
+        <w:rPr>
+          <w:rFonts w:ascii="Calibri"/>
+          <w:spacing w:val="-5"/>
+          <w:sz w:val="24"/>
+          <w:lang w:val="en-IN"/>
+        </w:rPr>
+        <w:t> </w:t>
+      </w:r>
+      <w:r>
+        <w:rPr>
+          <w:rFonts w:ascii="Calibri"/>
+          <w:spacing w:val="-5"/>
+          <w:sz w:val="24"/>
+          <w:lang w:val="en-IN"/>
+        </w:rPr>
+        <w:t xml:space="preserve"> </w:t>
+      </w:r>
+      <w:r>
+        <w:rPr>
+          <w:rFonts w:ascii="Calibri"/>
+          <w:spacing w:val="-5"/>
+          <w:sz w:val="24"/>
+          <w:lang w:val="en-IN"/>
+        </w:rPr>
+        <w:t> </w:t>
+      </w:r>
+      <w:r>
+        <w:rPr>
+          <w:rFonts w:ascii="Calibri"/>
+          <w:spacing w:val="-5"/>
+          <w:sz w:val="24"/>
+          <w:lang w:val="en-IN"/>
+        </w:rPr>
+        <w:t xml:space="preserve"> if (</w:t>
+      </w:r>
+      <w:proofErr w:type="spellStart"/>
+      <w:r>
+        <w:rPr>
+          <w:rFonts w:ascii="Calibri"/>
+          <w:spacing w:val="-5"/>
+          <w:sz w:val="24"/>
+          <w:lang w:val="en-IN"/>
+        </w:rPr>
+        <w:t>phonePattern.test</w:t>
+      </w:r>
+      <w:proofErr w:type="spellEnd"/>
+      <w:r>
+        <w:rPr>
+          <w:rFonts w:ascii="Calibri"/>
+          <w:spacing w:val="-5"/>
+          <w:sz w:val="24"/>
+          <w:lang w:val="en-IN"/>
+        </w:rPr>
+        <w:t>(phone)) {</w:t>
+      </w:r>
+    </w:p>
+    <w:p>
+      <w:pPr>
+        <w:spacing w:line="360" w:lineRule="auto"/>
+        <w:rPr>
+          <w:rFonts w:ascii="Calibri"/>
+          <w:spacing w:val="-5"/>
+          <w:sz w:val="24"/>
+          <w:lang w:val="en-IN"/>
+        </w:rPr>
+      </w:pPr>
+      <w:r>
+        <w:rPr>
+          <w:rFonts w:ascii="Calibri"/>
+          <w:spacing w:val="-5"/>
+          <w:sz w:val="24"/>
+          <w:lang w:val="en-IN"/>
+        </w:rPr>
+        <w:t> </w:t>
+      </w:r>
+      <w:r>
+        <w:rPr>
+          <w:rFonts w:ascii="Calibri"/>
+          <w:spacing w:val="-5"/>
+          <w:sz w:val="24"/>
+          <w:lang w:val="en-IN"/>
+        </w:rPr>
+        <w:t xml:space="preserve"> </w:t>
+      </w:r>
+      <w:r>
+        <w:rPr>
+          <w:rFonts w:ascii="Calibri"/>
+          <w:spacing w:val="-5"/>
+          <w:sz w:val="24"/>
+          <w:lang w:val="en-IN"/>
+        </w:rPr>
+        <w:t> </w:t>
+      </w:r>
+      <w:r>
+        <w:rPr>
+          <w:rFonts w:ascii="Calibri"/>
+          <w:spacing w:val="-5"/>
+          <w:sz w:val="24"/>
+          <w:lang w:val="en-IN"/>
+        </w:rPr>
+        <w:t xml:space="preserve"> </w:t>
+      </w:r>
+      <w:r>
+        <w:rPr>
+          <w:rFonts w:ascii="Calibri"/>
+          <w:spacing w:val="-5"/>
+          <w:sz w:val="24"/>
+          <w:lang w:val="en-IN"/>
+        </w:rPr>
+        <w:t> </w:t>
+      </w:r>
+      <w:r>
+        <w:rPr>
+          <w:rFonts w:ascii="Calibri"/>
+          <w:spacing w:val="-5"/>
+          <w:sz w:val="24"/>
+          <w:lang w:val="en-IN"/>
+        </w:rPr>
+        <w:t xml:space="preserve"> </w:t>
+      </w:r>
+      <w:r>
+        <w:rPr>
+          <w:rFonts w:ascii="Calibri"/>
+          <w:spacing w:val="-5"/>
+          <w:sz w:val="24"/>
+          <w:lang w:val="en-IN"/>
+        </w:rPr>
+        <w:t> </w:t>
+      </w:r>
+      <w:r>
+        <w:rPr>
+          <w:rFonts w:ascii="Calibri"/>
+          <w:spacing w:val="-5"/>
+          <w:sz w:val="24"/>
+          <w:lang w:val="en-IN"/>
+        </w:rPr>
+        <w:t xml:space="preserve"> </w:t>
+      </w:r>
+      <w:r>
+        <w:rPr>
+          <w:rFonts w:ascii="Calibri"/>
+          <w:spacing w:val="-5"/>
+          <w:sz w:val="24"/>
+          <w:lang w:val="en-IN"/>
+        </w:rPr>
+        <w:t> </w:t>
+      </w:r>
+      <w:r>
+        <w:rPr>
+          <w:rFonts w:ascii="Calibri"/>
+          <w:spacing w:val="-5"/>
+          <w:sz w:val="24"/>
+          <w:lang w:val="en-IN"/>
+        </w:rPr>
+        <w:t xml:space="preserve"> </w:t>
+      </w:r>
+      <w:r>
+        <w:rPr>
+          <w:rFonts w:ascii="Calibri"/>
+          <w:spacing w:val="-5"/>
+          <w:sz w:val="24"/>
+          <w:lang w:val="en-IN"/>
+        </w:rPr>
+        <w:t> </w:t>
+      </w:r>
+      <w:r>
+        <w:rPr>
+          <w:rFonts w:ascii="Calibri"/>
+          <w:spacing w:val="-5"/>
+          <w:sz w:val="24"/>
+          <w:lang w:val="en-IN"/>
+        </w:rPr>
+        <w:t xml:space="preserve"> </w:t>
+      </w:r>
+      <w:r>
+        <w:rPr>
+          <w:rFonts w:ascii="Calibri"/>
+          <w:spacing w:val="-5"/>
+          <w:sz w:val="24"/>
+          <w:lang w:val="en-IN"/>
+        </w:rPr>
+        <w:t> </w:t>
+      </w:r>
+      <w:r>
+        <w:rPr>
+          <w:rFonts w:ascii="Calibri"/>
+          <w:spacing w:val="-5"/>
+          <w:sz w:val="24"/>
+          <w:lang w:val="en-IN"/>
+        </w:rPr>
+        <w:t xml:space="preserve"> </w:t>
+      </w:r>
+      <w:r>
+        <w:rPr>
+          <w:rFonts w:ascii="Calibri"/>
+          <w:spacing w:val="-5"/>
+          <w:sz w:val="24"/>
+          <w:lang w:val="en-IN"/>
+        </w:rPr>
+        <w:t> </w:t>
+      </w:r>
+      <w:r>
+        <w:rPr>
+          <w:rFonts w:ascii="Calibri"/>
+          <w:spacing w:val="-5"/>
+          <w:sz w:val="24"/>
+          <w:lang w:val="en-IN"/>
+        </w:rPr>
+        <w:t xml:space="preserve"> </w:t>
+      </w:r>
+      <w:proofErr w:type="spellStart"/>
+      <w:proofErr w:type="gramStart"/>
+      <w:r>
+        <w:rPr>
+          <w:rFonts w:ascii="Calibri"/>
+          <w:spacing w:val="-5"/>
+          <w:sz w:val="24"/>
+          <w:lang w:val="en-IN"/>
+        </w:rPr>
+        <w:t>document.getElementById</w:t>
+      </w:r>
+      <w:proofErr w:type="spellEnd"/>
+      <w:proofErr w:type="gramEnd"/>
+      <w:r>
+        <w:rPr>
+          <w:rFonts w:ascii="Calibri"/>
+          <w:spacing w:val="-5"/>
+          <w:sz w:val="24"/>
+          <w:lang w:val="en-IN"/>
+        </w:rPr>
+        <w:t>('</w:t>
+      </w:r>
+      <w:proofErr w:type="spellStart"/>
+      <w:r>
+        <w:rPr>
+          <w:rFonts w:ascii="Calibri"/>
+          <w:spacing w:val="-5"/>
+          <w:sz w:val="24"/>
+          <w:lang w:val="en-IN"/>
+        </w:rPr>
+        <w:t>phoneForm</w:t>
+      </w:r>
+      <w:proofErr w:type="spellEnd"/>
+      <w:r>
+        <w:rPr>
+          <w:rFonts w:ascii="Calibri"/>
+          <w:spacing w:val="-5"/>
+          <w:sz w:val="24"/>
+          <w:lang w:val="en-IN"/>
+        </w:rPr>
+        <w:t>'</w:t>
+      </w:r>
+      <w:proofErr w:type="gramStart"/>
+      <w:r>
+        <w:rPr>
+          <w:rFonts w:ascii="Calibri"/>
+          <w:spacing w:val="-5"/>
+          <w:sz w:val="24"/>
+          <w:lang w:val="en-IN"/>
+        </w:rPr>
+        <w:t>).</w:t>
+      </w:r>
+      <w:proofErr w:type="spellStart"/>
+      <w:r>
+        <w:rPr>
+          <w:rFonts w:ascii="Calibri"/>
+          <w:spacing w:val="-5"/>
+          <w:sz w:val="24"/>
+          <w:lang w:val="en-IN"/>
+        </w:rPr>
+        <w:t>innerHTML</w:t>
+      </w:r>
+      <w:proofErr w:type="spellEnd"/>
+      <w:proofErr w:type="gramEnd"/>
+      <w:r>
+        <w:rPr>
+          <w:rFonts w:ascii="Calibri"/>
+          <w:spacing w:val="-5"/>
+          <w:sz w:val="24"/>
+          <w:lang w:val="en-IN"/>
+        </w:rPr>
+        <w:t xml:space="preserve"> = "&lt;p&gt;Phone number is valid: " + phone + "&lt;/p&gt;";</w:t>
+      </w:r>
+    </w:p>
+    <w:p>
+      <w:pPr>
+        <w:spacing w:line="360" w:lineRule="auto"/>
+        <w:rPr>
+          <w:rFonts w:ascii="Calibri"/>
+          <w:spacing w:val="-5"/>
+          <w:sz w:val="24"/>
+          <w:lang w:val="en-IN"/>
+        </w:rPr>
+      </w:pPr>
+      <w:r>
+        <w:rPr>
+          <w:rFonts w:ascii="Calibri"/>
+          <w:spacing w:val="-5"/>
+          <w:sz w:val="24"/>
+          <w:lang w:val="en-IN"/>
+        </w:rPr>
+        <w:t> </w:t>
+      </w:r>
+      <w:r>
+        <w:rPr>
+          <w:rFonts w:ascii="Calibri"/>
+          <w:spacing w:val="-5"/>
+          <w:sz w:val="24"/>
+          <w:lang w:val="en-IN"/>
+        </w:rPr>
+        <w:t xml:space="preserve"> </w:t>
+      </w:r>
+      <w:r>
+        <w:rPr>
+          <w:rFonts w:ascii="Calibri"/>
+          <w:spacing w:val="-5"/>
+          <w:sz w:val="24"/>
+          <w:lang w:val="en-IN"/>
+        </w:rPr>
+        <w:t> </w:t>
+      </w:r>
+      <w:r>
+        <w:rPr>
+          <w:rFonts w:ascii="Calibri"/>
+          <w:spacing w:val="-5"/>
+          <w:sz w:val="24"/>
+          <w:lang w:val="en-IN"/>
+        </w:rPr>
+        <w:t xml:space="preserve"> </w:t>
+      </w:r>
+      <w:r>
+        <w:rPr>
+          <w:rFonts w:ascii="Calibri"/>
+          <w:spacing w:val="-5"/>
+          <w:sz w:val="24"/>
+          <w:lang w:val="en-IN"/>
+        </w:rPr>
+        <w:t> </w:t>
+      </w:r>
+      <w:r>
+        <w:rPr>
+          <w:rFonts w:ascii="Calibri"/>
+          <w:spacing w:val="-5"/>
+          <w:sz w:val="24"/>
+          <w:lang w:val="en-IN"/>
+        </w:rPr>
+        <w:t xml:space="preserve"> </w:t>
+      </w:r>
+      <w:r>
+        <w:rPr>
+          <w:rFonts w:ascii="Calibri"/>
+          <w:spacing w:val="-5"/>
+          <w:sz w:val="24"/>
+          <w:lang w:val="en-IN"/>
+        </w:rPr>
+        <w:t> </w:t>
+      </w:r>
+      <w:r>
+        <w:rPr>
+          <w:rFonts w:ascii="Calibri"/>
+          <w:spacing w:val="-5"/>
+          <w:sz w:val="24"/>
+          <w:lang w:val="en-IN"/>
+        </w:rPr>
+        <w:t xml:space="preserve"> </w:t>
+      </w:r>
+      <w:r>
+        <w:rPr>
+          <w:rFonts w:ascii="Calibri"/>
+          <w:spacing w:val="-5"/>
+          <w:sz w:val="24"/>
+          <w:lang w:val="en-IN"/>
+        </w:rPr>
+        <w:t> </w:t>
+      </w:r>
+      <w:r>
+        <w:rPr>
+          <w:rFonts w:ascii="Calibri"/>
+          <w:spacing w:val="-5"/>
+          <w:sz w:val="24"/>
+          <w:lang w:val="en-IN"/>
+        </w:rPr>
+        <w:t xml:space="preserve"> </w:t>
+      </w:r>
+      <w:r>
+        <w:rPr>
+          <w:rFonts w:ascii="Calibri"/>
+          <w:spacing w:val="-5"/>
+          <w:sz w:val="24"/>
+          <w:lang w:val="en-IN"/>
+        </w:rPr>
+        <w:t> </w:t>
+      </w:r>
+      <w:r>
+        <w:rPr>
+          <w:rFonts w:ascii="Calibri"/>
+          <w:spacing w:val="-5"/>
+          <w:sz w:val="24"/>
+          <w:lang w:val="en-IN"/>
+        </w:rPr>
+        <w:t xml:space="preserve"> } else {</w:t>
+      </w:r>
+    </w:p>
+    <w:p>
+      <w:pPr>
+        <w:spacing w:line="360" w:lineRule="auto"/>
+        <w:rPr>
+          <w:rFonts w:ascii="Calibri"/>
+          <w:spacing w:val="-5"/>
+          <w:sz w:val="24"/>
+          <w:lang w:val="en-IN"/>
+        </w:rPr>
+      </w:pPr>
+      <w:r>
+        <w:rPr>
+          <w:rFonts w:ascii="Calibri"/>
+          <w:spacing w:val="-5"/>
+          <w:sz w:val="24"/>
+          <w:lang w:val="en-IN"/>
+        </w:rPr>
+        <w:t> </w:t>
+      </w:r>
+      <w:r>
+        <w:rPr>
+          <w:rFonts w:ascii="Calibri"/>
+          <w:spacing w:val="-5"/>
+          <w:sz w:val="24"/>
+          <w:lang w:val="en-IN"/>
+        </w:rPr>
+        <w:t xml:space="preserve"> </w:t>
+      </w:r>
+      <w:r>
+        <w:rPr>
+          <w:rFonts w:ascii="Calibri"/>
+          <w:spacing w:val="-5"/>
+          <w:sz w:val="24"/>
+          <w:lang w:val="en-IN"/>
+        </w:rPr>
+        <w:t> </w:t>
+      </w:r>
+      <w:r>
+        <w:rPr>
+          <w:rFonts w:ascii="Calibri"/>
+          <w:spacing w:val="-5"/>
+          <w:sz w:val="24"/>
+          <w:lang w:val="en-IN"/>
+        </w:rPr>
+        <w:t xml:space="preserve"> </w:t>
+      </w:r>
+      <w:r>
+        <w:rPr>
+          <w:rFonts w:ascii="Calibri"/>
+          <w:spacing w:val="-5"/>
+          <w:sz w:val="24"/>
+          <w:lang w:val="en-IN"/>
+        </w:rPr>
+        <w:t> </w:t>
+      </w:r>
+      <w:r>
+        <w:rPr>
+          <w:rFonts w:ascii="Calibri"/>
+          <w:spacing w:val="-5"/>
+          <w:sz w:val="24"/>
+          <w:lang w:val="en-IN"/>
+        </w:rPr>
+        <w:t xml:space="preserve"> </w:t>
+      </w:r>
+      <w:r>
+        <w:rPr>
+          <w:rFonts w:ascii="Calibri"/>
+          <w:spacing w:val="-5"/>
+          <w:sz w:val="24"/>
+          <w:lang w:val="en-IN"/>
+        </w:rPr>
+        <w:t> </w:t>
+      </w:r>
+      <w:r>
+        <w:rPr>
+          <w:rFonts w:ascii="Calibri"/>
+          <w:spacing w:val="-5"/>
+          <w:sz w:val="24"/>
+          <w:lang w:val="en-IN"/>
+        </w:rPr>
+        <w:t xml:space="preserve"> </w:t>
+      </w:r>
+      <w:r>
+        <w:rPr>
+          <w:rFonts w:ascii="Calibri"/>
+          <w:spacing w:val="-5"/>
+          <w:sz w:val="24"/>
+          <w:lang w:val="en-IN"/>
+        </w:rPr>
+        <w:t> </w:t>
+      </w:r>
+      <w:r>
+        <w:rPr>
+          <w:rFonts w:ascii="Calibri"/>
+          <w:spacing w:val="-5"/>
+          <w:sz w:val="24"/>
+          <w:lang w:val="en-IN"/>
+        </w:rPr>
+        <w:t xml:space="preserve"> </w:t>
+      </w:r>
+      <w:r>
+        <w:rPr>
+          <w:rFonts w:ascii="Calibri"/>
+          <w:spacing w:val="-5"/>
+          <w:sz w:val="24"/>
+          <w:lang w:val="en-IN"/>
+        </w:rPr>
+        <w:t> </w:t>
+      </w:r>
+      <w:r>
+        <w:rPr>
+          <w:rFonts w:ascii="Calibri"/>
+          <w:spacing w:val="-5"/>
+          <w:sz w:val="24"/>
+          <w:lang w:val="en-IN"/>
+        </w:rPr>
+        <w:t xml:space="preserve"> </w:t>
+      </w:r>
+      <w:r>
+        <w:rPr>
+          <w:rFonts w:ascii="Calibri"/>
+          <w:spacing w:val="-5"/>
+          <w:sz w:val="24"/>
+          <w:lang w:val="en-IN"/>
+        </w:rPr>
+        <w:t> </w:t>
+      </w:r>
+      <w:r>
+        <w:rPr>
+          <w:rFonts w:ascii="Calibri"/>
+          <w:spacing w:val="-5"/>
+          <w:sz w:val="24"/>
+          <w:lang w:val="en-IN"/>
+        </w:rPr>
+        <w:t xml:space="preserve"> </w:t>
+      </w:r>
+      <w:r>
+        <w:rPr>
+          <w:rFonts w:ascii="Calibri"/>
+          <w:spacing w:val="-5"/>
+          <w:sz w:val="24"/>
+          <w:lang w:val="en-IN"/>
+        </w:rPr>
+        <w:t> </w:t>
+      </w:r>
+      <w:r>
+        <w:rPr>
+          <w:rFonts w:ascii="Calibri"/>
+          <w:spacing w:val="-5"/>
+          <w:sz w:val="24"/>
+          <w:lang w:val="en-IN"/>
+        </w:rPr>
+        <w:t xml:space="preserve"> </w:t>
+      </w:r>
+      <w:proofErr w:type="spellStart"/>
+      <w:proofErr w:type="gramStart"/>
+      <w:r>
+        <w:rPr>
+          <w:rFonts w:ascii="Calibri"/>
+          <w:spacing w:val="-5"/>
+          <w:sz w:val="24"/>
+          <w:lang w:val="en-IN"/>
+        </w:rPr>
+        <w:t>document.getElementById</w:t>
+      </w:r>
+      <w:proofErr w:type="spellEnd"/>
+      <w:proofErr w:type="gramEnd"/>
+      <w:r>
+        <w:rPr>
+          <w:rFonts w:ascii="Calibri"/>
+          <w:spacing w:val="-5"/>
+          <w:sz w:val="24"/>
+          <w:lang w:val="en-IN"/>
+        </w:rPr>
+        <w:t>('</w:t>
+      </w:r>
+      <w:proofErr w:type="spellStart"/>
+      <w:r>
+        <w:rPr>
+          <w:rFonts w:ascii="Calibri"/>
+          <w:spacing w:val="-5"/>
+          <w:sz w:val="24"/>
+          <w:lang w:val="en-IN"/>
+        </w:rPr>
+        <w:t>phoneForm</w:t>
+      </w:r>
+      <w:proofErr w:type="spellEnd"/>
+      <w:r>
+        <w:rPr>
+          <w:rFonts w:ascii="Calibri"/>
+          <w:spacing w:val="-5"/>
+          <w:sz w:val="24"/>
+          <w:lang w:val="en-IN"/>
+        </w:rPr>
+        <w:t>'</w:t>
+      </w:r>
+      <w:proofErr w:type="gramStart"/>
+      <w:r>
+        <w:rPr>
+          <w:rFonts w:ascii="Calibri"/>
+          <w:spacing w:val="-5"/>
+          <w:sz w:val="24"/>
+          <w:lang w:val="en-IN"/>
+        </w:rPr>
+        <w:t>).</w:t>
+      </w:r>
+      <w:proofErr w:type="spellStart"/>
+      <w:r>
+        <w:rPr>
+          <w:rFonts w:ascii="Calibri"/>
+          <w:spacing w:val="-5"/>
+          <w:sz w:val="24"/>
+          <w:lang w:val="en-IN"/>
+        </w:rPr>
+        <w:t>innerHTML</w:t>
+      </w:r>
+      <w:proofErr w:type="spellEnd"/>
+      <w:proofErr w:type="gramEnd"/>
+      <w:r>
+        <w:rPr>
+          <w:rFonts w:ascii="Calibri"/>
+          <w:spacing w:val="-5"/>
+          <w:sz w:val="24"/>
+          <w:lang w:val="en-IN"/>
+        </w:rPr>
+        <w:t xml:space="preserve"> = "&lt;p&gt;Invalid phone number. Please enter a 10-digit </w:t>
+      </w:r>
+      <w:proofErr w:type="gramStart"/>
+      <w:r>
+        <w:rPr>
+          <w:rFonts w:ascii="Calibri"/>
+          <w:spacing w:val="-5"/>
+          <w:sz w:val="24"/>
+          <w:lang w:val="en-IN"/>
+        </w:rPr>
+        <w:t>number.&lt;</w:t>
+      </w:r>
+      <w:proofErr w:type="gramEnd"/>
+      <w:r>
+        <w:rPr>
+          <w:rFonts w:ascii="Calibri"/>
+          <w:spacing w:val="-5"/>
+          <w:sz w:val="24"/>
+          <w:lang w:val="en-IN"/>
+        </w:rPr>
+        <w:t>/p&gt;";</w:t>
+      </w:r>
+    </w:p>
+    <w:p>
+      <w:pPr>
+        <w:spacing w:line="360" w:lineRule="auto"/>
+        <w:rPr>
+          <w:rFonts w:ascii="Calibri"/>
+          <w:spacing w:val="-5"/>
+          <w:sz w:val="24"/>
+          <w:lang w:val="en-IN"/>
+        </w:rPr>
+      </w:pPr>
+      <w:r>
+        <w:rPr>
+          <w:rFonts w:ascii="Calibri"/>
+          <w:spacing w:val="-5"/>
+          <w:sz w:val="24"/>
+          <w:lang w:val="en-IN"/>
+        </w:rPr>
+        <w:t> </w:t>
+      </w:r>
+      <w:r>
+        <w:rPr>
+          <w:rFonts w:ascii="Calibri"/>
+          <w:spacing w:val="-5"/>
+          <w:sz w:val="24"/>
+          <w:lang w:val="en-IN"/>
+        </w:rPr>
+        <w:t xml:space="preserve"> </w:t>
+      </w:r>
+      <w:r>
+        <w:rPr>
+          <w:rFonts w:ascii="Calibri"/>
+          <w:spacing w:val="-5"/>
+          <w:sz w:val="24"/>
+          <w:lang w:val="en-IN"/>
+        </w:rPr>
+        <w:t> </w:t>
+      </w:r>
+      <w:r>
+        <w:rPr>
+          <w:rFonts w:ascii="Calibri"/>
+          <w:spacing w:val="-5"/>
+          <w:sz w:val="24"/>
+          <w:lang w:val="en-IN"/>
+        </w:rPr>
+        <w:t xml:space="preserve"> </w:t>
+      </w:r>
+      <w:r>
+        <w:rPr>
+          <w:rFonts w:ascii="Calibri"/>
+          <w:spacing w:val="-5"/>
+          <w:sz w:val="24"/>
+          <w:lang w:val="en-IN"/>
+        </w:rPr>
+        <w:t> </w:t>
+      </w:r>
+      <w:r>
+        <w:rPr>
+          <w:rFonts w:ascii="Calibri"/>
+          <w:spacing w:val="-5"/>
+          <w:sz w:val="24"/>
+          <w:lang w:val="en-IN"/>
+        </w:rPr>
+        <w:t xml:space="preserve"> </w:t>
+      </w:r>
+      <w:r>
+        <w:rPr>
+          <w:rFonts w:ascii="Calibri"/>
+          <w:spacing w:val="-5"/>
+          <w:sz w:val="24"/>
+          <w:lang w:val="en-IN"/>
+        </w:rPr>
+        <w:t> </w:t>
+      </w:r>
+      <w:r>
+        <w:rPr>
+          <w:rFonts w:ascii="Calibri"/>
+          <w:spacing w:val="-5"/>
+          <w:sz w:val="24"/>
+          <w:lang w:val="en-IN"/>
+        </w:rPr>
+        <w:t xml:space="preserve"> </w:t>
+      </w:r>
+      <w:r>
+        <w:rPr>
+          <w:rFonts w:ascii="Calibri"/>
+          <w:spacing w:val="-5"/>
+          <w:sz w:val="24"/>
+          <w:lang w:val="en-IN"/>
+        </w:rPr>
+        <w:t> </w:t>
+      </w:r>
+      <w:r>
+        <w:rPr>
+          <w:rFonts w:ascii="Calibri"/>
+          <w:spacing w:val="-5"/>
+          <w:sz w:val="24"/>
+          <w:lang w:val="en-IN"/>
+        </w:rPr>
+        <w:t xml:space="preserve"> </w:t>
+      </w:r>
+      <w:r>
+        <w:rPr>
+          <w:rFonts w:ascii="Calibri"/>
+          <w:spacing w:val="-5"/>
+          <w:sz w:val="24"/>
+          <w:lang w:val="en-IN"/>
+        </w:rPr>
+        <w:t> </w:t>
+      </w:r>
+      <w:r>
+        <w:rPr>
+          <w:rFonts w:ascii="Calibri"/>
+          <w:spacing w:val="-5"/>
+          <w:sz w:val="24"/>
+          <w:lang w:val="en-IN"/>
+        </w:rPr>
+        <w:t xml:space="preserve"> }</w:t>
+      </w:r>
+    </w:p>
+    <w:p>
+      <w:pPr>
+        <w:spacing w:line="360" w:lineRule="auto"/>
+        <w:rPr>
+          <w:rFonts w:ascii="Calibri"/>
+          <w:spacing w:val="-5"/>
+          <w:sz w:val="24"/>
+          <w:lang w:val="en-IN"/>
+        </w:rPr>
+      </w:pPr>
+      <w:r>
+        <w:rPr>
+          <w:rFonts w:ascii="Calibri"/>
+          <w:spacing w:val="-5"/>
+          <w:sz w:val="24"/>
+          <w:lang w:val="en-IN"/>
+        </w:rPr>
+        <w:t> </w:t>
+      </w:r>
+      <w:r>
+        <w:rPr>
+          <w:rFonts w:ascii="Calibri"/>
+          <w:spacing w:val="-5"/>
+          <w:sz w:val="24"/>
+          <w:lang w:val="en-IN"/>
+        </w:rPr>
+        <w:t xml:space="preserve"> </w:t>
+      </w:r>
+      <w:r>
+        <w:rPr>
+          <w:rFonts w:ascii="Calibri"/>
+          <w:spacing w:val="-5"/>
+          <w:sz w:val="24"/>
+          <w:lang w:val="en-IN"/>
+        </w:rPr>
+        <w:t> </w:t>
+      </w:r>
+      <w:r>
+        <w:rPr>
+          <w:rFonts w:ascii="Calibri"/>
+          <w:spacing w:val="-5"/>
+          <w:sz w:val="24"/>
+          <w:lang w:val="en-IN"/>
+        </w:rPr>
+        <w:t xml:space="preserve"> </w:t>
+      </w:r>
+      <w:r>
+        <w:rPr>
+          <w:rFonts w:ascii="Calibri"/>
+          <w:spacing w:val="-5"/>
+          <w:sz w:val="24"/>
+          <w:lang w:val="en-IN"/>
+        </w:rPr>
+        <w:t> </w:t>
+      </w:r>
+      <w:r>
+        <w:rPr>
+          <w:rFonts w:ascii="Calibri"/>
+          <w:spacing w:val="-5"/>
+          <w:sz w:val="24"/>
+          <w:lang w:val="en-IN"/>
+        </w:rPr>
+        <w:t xml:space="preserve"> </w:t>
+      </w:r>
+      <w:r>
+        <w:rPr>
+          <w:rFonts w:ascii="Calibri"/>
+          <w:spacing w:val="-5"/>
+          <w:sz w:val="24"/>
+          <w:lang w:val="en-IN"/>
+        </w:rPr>
+        <w:t> </w:t>
+      </w:r>
+      <w:r>
+        <w:rPr>
+          <w:rFonts w:ascii="Calibri"/>
+          <w:spacing w:val="-5"/>
+          <w:sz w:val="24"/>
+          <w:lang w:val="en-IN"/>
+        </w:rPr>
+        <w:t xml:space="preserve"> });</w:t>
+      </w:r>
+    </w:p>
+    <w:p>
+      <w:pPr>
+        <w:spacing w:line="360" w:lineRule="auto"/>
+        <w:rPr>
+          <w:rFonts w:ascii="Calibri"/>
+          <w:spacing w:val="-5"/>
+          <w:sz w:val="24"/>
+          <w:lang w:val="en-IN"/>
+        </w:rPr>
+      </w:pPr>
+      <w:r>
+        <w:rPr>
+          <w:rFonts w:ascii="Calibri"/>
+          <w:spacing w:val="-5"/>
+          <w:sz w:val="24"/>
+          <w:lang w:val="en-IN"/>
+        </w:rPr>
+        <w:t> </w:t>
+      </w:r>
+      <w:r>
+        <w:rPr>
+          <w:rFonts w:ascii="Calibri"/>
+          <w:spacing w:val="-5"/>
+          <w:sz w:val="24"/>
+          <w:lang w:val="en-IN"/>
+        </w:rPr>
+        <w:t xml:space="preserve"> </w:t>
+      </w:r>
+      <w:r>
+        <w:rPr>
+          <w:rFonts w:ascii="Calibri"/>
+          <w:spacing w:val="-5"/>
+          <w:sz w:val="24"/>
+          <w:lang w:val="en-IN"/>
+        </w:rPr>
+        <w:t> </w:t>
+      </w:r>
+      <w:r>
+        <w:rPr>
+          <w:rFonts w:ascii="Calibri"/>
+          <w:spacing w:val="-5"/>
+          <w:sz w:val="24"/>
+          <w:lang w:val="en-IN"/>
+        </w:rPr>
+        <w:t xml:space="preserve"> &lt;/script&gt;</w:t>
+      </w:r>
+    </w:p>
+    <w:p>
+      <w:pPr>
+        <w:spacing w:line="360" w:lineRule="auto"/>
+        <w:rPr>
+          <w:rFonts w:ascii="Calibri"/>
+          <w:spacing w:val="-5"/>
+          <w:sz w:val="24"/>
+          <w:lang w:val="en-IN"/>
+        </w:rPr>
+      </w:pPr>
+      <w:r>
+        <w:rPr>
+          <w:rFonts w:ascii="Calibri"/>
+          <w:spacing w:val="-5"/>
+          <w:sz w:val="24"/>
+          <w:lang w:val="en-IN"/>
+        </w:rPr>
+        <w:t>&lt;/body&gt;</w:t>
+      </w:r>
+    </w:p>
+    <w:p>
+      <w:pPr>
+        <w:spacing w:line="360" w:lineRule="auto"/>
+        <w:rPr>
+          <w:rFonts w:ascii="Calibri"/>
+          <w:spacing w:val="-5"/>
+          <w:sz w:val="24"/>
+          <w:lang w:val="en-IN"/>
+        </w:rPr>
+      </w:pPr>
+      <w:r>
+        <w:rPr>
+          <w:rFonts w:ascii="Calibri"/>
+          <w:spacing w:val="-5"/>
+          <w:sz w:val="24"/>
+          <w:lang w:val="en-IN"/>
+        </w:rPr>
+        <w:t>&lt;/html&gt;</w:t>
+      </w:r>
     </w:p>
     <w:sectPr>
       <w:pgSz w:w="11920" w:h="16840"/>
@@ -29858,6 +38110,7 @@
     <w:rsid w:val="0014712C"/>
     <w:rsid w:val="001726B8"/>
     <w:rsid w:val="001D2E1F"/>
+    <w:rsid w:val="00290175"/>
     <w:rsid w:val="003765E2"/>
     <w:rsid w:val="003C4D67"/>
     <w:rsid w:val="00413914"/>
@@ -29865,6 +38118,7 @@
     <w:rsid w:val="00590937"/>
     <w:rsid w:val="005F2BE6"/>
     <w:rsid w:val="008E7090"/>
+    <w:rsid w:val="009F6EDC"/>
     <w:rsid w:val="00E80B28"/>
     <w:rsid w:val="00EB1C87"/>
   </w:rsids>
